--- a/學共教案/教案成果/五年級_國語_蚊帳大使_20260910/教案.docx
+++ b/學共教案/教案成果/五年級_國語_蚊帳大使_20260910/教案.docx
@@ -5021,6 +5021,527 @@
         </w:rPr>
       </w:pPr>
     </w:p>
+    <w:p>
+      <w:r>
+        <w:br w:type="page"/>
+      </w:r>
+      <w:r>
+        <w:rPr>
+          <w:rFonts w:ascii="標楷體" w:hAnsi="標楷體"/>
+          <w:b/>
+        </w:rPr>
+        <w:t>附件一：〈蚊帳大使〉學習單</w:t>
+      </w:r>
+    </w:p>
+    <w:p>
+      <w:r>
+        <w:rPr>
+          <w:rFonts w:ascii="標楷體" w:hAnsi="標楷體"/>
+          <w:b w:val="0"/>
+        </w:rPr>
+        <w:t>本學習單一人一份。第【一】題在導入段完成，第【二】【三】題在小組協同時完成，第【四】題最後兩分鐘各自寫下，下課收回。</w:t>
+      </w:r>
+    </w:p>
+    <w:p>
+      <w:pPr>
+        <w:spacing w:after="0"/>
+      </w:pPr>
+      <w:r>
+        <w:rPr>
+          <w:rFonts w:ascii="標楷體" w:hAnsi="標楷體"/>
+          <w:b w:val="0"/>
+        </w:rPr>
+        <w:t>五年〇班　　座號＿＿＿　　姓名＿＿＿＿＿＿</w:t>
+      </w:r>
+    </w:p>
+    <w:p>
+      <w:pPr>
+        <w:spacing w:after="0"/>
+      </w:pPr>
+      <w:r>
+        <w:rPr>
+          <w:rFonts w:ascii="標楷體" w:hAnsi="標楷體"/>
+          <w:b w:val="0"/>
+        </w:rPr>
+      </w:r>
+    </w:p>
+    <w:p>
+      <w:pPr>
+        <w:spacing w:after="0"/>
+      </w:pPr>
+      <w:r>
+        <w:rPr>
+          <w:rFonts w:ascii="標楷體" w:hAnsi="標楷體"/>
+          <w:b w:val="0"/>
+        </w:rPr>
+        <w:t>【一】凱瑟琳做了什麼？</w:t>
+      </w:r>
+    </w:p>
+    <w:p>
+      <w:pPr>
+        <w:spacing w:after="0"/>
+      </w:pPr>
+      <w:r>
+        <w:rPr>
+          <w:rFonts w:ascii="標楷體" w:hAnsi="標楷體"/>
+          <w:b w:val="0"/>
+        </w:rPr>
+        <w:t>默讀課文第二～九段，把凱瑟琳「做了什麼」依先後順序填進下面六格，並寫出它在課文第幾段。寫不滿六格沒關係。</w:t>
+      </w:r>
+    </w:p>
+    <w:tbl>
+      <w:tblPr>
+        <w:tblStyle w:val="a4"/>
+        <w:tblW w:type="auto" w:w="0"/>
+        <w:tblLook w:firstColumn="1" w:firstRow="1" w:lastColumn="0" w:lastRow="0" w:noHBand="0" w:noVBand="1" w:val="04A0"/>
+        <w:tblLayout w:type="fixed"/>
+      </w:tblPr>
+      <w:tblGrid>
+        <w:gridCol w:w="3489"/>
+        <w:gridCol w:w="3489"/>
+        <w:gridCol w:w="3489"/>
+      </w:tblGrid>
+      <w:tr>
+        <w:trPr>
+          <w:trHeight w:val="1474"/>
+        </w:trPr>
+        <w:tc>
+          <w:tcPr>
+            <w:tcW w:type="dxa" w:w="3402"/>
+          </w:tcPr>
+          <w:p>
+            <w:pPr>
+              <w:spacing w:after="0"/>
+            </w:pPr>
+            <w:r>
+              <w:rPr>
+                <w:rFonts w:ascii="標楷體" w:hAnsi="標楷體"/>
+              </w:rPr>
+              <w:t>① （第　　段）</w:t>
+            </w:r>
+          </w:p>
+        </w:tc>
+        <w:tc>
+          <w:tcPr>
+            <w:tcW w:type="dxa" w:w="3402"/>
+          </w:tcPr>
+          <w:p>
+            <w:pPr>
+              <w:spacing w:after="0"/>
+            </w:pPr>
+            <w:r>
+              <w:rPr>
+                <w:rFonts w:ascii="標楷體" w:hAnsi="標楷體"/>
+              </w:rPr>
+              <w:t>② （第　　段）</w:t>
+            </w:r>
+          </w:p>
+        </w:tc>
+        <w:tc>
+          <w:tcPr>
+            <w:tcW w:type="dxa" w:w="3402"/>
+          </w:tcPr>
+          <w:p>
+            <w:pPr>
+              <w:spacing w:after="0"/>
+            </w:pPr>
+            <w:r>
+              <w:rPr>
+                <w:rFonts w:ascii="標楷體" w:hAnsi="標楷體"/>
+              </w:rPr>
+              <w:t>③ （第　　段）</w:t>
+            </w:r>
+          </w:p>
+        </w:tc>
+      </w:tr>
+      <w:tr>
+        <w:trPr>
+          <w:trHeight w:val="1474"/>
+        </w:trPr>
+        <w:tc>
+          <w:tcPr>
+            <w:tcW w:type="dxa" w:w="3402"/>
+          </w:tcPr>
+          <w:p>
+            <w:pPr>
+              <w:spacing w:after="0"/>
+            </w:pPr>
+            <w:r>
+              <w:rPr>
+                <w:rFonts w:ascii="標楷體" w:hAnsi="標楷體"/>
+                <w:b w:val="0"/>
+              </w:rPr>
+              <w:t>④ （第　　段）</w:t>
+            </w:r>
+          </w:p>
+        </w:tc>
+        <w:tc>
+          <w:tcPr>
+            <w:tcW w:type="dxa" w:w="3402"/>
+          </w:tcPr>
+          <w:p>
+            <w:pPr>
+              <w:spacing w:after="0"/>
+            </w:pPr>
+            <w:r>
+              <w:rPr>
+                <w:rFonts w:ascii="標楷體" w:hAnsi="標楷體"/>
+                <w:b w:val="0"/>
+              </w:rPr>
+              <w:t>⑤ （第　　段）</w:t>
+            </w:r>
+          </w:p>
+        </w:tc>
+        <w:tc>
+          <w:tcPr>
+            <w:tcW w:type="dxa" w:w="3402"/>
+          </w:tcPr>
+          <w:p>
+            <w:pPr>
+              <w:spacing w:after="0"/>
+            </w:pPr>
+            <w:r>
+              <w:rPr>
+                <w:rFonts w:ascii="標楷體" w:hAnsi="標楷體"/>
+                <w:b w:val="0"/>
+              </w:rPr>
+              <w:t>⑥ （第　　段）</w:t>
+            </w:r>
+          </w:p>
+        </w:tc>
+      </w:tr>
+    </w:tbl>
+    <w:p/>
+    <w:p>
+      <w:r>
+        <w:rPr>
+          <w:rFonts w:ascii="標楷體" w:hAnsi="標楷體"/>
+          <w:b/>
+        </w:rPr>
+        <w:t>【二】只能留三件事</w:t>
+        <w:br/>
+        <w:t>如果凱瑟琳只能做其中三件，還有沒有可能讓蓋茲基金會捐出三百萬？</w:t>
+        <w:br/>
+        <w:t>請刪掉三件，每一件都要在課文裡找到理由。</w:t>
+        <w:br/>
+      </w:r>
+    </w:p>
+    <w:tbl>
+      <w:tblPr>
+        <w:tblStyle w:val="a4"/>
+        <w:tblW w:type="auto" w:w="0"/>
+        <w:tblLook w:firstColumn="1" w:firstRow="1" w:lastColumn="0" w:lastRow="0" w:noHBand="0" w:noVBand="1" w:val="04A0"/>
+        <w:tblLayout w:type="fixed"/>
+      </w:tblPr>
+      <w:tblGrid>
+        <w:gridCol w:w="3489"/>
+        <w:gridCol w:w="3489"/>
+        <w:gridCol w:w="3489"/>
+      </w:tblGrid>
+      <w:tr>
+        <w:tc>
+          <w:tcPr>
+            <w:tcW w:type="dxa" w:w="2494"/>
+          </w:tcPr>
+          <w:p>
+            <w:pPr>
+              <w:spacing w:after="0"/>
+            </w:pPr>
+            <w:r>
+              <w:rPr>
+                <w:rFonts w:ascii="標楷體" w:hAnsi="標楷體"/>
+                <w:b/>
+              </w:rPr>
+              <w:t>我要刪掉的</w:t>
+            </w:r>
+          </w:p>
+        </w:tc>
+        <w:tc>
+          <w:tcPr>
+            <w:tcW w:type="dxa" w:w="3969"/>
+          </w:tcPr>
+          <w:p>
+            <w:pPr>
+              <w:spacing w:after="0"/>
+            </w:pPr>
+            <w:r>
+              <w:rPr>
+                <w:rFonts w:ascii="標楷體" w:hAnsi="標楷體"/>
+                <w:b/>
+              </w:rPr>
+              <w:t>理由：課文第＿段說……</w:t>
+            </w:r>
+          </w:p>
+        </w:tc>
+        <w:tc>
+          <w:tcPr>
+            <w:tcW w:type="dxa" w:w="3742"/>
+          </w:tcPr>
+          <w:p>
+            <w:pPr>
+              <w:spacing w:after="0"/>
+            </w:pPr>
+            <w:r>
+              <w:rPr>
+                <w:rFonts w:ascii="標楷體" w:hAnsi="標楷體"/>
+                <w:b/>
+              </w:rPr>
+              <w:t>小組討論後我改變了什麼</w:t>
+            </w:r>
+          </w:p>
+        </w:tc>
+      </w:tr>
+      <w:tr>
+        <w:trPr>
+          <w:trHeight w:val="1247"/>
+        </w:trPr>
+        <w:tc>
+          <w:tcPr>
+            <w:tcW w:type="dxa" w:w="2494"/>
+          </w:tcPr>
+          <w:p>
+            <w:pPr>
+              <w:spacing w:after="0"/>
+            </w:pPr>
+            <w:r>
+              <w:rPr>
+                <w:rFonts w:ascii="標楷體" w:hAnsi="標楷體"/>
+                <w:b w:val="0"/>
+              </w:rPr>
+              <w:t>1.</w:t>
+            </w:r>
+          </w:p>
+        </w:tc>
+        <w:tc>
+          <w:tcPr>
+            <w:tcW w:type="dxa" w:w="3969"/>
+          </w:tcPr>
+          <w:p>
+            <w:pPr>
+              <w:spacing w:after="0"/>
+            </w:pPr>
+            <w:r>
+              <w:rPr>
+                <w:rFonts w:ascii="標楷體" w:hAnsi="標楷體"/>
+                <w:b w:val="0"/>
+              </w:rPr>
+            </w:r>
+          </w:p>
+        </w:tc>
+        <w:tc>
+          <w:tcPr>
+            <w:tcW w:type="dxa" w:w="3742"/>
+          </w:tcPr>
+          <w:p>
+            <w:pPr>
+              <w:spacing w:after="0"/>
+            </w:pPr>
+            <w:r>
+              <w:rPr>
+                <w:rFonts w:ascii="標楷體" w:hAnsi="標楷體"/>
+                <w:b w:val="0"/>
+              </w:rPr>
+            </w:r>
+          </w:p>
+        </w:tc>
+      </w:tr>
+      <w:tr>
+        <w:trPr>
+          <w:trHeight w:val="1247"/>
+        </w:trPr>
+        <w:tc>
+          <w:tcPr>
+            <w:tcW w:type="dxa" w:w="2494"/>
+          </w:tcPr>
+          <w:p>
+            <w:pPr>
+              <w:spacing w:after="0"/>
+            </w:pPr>
+            <w:r>
+              <w:rPr>
+                <w:rFonts w:ascii="標楷體" w:hAnsi="標楷體"/>
+                <w:b w:val="0"/>
+              </w:rPr>
+              <w:t>2.</w:t>
+            </w:r>
+          </w:p>
+        </w:tc>
+        <w:tc>
+          <w:tcPr>
+            <w:tcW w:type="dxa" w:w="3969"/>
+          </w:tcPr>
+          <w:p>
+            <w:pPr>
+              <w:spacing w:after="0"/>
+            </w:pPr>
+            <w:r>
+              <w:rPr>
+                <w:rFonts w:ascii="標楷體" w:hAnsi="標楷體"/>
+                <w:b w:val="0"/>
+              </w:rPr>
+            </w:r>
+          </w:p>
+        </w:tc>
+        <w:tc>
+          <w:tcPr>
+            <w:tcW w:type="dxa" w:w="3742"/>
+          </w:tcPr>
+          <w:p>
+            <w:pPr>
+              <w:spacing w:after="0"/>
+            </w:pPr>
+            <w:r>
+              <w:rPr>
+                <w:rFonts w:ascii="標楷體" w:hAnsi="標楷體"/>
+                <w:b w:val="0"/>
+              </w:rPr>
+            </w:r>
+          </w:p>
+        </w:tc>
+      </w:tr>
+      <w:tr>
+        <w:trPr>
+          <w:trHeight w:val="1247"/>
+        </w:trPr>
+        <w:tc>
+          <w:tcPr>
+            <w:tcW w:type="dxa" w:w="2494"/>
+          </w:tcPr>
+          <w:p>
+            <w:pPr>
+              <w:spacing w:after="0"/>
+            </w:pPr>
+            <w:r>
+              <w:rPr>
+                <w:rFonts w:ascii="標楷體" w:hAnsi="標楷體"/>
+                <w:b w:val="0"/>
+              </w:rPr>
+              <w:t>3.</w:t>
+            </w:r>
+          </w:p>
+        </w:tc>
+        <w:tc>
+          <w:tcPr>
+            <w:tcW w:type="dxa" w:w="3969"/>
+          </w:tcPr>
+          <w:p>
+            <w:pPr>
+              <w:spacing w:after="0"/>
+            </w:pPr>
+            <w:r>
+              <w:rPr>
+                <w:rFonts w:ascii="標楷體" w:hAnsi="標楷體"/>
+                <w:b w:val="0"/>
+              </w:rPr>
+            </w:r>
+          </w:p>
+        </w:tc>
+        <w:tc>
+          <w:tcPr>
+            <w:tcW w:type="dxa" w:w="3742"/>
+          </w:tcPr>
+          <w:p>
+            <w:pPr>
+              <w:spacing w:after="0"/>
+            </w:pPr>
+            <w:r>
+              <w:rPr>
+                <w:rFonts w:ascii="標楷體" w:hAnsi="標楷體"/>
+                <w:b w:val="0"/>
+              </w:rPr>
+            </w:r>
+          </w:p>
+        </w:tc>
+      </w:tr>
+    </w:tbl>
+    <w:p/>
+    <w:p>
+      <w:r>
+        <w:rPr>
+          <w:rFonts w:ascii="標楷體" w:hAnsi="標楷體"/>
+          <w:b/>
+        </w:rPr>
+        <w:t>【三】被你刪掉的那件，真的不重要嗎？</w:t>
+        <w:br/>
+        <w:t>回到課文找找看：被刪掉的三件裡，有沒有哪一件其實牽著後面的事？找到了，就在上面的六格之間用箭頭把它連起來，並在下面寫下你的發現。</w:t>
+        <w:br/>
+      </w:r>
+    </w:p>
+    <w:tbl>
+      <w:tblPr>
+        <w:tblStyle w:val="a4"/>
+        <w:tblW w:type="auto" w:w="0"/>
+        <w:tblLook w:firstColumn="1" w:firstRow="1" w:lastColumn="0" w:lastRow="0" w:noHBand="0" w:noVBand="1" w:val="04A0"/>
+        <w:tblLayout w:type="fixed"/>
+      </w:tblPr>
+      <w:tblGrid>
+        <w:gridCol w:w="10466"/>
+      </w:tblGrid>
+      <w:tr>
+        <w:trPr>
+          <w:trHeight w:val="1701"/>
+        </w:trPr>
+        <w:tc>
+          <w:tcPr>
+            <w:tcW w:type="dxa" w:w="10205"/>
+          </w:tcPr>
+          <w:p>
+            <w:pPr>
+              <w:spacing w:after="0"/>
+            </w:pPr>
+            <w:r>
+              <w:rPr>
+                <w:rFonts w:ascii="標楷體" w:hAnsi="標楷體"/>
+              </w:rPr>
+            </w:r>
+          </w:p>
+        </w:tc>
+      </w:tr>
+    </w:tbl>
+    <w:p/>
+    <w:p>
+      <w:r>
+        <w:rPr>
+          <w:rFonts w:ascii="標楷體" w:hAnsi="標楷體"/>
+          <w:b/>
+        </w:rPr>
+        <w:t>【四】用一句話說出來</w:t>
+        <w:br/>
+        <w:t>凱瑟琳做的這些事，彼此的關聯是＿＿＿＿＿＿＿＿。</w:t>
+      </w:r>
+    </w:p>
+    <w:tbl>
+      <w:tblPr>
+        <w:tblStyle w:val="a4"/>
+        <w:tblW w:type="auto" w:w="0"/>
+        <w:tblLook w:firstColumn="1" w:firstRow="1" w:lastColumn="0" w:lastRow="0" w:noHBand="0" w:noVBand="1" w:val="04A0"/>
+        <w:tblLayout w:type="fixed"/>
+      </w:tblPr>
+      <w:tblGrid>
+        <w:gridCol w:w="10466"/>
+      </w:tblGrid>
+      <w:tr>
+        <w:trPr>
+          <w:trHeight w:val="1361"/>
+        </w:trPr>
+        <w:tc>
+          <w:tcPr>
+            <w:tcW w:type="dxa" w:w="10205"/>
+          </w:tcPr>
+          <w:p>
+            <w:pPr>
+              <w:spacing w:after="0"/>
+            </w:pPr>
+            <w:r>
+              <w:rPr>
+                <w:rFonts w:ascii="標楷體" w:hAnsi="標楷體"/>
+              </w:rPr>
+            </w:r>
+          </w:p>
+        </w:tc>
+      </w:tr>
+    </w:tbl>
+    <w:p/>
     <w:sectPr>
       <w:footerReference w:type="default" r:id="rId11"/>
       <w:pgSz w:w="11906" w:h="16838"/>

--- a/學共教案/教案成果/五年級_國語_蚊帳大使_20260910/教案.docx
+++ b/學共教案/教案成果/五年級_國語_蚊帳大使_20260910/教案.docx
@@ -14,10 +14,10 @@
       </w:pPr>
       <w:r>
         <w:rPr>
-          <w:rFonts w:ascii="標楷體" w:eastAsia="標楷體" w:hAnsi="標楷體" w:hint="eastAsia"/>
+          <w:rFonts w:ascii="新細明體" w:hAnsi="新細明體" w:eastAsia="新細明體" w:cs="新細明體"/>
           <w:color w:val="000000" w:themeColor="text1"/>
-          <w:sz w:val="28"/>
-          <w:szCs w:val="28"/>
+          <w:sz w:val="24"/>
+          <w:szCs w:val="24"/>
         </w:rPr>
         <w:t>新北市〇〇國小教學方案設計〔待補：學校名稱〕</w:t>
       </w:r>
@@ -31,8 +31,10 @@
       </w:pPr>
       <w:r>
         <w:rPr>
-          <w:rFonts w:ascii="標楷體" w:eastAsia="標楷體" w:hAnsi="標楷體" w:hint="eastAsia"/>
+          <w:rFonts w:ascii="新細明體" w:hAnsi="新細明體" w:eastAsia="新細明體" w:cs="新細明體"/>
           <w:color w:val="000000" w:themeColor="text1"/>
+          <w:sz w:val="24"/>
+          <w:szCs w:val="24"/>
         </w:rPr>
         <w:t>授課年級：五 年 〇 班〔待補：班級與人數〕　　　　　　授課日期：〔待補：〇年〇月〇日（星期〇）第〇節〕</w:t>
       </w:r>
@@ -46,8 +48,10 @@
       </w:pPr>
       <w:r>
         <w:rPr>
-          <w:rFonts w:ascii="標楷體" w:eastAsia="標楷體" w:hAnsi="標楷體" w:hint="eastAsia"/>
+          <w:rFonts w:ascii="新細明體" w:hAnsi="新細明體" w:eastAsia="新細明體" w:cs="新細明體"/>
           <w:color w:val="000000" w:themeColor="text1"/>
+          <w:sz w:val="24"/>
+          <w:szCs w:val="24"/>
         </w:rPr>
         <w:t>任教學科：國語文領域　　　　　　教 學 者（教案設計）：〔待補：姓名〕</w:t>
       </w:r>
@@ -61,8 +65,10 @@
       </w:pPr>
       <w:r>
         <w:rPr>
-          <w:rFonts w:ascii="標楷體" w:eastAsia="標楷體" w:hAnsi="標楷體" w:hint="eastAsia"/>
+          <w:rFonts w:ascii="新細明體" w:hAnsi="新細明體" w:eastAsia="新細明體" w:cs="新細明體"/>
           <w:color w:val="000000" w:themeColor="text1"/>
+          <w:sz w:val="24"/>
+          <w:szCs w:val="24"/>
         </w:rPr>
         <w:t>單元名稱：第一單元 第 1 課〈蚊帳大使〉（本節為第 4 節，內容深究）　　備課成員：〔待補：共備夥伴姓名，無則寫「無」〕</w:t>
       </w:r>
@@ -79,8 +85,10 @@
       </w:pPr>
       <w:r>
         <w:rPr>
-          <w:rFonts w:ascii="標楷體" w:eastAsia="標楷體" w:hAnsi="標楷體" w:hint="eastAsia"/>
+          <w:rFonts w:ascii="新細明體" w:hAnsi="新細明體" w:eastAsia="新細明體" w:cs="新細明體"/>
           <w:color w:val="000000" w:themeColor="text1"/>
+          <w:sz w:val="24"/>
+          <w:szCs w:val="24"/>
         </w:rPr>
         <w:t>使用版本：康軒（115 學年度上學期，第九冊）</w:t>
       </w:r>
@@ -124,17 +132,21 @@
             </w:pPr>
             <w:r>
               <w:rPr>
-                <w:rFonts w:ascii="標楷體" w:eastAsia="標楷體" w:hAnsi="標楷體" w:hint="eastAsia"/>
+                <w:rFonts w:ascii="新細明體" w:hAnsi="新細明體" w:eastAsia="新細明體" w:cs="新細明體"/>
                 <w:b/>
                 <w:color w:val="000000" w:themeColor="text1"/>
+                <w:sz w:val="24"/>
+                <w:szCs w:val="24"/>
               </w:rPr>
               <w:t>教學</w:t>
             </w:r>
             <w:r>
               <w:rPr>
-                <w:rFonts w:ascii="標楷體" w:eastAsia="標楷體" w:hAnsi="標楷體" w:hint="eastAsia"/>
+                <w:rFonts w:ascii="新細明體" w:hAnsi="新細明體" w:eastAsia="新細明體" w:cs="新細明體"/>
                 <w:b/>
                 <w:color w:val="000000" w:themeColor="text1"/>
+                <w:sz w:val="24"/>
+                <w:szCs w:val="24"/>
               </w:rPr>
               <w:t>設計理念</w:t>
             </w:r>
@@ -160,8 +172,10 @@
             </w:pPr>
             <w:r>
               <w:rPr>
-                <w:rFonts w:ascii="標楷體" w:hAnsi="標楷體"/>
-                <w:b w:val="0"/>
+                <w:rFonts w:ascii="新細明體" w:hAnsi="新細明體" w:eastAsia="新細明體" w:cs="新細明體"/>
+                <w:b w:val="0"/>
+                <w:sz w:val="24"/>
+                <w:szCs w:val="24"/>
               </w:rPr>
               <w:t>〈蚊帳大使〉不是一篇讚美好人好事的文章。它真正值錢的地方在於：作者把一個五歲小孩「做了什麼」拆成六個看似零碎的動作——存錢、寄蚊帳、義賣做獎狀、四處演講、寄獎狀給貝克漢、寄信給全球富豪——而這六個動作其實串成一條看不見的因果鏈：獎狀先被貝克漢貼上網站，世人才看見；世人看見了，那封寫給比爾．蓋茲的信才有人願意讀完。課本自己在第 10 頁問了「作者提到的各項行動，彼此有何關聯」，這正是本課的爭點。</w:t>
             </w:r>
@@ -172,19 +186,23 @@
             </w:pPr>
             <w:r>
               <w:rPr>
-                <w:rFonts w:ascii="標楷體" w:hAnsi="標楷體"/>
-                <w:b w:val="0"/>
-              </w:rPr>
-            </w:r>
-          </w:p>
-          <w:p>
-            <w:pPr>
-              <w:spacing w:after="0"/>
-            </w:pPr>
-            <w:r>
-              <w:rPr>
-                <w:rFonts w:ascii="標楷體" w:hAnsi="標楷體"/>
-                <w:b w:val="0"/>
+                <w:rFonts w:ascii="新細明體" w:hAnsi="新細明體" w:eastAsia="新細明體" w:cs="新細明體"/>
+                <w:b w:val="0"/>
+                <w:sz w:val="24"/>
+                <w:szCs w:val="24"/>
+              </w:rPr>
+            </w:r>
+          </w:p>
+          <w:p>
+            <w:pPr>
+              <w:spacing w:after="0"/>
+            </w:pPr>
+            <w:r>
+              <w:rPr>
+                <w:rFonts w:ascii="新細明體" w:hAnsi="新細明體" w:eastAsia="新細明體" w:cs="新細明體"/>
+                <w:b w:val="0"/>
+                <w:sz w:val="24"/>
+                <w:szCs w:val="24"/>
               </w:rPr>
               <w:t>五年級學生讀這一課，多半能把凱瑟琳做過的事一件件說出來，卻停在「她很有愛心、很堅持」——能複述情節，說不出情節之間的關係。事件被記成一串珠子，串珠子的線看不見。</w:t>
             </w:r>
@@ -195,19 +213,23 @@
             </w:pPr>
             <w:r>
               <w:rPr>
-                <w:rFonts w:ascii="標楷體" w:hAnsi="標楷體"/>
-                <w:b w:val="0"/>
-              </w:rPr>
-            </w:r>
-          </w:p>
-          <w:p>
-            <w:pPr>
-              <w:spacing w:after="0"/>
-            </w:pPr>
-            <w:r>
-              <w:rPr>
-                <w:rFonts w:ascii="標楷體" w:hAnsi="標楷體"/>
-                <w:b w:val="0"/>
+                <w:rFonts w:ascii="新細明體" w:hAnsi="新細明體" w:eastAsia="新細明體" w:cs="新細明體"/>
+                <w:b w:val="0"/>
+                <w:sz w:val="24"/>
+                <w:szCs w:val="24"/>
+              </w:rPr>
+            </w:r>
+          </w:p>
+          <w:p>
+            <w:pPr>
+              <w:spacing w:after="0"/>
+            </w:pPr>
+            <w:r>
+              <w:rPr>
+                <w:rFonts w:ascii="新細明體" w:hAnsi="新細明體" w:eastAsia="新細明體" w:cs="新細明體"/>
+                <w:b w:val="0"/>
+                <w:sz w:val="24"/>
+                <w:szCs w:val="24"/>
               </w:rPr>
               <w:t>所以本節不講解結構，而是給一個非取捨不可的限制：只能留三件事。學生一旦動手刪，就必須為每一次刪除回到課文段落找理由，鏈條才會自己浮出來。教師在這節課裡不裁決哪一種刪法比較對、不代替學生說出「因為獎狀讓更多人看見」，只做三件事：把不同的刪法攤到全班面前、在學生離開課文時要求回到課文、在學生答對卻停在表層時再往下追一層。</w:t>
             </w:r>
@@ -245,9 +267,11 @@
             </w:pPr>
             <w:r>
               <w:rPr>
-                <w:rFonts w:ascii="標楷體" w:eastAsia="標楷體" w:hAnsi="標楷體" w:hint="eastAsia"/>
+                <w:rFonts w:ascii="新細明體" w:hAnsi="新細明體" w:eastAsia="新細明體" w:cs="新細明體"/>
                 <w:b/>
                 <w:color w:val="000000" w:themeColor="text1"/>
+                <w:sz w:val="24"/>
+                <w:szCs w:val="24"/>
               </w:rPr>
               <w:t>核心素養</w:t>
             </w:r>
@@ -273,9 +297,11 @@
             </w:pPr>
             <w:r>
               <w:rPr>
-                <w:rFonts w:ascii="標楷體" w:eastAsia="標楷體" w:hAnsi="標楷體" w:hint="eastAsia"/>
+                <w:rFonts w:ascii="新細明體" w:hAnsi="新細明體" w:eastAsia="新細明體" w:cs="新細明體"/>
                 <w:b/>
                 <w:color w:val="000000" w:themeColor="text1"/>
+                <w:sz w:val="24"/>
+                <w:szCs w:val="24"/>
               </w:rPr>
               <w:t>總綱</w:t>
             </w:r>
@@ -299,18 +325,22 @@
             <w:proofErr w:type="gramStart"/>
             <w:r>
               <w:rPr>
-                <w:rFonts w:ascii="標楷體" w:eastAsia="標楷體" w:hAnsi="標楷體" w:hint="eastAsia"/>
+                <w:rFonts w:ascii="新細明體" w:hAnsi="新細明體" w:eastAsia="新細明體" w:cs="新細明體"/>
                 <w:b/>
                 <w:color w:val="000000" w:themeColor="text1"/>
+                <w:sz w:val="24"/>
+                <w:szCs w:val="24"/>
               </w:rPr>
               <w:t>領綱具體</w:t>
             </w:r>
             <w:proofErr w:type="gramEnd"/>
             <w:r>
               <w:rPr>
-                <w:rFonts w:ascii="標楷體" w:eastAsia="標楷體" w:hAnsi="標楷體" w:hint="eastAsia"/>
+                <w:rFonts w:ascii="新細明體" w:hAnsi="新細明體" w:eastAsia="新細明體" w:cs="新細明體"/>
                 <w:b/>
                 <w:color w:val="000000" w:themeColor="text1"/>
+                <w:sz w:val="24"/>
+                <w:szCs w:val="24"/>
               </w:rPr>
               <w:t>內涵</w:t>
             </w:r>
@@ -334,8 +364,10 @@
             </w:pPr>
             <w:r>
               <w:rPr>
-                <w:rFonts w:ascii="標楷體" w:hAnsi="標楷體"/>
-                <w:b w:val="0"/>
+                <w:rFonts w:ascii="新細明體" w:hAnsi="新細明體" w:eastAsia="新細明體" w:cs="新細明體"/>
+                <w:b w:val="0"/>
+                <w:sz w:val="24"/>
+                <w:szCs w:val="24"/>
               </w:rPr>
               <w:t>A2 系統思考與解決問題（主）</w:t>
             </w:r>
@@ -359,8 +391,10 @@
             </w:pPr>
             <w:r>
               <w:rPr>
-                <w:rFonts w:ascii="標楷體" w:hAnsi="標楷體"/>
-                <w:b w:val="0"/>
+                <w:rFonts w:ascii="新細明體" w:hAnsi="新細明體" w:eastAsia="新細明體" w:cs="新細明體"/>
+                <w:b w:val="0"/>
+                <w:sz w:val="24"/>
+                <w:szCs w:val="24"/>
               </w:rPr>
               <w:t>國-E-A2 透過國語文學習，掌握文本要旨、發展學習及解決問題策略、初探邏輯思維，並透過體驗與實踐，處理日常生活問題。</w:t>
             </w:r>
@@ -385,8 +419,10 @@
             </w:pPr>
             <w:r>
               <w:rPr>
-                <w:rFonts w:ascii="標楷體" w:hAnsi="標楷體"/>
-                <w:b w:val="0"/>
+                <w:rFonts w:ascii="新細明體" w:hAnsi="新細明體" w:eastAsia="新細明體" w:cs="新細明體"/>
+                <w:b w:val="0"/>
+                <w:sz w:val="24"/>
+                <w:szCs w:val="24"/>
               </w:rPr>
               <w:t>C2 人際關係與團隊合作（輔）</w:t>
             </w:r>
@@ -410,8 +446,10 @@
             </w:pPr>
             <w:r>
               <w:rPr>
-                <w:rFonts w:ascii="標楷體" w:hAnsi="標楷體"/>
-                <w:b w:val="0"/>
+                <w:rFonts w:ascii="新細明體" w:hAnsi="新細明體" w:eastAsia="新細明體" w:cs="新細明體"/>
+                <w:b w:val="0"/>
+                <w:sz w:val="24"/>
+                <w:szCs w:val="24"/>
               </w:rPr>
               <w:t>國-E-C2 與他人互動時，能適切運用語文能力表達個人想法，理解與包容不同意見，樂於參與學校及社區活動，體會團隊合作的重要性。</w:t>
             </w:r>
@@ -451,9 +489,11 @@
             </w:pPr>
             <w:r>
               <w:rPr>
-                <w:rFonts w:ascii="標楷體" w:eastAsia="標楷體" w:hAnsi="標楷體" w:hint="eastAsia"/>
+                <w:rFonts w:ascii="新細明體" w:hAnsi="新細明體" w:eastAsia="新細明體" w:cs="新細明體"/>
                 <w:b/>
                 <w:color w:val="000000" w:themeColor="text1"/>
+                <w:sz w:val="24"/>
+                <w:szCs w:val="24"/>
               </w:rPr>
               <w:t>領域課程綱要</w:t>
             </w:r>
@@ -477,9 +517,11 @@
             </w:pPr>
             <w:r>
               <w:rPr>
-                <w:rFonts w:ascii="標楷體" w:eastAsia="標楷體" w:hAnsi="標楷體"/>
+                <w:rFonts w:ascii="新細明體" w:hAnsi="新細明體" w:eastAsia="新細明體" w:cs="新細明體"/>
                 <w:noProof/>
                 <w:color w:val="000000" w:themeColor="text1"/>
+                <w:sz w:val="24"/>
+                <w:szCs w:val="24"/>
               </w:rPr>
               <mc:AlternateContent>
                 <mc:Choice Requires="wps">
@@ -543,9 +585,11 @@
                                   </w:pPr>
                                   <w:r>
                                     <w:rPr>
-                                      <w:rFonts w:ascii="標楷體" w:eastAsia="標楷體" w:hAnsi="標楷體" w:hint="eastAsia"/>
+                                      <w:rFonts w:ascii="新細明體" w:hAnsi="新細明體" w:eastAsia="新細明體" w:cs="新細明體"/>
                                       <w:b/>
                                       <w:color w:val="000000" w:themeColor="text1"/>
+                                      <w:sz w:val="24"/>
+                                      <w:szCs w:val="24"/>
                                     </w:rPr>
                                     <w:t>學習表現</w:t>
                                   </w:r>
@@ -580,9 +624,11 @@
                             </w:pPr>
                             <w:r>
                               <w:rPr>
-                                <w:rFonts w:ascii="標楷體" w:eastAsia="標楷體" w:hAnsi="標楷體" w:hint="eastAsia"/>
+                                <w:rFonts w:ascii="新細明體" w:hAnsi="新細明體" w:eastAsia="新細明體" w:cs="新細明體"/>
                                 <w:b/>
                                 <w:color w:val="000000" w:themeColor="text1"/>
+                                <w:sz w:val="24"/>
+                                <w:szCs w:val="24"/>
                               </w:rPr>
                               <w:t>學習表現</w:t>
                             </w:r>
@@ -596,9 +642,11 @@
             </w:r>
             <w:r>
               <w:rPr>
-                <w:rFonts w:ascii="標楷體" w:eastAsia="標楷體" w:hAnsi="標楷體"/>
+                <w:rFonts w:ascii="新細明體" w:hAnsi="新細明體" w:eastAsia="新細明體" w:cs="新細明體"/>
                 <w:noProof/>
                 <w:color w:val="000000" w:themeColor="text1"/>
+                <w:sz w:val="24"/>
+                <w:szCs w:val="24"/>
               </w:rPr>
               <mc:AlternateContent>
                 <mc:Choice Requires="wps">
@@ -648,17 +696,21 @@
                                   </w:pPr>
                                   <w:r>
                                     <w:rPr>
-                                      <w:rFonts w:ascii="標楷體" w:eastAsia="標楷體" w:hAnsi="標楷體" w:hint="eastAsia"/>
+                                      <w:rFonts w:ascii="新細明體" w:hAnsi="新細明體" w:eastAsia="新細明體" w:cs="新細明體"/>
                                       <w:b/>
                                       <w:color w:val="000000" w:themeColor="text1"/>
+                                      <w:sz w:val="24"/>
+                                      <w:szCs w:val="24"/>
                                     </w:rPr>
                                     <w:t>學習</w:t>
                                   </w:r>
                                   <w:r>
                                     <w:rPr>
-                                      <w:rFonts w:ascii="標楷體" w:eastAsia="標楷體" w:hAnsi="標楷體" w:hint="eastAsia"/>
+                                      <w:rFonts w:ascii="新細明體" w:hAnsi="新細明體" w:eastAsia="新細明體" w:cs="新細明體"/>
                                       <w:b/>
                                       <w:color w:val="000000" w:themeColor="text1"/>
+                                      <w:sz w:val="24"/>
+                                      <w:szCs w:val="24"/>
                                     </w:rPr>
                                     <w:t>目標</w:t>
                                   </w:r>
@@ -693,17 +745,21 @@
                             </w:pPr>
                             <w:r>
                               <w:rPr>
-                                <w:rFonts w:ascii="標楷體" w:eastAsia="標楷體" w:hAnsi="標楷體" w:hint="eastAsia"/>
+                                <w:rFonts w:ascii="新細明體" w:hAnsi="新細明體" w:eastAsia="新細明體" w:cs="新細明體"/>
                                 <w:b/>
                                 <w:color w:val="000000" w:themeColor="text1"/>
+                                <w:sz w:val="24"/>
+                                <w:szCs w:val="24"/>
                               </w:rPr>
                               <w:t>學習</w:t>
                             </w:r>
                             <w:r>
                               <w:rPr>
-                                <w:rFonts w:ascii="標楷體" w:eastAsia="標楷體" w:hAnsi="標楷體" w:hint="eastAsia"/>
+                                <w:rFonts w:ascii="新細明體" w:hAnsi="新細明體" w:eastAsia="新細明體" w:cs="新細明體"/>
                                 <w:b/>
                                 <w:color w:val="000000" w:themeColor="text1"/>
+                                <w:sz w:val="24"/>
+                                <w:szCs w:val="24"/>
                               </w:rPr>
                               <w:t>目標</w:t>
                             </w:r>
@@ -717,9 +773,11 @@
             </w:r>
             <w:r>
               <w:rPr>
-                <w:rFonts w:ascii="標楷體" w:eastAsia="標楷體" w:hAnsi="標楷體"/>
+                <w:rFonts w:ascii="新細明體" w:hAnsi="新細明體" w:eastAsia="新細明體" w:cs="新細明體"/>
                 <w:noProof/>
                 <w:color w:val="000000" w:themeColor="text1"/>
+                <w:sz w:val="24"/>
+                <w:szCs w:val="24"/>
               </w:rPr>
               <mc:AlternateContent>
                 <mc:Choice Requires="wps">
@@ -791,9 +849,11 @@
             </w:r>
             <w:r>
               <w:rPr>
-                <w:rFonts w:ascii="標楷體" w:eastAsia="標楷體" w:hAnsi="標楷體"/>
+                <w:rFonts w:ascii="新細明體" w:hAnsi="新細明體" w:eastAsia="新細明體" w:cs="新細明體"/>
                 <w:noProof/>
                 <w:color w:val="000000" w:themeColor="text1"/>
+                <w:sz w:val="24"/>
+                <w:szCs w:val="24"/>
               </w:rPr>
               <mc:AlternateContent>
                 <mc:Choice Requires="wps">
@@ -882,8 +942,10 @@
             </w:pPr>
             <w:r>
               <w:rPr>
-                <w:rFonts w:ascii="標楷體" w:hAnsi="標楷體"/>
-                <w:b w:val="0"/>
+                <w:rFonts w:ascii="新細明體" w:hAnsi="新細明體" w:eastAsia="新細明體" w:cs="新細明體"/>
+                <w:b w:val="0"/>
+                <w:sz w:val="24"/>
+                <w:szCs w:val="24"/>
               </w:rPr>
               <w:t>5-III-7 連結相關的知識和經驗，提出自己的觀點，評述文本的內容。</w:t>
             </w:r>
@@ -894,8 +956,10 @@
             </w:pPr>
             <w:r>
               <w:rPr>
-                <w:rFonts w:ascii="標楷體" w:hAnsi="標楷體"/>
-                <w:b w:val="0"/>
+                <w:rFonts w:ascii="新細明體" w:hAnsi="新細明體" w:eastAsia="新細明體" w:cs="新細明體"/>
+                <w:b w:val="0"/>
+                <w:sz w:val="24"/>
+                <w:szCs w:val="24"/>
               </w:rPr>
               <w:t>5-III-8 運用自我提問、推論等策略，發展深度理解課文內容的能力。</w:t>
             </w:r>
@@ -923,8 +987,10 @@
             </w:pPr>
             <w:r>
               <w:rPr>
-                <w:rFonts w:ascii="標楷體" w:hAnsi="標楷體"/>
-                <w:b w:val="0"/>
+                <w:rFonts w:ascii="新細明體" w:hAnsi="新細明體" w:eastAsia="新細明體" w:cs="新細明體"/>
+                <w:b w:val="0"/>
+                <w:sz w:val="24"/>
+                <w:szCs w:val="24"/>
               </w:rPr>
               <w:t>Ad-III-2 篇章的大意、主旨、結構與寓意。</w:t>
             </w:r>
@@ -947,8 +1013,10 @@
             </w:pPr>
             <w:r>
               <w:rPr>
-                <w:rFonts w:ascii="標楷體" w:hAnsi="標楷體"/>
-                <w:b w:val="0"/>
+                <w:rFonts w:ascii="新細明體" w:hAnsi="新細明體" w:eastAsia="新細明體" w:cs="新細明體"/>
+                <w:b w:val="0"/>
+                <w:sz w:val="24"/>
+                <w:szCs w:val="24"/>
               </w:rPr>
               <w:t>1. 能依課文順序找出凱瑟琳的六項行動，排在學習單的行動軸上。</w:t>
             </w:r>
@@ -959,8 +1027,10 @@
             </w:pPr>
             <w:r>
               <w:rPr>
-                <w:rFonts w:ascii="標楷體" w:hAnsi="標楷體"/>
-                <w:b w:val="0"/>
+                <w:rFonts w:ascii="新細明體" w:hAnsi="新細明體" w:eastAsia="新細明體" w:cs="新細明體"/>
+                <w:b w:val="0"/>
+                <w:sz w:val="24"/>
+                <w:szCs w:val="24"/>
               </w:rPr>
               <w:t>2. 能刪去其中三項並回到課文段落舉出依據，說出被留下的行動之間有什麼關聯，最後用一句話歸納。</w:t>
             </w:r>
@@ -974,6 +1044,11 @@
         <w:widowControl/>
       </w:pPr>
       <w:r>
+        <w:rPr>
+          <w:rFonts w:ascii="新細明體" w:hAnsi="新細明體" w:eastAsia="新細明體" w:cs="新細明體"/>
+          <w:sz w:val="24"/>
+          <w:szCs w:val="24"/>
+        </w:rPr>
         <w:br w:type="page"/>
       </w:r>
     </w:p>
@@ -1005,25 +1080,31 @@
             </w:pPr>
             <w:r>
               <w:rPr>
-                <w:rFonts w:ascii="標楷體" w:eastAsia="標楷體" w:hAnsi="標楷體" w:hint="eastAsia"/>
+                <w:rFonts w:ascii="新細明體" w:hAnsi="新細明體" w:eastAsia="新細明體" w:cs="新細明體"/>
                 <w:b/>
                 <w:color w:val="000000" w:themeColor="text1"/>
+                <w:sz w:val="24"/>
+                <w:szCs w:val="24"/>
               </w:rPr>
               <w:t>教材組織</w:t>
             </w:r>
             <w:r>
               <w:rPr>
-                <w:rFonts w:ascii="標楷體" w:eastAsia="標楷體" w:hAnsi="標楷體" w:hint="eastAsia"/>
+                <w:rFonts w:ascii="新細明體" w:hAnsi="新細明體" w:eastAsia="新細明體" w:cs="新細明體"/>
                 <w:b/>
                 <w:color w:val="000000" w:themeColor="text1"/>
+                <w:sz w:val="24"/>
+                <w:szCs w:val="24"/>
               </w:rPr>
               <w:t>與學生</w:t>
             </w:r>
             <w:r>
               <w:rPr>
-                <w:rFonts w:ascii="標楷體" w:eastAsia="標楷體" w:hAnsi="標楷體" w:hint="eastAsia"/>
+                <w:rFonts w:ascii="新細明體" w:hAnsi="新細明體" w:eastAsia="新細明體" w:cs="新細明體"/>
                 <w:b/>
                 <w:color w:val="000000" w:themeColor="text1"/>
+                <w:sz w:val="24"/>
+                <w:szCs w:val="24"/>
               </w:rPr>
               <w:t>分析</w:t>
             </w:r>
@@ -1049,8 +1130,10 @@
             </w:pPr>
             <w:r>
               <w:rPr>
-                <w:rFonts w:ascii="標楷體" w:hAnsi="標楷體"/>
-                <w:b w:val="0"/>
+                <w:rFonts w:ascii="新細明體" w:hAnsi="新細明體" w:eastAsia="新細明體" w:cs="新細明體"/>
+                <w:b w:val="0"/>
+                <w:sz w:val="24"/>
+                <w:szCs w:val="24"/>
               </w:rPr>
               <w:t>一、文本結構分析：(用圖形和文字表示)</w:t>
             </w:r>
@@ -1061,6 +1144,11 @@
               <w:jc w:val="center"/>
             </w:pPr>
             <w:r>
+              <w:rPr>
+                <w:rFonts w:ascii="新細明體" w:hAnsi="新細明體" w:eastAsia="新細明體" w:cs="新細明體"/>
+                <w:sz w:val="24"/>
+                <w:szCs w:val="24"/>
+              </w:rPr>
               <w:drawing>
                 <wp:inline xmlns:a="http://schemas.openxmlformats.org/drawingml/2006/main" xmlns:pic="http://schemas.openxmlformats.org/drawingml/2006/picture">
                   <wp:extent cx="6263999" cy="1094400"/>
@@ -1101,8 +1189,10 @@
             </w:pPr>
             <w:r>
               <w:rPr>
-                <w:rFonts w:ascii="標楷體" w:hAnsi="標楷體"/>
-                <w:b w:val="0"/>
+                <w:rFonts w:ascii="新細明體" w:hAnsi="新細明體" w:eastAsia="新細明體" w:cs="新細明體"/>
+                <w:b w:val="0"/>
+                <w:sz w:val="24"/>
+                <w:szCs w:val="24"/>
               </w:rPr>
               <w:t>本課十段，是一條「想法 → 行動 → 更大的行動」的遞進鏈：第 2 段是起點（五歲的凱瑟琳知道每三十秒有一個孩子死去，說「我們需要做點什麼！」），第 3～9 段是六項行動依序展開，第 10 段是總結段，統整成果並點出主旨。</w:t>
             </w:r>
@@ -1113,8 +1203,10 @@
             </w:pPr>
             <w:r>
               <w:rPr>
-                <w:rFonts w:ascii="標楷體" w:hAnsi="標楷體"/>
-                <w:b w:val="0"/>
+                <w:rFonts w:ascii="新細明體" w:hAnsi="新細明體" w:eastAsia="新細明體" w:cs="新細明體"/>
+                <w:b w:val="0"/>
+                <w:sz w:val="24"/>
+                <w:szCs w:val="24"/>
               </w:rPr>
               <w:t>課本配的兩道題正好指向本課的兩個著力點：學習叮嚀（P.10）問「各項行動彼此有何關聯」，語文讀寫（P.17）指出結尾段用的是總結寫法。習作 P.11 的「想法／行動」流程圖是同一件事的另一種表示法，本節的學習單即由它改編。</w:t>
             </w:r>
@@ -1143,8 +1235,10 @@
             </w:pPr>
             <w:r>
               <w:rPr>
-                <w:rFonts w:ascii="標楷體" w:hAnsi="標楷體"/>
-                <w:b w:val="0"/>
+                <w:rFonts w:ascii="新細明體" w:hAnsi="新細明體" w:eastAsia="新細明體" w:cs="新細明體"/>
+                <w:b w:val="0"/>
+                <w:sz w:val="24"/>
+                <w:szCs w:val="24"/>
               </w:rPr>
               <w:t>二、學生可能面臨學習的困難及發現：</w:t>
             </w:r>
@@ -1155,8 +1249,10 @@
             </w:pPr>
             <w:r>
               <w:rPr>
-                <w:rFonts w:ascii="標楷體" w:hAnsi="標楷體"/>
-                <w:b w:val="0"/>
+                <w:rFonts w:ascii="新細明體" w:hAnsi="新細明體" w:eastAsia="新細明體" w:cs="新細明體"/>
+                <w:b w:val="0"/>
+                <w:sz w:val="24"/>
+                <w:szCs w:val="24"/>
               </w:rPr>
               <w:t>1. 把「行動」和「結果」混為一談——最容易發生在第 9 段：學生會把「蓋茲基金會捐三百萬美元」當成凱瑟琳做的第七件事刪來刪去，但那是別人被打動之後的結果，不是她的行動。</w:t>
             </w:r>
@@ -1167,8 +1263,10 @@
             </w:pPr>
             <w:r>
               <w:rPr>
-                <w:rFonts w:ascii="標楷體" w:hAnsi="標楷體"/>
-                <w:b w:val="0"/>
+                <w:rFonts w:ascii="新細明體" w:hAnsi="新細明體" w:eastAsia="新細明體" w:cs="新細明體"/>
+                <w:b w:val="0"/>
+                <w:sz w:val="24"/>
+                <w:szCs w:val="24"/>
               </w:rPr>
               <w:t>2. 看不出獎狀的傳遞關係——第 5 段做獎狀、第 7 段寄給貝克漢、第 8 段寄給全球富豪，在學生眼中常是三件不相干的事，因而輕易把「寄獎狀給貝克漢」刪掉。</w:t>
             </w:r>
@@ -1179,8 +1277,10 @@
             </w:pPr>
             <w:r>
               <w:rPr>
-                <w:rFonts w:ascii="標楷體" w:hAnsi="標楷體"/>
-                <w:b w:val="0"/>
+                <w:rFonts w:ascii="新細明體" w:hAnsi="新細明體" w:eastAsia="新細明體" w:cs="新細明體"/>
+                <w:b w:val="0"/>
+                <w:sz w:val="24"/>
+                <w:szCs w:val="24"/>
               </w:rPr>
               <w:t>3. 用感覺而非證據取捨——說「演講比較重要」卻指不出課文哪一段，討論會退化成舉手表決。</w:t>
             </w:r>
@@ -1191,8 +1291,10 @@
             </w:pPr>
             <w:r>
               <w:rPr>
-                <w:rFonts w:ascii="標楷體" w:hAnsi="標楷體"/>
-                <w:b w:val="0"/>
+                <w:rFonts w:ascii="新細明體" w:hAnsi="新細明體" w:eastAsia="新細明體" w:cs="新細明體"/>
+                <w:b w:val="0"/>
+                <w:sz w:val="24"/>
+                <w:szCs w:val="24"/>
               </w:rPr>
               <w:t>4. 詞義障礙影響判斷：「募集」「捐贈」「義賣」「基金會」「聚精會神」「喜不自禁」六個詞，前四個直接關係到六項行動的區辨，分不清就刪錯對象。</w:t>
             </w:r>
@@ -1203,8 +1305,10 @@
             </w:pPr>
             <w:r>
               <w:rPr>
-                <w:rFonts w:ascii="標楷體" w:hAnsi="標楷體"/>
-                <w:b w:val="0"/>
+                <w:rFonts w:ascii="新細明體" w:hAnsi="新細明體" w:eastAsia="新細明體" w:cs="新細明體"/>
+                <w:b w:val="0"/>
+                <w:sz w:val="24"/>
+                <w:szCs w:val="24"/>
               </w:rPr>
               <w:t>5. 歸納的那一句寫不出來——能說出「一件帶出一件」，卻寫不成一句完整的話；這正是課本學習叮嚀要的，也是本節最後兩分鐘要留給學生自己完成的動作。</w:t>
             </w:r>
@@ -1235,8 +1339,10 @@
             </w:pPr>
             <w:r>
               <w:rPr>
-                <w:rFonts w:ascii="標楷體" w:hAnsi="標楷體"/>
-                <w:b w:val="0"/>
+                <w:rFonts w:ascii="新細明體" w:hAnsi="新細明體" w:eastAsia="新細明體" w:cs="新細明體"/>
+                <w:b w:val="0"/>
+                <w:sz w:val="24"/>
+                <w:szCs w:val="24"/>
               </w:rPr>
               <w:t>三、特殊學生特性描述：</w:t>
             </w:r>
@@ -1247,8 +1353,10 @@
             </w:pPr>
             <w:r>
               <w:rPr>
-                <w:rFonts w:ascii="標楷體" w:hAnsi="標楷體"/>
-                <w:b w:val="0"/>
+                <w:rFonts w:ascii="新細明體" w:hAnsi="新細明體" w:eastAsia="新細明體" w:cs="新細明體"/>
+                <w:b w:val="0"/>
+                <w:sz w:val="24"/>
+                <w:szCs w:val="24"/>
               </w:rPr>
               <w:t>〔待補：學習停滯、超前、具潛力、幾乎不發言者，請補充並指名到組別；</w:t>
             </w:r>
@@ -1259,8 +1367,10 @@
             </w:pPr>
             <w:r>
               <w:rPr>
-                <w:rFonts w:ascii="標楷體" w:hAnsi="標楷體"/>
-                <w:b w:val="0"/>
+                <w:rFonts w:ascii="新細明體" w:hAnsi="新細明體" w:eastAsia="新細明體" w:cs="新細明體"/>
+                <w:b w:val="0"/>
+                <w:sz w:val="24"/>
+                <w:szCs w:val="24"/>
               </w:rPr>
               <w:t>補完後「本課觀課焦點」第 3 條要一併改為指名對象。〕</w:t>
             </w:r>
@@ -1271,8 +1381,10 @@
     <w:p>
       <w:r>
         <w:rPr>
-          <w:rFonts w:ascii="標楷體" w:hAnsi="標楷體"/>
+          <w:rFonts w:ascii="新細明體" w:hAnsi="新細明體" w:eastAsia="新細明體" w:cs="新細明體"/>
           <w:b/>
+          <w:sz w:val="24"/>
+          <w:szCs w:val="24"/>
         </w:rPr>
         <w:t>教學設計理據</w:t>
       </w:r>
@@ -1285,9 +1397,9 @@
         <w:tblLayout w:type="fixed"/>
       </w:tblPr>
       <w:tblGrid>
-        <w:gridCol w:w="3489"/>
-        <w:gridCol w:w="3489"/>
-        <w:gridCol w:w="3489"/>
+        <w:gridCol w:w="794"/>
+        <w:gridCol w:w="2041"/>
+        <w:gridCol w:w="7597"/>
       </w:tblGrid>
       <w:tr>
         <w:tc>
@@ -1300,8 +1412,10 @@
             </w:pPr>
             <w:r>
               <w:rPr>
-                <w:rFonts w:ascii="標楷體" w:hAnsi="標楷體"/>
+                <w:rFonts w:ascii="新細明體" w:hAnsi="新細明體" w:eastAsia="新細明體" w:cs="新細明體"/>
                 <w:b/>
+                <w:sz w:val="24"/>
+                <w:szCs w:val="24"/>
               </w:rPr>
               <w:t>類</w:t>
             </w:r>
@@ -1317,8 +1431,10 @@
             </w:pPr>
             <w:r>
               <w:rPr>
-                <w:rFonts w:ascii="標楷體" w:hAnsi="標楷體"/>
+                <w:rFonts w:ascii="新細明體" w:hAnsi="新細明體" w:eastAsia="新細明體" w:cs="新細明體"/>
                 <w:b/>
+                <w:sz w:val="24"/>
+                <w:szCs w:val="24"/>
               </w:rPr>
               <w:t>項目</w:t>
             </w:r>
@@ -1334,8 +1450,10 @@
             </w:pPr>
             <w:r>
               <w:rPr>
-                <w:rFonts w:ascii="標楷體" w:hAnsi="標楷體"/>
+                <w:rFonts w:ascii="新細明體" w:hAnsi="新細明體" w:eastAsia="新細明體" w:cs="新細明體"/>
                 <w:b/>
+                <w:sz w:val="24"/>
+                <w:szCs w:val="24"/>
               </w:rPr>
               <w:t>內容</w:t>
             </w:r>
@@ -1354,8 +1472,10 @@
             </w:pPr>
             <w:r>
               <w:rPr>
-                <w:rFonts w:ascii="標楷體" w:hAnsi="標楷體"/>
-                <w:b w:val="0"/>
+                <w:rFonts w:ascii="新細明體" w:hAnsi="新細明體" w:eastAsia="新細明體" w:cs="新細明體"/>
+                <w:b w:val="0"/>
+                <w:sz w:val="24"/>
+                <w:szCs w:val="24"/>
               </w:rPr>
               <w:t>教師</w:t>
             </w:r>
@@ -1371,8 +1491,10 @@
             </w:pPr>
             <w:r>
               <w:rPr>
-                <w:rFonts w:ascii="標楷體" w:hAnsi="標楷體"/>
-                <w:b w:val="0"/>
+                <w:rFonts w:ascii="新細明體" w:hAnsi="新細明體" w:eastAsia="新細明體" w:cs="新細明體"/>
+                <w:b w:val="0"/>
+                <w:sz w:val="24"/>
+                <w:szCs w:val="24"/>
               </w:rPr>
               <w:t>教學過程的構建</w:t>
             </w:r>
@@ -1388,8 +1510,10 @@
             </w:pPr>
             <w:r>
               <w:rPr>
-                <w:rFonts w:ascii="標楷體" w:hAnsi="標楷體"/>
-                <w:b w:val="0"/>
+                <w:rFonts w:ascii="新細明體" w:hAnsi="新細明體" w:eastAsia="新細明體" w:cs="新細明體"/>
+                <w:b w:val="0"/>
+                <w:sz w:val="24"/>
+                <w:szCs w:val="24"/>
               </w:rPr>
               <w:t>路徑：默讀圈行動—排出行動軸—Pair 補漏—拋出「只能留三件」—各自刪並標段落—四人組協同與白板—全班串連分歧—回到課文驗證—各自寫下歸納句。教師不裁決哪一種刪法對，只負責把不同刪法攤開來。</w:t>
             </w:r>
@@ -1414,8 +1538,10 @@
             </w:pPr>
             <w:r>
               <w:rPr>
-                <w:rFonts w:ascii="標楷體" w:hAnsi="標楷體"/>
-                <w:b w:val="0"/>
+                <w:rFonts w:ascii="新細明體" w:hAnsi="新細明體" w:eastAsia="新細明體" w:cs="新細明體"/>
+                <w:b w:val="0"/>
+                <w:sz w:val="24"/>
+                <w:szCs w:val="24"/>
               </w:rPr>
               <w:t>師生問題的生成</w:t>
             </w:r>
@@ -1431,8 +1557,10 @@
             </w:pPr>
             <w:r>
               <w:rPr>
-                <w:rFonts w:ascii="標楷體" w:hAnsi="標楷體"/>
-                <w:b w:val="0"/>
+                <w:rFonts w:ascii="新細明體" w:hAnsi="新細明體" w:eastAsia="新細明體" w:cs="新細明體"/>
+                <w:b w:val="0"/>
+                <w:sz w:val="24"/>
+                <w:szCs w:val="24"/>
               </w:rPr>
               <w:t>預想學生會提出的問題：</w:t>
               <w:br/>
@@ -1469,8 +1597,10 @@
             </w:pPr>
             <w:r>
               <w:rPr>
-                <w:rFonts w:ascii="標楷體" w:hAnsi="標楷體"/>
-                <w:b w:val="0"/>
+                <w:rFonts w:ascii="新細明體" w:hAnsi="新細明體" w:eastAsia="新細明體" w:cs="新細明體"/>
+                <w:b w:val="0"/>
+                <w:sz w:val="24"/>
+                <w:szCs w:val="24"/>
               </w:rPr>
               <w:t>教學活動的開展</w:t>
             </w:r>
@@ -1486,8 +1616,10 @@
             </w:pPr>
             <w:r>
               <w:rPr>
-                <w:rFonts w:ascii="標楷體" w:hAnsi="標楷體"/>
-                <w:b w:val="0"/>
+                <w:rFonts w:ascii="新細明體" w:hAnsi="新細明體" w:eastAsia="新細明體" w:cs="新細明體"/>
+                <w:b w:val="0"/>
+                <w:sz w:val="24"/>
+                <w:szCs w:val="24"/>
               </w:rPr>
               <w:t>默讀劃記 → 學習單行動軸 → Pair 對照補漏 → 個人刪除與標段落 → 四人組協同、小白板書寫 → 白板張貼與音讀分享 → 全班串連 → 個人歸納句書寫。</w:t>
             </w:r>
@@ -1512,8 +1644,10 @@
             </w:pPr>
             <w:r>
               <w:rPr>
-                <w:rFonts w:ascii="標楷體" w:hAnsi="標楷體"/>
-                <w:b w:val="0"/>
+                <w:rFonts w:ascii="新細明體" w:hAnsi="新細明體" w:eastAsia="新細明體" w:cs="新細明體"/>
+                <w:b w:val="0"/>
+                <w:sz w:val="24"/>
+                <w:szCs w:val="24"/>
               </w:rPr>
               <w:t>教學語言的優化</w:t>
             </w:r>
@@ -1529,8 +1663,10 @@
             </w:pPr>
             <w:r>
               <w:rPr>
-                <w:rFonts w:ascii="標楷體" w:hAnsi="標楷體"/>
-                <w:b w:val="0"/>
+                <w:rFonts w:ascii="新細明體" w:hAnsi="新細明體" w:eastAsia="新細明體" w:cs="新細明體"/>
+                <w:b w:val="0"/>
+                <w:sz w:val="24"/>
+                <w:szCs w:val="24"/>
               </w:rPr>
               <w:t>拋出課題後即停止說話，把課文交還給學生；不使用「很好」「答對了」這類即時評價，以免收回發言權。學生沉默時等待，不催、不換人。站位固定在小組外圍能納入全班視域處，音量壓低到只有該組聽得見。</w:t>
             </w:r>
@@ -1549,8 +1685,10 @@
             </w:pPr>
             <w:r>
               <w:rPr>
-                <w:rFonts w:ascii="標楷體" w:hAnsi="標楷體"/>
-                <w:b w:val="0"/>
+                <w:rFonts w:ascii="新細明體" w:hAnsi="新細明體" w:eastAsia="新細明體" w:cs="新細明體"/>
+                <w:b w:val="0"/>
+                <w:sz w:val="24"/>
+                <w:szCs w:val="24"/>
               </w:rPr>
               <w:t>教材</w:t>
             </w:r>
@@ -1566,8 +1704,10 @@
             </w:pPr>
             <w:r>
               <w:rPr>
-                <w:rFonts w:ascii="標楷體" w:hAnsi="標楷體"/>
-                <w:b w:val="0"/>
+                <w:rFonts w:ascii="新細明體" w:hAnsi="新細明體" w:eastAsia="新細明體" w:cs="新細明體"/>
+                <w:b w:val="0"/>
+                <w:sz w:val="24"/>
+                <w:szCs w:val="24"/>
               </w:rPr>
               <w:t>教具的使用策略</w:t>
             </w:r>
@@ -1583,8 +1723,10 @@
             </w:pPr>
             <w:r>
               <w:rPr>
-                <w:rFonts w:ascii="標楷體" w:hAnsi="標楷體"/>
-                <w:b w:val="0"/>
+                <w:rFonts w:ascii="新細明體" w:hAnsi="新細明體" w:eastAsia="新細明體" w:cs="新細明體"/>
+                <w:b w:val="0"/>
+                <w:sz w:val="24"/>
+                <w:szCs w:val="24"/>
               </w:rPr>
               <w:t>小白板一組一片，寫「我們留下的三件＋每件的課文段落」，張貼黑板後全班一次看見各組差異，這是串連的素材。投影僅用兩次：確認六項行動的共同版本、放大爭議段落（第 5、7、8 段）供全班共讀。</w:t>
             </w:r>
@@ -1609,8 +1751,10 @@
             </w:pPr>
             <w:r>
               <w:rPr>
-                <w:rFonts w:ascii="標楷體" w:hAnsi="標楷體"/>
-                <w:b w:val="0"/>
+                <w:rFonts w:ascii="新細明體" w:hAnsi="新細明體" w:eastAsia="新細明體" w:cs="新細明體"/>
+                <w:b w:val="0"/>
+                <w:sz w:val="24"/>
+                <w:szCs w:val="24"/>
               </w:rPr>
               <w:t>教材的使用價值</w:t>
             </w:r>
@@ -1626,8 +1770,10 @@
             </w:pPr>
             <w:r>
               <w:rPr>
-                <w:rFonts w:ascii="標楷體" w:hAnsi="標楷體"/>
-                <w:b w:val="0"/>
+                <w:rFonts w:ascii="新細明體" w:hAnsi="新細明體" w:eastAsia="新細明體" w:cs="新細明體"/>
+                <w:b w:val="0"/>
+                <w:sz w:val="24"/>
+                <w:szCs w:val="24"/>
               </w:rPr>
               <w:t>陳麗雲寫的是真人真事（凱瑟琳，只要蚊帳協會，2018 年來臺演講），事件有明確的時間序與因果鏈，適合用來練「看出事件之間的關係」。主角與學生同齡，取捨的討論不會停在道德讚美，而能落到「一個小孩的行動為什麼會被世界看見」。</w:t>
             </w:r>
@@ -1652,8 +1798,10 @@
             </w:pPr>
             <w:r>
               <w:rPr>
-                <w:rFonts w:ascii="標楷體" w:hAnsi="標楷體"/>
-                <w:b w:val="0"/>
+                <w:rFonts w:ascii="新細明體" w:hAnsi="新細明體" w:eastAsia="新細明體" w:cs="新細明體"/>
+                <w:b w:val="0"/>
+                <w:sz w:val="24"/>
+                <w:szCs w:val="24"/>
               </w:rPr>
               <w:t>教學目標的設計</w:t>
             </w:r>
@@ -1669,8 +1817,10 @@
             </w:pPr>
             <w:r>
               <w:rPr>
-                <w:rFonts w:ascii="標楷體" w:hAnsi="標楷體"/>
-                <w:b w:val="0"/>
+                <w:rFonts w:ascii="新細明體" w:hAnsi="新細明體" w:eastAsia="新細明體" w:cs="新細明體"/>
+                <w:b w:val="0"/>
+                <w:sz w:val="24"/>
+                <w:szCs w:val="24"/>
               </w:rPr>
               <w:t>目標訂為「刪三件並舉出課文依據，說出留下的行動之間有什麼關聯」，而非「理解課文大意」——因為大意在前三節已處理，本節要評的是關聯，而關聯必須靠取捨才會現形，靠複述看不出來。</w:t>
             </w:r>
@@ -1695,8 +1845,10 @@
             </w:pPr>
             <w:r>
               <w:rPr>
-                <w:rFonts w:ascii="標楷體" w:hAnsi="標楷體"/>
-                <w:b w:val="0"/>
+                <w:rFonts w:ascii="新細明體" w:hAnsi="新細明體" w:eastAsia="新細明體" w:cs="新細明體"/>
+                <w:b w:val="0"/>
+                <w:sz w:val="24"/>
+                <w:szCs w:val="24"/>
               </w:rPr>
               <w:t>學科作業的設計</w:t>
             </w:r>
@@ -1712,8 +1864,10 @@
             </w:pPr>
             <w:r>
               <w:rPr>
-                <w:rFonts w:ascii="標楷體" w:hAnsi="標楷體"/>
-                <w:b w:val="0"/>
+                <w:rFonts w:ascii="新細明體" w:hAnsi="新細明體" w:eastAsia="新細明體" w:cs="新細明體"/>
+                <w:b w:val="0"/>
+                <w:sz w:val="24"/>
+                <w:szCs w:val="24"/>
               </w:rPr>
               <w:t>學習單一人一份、協同化：正面是「行動軸」六格（依序填凱瑟琳做的事）；反面左欄「我要刪掉的三件＋課文第幾段的理由」、右欄「小組討論後我改變了什麼」，最下方一行「用一句話說出留下來的行動之間有什麼關聯」。反面右欄是給觀課者看見學習如何發生的證據。</w:t>
             </w:r>
@@ -1732,8 +1886,10 @@
             </w:pPr>
             <w:r>
               <w:rPr>
-                <w:rFonts w:ascii="標楷體" w:hAnsi="標楷體"/>
-                <w:b w:val="0"/>
+                <w:rFonts w:ascii="新細明體" w:hAnsi="新細明體" w:eastAsia="新細明體" w:cs="新細明體"/>
+                <w:b w:val="0"/>
+                <w:sz w:val="24"/>
+                <w:szCs w:val="24"/>
               </w:rPr>
               <w:t>學生</w:t>
             </w:r>
@@ -1749,8 +1905,10 @@
             </w:pPr>
             <w:r>
               <w:rPr>
-                <w:rFonts w:ascii="標楷體" w:hAnsi="標楷體"/>
-                <w:b w:val="0"/>
+                <w:rFonts w:ascii="新細明體" w:hAnsi="新細明體" w:eastAsia="新細明體" w:cs="新細明體"/>
+                <w:b w:val="0"/>
+                <w:sz w:val="24"/>
+                <w:szCs w:val="24"/>
               </w:rPr>
               <w:t>學生的心智水平</w:t>
             </w:r>
@@ -1766,8 +1924,10 @@
             </w:pPr>
             <w:r>
               <w:rPr>
-                <w:rFonts w:ascii="標楷體" w:hAnsi="標楷體"/>
-                <w:b w:val="0"/>
+                <w:rFonts w:ascii="新細明體" w:hAnsi="新細明體" w:eastAsia="新細明體" w:cs="新細明體"/>
+                <w:b w:val="0"/>
+                <w:sz w:val="24"/>
+                <w:szCs w:val="24"/>
               </w:rPr>
               <w:t>已會：依序摘取事件、找出段落關鍵句、寫出全文大意（四年級與本課前三節已處理）。未會：說出事件與事件之間的因果與遞進關係；把關聯壓縮成一句歸納句。〔待補：本班在前三節的實際表現，請教師補充後再校準〕</w:t>
             </w:r>
@@ -1792,8 +1952,10 @@
             </w:pPr>
             <w:r>
               <w:rPr>
-                <w:rFonts w:ascii="標楷體" w:hAnsi="標楷體"/>
-                <w:b w:val="0"/>
+                <w:rFonts w:ascii="新細明體" w:hAnsi="新細明體" w:eastAsia="新細明體" w:cs="新細明體"/>
+                <w:b w:val="0"/>
+                <w:sz w:val="24"/>
+                <w:szCs w:val="24"/>
               </w:rPr>
               <w:t>學習方式的選擇</w:t>
             </w:r>
@@ -1809,8 +1971,10 @@
             </w:pPr>
             <w:r>
               <w:rPr>
-                <w:rFonts w:ascii="標楷體" w:hAnsi="標楷體"/>
-                <w:b w:val="0"/>
+                <w:rFonts w:ascii="新細明體" w:hAnsi="新細明體" w:eastAsia="新細明體" w:cs="新細明體"/>
+                <w:b w:val="0"/>
+                <w:sz w:val="24"/>
+                <w:szCs w:val="24"/>
               </w:rPr>
               <w:t>先個人默讀劃記（保障每個人都有自己的答案才進協同）→ Pair 對照補漏（低風險，先讓沒圈完的人補齊，不必在全班面前承認）→ 四人組協同（差異夠多，非說服不可）→ 全班串連 → 回到個人寫歸納句（把全班的思考收回到每個人自己手上）。</w:t>
             </w:r>
@@ -1829,8 +1993,10 @@
             </w:pPr>
             <w:r>
               <w:rPr>
-                <w:rFonts w:ascii="標楷體" w:hAnsi="標楷體"/>
-                <w:b w:val="0"/>
+                <w:rFonts w:ascii="新細明體" w:hAnsi="新細明體" w:eastAsia="新細明體" w:cs="新細明體"/>
+                <w:b w:val="0"/>
+                <w:sz w:val="24"/>
+                <w:szCs w:val="24"/>
               </w:rPr>
               <w:t>環境</w:t>
             </w:r>
@@ -1846,8 +2012,10 @@
             </w:pPr>
             <w:r>
               <w:rPr>
-                <w:rFonts w:ascii="標楷體" w:hAnsi="標楷體"/>
-                <w:b w:val="0"/>
+                <w:rFonts w:ascii="新細明體" w:hAnsi="新細明體" w:eastAsia="新細明體" w:cs="新細明體"/>
+                <w:b w:val="0"/>
+                <w:sz w:val="24"/>
+                <w:szCs w:val="24"/>
               </w:rPr>
               <w:t>教學情景的創設</w:t>
             </w:r>
@@ -1863,8 +2031,10 @@
             </w:pPr>
             <w:r>
               <w:rPr>
-                <w:rFonts w:ascii="標楷體" w:hAnsi="標楷體"/>
-                <w:b w:val="0"/>
+                <w:rFonts w:ascii="新細明體" w:hAnsi="新細明體" w:eastAsia="新細明體" w:cs="新細明體"/>
+                <w:b w:val="0"/>
+                <w:sz w:val="24"/>
+                <w:szCs w:val="24"/>
               </w:rPr>
               <w:t>ㄇ字型加四人組座位：ㄇ字型讓全班串連時彼此看得見臉，四人組讓小白板放得下、四本課本攤得開。黑板下緣預留張貼小白板的橫排空間，各組白板一次全貼、並排比較，差異才看得見。</w:t>
             </w:r>
@@ -1889,8 +2059,10 @@
             </w:pPr>
             <w:r>
               <w:rPr>
-                <w:rFonts w:ascii="標楷體" w:hAnsi="標楷體"/>
-                <w:b w:val="0"/>
+                <w:rFonts w:ascii="新細明體" w:hAnsi="新細明體" w:eastAsia="新細明體" w:cs="新細明體"/>
+                <w:b w:val="0"/>
+                <w:sz w:val="24"/>
+                <w:szCs w:val="24"/>
               </w:rPr>
               <w:t>課程資源的開發</w:t>
             </w:r>
@@ -1906,8 +2078,10 @@
             </w:pPr>
             <w:r>
               <w:rPr>
-                <w:rFonts w:ascii="標楷體" w:hAnsi="標楷體"/>
-                <w:b w:val="0"/>
+                <w:rFonts w:ascii="新細明體" w:hAnsi="新細明體" w:eastAsia="新細明體" w:cs="新細明體"/>
+                <w:b w:val="0"/>
+                <w:sz w:val="24"/>
+                <w:szCs w:val="24"/>
               </w:rPr>
               <w:t>課本第 8～17 頁與習作 P.11 的「想法／行動」流程圖為主要資源；備一份只要蚊帳協會的蚊帳照片與售價資訊，只在有學生問「一頂蚊帳到底多少錢」時投影，不主動拿出來，以免把討論帶離文本。</w:t>
             </w:r>
@@ -1921,6 +2095,11 @@
         <w:widowControl/>
       </w:pPr>
       <w:r>
+        <w:rPr>
+          <w:rFonts w:ascii="新細明體" w:hAnsi="新細明體" w:eastAsia="新細明體" w:cs="新細明體"/>
+          <w:sz w:val="24"/>
+          <w:szCs w:val="24"/>
+        </w:rPr>
         <w:br w:type="page"/>
       </w:r>
     </w:p>
@@ -1956,8 +2135,10 @@
             </w:pPr>
             <w:r>
               <w:rPr>
-                <w:rFonts w:ascii="標楷體" w:hAnsi="標楷體"/>
+                <w:rFonts w:ascii="新細明體" w:hAnsi="新細明體" w:eastAsia="新細明體" w:cs="新細明體"/>
                 <w:b/>
+                <w:sz w:val="24"/>
+                <w:szCs w:val="24"/>
               </w:rPr>
               <w:t>各節次學習活動設計的重點（本次公開課為第四節）</w:t>
             </w:r>
@@ -1966,7 +2147,7 @@
       </w:tr>
       <w:tr>
         <w:trPr>
-          <w:trHeight w:val="7338"/>
+          <w:trHeight w:val="2608"/>
         </w:trPr>
         <w:tc>
           <w:tcPr>
@@ -1987,8 +2168,10 @@
             </w:pPr>
             <w:r>
               <w:rPr>
-                <w:rFonts w:ascii="標楷體" w:hAnsi="標楷體"/>
-                <w:b w:val="0"/>
+                <w:rFonts w:ascii="新細明體" w:hAnsi="新細明體" w:eastAsia="新細明體" w:cs="新細明體"/>
+                <w:b w:val="0"/>
+                <w:sz w:val="24"/>
+                <w:szCs w:val="24"/>
               </w:rPr>
               <w:t>本課共 6 節。第 1 節朗讀課文與生字詞語（含「募集、捐贈、義賣、基金會」四個關鍵詞的初步理解）；第 2 節分段與大意；第 3 節詞語運用與句型練習。本節為第 4 節，專做內容深究——字詞與大意都已處理掉，所以整節時間可以全部押在「行動之間的關聯」這個爭點上。第 5、6 節接語文讀寫（總結段的寫法）與習作。〔節數與前三節落點為推估，請教師依實際進度校對〕</w:t>
             </w:r>
@@ -2030,17 +2213,55 @@
             </w:pPr>
             <w:r>
               <w:rPr>
+                <w:rFonts w:ascii="新細明體" w:hAnsi="新細明體" w:eastAsia="新細明體" w:cs="新細明體"/>
+                <w:b/>
+                <w:color w:val="000000" w:themeColor="text1"/>
+                <w:sz w:val="24"/>
+                <w:szCs w:val="24"/>
+              </w:rPr>
+              <w:t>流程</w:t>
+            </w:r>
+          </w:p>
+        </w:tc>
+        <w:tc>
+          <w:tcPr>
+            <w:tcW w:w="2542" w:type="pct"/>
+            <w:vAlign w:val="center"/>
+          </w:tcPr>
+          <w:p>
+            <w:pPr>
+              <w:jc w:val="both"/>
+              <w:rPr>
                 <w:rFonts w:ascii="標楷體" w:eastAsia="標楷體" w:hAnsi="標楷體"/>
                 <w:b/>
                 <w:color w:val="000000" w:themeColor="text1"/>
               </w:rPr>
-              <w:t>流程</w:t>
-            </w:r>
-          </w:p>
-        </w:tc>
-        <w:tc>
-          <w:tcPr>
-            <w:tcW w:w="2542" w:type="pct"/>
+            </w:pPr>
+            <w:r>
+              <w:rPr>
+                <w:rFonts w:ascii="新細明體" w:hAnsi="新細明體" w:eastAsia="新細明體" w:cs="新細明體"/>
+                <w:b/>
+                <w:color w:val="000000" w:themeColor="text1"/>
+                <w:sz w:val="24"/>
+                <w:szCs w:val="24"/>
+              </w:rPr>
+              <w:t>教學活動</w:t>
+            </w:r>
+            <w:r>
+              <w:rPr>
+                <w:rFonts w:ascii="新細明體" w:hAnsi="新細明體" w:eastAsia="新細明體" w:cs="新細明體"/>
+                <w:b/>
+                <w:color w:val="000000" w:themeColor="text1"/>
+                <w:sz w:val="24"/>
+                <w:szCs w:val="24"/>
+              </w:rPr>
+              <w:t>內容</w:t>
+            </w:r>
+          </w:p>
+        </w:tc>
+        <w:tc>
+          <w:tcPr>
+            <w:tcW w:w="1538" w:type="pct"/>
             <w:vAlign w:val="center"/>
           </w:tcPr>
           <w:p>
@@ -2054,73 +2275,45 @@
             </w:pPr>
             <w:r>
               <w:rPr>
-                <w:rFonts w:ascii="標楷體" w:eastAsia="標楷體" w:hAnsi="標楷體" w:hint="eastAsia"/>
-                <w:b/>
-                <w:color w:val="000000" w:themeColor="text1"/>
-              </w:rPr>
-              <w:t>教學活動</w:t>
-            </w:r>
-            <w:r>
+                <w:rFonts w:ascii="新細明體" w:hAnsi="新細明體" w:eastAsia="新細明體" w:cs="新細明體"/>
+                <w:color w:val="000000" w:themeColor="text1"/>
+                <w:sz w:val="24"/>
+                <w:szCs w:val="24"/>
+              </w:rPr>
+              <w:t>教師支援</w:t>
+            </w:r>
+            <w:r>
+              <w:rPr>
+                <w:rFonts w:ascii="新細明體" w:hAnsi="新細明體" w:eastAsia="新細明體" w:cs="新細明體"/>
+                <w:color w:val="000000" w:themeColor="text1"/>
+                <w:sz w:val="24"/>
+                <w:szCs w:val="24"/>
+              </w:rPr>
+              <w:t>、學習引導</w:t>
+            </w:r>
+          </w:p>
+        </w:tc>
+        <w:tc>
+          <w:tcPr>
+            <w:tcW w:w="387" w:type="pct"/>
+            <w:vAlign w:val="center"/>
+          </w:tcPr>
+          <w:p>
+            <w:pPr>
+              <w:jc w:val="center"/>
               <w:rPr>
                 <w:rFonts w:ascii="標楷體" w:eastAsia="標楷體" w:hAnsi="標楷體"/>
                 <w:b/>
                 <w:color w:val="000000" w:themeColor="text1"/>
               </w:rPr>
-              <w:t>內容</w:t>
-            </w:r>
-          </w:p>
-        </w:tc>
-        <w:tc>
-          <w:tcPr>
-            <w:tcW w:w="1538" w:type="pct"/>
-            <w:vAlign w:val="center"/>
-          </w:tcPr>
-          <w:p>
-            <w:pPr>
-              <w:jc w:val="both"/>
-              <w:rPr>
-                <w:rFonts w:ascii="標楷體" w:eastAsia="標楷體" w:hAnsi="標楷體"/>
+            </w:pPr>
+            <w:r>
+              <w:rPr>
+                <w:rFonts w:ascii="新細明體" w:hAnsi="新細明體" w:eastAsia="新細明體" w:cs="新細明體"/>
                 <w:b/>
                 <w:color w:val="000000" w:themeColor="text1"/>
-              </w:rPr>
-            </w:pPr>
-            <w:r>
-              <w:rPr>
-                <w:rFonts w:eastAsia="標楷體" w:hAnsi="標楷體"/>
-                <w:color w:val="000000" w:themeColor="text1"/>
-                <w:szCs w:val="24"/>
-              </w:rPr>
-              <w:t>教師支援</w:t>
-            </w:r>
-            <w:r>
-              <w:rPr>
-                <w:rFonts w:eastAsia="標楷體" w:hAnsi="標楷體" w:hint="eastAsia"/>
-                <w:color w:val="000000" w:themeColor="text1"/>
-                <w:szCs w:val="24"/>
-              </w:rPr>
-              <w:t>、學習引導</w:t>
-            </w:r>
-          </w:p>
-        </w:tc>
-        <w:tc>
-          <w:tcPr>
-            <w:tcW w:w="387" w:type="pct"/>
-            <w:vAlign w:val="center"/>
-          </w:tcPr>
-          <w:p>
-            <w:pPr>
-              <w:jc w:val="center"/>
-              <w:rPr>
-                <w:rFonts w:ascii="標楷體" w:eastAsia="標楷體" w:hAnsi="標楷體"/>
-                <w:b/>
-                <w:color w:val="000000" w:themeColor="text1"/>
-              </w:rPr>
-            </w:pPr>
-            <w:r>
-              <w:rPr>
-                <w:rFonts w:ascii="標楷體" w:eastAsia="標楷體" w:hAnsi="標楷體"/>
-                <w:b/>
-                <w:color w:val="000000" w:themeColor="text1"/>
+                <w:sz w:val="24"/>
+                <w:szCs w:val="24"/>
               </w:rPr>
               <w:t>時間</w:t>
             </w:r>
@@ -2147,8 +2340,10 @@
             </w:pPr>
             <w:r>
               <w:rPr>
-                <w:rFonts w:ascii="標楷體" w:hAnsi="標楷體"/>
+                <w:rFonts w:ascii="新細明體" w:hAnsi="新細明體" w:eastAsia="新細明體" w:cs="新細明體"/>
                 <w:b/>
+                <w:sz w:val="24"/>
+                <w:szCs w:val="24"/>
               </w:rPr>
               <w:t>導入與發現</w:t>
             </w:r>
@@ -2159,8 +2354,10 @@
             </w:pPr>
             <w:r>
               <w:rPr>
-                <w:rFonts w:ascii="標楷體" w:hAnsi="標楷體"/>
+                <w:rFonts w:ascii="新細明體" w:hAnsi="新細明體" w:eastAsia="新細明體" w:cs="新細明體"/>
                 <w:b/>
+                <w:sz w:val="24"/>
+                <w:szCs w:val="24"/>
               </w:rPr>
               <w:t>（傾聽）</w:t>
             </w:r>
@@ -2185,8 +2382,10 @@
             </w:pPr>
             <w:r>
               <w:rPr>
-                <w:rFonts w:ascii="標楷體" w:hAnsi="標楷體"/>
-                <w:b w:val="0"/>
+                <w:rFonts w:ascii="新細明體" w:hAnsi="新細明體" w:eastAsia="新細明體" w:cs="新細明體"/>
+                <w:b w:val="0"/>
+                <w:sz w:val="24"/>
+                <w:szCs w:val="24"/>
               </w:rPr>
               <w:t>1. 默讀圈行動（3 分）</w:t>
             </w:r>
@@ -2197,8 +2396,10 @@
             </w:pPr>
             <w:r>
               <w:rPr>
-                <w:rFonts w:ascii="標楷體" w:hAnsi="標楷體"/>
-                <w:b w:val="0"/>
+                <w:rFonts w:ascii="新細明體" w:hAnsi="新細明體" w:eastAsia="新細明體" w:cs="新細明體"/>
+                <w:b w:val="0"/>
+                <w:sz w:val="24"/>
+                <w:szCs w:val="24"/>
               </w:rPr>
               <w:t>各自默讀課文第 2～9 段，把「凱瑟琳做了什麼」一件一件圈起來。</w:t>
             </w:r>
@@ -2209,19 +2410,23 @@
             </w:pPr>
             <w:r>
               <w:rPr>
-                <w:rFonts w:ascii="標楷體" w:hAnsi="標楷體"/>
-                <w:b w:val="0"/>
-              </w:rPr>
-            </w:r>
-          </w:p>
-          <w:p>
-            <w:pPr>
-              <w:spacing w:after="0"/>
-            </w:pPr>
-            <w:r>
-              <w:rPr>
-                <w:rFonts w:ascii="標楷體" w:hAnsi="標楷體"/>
-                <w:b w:val="0"/>
+                <w:rFonts w:ascii="新細明體" w:hAnsi="新細明體" w:eastAsia="新細明體" w:cs="新細明體"/>
+                <w:b w:val="0"/>
+                <w:sz w:val="24"/>
+                <w:szCs w:val="24"/>
+              </w:rPr>
+            </w:r>
+          </w:p>
+          <w:p>
+            <w:pPr>
+              <w:spacing w:after="0"/>
+            </w:pPr>
+            <w:r>
+              <w:rPr>
+                <w:rFonts w:ascii="新細明體" w:hAnsi="新細明體" w:eastAsia="新細明體" w:cs="新細明體"/>
+                <w:b w:val="0"/>
+                <w:sz w:val="24"/>
+                <w:szCs w:val="24"/>
               </w:rPr>
               <w:t>2.〔共有課題〕排出行動軸（2 分）</w:t>
             </w:r>
@@ -2232,8 +2437,10 @@
             </w:pPr>
             <w:r>
               <w:rPr>
-                <w:rFonts w:ascii="標楷體" w:hAnsi="標楷體"/>
-                <w:b w:val="0"/>
+                <w:rFonts w:ascii="新細明體" w:hAnsi="新細明體" w:eastAsia="新細明體" w:cs="新細明體"/>
+                <w:b w:val="0"/>
+                <w:sz w:val="24"/>
+                <w:szCs w:val="24"/>
               </w:rPr>
               <w:t>把圈到的事依先後順序寫進學習單正面的行動軸六格，寫不滿六格沒關係。</w:t>
             </w:r>
@@ -2244,19 +2451,23 @@
             </w:pPr>
             <w:r>
               <w:rPr>
-                <w:rFonts w:ascii="標楷體" w:hAnsi="標楷體"/>
-                <w:b w:val="0"/>
-              </w:rPr>
-            </w:r>
-          </w:p>
-          <w:p>
-            <w:pPr>
-              <w:spacing w:after="0"/>
-            </w:pPr>
-            <w:r>
-              <w:rPr>
-                <w:rFonts w:ascii="標楷體" w:hAnsi="標楷體"/>
-                <w:b w:val="0"/>
+                <w:rFonts w:ascii="新細明體" w:hAnsi="新細明體" w:eastAsia="新細明體" w:cs="新細明體"/>
+                <w:b w:val="0"/>
+                <w:sz w:val="24"/>
+                <w:szCs w:val="24"/>
+              </w:rPr>
+            </w:r>
+          </w:p>
+          <w:p>
+            <w:pPr>
+              <w:spacing w:after="0"/>
+            </w:pPr>
+            <w:r>
+              <w:rPr>
+                <w:rFonts w:ascii="新細明體" w:hAnsi="新細明體" w:eastAsia="新細明體" w:cs="新細明體"/>
+                <w:b w:val="0"/>
+                <w:sz w:val="24"/>
+                <w:szCs w:val="24"/>
               </w:rPr>
               <w:t>3. Pair 對照補漏（2 分）</w:t>
             </w:r>
@@ -2267,8 +2478,10 @@
             </w:pPr>
             <w:r>
               <w:rPr>
-                <w:rFonts w:ascii="標楷體" w:hAnsi="標楷體"/>
-                <w:b w:val="0"/>
+                <w:rFonts w:ascii="新細明體" w:hAnsi="新細明體" w:eastAsia="新細明體" w:cs="新細明體"/>
+                <w:b w:val="0"/>
+                <w:sz w:val="24"/>
+                <w:szCs w:val="24"/>
               </w:rPr>
               <w:t>和旁邊的人交換學習單看一看，補上自己漏掉的，畫記不一樣的地方。</w:t>
             </w:r>
@@ -2279,19 +2492,23 @@
             </w:pPr>
             <w:r>
               <w:rPr>
-                <w:rFonts w:ascii="標楷體" w:hAnsi="標楷體"/>
-                <w:b w:val="0"/>
-              </w:rPr>
-            </w:r>
-          </w:p>
-          <w:p>
-            <w:pPr>
-              <w:spacing w:after="0"/>
-            </w:pPr>
-            <w:r>
-              <w:rPr>
-                <w:rFonts w:ascii="標楷體" w:hAnsi="標楷體"/>
-                <w:b w:val="0"/>
+                <w:rFonts w:ascii="新細明體" w:hAnsi="新細明體" w:eastAsia="新細明體" w:cs="新細明體"/>
+                <w:b w:val="0"/>
+                <w:sz w:val="24"/>
+                <w:szCs w:val="24"/>
+              </w:rPr>
+            </w:r>
+          </w:p>
+          <w:p>
+            <w:pPr>
+              <w:spacing w:after="0"/>
+            </w:pPr>
+            <w:r>
+              <w:rPr>
+                <w:rFonts w:ascii="新細明體" w:hAnsi="新細明體" w:eastAsia="新細明體" w:cs="新細明體"/>
+                <w:b w:val="0"/>
+                <w:sz w:val="24"/>
+                <w:szCs w:val="24"/>
               </w:rPr>
               <w:t>4. 確認共同版本、拋出挑戰題（3 分）</w:t>
             </w:r>
@@ -2302,8 +2519,10 @@
             </w:pPr>
             <w:r>
               <w:rPr>
-                <w:rFonts w:ascii="標楷體" w:hAnsi="標楷體"/>
-                <w:b w:val="0"/>
+                <w:rFonts w:ascii="新細明體" w:hAnsi="新細明體" w:eastAsia="新細明體" w:cs="新細明體"/>
+                <w:b w:val="0"/>
+                <w:sz w:val="24"/>
+                <w:szCs w:val="24"/>
               </w:rPr>
               <w:t>看投影上的六項行動，對照自己的行動軸。</w:t>
             </w:r>
@@ -2314,8 +2533,10 @@
             </w:pPr>
             <w:r>
               <w:rPr>
-                <w:rFonts w:ascii="標楷體" w:hAnsi="標楷體"/>
-                <w:b w:val="0"/>
+                <w:rFonts w:ascii="新細明體" w:hAnsi="新細明體" w:eastAsia="新細明體" w:cs="新細明體"/>
+                <w:b w:val="0"/>
+                <w:sz w:val="24"/>
+                <w:szCs w:val="24"/>
               </w:rPr>
               <w:t>讀題：「如果凱瑟琳只能做其中三件，還有沒有可能讓蓋茲基金會捐出三百萬？請刪掉三件，並在課文裡找到理由。」</w:t>
             </w:r>
@@ -2336,8 +2557,10 @@
             </w:pPr>
             <w:r>
               <w:rPr>
-                <w:rFonts w:ascii="標楷體" w:hAnsi="標楷體"/>
-                <w:b w:val="0"/>
+                <w:rFonts w:ascii="新細明體" w:hAnsi="新細明體" w:eastAsia="新細明體" w:cs="新細明體"/>
+                <w:b w:val="0"/>
+                <w:sz w:val="24"/>
+                <w:szCs w:val="24"/>
               </w:rPr>
               <w:t>說完題目即停止說話，不解釋課文。</w:t>
             </w:r>
@@ -2348,8 +2571,10 @@
             </w:pPr>
             <w:r>
               <w:rPr>
-                <w:rFonts w:ascii="標楷體" w:hAnsi="標楷體"/>
-                <w:b w:val="0"/>
+                <w:rFonts w:ascii="新細明體" w:hAnsi="新細明體" w:eastAsia="新細明體" w:cs="新細明體"/>
+                <w:b w:val="0"/>
+                <w:sz w:val="24"/>
+                <w:szCs w:val="24"/>
               </w:rPr>
               <w:t>巡走，觀察誰只圈到三、四件、誰停在同一頁翻不過去，記下座號，作為 Pair 配對與後段點名的依據。</w:t>
             </w:r>
@@ -2360,8 +2585,10 @@
             </w:pPr>
             <w:r>
               <w:rPr>
-                <w:rFonts w:ascii="標楷體" w:hAnsi="標楷體"/>
-                <w:b w:val="0"/>
+                <w:rFonts w:ascii="新細明體" w:hAnsi="新細明體" w:eastAsia="新細明體" w:cs="新細明體"/>
+                <w:b w:val="0"/>
+                <w:sz w:val="24"/>
+                <w:szCs w:val="24"/>
               </w:rPr>
               <w:t>觀察有無把「蓋茲捐三百萬」寫進行動軸的學生——那是後段最好用的串連素材，先記下不糾正。</w:t>
             </w:r>
@@ -2372,19 +2599,23 @@
             </w:pPr>
             <w:r>
               <w:rPr>
-                <w:rFonts w:ascii="標楷體" w:hAnsi="標楷體"/>
-                <w:b w:val="0"/>
-              </w:rPr>
-            </w:r>
-          </w:p>
-          <w:p>
-            <w:pPr>
-              <w:spacing w:after="0"/>
-            </w:pPr>
-            <w:r>
-              <w:rPr>
-                <w:rFonts w:ascii="標楷體" w:hAnsi="標楷體"/>
-                <w:b w:val="0"/>
+                <w:rFonts w:ascii="新細明體" w:hAnsi="新細明體" w:eastAsia="新細明體" w:cs="新細明體"/>
+                <w:b w:val="0"/>
+                <w:sz w:val="24"/>
+                <w:szCs w:val="24"/>
+              </w:rPr>
+            </w:r>
+          </w:p>
+          <w:p>
+            <w:pPr>
+              <w:spacing w:after="0"/>
+            </w:pPr>
+            <w:r>
+              <w:rPr>
+                <w:rFonts w:ascii="新細明體" w:hAnsi="新細明體" w:eastAsia="新細明體" w:cs="新細明體"/>
+                <w:b w:val="0"/>
+                <w:sz w:val="24"/>
+                <w:szCs w:val="24"/>
               </w:rPr>
               <w:t>投影六項行動後停頓，讓學生自己比對差異。</w:t>
             </w:r>
@@ -2395,8 +2626,10 @@
             </w:pPr>
             <w:r>
               <w:rPr>
-                <w:rFonts w:ascii="標楷體" w:hAnsi="標楷體"/>
-                <w:b w:val="0"/>
+                <w:rFonts w:ascii="新細明體" w:hAnsi="新細明體" w:eastAsia="新細明體" w:cs="新細明體"/>
+                <w:b w:val="0"/>
+                <w:sz w:val="24"/>
+                <w:szCs w:val="24"/>
               </w:rPr>
               <w:t>【提示】「先不要說話，看一下你自己的軸，跟投影上的哪裡不一樣？」</w:t>
             </w:r>
@@ -2407,8 +2640,10 @@
             </w:pPr>
             <w:r>
               <w:rPr>
-                <w:rFonts w:ascii="標楷體" w:hAnsi="標楷體"/>
-                <w:b w:val="0"/>
+                <w:rFonts w:ascii="新細明體" w:hAnsi="新細明體" w:eastAsia="新細明體" w:cs="新細明體"/>
+                <w:b w:val="0"/>
+                <w:sz w:val="24"/>
+                <w:szCs w:val="24"/>
               </w:rPr>
               <w:t>【回歸】「回到課文。第九段最後那句，是誰做的？」</w:t>
             </w:r>
@@ -2419,8 +2654,10 @@
             </w:pPr>
             <w:r>
               <w:rPr>
-                <w:rFonts w:ascii="標楷體" w:hAnsi="標楷體"/>
-                <w:b w:val="0"/>
+                <w:rFonts w:ascii="新細明體" w:hAnsi="新細明體" w:eastAsia="新細明體" w:cs="新細明體"/>
+                <w:b w:val="0"/>
+                <w:sz w:val="24"/>
+                <w:szCs w:val="24"/>
               </w:rPr>
               <w:t>拋題後不再補充說明，也不舉例示範怎麼刪。</w:t>
             </w:r>
@@ -2442,8 +2679,10 @@
             </w:pPr>
             <w:r>
               <w:rPr>
-                <w:rFonts w:ascii="標楷體" w:hAnsi="標楷體"/>
+                <w:rFonts w:ascii="新細明體" w:hAnsi="新細明體" w:eastAsia="新細明體" w:cs="新細明體"/>
                 <w:b/>
+                <w:sz w:val="24"/>
+                <w:szCs w:val="24"/>
               </w:rPr>
               <w:t>10 分</w:t>
             </w:r>
@@ -2470,8 +2709,10 @@
             </w:pPr>
             <w:r>
               <w:rPr>
-                <w:rFonts w:ascii="標楷體" w:hAnsi="標楷體"/>
+                <w:rFonts w:ascii="新細明體" w:hAnsi="新細明體" w:eastAsia="新細明體" w:cs="新細明體"/>
                 <w:b/>
+                <w:sz w:val="24"/>
+                <w:szCs w:val="24"/>
               </w:rPr>
               <w:t>探究與深化</w:t>
             </w:r>
@@ -2482,8 +2723,10 @@
             </w:pPr>
             <w:r>
               <w:rPr>
-                <w:rFonts w:ascii="標楷體" w:hAnsi="標楷體"/>
+                <w:rFonts w:ascii="新細明體" w:hAnsi="新細明體" w:eastAsia="新細明體" w:cs="新細明體"/>
                 <w:b/>
+                <w:sz w:val="24"/>
+                <w:szCs w:val="24"/>
               </w:rPr>
               <w:t>（串連）</w:t>
             </w:r>
@@ -2505,8 +2748,10 @@
             </w:pPr>
             <w:r>
               <w:rPr>
-                <w:rFonts w:ascii="標楷體" w:hAnsi="標楷體"/>
-                <w:b w:val="0"/>
+                <w:rFonts w:ascii="新細明體" w:hAnsi="新細明體" w:eastAsia="新細明體" w:cs="新細明體"/>
+                <w:b w:val="0"/>
+                <w:sz w:val="24"/>
+                <w:szCs w:val="24"/>
               </w:rPr>
               <w:t>1. 各自刪三件（4 分）</w:t>
             </w:r>
@@ -2517,8 +2762,10 @@
             </w:pPr>
             <w:r>
               <w:rPr>
-                <w:rFonts w:ascii="標楷體" w:hAnsi="標楷體"/>
-                <w:b w:val="0"/>
+                <w:rFonts w:ascii="新細明體" w:hAnsi="新細明體" w:eastAsia="新細明體" w:cs="新細明體"/>
+                <w:b w:val="0"/>
+                <w:sz w:val="24"/>
+                <w:szCs w:val="24"/>
               </w:rPr>
               <w:t>在學習單反面寫下要刪掉的三件，每一件都要註明「課文第幾段」的理由。</w:t>
             </w:r>
@@ -2529,19 +2776,23 @@
             </w:pPr>
             <w:r>
               <w:rPr>
-                <w:rFonts w:ascii="標楷體" w:hAnsi="標楷體"/>
-                <w:b w:val="0"/>
-              </w:rPr>
-            </w:r>
-          </w:p>
-          <w:p>
-            <w:pPr>
-              <w:spacing w:after="0"/>
-            </w:pPr>
-            <w:r>
-              <w:rPr>
-                <w:rFonts w:ascii="標楷體" w:hAnsi="標楷體"/>
-                <w:b w:val="0"/>
+                <w:rFonts w:ascii="新細明體" w:hAnsi="新細明體" w:eastAsia="新細明體" w:cs="新細明體"/>
+                <w:b w:val="0"/>
+                <w:sz w:val="24"/>
+                <w:szCs w:val="24"/>
+              </w:rPr>
+            </w:r>
+          </w:p>
+          <w:p>
+            <w:pPr>
+              <w:spacing w:after="0"/>
+            </w:pPr>
+            <w:r>
+              <w:rPr>
+                <w:rFonts w:ascii="新細明體" w:hAnsi="新細明體" w:eastAsia="新細明體" w:cs="新細明體"/>
+                <w:b w:val="0"/>
+                <w:sz w:val="24"/>
+                <w:szCs w:val="24"/>
               </w:rPr>
               <w:t>2. 四人組協同（10 分）</w:t>
             </w:r>
@@ -2552,8 +2803,10 @@
             </w:pPr>
             <w:r>
               <w:rPr>
-                <w:rFonts w:ascii="標楷體" w:hAnsi="標楷體"/>
-                <w:b w:val="0"/>
+                <w:rFonts w:ascii="新細明體" w:hAnsi="新細明體" w:eastAsia="新細明體" w:cs="新細明體"/>
+                <w:b w:val="0"/>
+                <w:sz w:val="24"/>
+                <w:szCs w:val="24"/>
               </w:rPr>
               <w:t>把各自的刪法攤到桌上比一比，哪裡一樣、哪裡不一樣。討論後在小白板寫下「我們留下的三件」＋每一件的課文段落。</w:t>
             </w:r>
@@ -2564,8 +2817,10 @@
             </w:pPr>
             <w:r>
               <w:rPr>
-                <w:rFonts w:ascii="標楷體" w:hAnsi="標楷體"/>
-                <w:b w:val="0"/>
+                <w:rFonts w:ascii="新細明體" w:hAnsi="新細明體" w:eastAsia="新細明體" w:cs="新細明體"/>
+                <w:b w:val="0"/>
+                <w:sz w:val="24"/>
+                <w:szCs w:val="24"/>
               </w:rPr>
               <w:t>組內有不同意見不必統一，可以在白板上並列兩種留法。</w:t>
             </w:r>
@@ -2576,19 +2831,23 @@
             </w:pPr>
             <w:r>
               <w:rPr>
-                <w:rFonts w:ascii="標楷體" w:hAnsi="標楷體"/>
-                <w:b w:val="0"/>
-              </w:rPr>
-            </w:r>
-          </w:p>
-          <w:p>
-            <w:pPr>
-              <w:spacing w:after="0"/>
-            </w:pPr>
-            <w:r>
-              <w:rPr>
-                <w:rFonts w:ascii="標楷體" w:hAnsi="標楷體"/>
-                <w:b w:val="0"/>
+                <w:rFonts w:ascii="新細明體" w:hAnsi="新細明體" w:eastAsia="新細明體" w:cs="新細明體"/>
+                <w:b w:val="0"/>
+                <w:sz w:val="24"/>
+                <w:szCs w:val="24"/>
+              </w:rPr>
+            </w:r>
+          </w:p>
+          <w:p>
+            <w:pPr>
+              <w:spacing w:after="0"/>
+            </w:pPr>
+            <w:r>
+              <w:rPr>
+                <w:rFonts w:ascii="新細明體" w:hAnsi="新細明體" w:eastAsia="新細明體" w:cs="新細明體"/>
+                <w:b w:val="0"/>
+                <w:sz w:val="24"/>
+                <w:szCs w:val="24"/>
               </w:rPr>
               <w:t>3. 加菜：被刪掉的那件真的不重要嗎（6 分）</w:t>
             </w:r>
@@ -2599,8 +2858,10 @@
             </w:pPr>
             <w:r>
               <w:rPr>
-                <w:rFonts w:ascii="標楷體" w:hAnsi="標楷體"/>
-                <w:b w:val="0"/>
+                <w:rFonts w:ascii="新細明體" w:hAnsi="新細明體" w:eastAsia="新細明體" w:cs="新細明體"/>
+                <w:b w:val="0"/>
+                <w:sz w:val="24"/>
+                <w:szCs w:val="24"/>
               </w:rPr>
               <w:t>回到課文，找找看被你們刪掉的那三件，有沒有哪一件其實牽著後面的事。</w:t>
             </w:r>
@@ -2611,8 +2872,10 @@
             </w:pPr>
             <w:r>
               <w:rPr>
-                <w:rFonts w:ascii="標楷體" w:hAnsi="標楷體"/>
-                <w:b w:val="0"/>
+                <w:rFonts w:ascii="新細明體" w:hAnsi="新細明體" w:eastAsia="新細明體" w:cs="新細明體"/>
+                <w:b w:val="0"/>
+                <w:sz w:val="24"/>
+                <w:szCs w:val="24"/>
               </w:rPr>
               <w:t>找到了就在小白板上用箭頭把它連起來。</w:t>
             </w:r>
@@ -2633,8 +2896,10 @@
             </w:pPr>
             <w:r>
               <w:rPr>
-                <w:rFonts w:ascii="標楷體" w:hAnsi="標楷體"/>
-                <w:b w:val="0"/>
+                <w:rFonts w:ascii="新細明體" w:hAnsi="新細明體" w:eastAsia="新細明體" w:cs="新細明體"/>
+                <w:b w:val="0"/>
+                <w:sz w:val="24"/>
+                <w:szCs w:val="24"/>
               </w:rPr>
               <w:t>巡走，不當場糾正任何一種刪法。</w:t>
             </w:r>
@@ -2645,8 +2910,10 @@
             </w:pPr>
             <w:r>
               <w:rPr>
-                <w:rFonts w:ascii="標楷體" w:hAnsi="標楷體"/>
-                <w:b w:val="0"/>
+                <w:rFonts w:ascii="新細明體" w:hAnsi="新細明體" w:eastAsia="新細明體" w:cs="新細明體"/>
+                <w:b w:val="0"/>
+                <w:sz w:val="24"/>
+                <w:szCs w:val="24"/>
               </w:rPr>
               <w:t>記下三種素材：①刪法完全相反的兩組（後段先請這兩組講）②把「寄獎狀給貝克漢」刪掉的組（第 7、8 段的鏈結沒看見）③已經自己畫出箭頭的組（加菜已達成，後段壓軸）。</w:t>
             </w:r>
@@ -2657,19 +2924,23 @@
             </w:pPr>
             <w:r>
               <w:rPr>
-                <w:rFonts w:ascii="標楷體" w:hAnsi="標楷體"/>
-                <w:b w:val="0"/>
-              </w:rPr>
-            </w:r>
-          </w:p>
-          <w:p>
-            <w:pPr>
-              <w:spacing w:after="0"/>
-            </w:pPr>
-            <w:r>
-              <w:rPr>
-                <w:rFonts w:ascii="標楷體" w:hAnsi="標楷體"/>
-                <w:b w:val="0"/>
+                <w:rFonts w:ascii="新細明體" w:hAnsi="新細明體" w:eastAsia="新細明體" w:cs="新細明體"/>
+                <w:b w:val="0"/>
+                <w:sz w:val="24"/>
+                <w:szCs w:val="24"/>
+              </w:rPr>
+            </w:r>
+          </w:p>
+          <w:p>
+            <w:pPr>
+              <w:spacing w:after="0"/>
+            </w:pPr>
+            <w:r>
+              <w:rPr>
+                <w:rFonts w:ascii="新細明體" w:hAnsi="新細明體" w:eastAsia="新細明體" w:cs="新細明體"/>
+                <w:b w:val="0"/>
+                <w:sz w:val="24"/>
+                <w:szCs w:val="24"/>
               </w:rPr>
               <w:t>【釐清】對講得含混的學生：「再一次！」</w:t>
             </w:r>
@@ -2680,8 +2951,10 @@
             </w:pPr>
             <w:r>
               <w:rPr>
-                <w:rFonts w:ascii="標楷體" w:hAnsi="標楷體"/>
-                <w:b w:val="0"/>
+                <w:rFonts w:ascii="新細明體" w:hAnsi="新細明體" w:eastAsia="新細明體" w:cs="新細明體"/>
+                <w:b w:val="0"/>
+                <w:sz w:val="24"/>
+                <w:szCs w:val="24"/>
               </w:rPr>
               <w:t>【深究】對已經說對卻停在表層的組：「你是從課文的哪裡看出來的？」</w:t>
             </w:r>
@@ -2692,8 +2965,10 @@
             </w:pPr>
             <w:r>
               <w:rPr>
-                <w:rFonts w:ascii="標楷體" w:hAnsi="標楷體"/>
-                <w:b w:val="0"/>
+                <w:rFonts w:ascii="新細明體" w:hAnsi="新細明體" w:eastAsia="新細明體" w:cs="新細明體"/>
+                <w:b w:val="0"/>
+                <w:sz w:val="24"/>
+                <w:szCs w:val="24"/>
               </w:rPr>
               <w:t>【反問】對來問「這樣對不對」的學生：「欸，我不懂。獎狀跟三百萬有什麼關係？你講給我聽。」</w:t>
             </w:r>
@@ -2704,8 +2979,10 @@
             </w:pPr>
             <w:r>
               <w:rPr>
-                <w:rFonts w:ascii="標楷體" w:hAnsi="標楷體"/>
-                <w:b w:val="0"/>
+                <w:rFonts w:ascii="新細明體" w:hAnsi="新細明體" w:eastAsia="新細明體" w:cs="新細明體"/>
+                <w:b w:val="0"/>
+                <w:sz w:val="24"/>
+                <w:szCs w:val="24"/>
               </w:rPr>
               <w:t>【提示】對卡住不動的組：「回到第七段。獎狀後來去了哪裡？」</w:t>
             </w:r>
@@ -2716,8 +2993,10 @@
             </w:pPr>
             <w:r>
               <w:rPr>
-                <w:rFonts w:ascii="標楷體" w:hAnsi="標楷體"/>
-                <w:b w:val="0"/>
+                <w:rFonts w:ascii="新細明體" w:hAnsi="新細明體" w:eastAsia="新細明體" w:cs="新細明體"/>
+                <w:b w:val="0"/>
+                <w:sz w:val="24"/>
+                <w:szCs w:val="24"/>
               </w:rPr>
               <w:t>不說「錯了」，不代替學生把箭頭畫出來。</w:t>
             </w:r>
@@ -2738,8 +3017,10 @@
             </w:pPr>
             <w:r>
               <w:rPr>
-                <w:rFonts w:ascii="標楷體" w:hAnsi="標楷體"/>
+                <w:rFonts w:ascii="新細明體" w:hAnsi="新細明體" w:eastAsia="新細明體" w:cs="新細明體"/>
                 <w:b/>
+                <w:sz w:val="24"/>
+                <w:szCs w:val="24"/>
               </w:rPr>
               <w:t>20 分</w:t>
             </w:r>
@@ -2766,8 +3047,10 @@
             </w:pPr>
             <w:r>
               <w:rPr>
-                <w:rFonts w:ascii="標楷體" w:hAnsi="標楷體"/>
+                <w:rFonts w:ascii="新細明體" w:hAnsi="新細明體" w:eastAsia="新細明體" w:cs="新細明體"/>
                 <w:b/>
+                <w:sz w:val="24"/>
+                <w:szCs w:val="24"/>
               </w:rPr>
               <w:t>挑戰與聚斂</w:t>
             </w:r>
@@ -2778,8 +3061,10 @@
             </w:pPr>
             <w:r>
               <w:rPr>
-                <w:rFonts w:ascii="標楷體" w:hAnsi="標楷體"/>
+                <w:rFonts w:ascii="新細明體" w:hAnsi="新細明體" w:eastAsia="新細明體" w:cs="新細明體"/>
                 <w:b/>
+                <w:sz w:val="24"/>
+                <w:szCs w:val="24"/>
               </w:rPr>
               <w:t>（串連＋回歸）</w:t>
             </w:r>
@@ -2803,8 +3088,10 @@
             </w:pPr>
             <w:r>
               <w:rPr>
-                <w:rFonts w:ascii="標楷體" w:hAnsi="標楷體"/>
-                <w:b w:val="0"/>
+                <w:rFonts w:ascii="新細明體" w:hAnsi="新細明體" w:eastAsia="新細明體" w:cs="新細明體"/>
+                <w:b w:val="0"/>
+                <w:sz w:val="24"/>
+                <w:szCs w:val="24"/>
               </w:rPr>
               <w:t>1. 白板張貼與音讀分享（4 分）</w:t>
             </w:r>
@@ -2815,8 +3102,10 @@
             </w:pPr>
             <w:r>
               <w:rPr>
-                <w:rFonts w:ascii="標楷體" w:hAnsi="標楷體"/>
-                <w:b w:val="0"/>
+                <w:rFonts w:ascii="新細明體" w:hAnsi="新細明體" w:eastAsia="新細明體" w:cs="新細明體"/>
+                <w:b w:val="0"/>
+                <w:sz w:val="24"/>
+                <w:szCs w:val="24"/>
               </w:rPr>
               <w:t>各組把小白板貼到黑板並排。指名 3 組依序把「我們留下哪三件、為什麼」讀出來，先請刪法相反的兩組講。</w:t>
             </w:r>
@@ -2827,19 +3116,23 @@
             </w:pPr>
             <w:r>
               <w:rPr>
-                <w:rFonts w:ascii="標楷體" w:hAnsi="標楷體"/>
-                <w:b w:val="0"/>
-              </w:rPr>
-            </w:r>
-          </w:p>
-          <w:p>
-            <w:pPr>
-              <w:spacing w:after="0"/>
-            </w:pPr>
-            <w:r>
-              <w:rPr>
-                <w:rFonts w:ascii="標楷體" w:hAnsi="標楷體"/>
-                <w:b w:val="0"/>
+                <w:rFonts w:ascii="新細明體" w:hAnsi="新細明體" w:eastAsia="新細明體" w:cs="新細明體"/>
+                <w:b w:val="0"/>
+                <w:sz w:val="24"/>
+                <w:szCs w:val="24"/>
+              </w:rPr>
+            </w:r>
+          </w:p>
+          <w:p>
+            <w:pPr>
+              <w:spacing w:after="0"/>
+            </w:pPr>
+            <w:r>
+              <w:rPr>
+                <w:rFonts w:ascii="新細明體" w:hAnsi="新細明體" w:eastAsia="新細明體" w:cs="新細明體"/>
+                <w:b w:val="0"/>
+                <w:sz w:val="24"/>
+                <w:szCs w:val="24"/>
               </w:rPr>
               <w:t>2. 全班串連分歧（4 分）</w:t>
             </w:r>
@@ -2850,8 +3143,10 @@
             </w:pPr>
             <w:r>
               <w:rPr>
-                <w:rFonts w:ascii="標楷體" w:hAnsi="標楷體"/>
-                <w:b w:val="0"/>
+                <w:rFonts w:ascii="新細明體" w:hAnsi="新細明體" w:eastAsia="新細明體" w:cs="新細明體"/>
+                <w:b w:val="0"/>
+                <w:sz w:val="24"/>
+                <w:szCs w:val="24"/>
               </w:rPr>
               <w:t>比較各組的白板：哪一件事幾乎每一組都留下？哪一件被刪掉最多次？</w:t>
             </w:r>
@@ -2862,8 +3157,10 @@
             </w:pPr>
             <w:r>
               <w:rPr>
-                <w:rFonts w:ascii="標楷體" w:hAnsi="標楷體"/>
-                <w:b w:val="0"/>
+                <w:rFonts w:ascii="新細明體" w:hAnsi="新細明體" w:eastAsia="新細明體" w:cs="新細明體"/>
+                <w:b w:val="0"/>
+                <w:sz w:val="24"/>
+                <w:szCs w:val="24"/>
               </w:rPr>
               <w:t>回到課文第 5、7、8 段共讀，看看獎狀在這條線上做了什麼。</w:t>
             </w:r>
@@ -2874,19 +3171,23 @@
             </w:pPr>
             <w:r>
               <w:rPr>
-                <w:rFonts w:ascii="標楷體" w:hAnsi="標楷體"/>
-                <w:b w:val="0"/>
-              </w:rPr>
-            </w:r>
-          </w:p>
-          <w:p>
-            <w:pPr>
-              <w:spacing w:after="0"/>
-            </w:pPr>
-            <w:r>
-              <w:rPr>
-                <w:rFonts w:ascii="標楷體" w:hAnsi="標楷體"/>
-                <w:b w:val="0"/>
+                <w:rFonts w:ascii="新細明體" w:hAnsi="新細明體" w:eastAsia="新細明體" w:cs="新細明體"/>
+                <w:b w:val="0"/>
+                <w:sz w:val="24"/>
+                <w:szCs w:val="24"/>
+              </w:rPr>
+            </w:r>
+          </w:p>
+          <w:p>
+            <w:pPr>
+              <w:spacing w:after="0"/>
+            </w:pPr>
+            <w:r>
+              <w:rPr>
+                <w:rFonts w:ascii="新細明體" w:hAnsi="新細明體" w:eastAsia="新細明體" w:cs="新細明體"/>
+                <w:b w:val="0"/>
+                <w:sz w:val="24"/>
+                <w:szCs w:val="24"/>
               </w:rPr>
               <w:t>3. 各自寫下歸納句（2 分）</w:t>
             </w:r>
@@ -2897,8 +3198,10 @@
             </w:pPr>
             <w:r>
               <w:rPr>
-                <w:rFonts w:ascii="標楷體" w:hAnsi="標楷體"/>
-                <w:b w:val="0"/>
+                <w:rFonts w:ascii="新細明體" w:hAnsi="新細明體" w:eastAsia="新細明體" w:cs="新細明體"/>
+                <w:b w:val="0"/>
+                <w:sz w:val="24"/>
+                <w:szCs w:val="24"/>
               </w:rPr>
               <w:t>在學習單最下方一行寫：「凱瑟琳做的這些事，彼此的關聯是＿＿＿＿。」</w:t>
             </w:r>
@@ -2919,68 +3222,94 @@
             </w:pPr>
             <w:r>
               <w:rPr>
-                <w:rFonts w:ascii="標楷體" w:hAnsi="標楷體"/>
-                <w:b w:val="0"/>
-              </w:rPr>
-              <w:t>【轉引】「這一組留下的是①③⑥。還有沒有不一樣的留法？」（連請 3 組，過程中不評價哪一種比較好）</w:t>
-            </w:r>
-          </w:p>
-          <w:p>
-            <w:pPr>
-              <w:spacing w:after="0"/>
-            </w:pPr>
-            <w:r>
-              <w:rPr>
-                <w:rFonts w:ascii="標楷體" w:hAnsi="標楷體"/>
-                <w:b w:val="0"/>
-              </w:rPr>
-              <w:t>【轉問】「〇〇，你對剛才那一組把演講刪掉有不同的想法嗎？」</w:t>
-            </w:r>
-          </w:p>
-          <w:p>
-            <w:pPr>
-              <w:spacing w:after="0"/>
-            </w:pPr>
-            <w:r>
-              <w:rPr>
-                <w:rFonts w:ascii="標楷體" w:hAnsi="標楷體"/>
-                <w:b w:val="0"/>
-              </w:rPr>
-              <w:t>【轉問】（學生答不出來時）「有人要幫他修改一下嗎？」——請學生自己指名求援。</w:t>
-            </w:r>
-          </w:p>
-          <w:p>
-            <w:pPr>
-              <w:spacing w:after="0"/>
-            </w:pPr>
-            <w:r>
-              <w:rPr>
-                <w:rFonts w:ascii="標楷體" w:hAnsi="標楷體"/>
-                <w:b w:val="0"/>
-              </w:rPr>
-              <w:t>【回歸】「回到課文。第七段，貝克漢把獎狀貼到哪裡？」</w:t>
-            </w:r>
-          </w:p>
-          <w:p>
-            <w:pPr>
-              <w:spacing w:after="0"/>
-            </w:pPr>
-            <w:r>
-              <w:rPr>
-                <w:rFonts w:ascii="標楷體" w:hAnsi="標楷體"/>
-                <w:b w:val="0"/>
-              </w:rPr>
-              <w:t>【深究】「如果沒有那張獎狀，第八段那封信還會有人讀嗎？」</w:t>
-            </w:r>
-          </w:p>
-          <w:p>
-            <w:pPr>
-              <w:spacing w:after="0"/>
-            </w:pPr>
-            <w:r>
-              <w:rPr>
-                <w:rFonts w:ascii="標楷體" w:hAnsi="標楷體"/>
-                <w:b w:val="0"/>
+                <w:rFonts w:ascii="新細明體" w:hAnsi="新細明體" w:eastAsia="新細明體" w:cs="新細明體"/>
+                <w:b w:val="0"/>
+                <w:sz w:val="24"/>
+                <w:szCs w:val="24"/>
+              </w:rPr>
+              <w:t>【轉引】串連進程（三組，見附錄二 A）：</w:t>
+            </w:r>
+          </w:p>
+          <w:p>
+            <w:pPr>
+              <w:spacing w:after="0"/>
+            </w:pPr>
+            <w:r>
+              <w:rPr>
+                <w:rFonts w:ascii="新細明體" w:hAnsi="新細明體" w:eastAsia="新細明體" w:cs="新細明體"/>
+                <w:b w:val="0"/>
+                <w:sz w:val="24"/>
+                <w:szCs w:val="24"/>
+              </w:rPr>
+              <w:t>生1（第 2 組）「留買蚊帳、演講、寄獎狀給富豪」→「還有沒有不一樣的留法？」→ 生2（第 5 組）「留義賣、刪演講」→「多了一種。還有嗎？」→ 生3（第 4 組）「留獎狀那一條線」→ 收束：「每組都留了寄獎狀給富豪；被刪最多的是寄獎狀給貝克漢。回到第七段——它真的不牽著後面的事嗎？」（過程中不評價哪一種比較好）</w:t>
+            </w:r>
+          </w:p>
+          <w:p>
+            <w:pPr>
+              <w:spacing w:after="0"/>
+            </w:pPr>
+            <w:r>
+              <w:rPr>
+                <w:rFonts w:ascii="新細明體" w:hAnsi="新細明體" w:eastAsia="新細明體" w:cs="新細明體"/>
+                <w:b w:val="0"/>
+                <w:sz w:val="24"/>
+                <w:szCs w:val="24"/>
+              </w:rPr>
+              <w:t>【轉問】串連進程（三位，見附錄二 B）：</w:t>
+            </w:r>
+          </w:p>
+          <w:p>
+            <w:pPr>
+              <w:spacing w:after="0"/>
+            </w:pPr>
+            <w:r>
+              <w:rPr>
+                <w:rFonts w:ascii="新細明體" w:hAnsi="新細明體" w:eastAsia="新細明體" w:cs="新細明體"/>
+                <w:b w:val="0"/>
+                <w:sz w:val="24"/>
+                <w:szCs w:val="24"/>
+              </w:rPr>
+              <w:t>生1（第 5 組）「獎狀只是說謝謝」→「第 4 組，你們把它留下來，當時怎麼想？」→ 生2（第 4 組）「貝克漢貼上網站很多人才看到」→「生3，這兩組的差別在哪裡？」→ 生3 講得斷斷續續 →【釐清】「再一次。」／【轉問】「有人要幫他修改一下嗎？」→【回歸】「回到課文。第七段，貝克漢把獎狀貼到哪裡？」</w:t>
+            </w:r>
+          </w:p>
+          <w:p>
+            <w:pPr>
+              <w:spacing w:after="0"/>
+            </w:pPr>
+            <w:r>
+              <w:rPr>
+                <w:rFonts w:ascii="新細明體" w:hAnsi="新細明體" w:eastAsia="新細明體" w:cs="新細明體"/>
+                <w:b w:val="0"/>
+                <w:sz w:val="24"/>
+                <w:szCs w:val="24"/>
+              </w:rPr>
+              <w:t>【深究】串連進程（三位，見附錄二 C）：</w:t>
+            </w:r>
+          </w:p>
+          <w:p>
+            <w:pPr>
+              <w:spacing w:after="0"/>
+            </w:pPr>
+            <w:r>
+              <w:rPr>
+                <w:rFonts w:ascii="新細明體" w:hAnsi="新細明體" w:eastAsia="新細明體" w:cs="新細明體"/>
+                <w:b w:val="0"/>
+                <w:sz w:val="24"/>
+                <w:szCs w:val="24"/>
+              </w:rPr>
+              <w:t>生1「一件帶出一件」→「哪一件帶出哪一件？指給我看」→ 生2「第五段的獎狀→第七段貝克漢→第八段富豪」→「沒有那張獎狀，第八段的信還會有人讀嗎？」→ 生3「獎狀是中間那個？」→「那你的歸納句要怎麼寫？自己寫。」</w:t>
+            </w:r>
+          </w:p>
+          <w:p>
+            <w:pPr>
+              <w:spacing w:after="0"/>
+            </w:pPr>
+            <w:r>
+              <w:rPr>
+                <w:rFonts w:ascii="新細明體" w:hAnsi="新細明體" w:eastAsia="新細明體" w:cs="新細明體"/>
+                <w:b w:val="0"/>
+                <w:sz w:val="24"/>
+                <w:szCs w:val="24"/>
               </w:rPr>
               <w:t>最後兩分鐘教師不再說話，讓每個人自己把那句話寫完；不公布標準答案，收回學習單作為下一節語文讀寫的起點。</w:t>
             </w:r>
@@ -3002,8 +3331,10 @@
             </w:pPr>
             <w:r>
               <w:rPr>
-                <w:rFonts w:ascii="標楷體" w:hAnsi="標楷體"/>
+                <w:rFonts w:ascii="新細明體" w:hAnsi="新細明體" w:eastAsia="新細明體" w:cs="新細明體"/>
                 <w:b/>
+                <w:sz w:val="24"/>
+                <w:szCs w:val="24"/>
               </w:rPr>
               <w:t>10 分</w:t>
             </w:r>
@@ -3014,8 +3345,10 @@
     <w:p>
       <w:r>
         <w:rPr>
-          <w:rFonts w:ascii="標楷體" w:hAnsi="標楷體"/>
+          <w:rFonts w:ascii="新細明體" w:hAnsi="新細明體" w:eastAsia="新細明體" w:cs="新細明體"/>
           <w:b w:val="0"/>
+          <w:sz w:val="24"/>
+          <w:szCs w:val="24"/>
         </w:rPr>
         <w:t>彈性條款：本挑戰題將依教學實際進度調整。若學生在「各自刪三件」階段明顯需要更多時間，則「加菜：被刪掉的那件真的不重要嗎」在公開課中不進行，調整至下一節課進行教學，本節以三組白板的串連收尾即可。</w:t>
       </w:r>
@@ -3023,8 +3356,10 @@
     <w:p>
       <w:r>
         <w:rPr>
-          <w:rFonts w:ascii="標楷體" w:hAnsi="標楷體"/>
+          <w:rFonts w:ascii="新細明體" w:hAnsi="新細明體" w:eastAsia="新細明體" w:cs="新細明體"/>
           <w:b/>
+          <w:sz w:val="24"/>
+          <w:szCs w:val="24"/>
         </w:rPr>
         <w:t>附錄：理答預想表（全篇涵蓋策略：轉引、轉問、反問、提示、釐清、深究）</w:t>
       </w:r>
@@ -3052,8 +3387,10 @@
             </w:pPr>
             <w:r>
               <w:rPr>
-                <w:rFonts w:ascii="標楷體" w:hAnsi="標楷體"/>
+                <w:rFonts w:ascii="新細明體" w:hAnsi="新細明體" w:eastAsia="新細明體" w:cs="新細明體"/>
                 <w:b/>
+                <w:sz w:val="24"/>
+                <w:szCs w:val="24"/>
               </w:rPr>
               <w:t>預想的學生回應</w:t>
             </w:r>
@@ -3069,8 +3406,10 @@
             </w:pPr>
             <w:r>
               <w:rPr>
-                <w:rFonts w:ascii="標楷體" w:hAnsi="標楷體"/>
+                <w:rFonts w:ascii="新細明體" w:hAnsi="新細明體" w:eastAsia="新細明體" w:cs="新細明體"/>
                 <w:b/>
+                <w:sz w:val="24"/>
+                <w:szCs w:val="24"/>
               </w:rPr>
               <w:t>判讀</w:t>
             </w:r>
@@ -3086,8 +3425,10 @@
             </w:pPr>
             <w:r>
               <w:rPr>
-                <w:rFonts w:ascii="標楷體" w:hAnsi="標楷體"/>
+                <w:rFonts w:ascii="新細明體" w:hAnsi="新細明體" w:eastAsia="新細明體" w:cs="新細明體"/>
                 <w:b/>
+                <w:sz w:val="24"/>
+                <w:szCs w:val="24"/>
               </w:rPr>
               <w:t>策略</w:t>
             </w:r>
@@ -3103,8 +3444,10 @@
             </w:pPr>
             <w:r>
               <w:rPr>
-                <w:rFonts w:ascii="標楷體" w:hAnsi="標楷體"/>
+                <w:rFonts w:ascii="新細明體" w:hAnsi="新細明體" w:eastAsia="新細明體" w:cs="新細明體"/>
                 <w:b/>
+                <w:sz w:val="24"/>
+                <w:szCs w:val="24"/>
               </w:rPr>
               <w:t>教師台詞</w:t>
             </w:r>
@@ -3122,8 +3465,10 @@
             </w:pPr>
             <w:r>
               <w:rPr>
-                <w:rFonts w:ascii="標楷體" w:hAnsi="標楷體"/>
-                <w:b w:val="0"/>
+                <w:rFonts w:ascii="新細明體" w:hAnsi="新細明體" w:eastAsia="新細明體" w:cs="新細明體"/>
+                <w:b w:val="0"/>
+                <w:sz w:val="24"/>
+                <w:szCs w:val="24"/>
               </w:rPr>
               <w:t>（講錯）「我要刪掉『比爾．蓋茲捐三百萬』，因為那個是最後才發生的。」</w:t>
             </w:r>
@@ -3139,8 +3484,10 @@
             </w:pPr>
             <w:r>
               <w:rPr>
-                <w:rFonts w:ascii="標楷體" w:hAnsi="標楷體"/>
-                <w:b w:val="0"/>
+                <w:rFonts w:ascii="新細明體" w:hAnsi="新細明體" w:eastAsia="新細明體" w:cs="新細明體"/>
+                <w:b w:val="0"/>
+                <w:sz w:val="24"/>
+                <w:szCs w:val="24"/>
               </w:rPr>
               <w:t>把「別人被打動後的結果」當成凱瑟琳的行動，行動與結果的界線還沒分開。</w:t>
             </w:r>
@@ -3156,8 +3503,10 @@
             </w:pPr>
             <w:r>
               <w:rPr>
-                <w:rFonts w:ascii="標楷體" w:hAnsi="標楷體"/>
-                <w:b w:val="0"/>
+                <w:rFonts w:ascii="新細明體" w:hAnsi="新細明體" w:eastAsia="新細明體" w:cs="新細明體"/>
+                <w:b w:val="0"/>
+                <w:sz w:val="24"/>
+                <w:szCs w:val="24"/>
               </w:rPr>
               <w:t>提示</w:t>
             </w:r>
@@ -3173,8 +3522,10 @@
             </w:pPr>
             <w:r>
               <w:rPr>
-                <w:rFonts w:ascii="標楷體" w:hAnsi="標楷體"/>
-                <w:b w:val="0"/>
+                <w:rFonts w:ascii="新細明體" w:hAnsi="新細明體" w:eastAsia="新細明體" w:cs="新細明體"/>
+                <w:b w:val="0"/>
+                <w:sz w:val="24"/>
+                <w:szCs w:val="24"/>
               </w:rPr>
               <w:t>「回到題目。題目說的是誰做的事？」（不說「錯了」，反覆要求回到題目）</w:t>
             </w:r>
@@ -3192,8 +3543,10 @@
             </w:pPr>
             <w:r>
               <w:rPr>
-                <w:rFonts w:ascii="標楷體" w:hAnsi="標楷體"/>
-                <w:b w:val="0"/>
+                <w:rFonts w:ascii="新細明體" w:hAnsi="新細明體" w:eastAsia="新細明體" w:cs="新細明體"/>
+                <w:b w:val="0"/>
+                <w:sz w:val="24"/>
+                <w:szCs w:val="24"/>
               </w:rPr>
               <w:t>（講錯）「寄獎狀給貝克漢可以刪，那只是說謝謝而已。」</w:t>
             </w:r>
@@ -3209,8 +3562,10 @@
             </w:pPr>
             <w:r>
               <w:rPr>
-                <w:rFonts w:ascii="標楷體" w:hAnsi="標楷體"/>
-                <w:b w:val="0"/>
+                <w:rFonts w:ascii="新細明體" w:hAnsi="新細明體" w:eastAsia="新細明體" w:cs="新細明體"/>
+                <w:b w:val="0"/>
+                <w:sz w:val="24"/>
+                <w:szCs w:val="24"/>
               </w:rPr>
               <w:t>讀到了第 7 段的表面動作，沒看見獎狀被貼上網站之後引起的關注。</w:t>
             </w:r>
@@ -3226,8 +3581,10 @@
             </w:pPr>
             <w:r>
               <w:rPr>
-                <w:rFonts w:ascii="標楷體" w:hAnsi="標楷體"/>
-                <w:b w:val="0"/>
+                <w:rFonts w:ascii="新細明體" w:hAnsi="新細明體" w:eastAsia="新細明體" w:cs="新細明體"/>
+                <w:b w:val="0"/>
+                <w:sz w:val="24"/>
+                <w:szCs w:val="24"/>
               </w:rPr>
               <w:t>深究</w:t>
             </w:r>
@@ -3243,8 +3600,10 @@
             </w:pPr>
             <w:r>
               <w:rPr>
-                <w:rFonts w:ascii="標楷體" w:hAnsi="標楷體"/>
-                <w:b w:val="0"/>
+                <w:rFonts w:ascii="新細明體" w:hAnsi="新細明體" w:eastAsia="新細明體" w:cs="新細明體"/>
+                <w:b w:val="0"/>
+                <w:sz w:val="24"/>
+                <w:szCs w:val="24"/>
               </w:rPr>
               <w:t>「貝克漢收到獎狀以後做了什麼？讀給我們聽。」</w:t>
             </w:r>
@@ -3262,8 +3621,10 @@
             </w:pPr>
             <w:r>
               <w:rPr>
-                <w:rFonts w:ascii="標楷體" w:hAnsi="標楷體"/>
-                <w:b w:val="0"/>
+                <w:rFonts w:ascii="新細明體" w:hAnsi="新細明體" w:eastAsia="新細明體" w:cs="新細明體"/>
+                <w:b w:val="0"/>
+                <w:sz w:val="24"/>
+                <w:szCs w:val="24"/>
               </w:rPr>
               <w:t>（沉默）被指名後低頭不語，手放在課本上沒有動。</w:t>
             </w:r>
@@ -3279,8 +3640,10 @@
             </w:pPr>
             <w:r>
               <w:rPr>
-                <w:rFonts w:ascii="標楷體" w:hAnsi="標楷體"/>
-                <w:b w:val="0"/>
+                <w:rFonts w:ascii="新細明體" w:hAnsi="新細明體" w:eastAsia="新細明體" w:cs="新細明體"/>
+                <w:b w:val="0"/>
+                <w:sz w:val="24"/>
+                <w:szCs w:val="24"/>
               </w:rPr>
               <w:t>可能是還沒想完，也可能是不確定自己的刪法能不能講。等待，不催、不換人。</w:t>
             </w:r>
@@ -3296,8 +3659,10 @@
             </w:pPr>
             <w:r>
               <w:rPr>
-                <w:rFonts w:ascii="標楷體" w:hAnsi="標楷體"/>
-                <w:b w:val="0"/>
+                <w:rFonts w:ascii="新細明體" w:hAnsi="新細明體" w:eastAsia="新細明體" w:cs="新細明體"/>
+                <w:b w:val="0"/>
+                <w:sz w:val="24"/>
+                <w:szCs w:val="24"/>
               </w:rPr>
               <w:t>轉問</w:t>
             </w:r>
@@ -3313,8 +3678,10 @@
             </w:pPr>
             <w:r>
               <w:rPr>
-                <w:rFonts w:ascii="標楷體" w:hAnsi="標楷體"/>
-                <w:b w:val="0"/>
+                <w:rFonts w:ascii="新細明體" w:hAnsi="新細明體" w:eastAsia="新細明體" w:cs="新細明體"/>
+                <w:b w:val="0"/>
+                <w:sz w:val="24"/>
+                <w:szCs w:val="24"/>
               </w:rPr>
               <w:t>「你需要想一下是嗎？那你可以先找人嗎？」（把求援的主動權交給學生）</w:t>
             </w:r>
@@ -3332,8 +3699,10 @@
             </w:pPr>
             <w:r>
               <w:rPr>
-                <w:rFonts w:ascii="標楷體" w:hAnsi="標楷體"/>
-                <w:b w:val="0"/>
+                <w:rFonts w:ascii="新細明體" w:hAnsi="新細明體" w:eastAsia="新細明體" w:cs="新細明體"/>
+                <w:b w:val="0"/>
+                <w:sz w:val="24"/>
+                <w:szCs w:val="24"/>
               </w:rPr>
               <w:t>（離題）「我覺得非洲人很可憐，我們應該要捐錢給他們。」</w:t>
             </w:r>
@@ -3349,8 +3718,10 @@
             </w:pPr>
             <w:r>
               <w:rPr>
-                <w:rFonts w:ascii="標楷體" w:hAnsi="標楷體"/>
-                <w:b w:val="0"/>
+                <w:rFonts w:ascii="新細明體" w:hAnsi="新細明體" w:eastAsia="新細明體" w:cs="新細明體"/>
+                <w:b w:val="0"/>
+                <w:sz w:val="24"/>
+                <w:szCs w:val="24"/>
               </w:rPr>
               <w:t>情感被課文帶起來了，但已經離開文本，退回感想。</w:t>
             </w:r>
@@ -3366,8 +3737,10 @@
             </w:pPr>
             <w:r>
               <w:rPr>
-                <w:rFonts w:ascii="標楷體" w:hAnsi="標楷體"/>
-                <w:b w:val="0"/>
+                <w:rFonts w:ascii="新細明體" w:hAnsi="新細明體" w:eastAsia="新細明體" w:cs="新細明體"/>
+                <w:b w:val="0"/>
+                <w:sz w:val="24"/>
+                <w:szCs w:val="24"/>
               </w:rPr>
               <w:t>提示（回歸文本）</w:t>
             </w:r>
@@ -3383,8 +3756,10 @@
             </w:pPr>
             <w:r>
               <w:rPr>
-                <w:rFonts w:ascii="標楷體" w:hAnsi="標楷體"/>
-                <w:b w:val="0"/>
+                <w:rFonts w:ascii="新細明體" w:hAnsi="新細明體" w:eastAsia="新細明體" w:cs="新細明體"/>
+                <w:b w:val="0"/>
+                <w:sz w:val="24"/>
+                <w:szCs w:val="24"/>
               </w:rPr>
               <w:t>「回到課文。凱瑟琳做的第一件事是什麼？」</w:t>
             </w:r>
@@ -3402,8 +3777,10 @@
             </w:pPr>
             <w:r>
               <w:rPr>
-                <w:rFonts w:ascii="標楷體" w:hAnsi="標楷體"/>
-                <w:b w:val="0"/>
+                <w:rFonts w:ascii="新細明體" w:hAnsi="新細明體" w:eastAsia="新細明體" w:cs="新細明體"/>
+                <w:b w:val="0"/>
+                <w:sz w:val="24"/>
+                <w:szCs w:val="24"/>
               </w:rPr>
               <w:t>（答對但停在表層）「因為一件帶出一件啊。」</w:t>
             </w:r>
@@ -3419,8 +3796,10 @@
             </w:pPr>
             <w:r>
               <w:rPr>
-                <w:rFonts w:ascii="標楷體" w:hAnsi="標楷體"/>
-                <w:b w:val="0"/>
+                <w:rFonts w:ascii="新細明體" w:hAnsi="新細明體" w:eastAsia="新細明體" w:cs="新細明體"/>
+                <w:b w:val="0"/>
+                <w:sz w:val="24"/>
+                <w:szCs w:val="24"/>
               </w:rPr>
               <w:t>已經摸到遞進關係，但說不出是靠什麼帶出來的。</w:t>
             </w:r>
@@ -3436,8 +3815,10 @@
             </w:pPr>
             <w:r>
               <w:rPr>
-                <w:rFonts w:ascii="標楷體" w:hAnsi="標楷體"/>
-                <w:b w:val="0"/>
+                <w:rFonts w:ascii="新細明體" w:hAnsi="新細明體" w:eastAsia="新細明體" w:cs="新細明體"/>
+                <w:b w:val="0"/>
+                <w:sz w:val="24"/>
+                <w:szCs w:val="24"/>
               </w:rPr>
               <w:t>深究</w:t>
             </w:r>
@@ -3453,10 +3834,1112 @@
             </w:pPr>
             <w:r>
               <w:rPr>
-                <w:rFonts w:ascii="標楷體" w:hAnsi="標楷體"/>
-                <w:b w:val="0"/>
+                <w:rFonts w:ascii="新細明體" w:hAnsi="新細明體" w:eastAsia="新細明體" w:cs="新細明體"/>
+                <w:b w:val="0"/>
+                <w:sz w:val="24"/>
+                <w:szCs w:val="24"/>
               </w:rPr>
               <w:t>「哪一件帶出哪一件？指給我看。」</w:t>
+            </w:r>
+          </w:p>
+        </w:tc>
+      </w:tr>
+    </w:tbl>
+    <w:p>
+      <w:r>
+        <w:rPr>
+          <w:rFonts w:ascii="新細明體" w:hAnsi="新細明體" w:eastAsia="新細明體" w:cs="新細明體"/>
+          <w:b/>
+          <w:sz w:val="24"/>
+          <w:szCs w:val="24"/>
+        </w:rPr>
+        <w:t>附錄二：串連進程模擬（轉引／轉問／深究各一段，三位學生、三段發言）</w:t>
+      </w:r>
+    </w:p>
+    <w:p>
+      <w:r>
+        <w:rPr>
+          <w:rFonts w:ascii="新細明體" w:hAnsi="新細明體" w:eastAsia="新細明體" w:cs="新細明體"/>
+          <w:b w:val="0"/>
+          <w:sz w:val="24"/>
+          <w:szCs w:val="24"/>
+        </w:rPr>
+        <w:t>理答不是一問一答，是把三個人的發言串成一條線。下表預想每一段串連的三步：學生說了什麼、教師接哪一句、這一步把誰的思考跟誰串在一起。學生以生1／生2／生3 代稱（〔待補特殊學生後，把預定指名的對象填進去〕）。真實課堂學生不會照講，重點是教師在每一步「不評價、不代答」，讓下一位學生的發言接在上一位的發言上。</w:t>
+      </w:r>
+    </w:p>
+    <w:tbl>
+      <w:tblPr>
+        <w:tblStyle w:val="a4"/>
+        <w:tblW w:type="auto" w:w="0"/>
+        <w:tblLook w:firstColumn="1" w:firstRow="1" w:lastColumn="0" w:lastRow="0" w:noHBand="0" w:noVBand="1" w:val="04A0"/>
+        <w:tblLayout w:type="fixed"/>
+      </w:tblPr>
+      <w:tblGrid>
+        <w:gridCol w:w="1587"/>
+        <w:gridCol w:w="397"/>
+        <w:gridCol w:w="2835"/>
+        <w:gridCol w:w="3005"/>
+        <w:gridCol w:w="2608"/>
+      </w:tblGrid>
+      <w:tr>
+        <w:tc>
+          <w:tcPr>
+            <w:tcW w:type="dxa" w:w="1587"/>
+          </w:tcPr>
+          <w:p>
+            <w:pPr>
+              <w:spacing w:after="0"/>
+            </w:pPr>
+            <w:r>
+              <w:rPr>
+                <w:rFonts w:ascii="新細明體" w:hAnsi="新細明體" w:eastAsia="新細明體" w:cs="新細明體"/>
+                <w:b/>
+                <w:sz w:val="24"/>
+                <w:szCs w:val="24"/>
+              </w:rPr>
+              <w:t>策略／情境</w:t>
+            </w:r>
+          </w:p>
+        </w:tc>
+        <w:tc>
+          <w:tcPr>
+            <w:tcW w:type="dxa" w:w="397"/>
+          </w:tcPr>
+          <w:p>
+            <w:pPr>
+              <w:spacing w:after="0"/>
+            </w:pPr>
+            <w:r>
+              <w:rPr>
+                <w:rFonts w:ascii="新細明體" w:hAnsi="新細明體" w:eastAsia="新細明體" w:cs="新細明體"/>
+                <w:b/>
+                <w:sz w:val="24"/>
+                <w:szCs w:val="24"/>
+              </w:rPr>
+              <w:t>序</w:t>
+            </w:r>
+          </w:p>
+        </w:tc>
+        <w:tc>
+          <w:tcPr>
+            <w:tcW w:type="dxa" w:w="2835"/>
+          </w:tcPr>
+          <w:p>
+            <w:pPr>
+              <w:spacing w:after="0"/>
+            </w:pPr>
+            <w:r>
+              <w:rPr>
+                <w:rFonts w:ascii="新細明體" w:hAnsi="新細明體" w:eastAsia="新細明體" w:cs="新細明體"/>
+                <w:b/>
+                <w:sz w:val="24"/>
+                <w:szCs w:val="24"/>
+              </w:rPr>
+              <w:t>學生發言（預想）</w:t>
+            </w:r>
+          </w:p>
+        </w:tc>
+        <w:tc>
+          <w:tcPr>
+            <w:tcW w:type="dxa" w:w="3005"/>
+          </w:tcPr>
+          <w:p>
+            <w:pPr>
+              <w:spacing w:after="0"/>
+            </w:pPr>
+            <w:r>
+              <w:rPr>
+                <w:rFonts w:ascii="新細明體" w:hAnsi="新細明體" w:eastAsia="新細明體" w:cs="新細明體"/>
+                <w:b/>
+                <w:sz w:val="24"/>
+                <w:szCs w:val="24"/>
+              </w:rPr>
+              <w:t>教師理答</w:t>
+            </w:r>
+          </w:p>
+        </w:tc>
+        <w:tc>
+          <w:tcPr>
+            <w:tcW w:type="dxa" w:w="2608"/>
+          </w:tcPr>
+          <w:p>
+            <w:pPr>
+              <w:spacing w:after="0"/>
+            </w:pPr>
+            <w:r>
+              <w:rPr>
+                <w:rFonts w:ascii="新細明體" w:hAnsi="新細明體" w:eastAsia="新細明體" w:cs="新細明體"/>
+                <w:b/>
+                <w:sz w:val="24"/>
+                <w:szCs w:val="24"/>
+              </w:rPr>
+              <w:t>這一步在串什麼</w:t>
+            </w:r>
+          </w:p>
+        </w:tc>
+      </w:tr>
+      <w:tr>
+        <w:tc>
+          <w:tcPr>
+            <w:tcW w:type="dxa" w:w="1587"/>
+            <w:vMerge w:val="restart"/>
+          </w:tcPr>
+          <w:p>
+            <w:pPr>
+              <w:spacing w:after="0"/>
+            </w:pPr>
+            <w:r>
+              <w:rPr>
+                <w:rFonts w:ascii="新細明體" w:hAnsi="新細明體" w:eastAsia="新細明體" w:cs="新細明體"/>
+                <w:b/>
+                <w:sz w:val="24"/>
+                <w:szCs w:val="24"/>
+              </w:rPr>
+              <w:t>轉引</w:t>
+            </w:r>
+          </w:p>
+          <w:p>
+            <w:pPr>
+              <w:spacing w:after="0"/>
+            </w:pPr>
+            <w:r>
+              <w:rPr>
+                <w:rFonts w:ascii="新細明體" w:hAnsi="新細明體" w:eastAsia="新細明體" w:cs="新細明體"/>
+                <w:b w:val="0"/>
+                <w:sz w:val="24"/>
+                <w:szCs w:val="24"/>
+              </w:rPr>
+            </w:r>
+          </w:p>
+          <w:p>
+            <w:pPr>
+              <w:spacing w:after="0"/>
+            </w:pPr>
+            <w:r>
+              <w:rPr>
+                <w:rFonts w:ascii="新細明體" w:hAnsi="新細明體" w:eastAsia="新細明體" w:cs="新細明體"/>
+                <w:b w:val="0"/>
+                <w:sz w:val="24"/>
+                <w:szCs w:val="24"/>
+              </w:rPr>
+              <w:t>第三段第 1 步・三組讀出「我們留下哪三件」（挑戰與聚斂，第 30～34 分鐘）</w:t>
+            </w:r>
+          </w:p>
+          <w:p>
+            <w:pPr>
+              <w:spacing w:after="0"/>
+            </w:pPr>
+            <w:r>
+              <w:rPr>
+                <w:rFonts w:ascii="新細明體" w:hAnsi="新細明體" w:eastAsia="新細明體" w:cs="新細明體"/>
+                <w:b w:val="0"/>
+                <w:sz w:val="24"/>
+                <w:szCs w:val="24"/>
+              </w:rPr>
+            </w:r>
+          </w:p>
+          <w:p>
+            <w:pPr>
+              <w:spacing w:after="0"/>
+            </w:pPr>
+            <w:r>
+              <w:rPr>
+                <w:rFonts w:ascii="新細明體" w:hAnsi="新細明體" w:eastAsia="新細明體" w:cs="新細明體"/>
+                <w:b w:val="0"/>
+                <w:sz w:val="24"/>
+                <w:szCs w:val="24"/>
+              </w:rPr>
+              <w:t>高原策略：三組、三種不同的留法，不評價哪一種比較好；收束句把「被刪最多次的那件」變成全班共讀的題目。</w:t>
+            </w:r>
+          </w:p>
+        </w:tc>
+        <w:tc>
+          <w:tcPr>
+            <w:tcW w:type="dxa" w:w="397"/>
+          </w:tcPr>
+          <w:p>
+            <w:pPr>
+              <w:spacing w:after="0"/>
+            </w:pPr>
+            <w:r>
+              <w:rPr>
+                <w:rFonts w:ascii="新細明體" w:hAnsi="新細明體" w:eastAsia="新細明體" w:cs="新細明體"/>
+                <w:b w:val="0"/>
+                <w:sz w:val="24"/>
+                <w:szCs w:val="24"/>
+              </w:rPr>
+              <w:t>1</w:t>
+            </w:r>
+          </w:p>
+        </w:tc>
+        <w:tc>
+          <w:tcPr>
+            <w:tcW w:type="dxa" w:w="2835"/>
+          </w:tcPr>
+          <w:p>
+            <w:pPr>
+              <w:spacing w:after="0"/>
+            </w:pPr>
+            <w:r>
+              <w:rPr>
+                <w:rFonts w:ascii="新細明體" w:hAnsi="新細明體" w:eastAsia="新細明體" w:cs="新細明體"/>
+                <w:b w:val="0"/>
+                <w:sz w:val="24"/>
+                <w:szCs w:val="24"/>
+              </w:rPr>
+              <w:t>生1（第 2 組）：「我們留存點心費買蚊帳、到教堂演講、寄獎狀給富豪。因為這三件都是在募錢。」</w:t>
+            </w:r>
+          </w:p>
+        </w:tc>
+        <w:tc>
+          <w:tcPr>
+            <w:tcW w:type="dxa" w:w="3005"/>
+          </w:tcPr>
+          <w:p>
+            <w:pPr>
+              <w:spacing w:after="0"/>
+            </w:pPr>
+            <w:r>
+              <w:rPr>
+                <w:rFonts w:ascii="新細明體" w:hAnsi="新細明體" w:eastAsia="新細明體" w:cs="新細明體"/>
+                <w:b w:val="0"/>
+                <w:sz w:val="24"/>
+                <w:szCs w:val="24"/>
+              </w:rPr>
+              <w:t>【轉引】「第 2 組留的是買蚊帳、演講、寄獎狀給富豪。還有沒有不一樣的留法？」</w:t>
+            </w:r>
+          </w:p>
+        </w:tc>
+        <w:tc>
+          <w:tcPr>
+            <w:tcW w:type="dxa" w:w="2608"/>
+          </w:tcPr>
+          <w:p>
+            <w:pPr>
+              <w:spacing w:after="0"/>
+            </w:pPr>
+            <w:r>
+              <w:rPr>
+                <w:rFonts w:ascii="新細明體" w:hAnsi="新細明體" w:eastAsia="新細明體" w:cs="新細明體"/>
+                <w:b w:val="0"/>
+                <w:sz w:val="24"/>
+                <w:szCs w:val="24"/>
+              </w:rPr>
+              <w:t>不評價。只複述留了哪三件，把發言權交給下一組。</w:t>
+            </w:r>
+          </w:p>
+        </w:tc>
+      </w:tr>
+      <w:tr>
+        <w:tc>
+          <w:tcPr>
+            <w:tcW w:type="dxa" w:w="1587"/>
+            <w:vMerge/>
+          </w:tcPr>
+          <w:p/>
+        </w:tc>
+        <w:tc>
+          <w:tcPr>
+            <w:tcW w:type="dxa" w:w="397"/>
+          </w:tcPr>
+          <w:p>
+            <w:pPr>
+              <w:spacing w:after="0"/>
+            </w:pPr>
+            <w:r>
+              <w:rPr>
+                <w:rFonts w:ascii="新細明體" w:hAnsi="新細明體" w:eastAsia="新細明體" w:cs="新細明體"/>
+                <w:b w:val="0"/>
+                <w:sz w:val="24"/>
+                <w:szCs w:val="24"/>
+              </w:rPr>
+              <w:t>2</w:t>
+            </w:r>
+          </w:p>
+        </w:tc>
+        <w:tc>
+          <w:tcPr>
+            <w:tcW w:type="dxa" w:w="2835"/>
+          </w:tcPr>
+          <w:p>
+            <w:pPr>
+              <w:spacing w:after="0"/>
+            </w:pPr>
+            <w:r>
+              <w:rPr>
+                <w:rFonts w:ascii="新細明體" w:hAnsi="新細明體" w:eastAsia="新細明體" w:cs="新細明體"/>
+                <w:b w:val="0"/>
+                <w:sz w:val="24"/>
+                <w:szCs w:val="24"/>
+              </w:rPr>
+              <w:t>生2（第 5 組）：「我們留買蚊帳、義賣做獎狀、寄獎狀給富豪。演講可以刪，跟義賣一樣都是募款。」</w:t>
+            </w:r>
+          </w:p>
+        </w:tc>
+        <w:tc>
+          <w:tcPr>
+            <w:tcW w:type="dxa" w:w="3005"/>
+          </w:tcPr>
+          <w:p>
+            <w:pPr>
+              <w:spacing w:after="0"/>
+            </w:pPr>
+            <w:r>
+              <w:rPr>
+                <w:rFonts w:ascii="新細明體" w:hAnsi="新細明體" w:eastAsia="新細明體" w:cs="新細明體"/>
+                <w:b w:val="0"/>
+                <w:sz w:val="24"/>
+                <w:szCs w:val="24"/>
+              </w:rPr>
+              <w:t>【轉引】「多了一種留法：義賣留、演講刪。還有嗎？」</w:t>
+            </w:r>
+          </w:p>
+        </w:tc>
+        <w:tc>
+          <w:tcPr>
+            <w:tcW w:type="dxa" w:w="2608"/>
+          </w:tcPr>
+          <w:p>
+            <w:pPr>
+              <w:spacing w:after="0"/>
+            </w:pPr>
+            <w:r>
+              <w:rPr>
+                <w:rFonts w:ascii="新細明體" w:hAnsi="新細明體" w:eastAsia="新細明體" w:cs="新細明體"/>
+                <w:b w:val="0"/>
+                <w:sz w:val="24"/>
+                <w:szCs w:val="24"/>
+              </w:rPr>
+              <w:t>第二個視點疊上去。兩組都留了「寄獎狀給富豪」、都刪了「寄獎狀給貝克漢」——先不點破。</w:t>
+            </w:r>
+          </w:p>
+        </w:tc>
+      </w:tr>
+      <w:tr>
+        <w:tc>
+          <w:tcPr>
+            <w:tcW w:type="dxa" w:w="1587"/>
+            <w:vMerge/>
+          </w:tcPr>
+          <w:p/>
+        </w:tc>
+        <w:tc>
+          <w:tcPr>
+            <w:tcW w:type="dxa" w:w="397"/>
+          </w:tcPr>
+          <w:p>
+            <w:pPr>
+              <w:spacing w:after="0"/>
+            </w:pPr>
+            <w:r>
+              <w:rPr>
+                <w:rFonts w:ascii="新細明體" w:hAnsi="新細明體" w:eastAsia="新細明體" w:cs="新細明體"/>
+                <w:b w:val="0"/>
+                <w:sz w:val="24"/>
+                <w:szCs w:val="24"/>
+              </w:rPr>
+              <w:t>3</w:t>
+            </w:r>
+          </w:p>
+        </w:tc>
+        <w:tc>
+          <w:tcPr>
+            <w:tcW w:type="dxa" w:w="2835"/>
+          </w:tcPr>
+          <w:p>
+            <w:pPr>
+              <w:spacing w:after="0"/>
+            </w:pPr>
+            <w:r>
+              <w:rPr>
+                <w:rFonts w:ascii="新細明體" w:hAnsi="新細明體" w:eastAsia="新細明體" w:cs="新細明體"/>
+                <w:b w:val="0"/>
+                <w:sz w:val="24"/>
+                <w:szCs w:val="24"/>
+              </w:rPr>
+              <w:t>生3（第 4 組）：「我們留義賣做獎狀、寄獎狀給貝克漢、寄獎狀給富豪。因為獎狀是一條線。」</w:t>
+            </w:r>
+          </w:p>
+        </w:tc>
+        <w:tc>
+          <w:tcPr>
+            <w:tcW w:type="dxa" w:w="3005"/>
+          </w:tcPr>
+          <w:p>
+            <w:pPr>
+              <w:spacing w:after="0"/>
+            </w:pPr>
+            <w:r>
+              <w:rPr>
+                <w:rFonts w:ascii="新細明體" w:hAnsi="新細明體" w:eastAsia="新細明體" w:cs="新細明體"/>
+                <w:b w:val="0"/>
+                <w:sz w:val="24"/>
+                <w:szCs w:val="24"/>
+              </w:rPr>
+              <w:t>【轉引・收束】「三種留法。每一組都留了寄獎狀給富豪；被刪最多次的是寄獎狀給貝克漢。現在——回到課文第七段，被刪最多的那件，真的不牽著後面的事嗎？」</w:t>
+            </w:r>
+          </w:p>
+        </w:tc>
+        <w:tc>
+          <w:tcPr>
+            <w:tcW w:type="dxa" w:w="2608"/>
+          </w:tcPr>
+          <w:p>
+            <w:pPr>
+              <w:spacing w:after="0"/>
+            </w:pPr>
+            <w:r>
+              <w:rPr>
+                <w:rFonts w:ascii="新細明體" w:hAnsi="新細明體" w:eastAsia="新細明體" w:cs="新細明體"/>
+                <w:b w:val="0"/>
+                <w:sz w:val="24"/>
+                <w:szCs w:val="24"/>
+              </w:rPr>
+              <w:t>三個視點到齊才拋問題。收束句不裁決哪組對，只指出各組白板的交集與分歧，把分歧變成共讀的題目。</w:t>
+            </w:r>
+          </w:p>
+        </w:tc>
+      </w:tr>
+      <w:tr>
+        <w:tc>
+          <w:tcPr>
+            <w:tcW w:type="dxa" w:w="1587"/>
+            <w:vMerge w:val="restart"/>
+          </w:tcPr>
+          <w:p>
+            <w:pPr>
+              <w:spacing w:after="0"/>
+            </w:pPr>
+            <w:r>
+              <w:rPr>
+                <w:rFonts w:ascii="新細明體" w:hAnsi="新細明體" w:eastAsia="新細明體" w:cs="新細明體"/>
+                <w:b/>
+                <w:sz w:val="24"/>
+                <w:szCs w:val="24"/>
+              </w:rPr>
+              <w:t>轉問</w:t>
+            </w:r>
+          </w:p>
+          <w:p>
+            <w:pPr>
+              <w:spacing w:after="0"/>
+            </w:pPr>
+            <w:r>
+              <w:rPr>
+                <w:rFonts w:ascii="新細明體" w:hAnsi="新細明體" w:eastAsia="新細明體" w:cs="新細明體"/>
+                <w:b w:val="0"/>
+                <w:sz w:val="24"/>
+                <w:szCs w:val="24"/>
+              </w:rPr>
+            </w:r>
+          </w:p>
+          <w:p>
+            <w:pPr>
+              <w:spacing w:after="0"/>
+            </w:pPr>
+            <w:r>
+              <w:rPr>
+                <w:rFonts w:ascii="新細明體" w:hAnsi="新細明體" w:eastAsia="新細明體" w:cs="新細明體"/>
+                <w:b w:val="0"/>
+                <w:sz w:val="24"/>
+                <w:szCs w:val="24"/>
+              </w:rPr>
+              <w:t>第三段第 2 步・刪法相反的兩組對話（第 34～37 分鐘）</w:t>
+            </w:r>
+          </w:p>
+          <w:p>
+            <w:pPr>
+              <w:spacing w:after="0"/>
+            </w:pPr>
+            <w:r>
+              <w:rPr>
+                <w:rFonts w:ascii="新細明體" w:hAnsi="新細明體" w:eastAsia="新細明體" w:cs="新細明體"/>
+                <w:b w:val="0"/>
+                <w:sz w:val="24"/>
+                <w:szCs w:val="24"/>
+              </w:rPr>
+            </w:r>
+          </w:p>
+          <w:p>
+            <w:pPr>
+              <w:spacing w:after="0"/>
+            </w:pPr>
+            <w:r>
+              <w:rPr>
+                <w:rFonts w:ascii="新細明體" w:hAnsi="新細明體" w:eastAsia="新細明體" w:cs="新細明體"/>
+                <w:b w:val="0"/>
+                <w:sz w:val="24"/>
+                <w:szCs w:val="24"/>
+              </w:rPr>
+              <w:t>學生與學生串連：刪了「寄獎狀給貝克漢」的組先講，留下它的組回應，第三位說出兩者的差別；教師不裁決，最後用回歸把裁決交給課文。</w:t>
+            </w:r>
+          </w:p>
+        </w:tc>
+        <w:tc>
+          <w:tcPr>
+            <w:tcW w:type="dxa" w:w="397"/>
+          </w:tcPr>
+          <w:p>
+            <w:pPr>
+              <w:spacing w:after="0"/>
+            </w:pPr>
+            <w:r>
+              <w:rPr>
+                <w:rFonts w:ascii="新細明體" w:hAnsi="新細明體" w:eastAsia="新細明體" w:cs="新細明體"/>
+                <w:b w:val="0"/>
+                <w:sz w:val="24"/>
+                <w:szCs w:val="24"/>
+              </w:rPr>
+              <w:t>1</w:t>
+            </w:r>
+          </w:p>
+        </w:tc>
+        <w:tc>
+          <w:tcPr>
+            <w:tcW w:type="dxa" w:w="2835"/>
+          </w:tcPr>
+          <w:p>
+            <w:pPr>
+              <w:spacing w:after="0"/>
+            </w:pPr>
+            <w:r>
+              <w:rPr>
+                <w:rFonts w:ascii="新細明體" w:hAnsi="新細明體" w:eastAsia="新細明體" w:cs="新細明體"/>
+                <w:b w:val="0"/>
+                <w:sz w:val="24"/>
+                <w:szCs w:val="24"/>
+              </w:rPr>
+              <w:t>生1（第 5 組，刪了寄獎狀給貝克漢）：「寄獎狀給貝克漢可以刪，那只是說謝謝而已。」</w:t>
+            </w:r>
+          </w:p>
+        </w:tc>
+        <w:tc>
+          <w:tcPr>
+            <w:tcW w:type="dxa" w:w="3005"/>
+          </w:tcPr>
+          <w:p>
+            <w:pPr>
+              <w:spacing w:after="0"/>
+            </w:pPr>
+            <w:r>
+              <w:rPr>
+                <w:rFonts w:ascii="新細明體" w:hAnsi="新細明體" w:eastAsia="新細明體" w:cs="新細明體"/>
+                <w:b w:val="0"/>
+                <w:sz w:val="24"/>
+                <w:szCs w:val="24"/>
+              </w:rPr>
+              <w:t>【轉問】「第 4 組，你們把它留下來了。你們當時是怎麼想的？」</w:t>
+            </w:r>
+          </w:p>
+        </w:tc>
+        <w:tc>
+          <w:tcPr>
+            <w:tcW w:type="dxa" w:w="2608"/>
+          </w:tcPr>
+          <w:p>
+            <w:pPr>
+              <w:spacing w:after="0"/>
+            </w:pPr>
+            <w:r>
+              <w:rPr>
+                <w:rFonts w:ascii="新細明體" w:hAnsi="新細明體" w:eastAsia="新細明體" w:cs="新細明體"/>
+                <w:b w:val="0"/>
+                <w:sz w:val="24"/>
+                <w:szCs w:val="24"/>
+              </w:rPr>
+              <w:t>不回饋生1，直接把發言權轉給留法相反的組。</w:t>
+            </w:r>
+          </w:p>
+        </w:tc>
+      </w:tr>
+      <w:tr>
+        <w:tc>
+          <w:tcPr>
+            <w:tcW w:type="dxa" w:w="1587"/>
+            <w:vMerge/>
+          </w:tcPr>
+          <w:p/>
+        </w:tc>
+        <w:tc>
+          <w:tcPr>
+            <w:tcW w:type="dxa" w:w="397"/>
+          </w:tcPr>
+          <w:p>
+            <w:pPr>
+              <w:spacing w:after="0"/>
+            </w:pPr>
+            <w:r>
+              <w:rPr>
+                <w:rFonts w:ascii="新細明體" w:hAnsi="新細明體" w:eastAsia="新細明體" w:cs="新細明體"/>
+                <w:b w:val="0"/>
+                <w:sz w:val="24"/>
+                <w:szCs w:val="24"/>
+              </w:rPr>
+              <w:t>2</w:t>
+            </w:r>
+          </w:p>
+        </w:tc>
+        <w:tc>
+          <w:tcPr>
+            <w:tcW w:type="dxa" w:w="2835"/>
+          </w:tcPr>
+          <w:p>
+            <w:pPr>
+              <w:spacing w:after="0"/>
+            </w:pPr>
+            <w:r>
+              <w:rPr>
+                <w:rFonts w:ascii="新細明體" w:hAnsi="新細明體" w:eastAsia="新細明體" w:cs="新細明體"/>
+                <w:b w:val="0"/>
+                <w:sz w:val="24"/>
+                <w:szCs w:val="24"/>
+              </w:rPr>
+              <w:t>生2（第 4 組，留下它）：「因為貝克漢把獎狀貼到網站上，很多人才看到。」</w:t>
+            </w:r>
+          </w:p>
+        </w:tc>
+        <w:tc>
+          <w:tcPr>
+            <w:tcW w:type="dxa" w:w="3005"/>
+          </w:tcPr>
+          <w:p>
+            <w:pPr>
+              <w:spacing w:after="0"/>
+            </w:pPr>
+            <w:r>
+              <w:rPr>
+                <w:rFonts w:ascii="新細明體" w:hAnsi="新細明體" w:eastAsia="新細明體" w:cs="新細明體"/>
+                <w:b w:val="0"/>
+                <w:sz w:val="24"/>
+                <w:szCs w:val="24"/>
+              </w:rPr>
+              <w:t>【轉問】「生3，你聽到這兩組的差別在哪裡？」</w:t>
+            </w:r>
+          </w:p>
+        </w:tc>
+        <w:tc>
+          <w:tcPr>
+            <w:tcW w:type="dxa" w:w="2608"/>
+          </w:tcPr>
+          <w:p>
+            <w:pPr>
+              <w:spacing w:after="0"/>
+            </w:pPr>
+            <w:r>
+              <w:rPr>
+                <w:rFonts w:ascii="新細明體" w:hAnsi="新細明體" w:eastAsia="新細明體" w:cs="新細明體"/>
+                <w:b w:val="0"/>
+                <w:sz w:val="24"/>
+                <w:szCs w:val="24"/>
+              </w:rPr>
+              <w:t>不說誰對。找第三位（預定為導入段被記下「只圈到三、四件」的學生）把兩種讀法並排講出來。</w:t>
+            </w:r>
+          </w:p>
+        </w:tc>
+      </w:tr>
+      <w:tr>
+        <w:tc>
+          <w:tcPr>
+            <w:tcW w:type="dxa" w:w="1587"/>
+            <w:vMerge/>
+          </w:tcPr>
+          <w:p/>
+        </w:tc>
+        <w:tc>
+          <w:tcPr>
+            <w:tcW w:type="dxa" w:w="397"/>
+          </w:tcPr>
+          <w:p>
+            <w:pPr>
+              <w:spacing w:after="0"/>
+            </w:pPr>
+            <w:r>
+              <w:rPr>
+                <w:rFonts w:ascii="新細明體" w:hAnsi="新細明體" w:eastAsia="新細明體" w:cs="新細明體"/>
+                <w:b w:val="0"/>
+                <w:sz w:val="24"/>
+                <w:szCs w:val="24"/>
+              </w:rPr>
+              <w:t>3</w:t>
+            </w:r>
+          </w:p>
+        </w:tc>
+        <w:tc>
+          <w:tcPr>
+            <w:tcW w:type="dxa" w:w="2835"/>
+          </w:tcPr>
+          <w:p>
+            <w:pPr>
+              <w:spacing w:after="0"/>
+            </w:pPr>
+            <w:r>
+              <w:rPr>
+                <w:rFonts w:ascii="新細明體" w:hAnsi="新細明體" w:eastAsia="新細明體" w:cs="新細明體"/>
+                <w:b w:val="0"/>
+                <w:sz w:val="24"/>
+                <w:szCs w:val="24"/>
+              </w:rPr>
+              <w:t>生3（第 1 組）：「一個覺得獎狀是……說謝謝；一個覺得獎狀……有人看到？」（講得斷斷續續）</w:t>
+            </w:r>
+          </w:p>
+        </w:tc>
+        <w:tc>
+          <w:tcPr>
+            <w:tcW w:type="dxa" w:w="3005"/>
+          </w:tcPr>
+          <w:p>
+            <w:pPr>
+              <w:spacing w:after="0"/>
+            </w:pPr>
+            <w:r>
+              <w:rPr>
+                <w:rFonts w:ascii="新細明體" w:hAnsi="新細明體" w:eastAsia="新細明體" w:cs="新細明體"/>
+                <w:b w:val="0"/>
+                <w:sz w:val="24"/>
+                <w:szCs w:val="24"/>
+              </w:rPr>
+              <w:t>【釐清】「再一次。」→（仍卡）【轉問】「有人要幫他修改一下嗎？」→ 生3 自己指名同儕補完 →【回歸】「回到課文。第七段，貝克漢把獎狀貼到哪裡？第八段，誰讀到了？」</w:t>
+            </w:r>
+          </w:p>
+        </w:tc>
+        <w:tc>
+          <w:tcPr>
+            <w:tcW w:type="dxa" w:w="2608"/>
+          </w:tcPr>
+          <w:p>
+            <w:pPr>
+              <w:spacing w:after="0"/>
+            </w:pPr>
+            <w:r>
+              <w:rPr>
+                <w:rFonts w:ascii="新細明體" w:hAnsi="新細明體" w:eastAsia="新細明體" w:cs="新細明體"/>
+                <w:b w:val="0"/>
+                <w:sz w:val="24"/>
+                <w:szCs w:val="24"/>
+              </w:rPr>
+              <w:t>修正的動作留在學生身上。最後不由教師說「獎狀很重要」，由第 7、8 段的文字裁決。</w:t>
+            </w:r>
+          </w:p>
+        </w:tc>
+      </w:tr>
+      <w:tr>
+        <w:tc>
+          <w:tcPr>
+            <w:tcW w:type="dxa" w:w="1587"/>
+            <w:vMerge w:val="restart"/>
+          </w:tcPr>
+          <w:p>
+            <w:pPr>
+              <w:spacing w:after="0"/>
+            </w:pPr>
+            <w:r>
+              <w:rPr>
+                <w:rFonts w:ascii="新細明體" w:hAnsi="新細明體" w:eastAsia="新細明體" w:cs="新細明體"/>
+                <w:b/>
+                <w:sz w:val="24"/>
+                <w:szCs w:val="24"/>
+              </w:rPr>
+              <w:t>深究</w:t>
+            </w:r>
+          </w:p>
+          <w:p>
+            <w:pPr>
+              <w:spacing w:after="0"/>
+            </w:pPr>
+            <w:r>
+              <w:rPr>
+                <w:rFonts w:ascii="新細明體" w:hAnsi="新細明體" w:eastAsia="新細明體" w:cs="新細明體"/>
+                <w:b w:val="0"/>
+                <w:sz w:val="24"/>
+                <w:szCs w:val="24"/>
+              </w:rPr>
+            </w:r>
+          </w:p>
+          <w:p>
+            <w:pPr>
+              <w:spacing w:after="0"/>
+            </w:pPr>
+            <w:r>
+              <w:rPr>
+                <w:rFonts w:ascii="新細明體" w:hAnsi="新細明體" w:eastAsia="新細明體" w:cs="新細明體"/>
+                <w:b w:val="0"/>
+                <w:sz w:val="24"/>
+                <w:szCs w:val="24"/>
+              </w:rPr>
+              <w:t>第三段第 2 步末・答對但停在表層時往下追（第 36～38 分鐘）</w:t>
+            </w:r>
+          </w:p>
+          <w:p>
+            <w:pPr>
+              <w:spacing w:after="0"/>
+            </w:pPr>
+            <w:r>
+              <w:rPr>
+                <w:rFonts w:ascii="新細明體" w:hAnsi="新細明體" w:eastAsia="新細明體" w:cs="新細明體"/>
+                <w:b w:val="0"/>
+                <w:sz w:val="24"/>
+                <w:szCs w:val="24"/>
+              </w:rPr>
+            </w:r>
+          </w:p>
+          <w:p>
+            <w:pPr>
+              <w:spacing w:after="0"/>
+            </w:pPr>
+            <w:r>
+              <w:rPr>
+                <w:rFonts w:ascii="新細明體" w:hAnsi="新細明體" w:eastAsia="新細明體" w:cs="新細明體"/>
+                <w:b w:val="0"/>
+                <w:sz w:val="24"/>
+                <w:szCs w:val="24"/>
+              </w:rPr>
+              <w:t>從「一件帶出一件」追到「哪一件帶出哪一件」，再追到「沒有獎狀第八段的信還會不會有人讀」，最後推到歸納句。</w:t>
+            </w:r>
+          </w:p>
+        </w:tc>
+        <w:tc>
+          <w:tcPr>
+            <w:tcW w:type="dxa" w:w="397"/>
+          </w:tcPr>
+          <w:p>
+            <w:pPr>
+              <w:spacing w:after="0"/>
+            </w:pPr>
+            <w:r>
+              <w:rPr>
+                <w:rFonts w:ascii="新細明體" w:hAnsi="新細明體" w:eastAsia="新細明體" w:cs="新細明體"/>
+                <w:b w:val="0"/>
+                <w:sz w:val="24"/>
+                <w:szCs w:val="24"/>
+              </w:rPr>
+              <w:t>1</w:t>
+            </w:r>
+          </w:p>
+        </w:tc>
+        <w:tc>
+          <w:tcPr>
+            <w:tcW w:type="dxa" w:w="2835"/>
+          </w:tcPr>
+          <w:p>
+            <w:pPr>
+              <w:spacing w:after="0"/>
+            </w:pPr>
+            <w:r>
+              <w:rPr>
+                <w:rFonts w:ascii="新細明體" w:hAnsi="新細明體" w:eastAsia="新細明體" w:cs="新細明體"/>
+                <w:b w:val="0"/>
+                <w:sz w:val="24"/>
+                <w:szCs w:val="24"/>
+              </w:rPr>
+              <w:t>生1：「因為一件帶出一件啊。」（方向正確，停在表層）</w:t>
+            </w:r>
+          </w:p>
+        </w:tc>
+        <w:tc>
+          <w:tcPr>
+            <w:tcW w:type="dxa" w:w="3005"/>
+          </w:tcPr>
+          <w:p>
+            <w:pPr>
+              <w:spacing w:after="0"/>
+            </w:pPr>
+            <w:r>
+              <w:rPr>
+                <w:rFonts w:ascii="新細明體" w:hAnsi="新細明體" w:eastAsia="新細明體" w:cs="新細明體"/>
+                <w:b w:val="0"/>
+                <w:sz w:val="24"/>
+                <w:szCs w:val="24"/>
+              </w:rPr>
+              <w:t>【深究】「哪一件帶出哪一件？指給我看。」</w:t>
+            </w:r>
+          </w:p>
+        </w:tc>
+        <w:tc>
+          <w:tcPr>
+            <w:tcW w:type="dxa" w:w="2608"/>
+          </w:tcPr>
+          <w:p>
+            <w:pPr>
+              <w:spacing w:after="0"/>
+            </w:pPr>
+            <w:r>
+              <w:rPr>
+                <w:rFonts w:ascii="新細明體" w:hAnsi="新細明體" w:eastAsia="新細明體" w:cs="新細明體"/>
+                <w:b w:val="0"/>
+                <w:sz w:val="24"/>
+                <w:szCs w:val="24"/>
+              </w:rPr>
+              <w:t>不肯定、不否定，只要求把「帶出」落到具體的段落。</w:t>
+            </w:r>
+          </w:p>
+        </w:tc>
+      </w:tr>
+      <w:tr>
+        <w:tc>
+          <w:tcPr>
+            <w:tcW w:type="dxa" w:w="1587"/>
+            <w:vMerge/>
+          </w:tcPr>
+          <w:p/>
+        </w:tc>
+        <w:tc>
+          <w:tcPr>
+            <w:tcW w:type="dxa" w:w="397"/>
+          </w:tcPr>
+          <w:p>
+            <w:pPr>
+              <w:spacing w:after="0"/>
+            </w:pPr>
+            <w:r>
+              <w:rPr>
+                <w:rFonts w:ascii="新細明體" w:hAnsi="新細明體" w:eastAsia="新細明體" w:cs="新細明體"/>
+                <w:b w:val="0"/>
+                <w:sz w:val="24"/>
+                <w:szCs w:val="24"/>
+              </w:rPr>
+              <w:t>2</w:t>
+            </w:r>
+          </w:p>
+        </w:tc>
+        <w:tc>
+          <w:tcPr>
+            <w:tcW w:type="dxa" w:w="2835"/>
+          </w:tcPr>
+          <w:p>
+            <w:pPr>
+              <w:spacing w:after="0"/>
+            </w:pPr>
+            <w:r>
+              <w:rPr>
+                <w:rFonts w:ascii="新細明體" w:hAnsi="新細明體" w:eastAsia="新細明體" w:cs="新細明體"/>
+                <w:b w:val="0"/>
+                <w:sz w:val="24"/>
+                <w:szCs w:val="24"/>
+              </w:rPr>
+              <w:t>生2：「第五段做的獎狀，第七段寄給貝克漢，第八段富豪就收到一百張。」</w:t>
+            </w:r>
+          </w:p>
+        </w:tc>
+        <w:tc>
+          <w:tcPr>
+            <w:tcW w:type="dxa" w:w="3005"/>
+          </w:tcPr>
+          <w:p>
+            <w:pPr>
+              <w:spacing w:after="0"/>
+            </w:pPr>
+            <w:r>
+              <w:rPr>
+                <w:rFonts w:ascii="新細明體" w:hAnsi="新細明體" w:eastAsia="新細明體" w:cs="新細明體"/>
+                <w:b w:val="0"/>
+                <w:sz w:val="24"/>
+                <w:szCs w:val="24"/>
+              </w:rPr>
+              <w:t>【深究】「如果沒有那張獎狀，第八段那封信還會有人讀嗎？」</w:t>
+            </w:r>
+          </w:p>
+        </w:tc>
+        <w:tc>
+          <w:tcPr>
+            <w:tcW w:type="dxa" w:w="2608"/>
+          </w:tcPr>
+          <w:p>
+            <w:pPr>
+              <w:spacing w:after="0"/>
+            </w:pPr>
+            <w:r>
+              <w:rPr>
+                <w:rFonts w:ascii="新細明體" w:hAnsi="新細明體" w:eastAsia="新細明體" w:cs="新細明體"/>
+                <w:b w:val="0"/>
+                <w:sz w:val="24"/>
+                <w:szCs w:val="24"/>
+              </w:rPr>
+              <w:t>把鏈結反過來問（拿掉一環會怎樣），追的是因果，不是順序。</w:t>
+            </w:r>
+          </w:p>
+        </w:tc>
+      </w:tr>
+      <w:tr>
+        <w:tc>
+          <w:tcPr>
+            <w:tcW w:type="dxa" w:w="1587"/>
+            <w:vMerge/>
+          </w:tcPr>
+          <w:p/>
+        </w:tc>
+        <w:tc>
+          <w:tcPr>
+            <w:tcW w:type="dxa" w:w="397"/>
+          </w:tcPr>
+          <w:p>
+            <w:pPr>
+              <w:spacing w:after="0"/>
+            </w:pPr>
+            <w:r>
+              <w:rPr>
+                <w:rFonts w:ascii="新細明體" w:hAnsi="新細明體" w:eastAsia="新細明體" w:cs="新細明體"/>
+                <w:b w:val="0"/>
+                <w:sz w:val="24"/>
+                <w:szCs w:val="24"/>
+              </w:rPr>
+              <w:t>3</w:t>
+            </w:r>
+          </w:p>
+        </w:tc>
+        <w:tc>
+          <w:tcPr>
+            <w:tcW w:type="dxa" w:w="2835"/>
+          </w:tcPr>
+          <w:p>
+            <w:pPr>
+              <w:spacing w:after="0"/>
+            </w:pPr>
+            <w:r>
+              <w:rPr>
+                <w:rFonts w:ascii="新細明體" w:hAnsi="新細明體" w:eastAsia="新細明體" w:cs="新細明體"/>
+                <w:b w:val="0"/>
+                <w:sz w:val="24"/>
+                <w:szCs w:val="24"/>
+              </w:rPr>
+              <w:t>生3：「不會……沒有貝克漢貼上網，富豪不會認識她，信就……所以獎狀是中間那個？」</w:t>
+            </w:r>
+          </w:p>
+        </w:tc>
+        <w:tc>
+          <w:tcPr>
+            <w:tcW w:type="dxa" w:w="3005"/>
+          </w:tcPr>
+          <w:p>
+            <w:pPr>
+              <w:spacing w:after="0"/>
+            </w:pPr>
+            <w:r>
+              <w:rPr>
+                <w:rFonts w:ascii="新細明體" w:hAnsi="新細明體" w:eastAsia="新細明體" w:cs="新細明體"/>
+                <w:b w:val="0"/>
+                <w:sz w:val="24"/>
+                <w:szCs w:val="24"/>
+              </w:rPr>
+              <w:t>【深究】「那你的歸納句要怎麼寫？回到學習單最後一行，自己寫。」</w:t>
+            </w:r>
+          </w:p>
+        </w:tc>
+        <w:tc>
+          <w:tcPr>
+            <w:tcW w:type="dxa" w:w="2608"/>
+          </w:tcPr>
+          <w:p>
+            <w:pPr>
+              <w:spacing w:after="0"/>
+            </w:pPr>
+            <w:r>
+              <w:rPr>
+                <w:rFonts w:ascii="新細明體" w:hAnsi="新細明體" w:eastAsia="新細明體" w:cs="新細明體"/>
+                <w:b w:val="0"/>
+                <w:sz w:val="24"/>
+                <w:szCs w:val="24"/>
+              </w:rPr>
+              <w:t>生3 說出的正是本節主菜（獎狀是整條鏈的樞紐）；教師不宣布「答對」，直接接第 3 步各自書寫歸納句，不公布標準答案。</w:t>
             </w:r>
           </w:p>
         </w:tc>
@@ -3482,8 +4965,10 @@
       </w:pPr>
       <w:r>
         <w:rPr>
-          <w:rFonts w:ascii="標楷體" w:eastAsia="標楷體" w:hAnsi="標楷體"/>
+          <w:rFonts w:ascii="新細明體" w:hAnsi="新細明體" w:eastAsia="新細明體" w:cs="新細明體"/>
           <w:color w:val="000000" w:themeColor="text1"/>
+          <w:sz w:val="24"/>
+          <w:szCs w:val="24"/>
         </w:rPr>
         <w:br w:type="page"/>
       </w:r>
@@ -3501,76 +4986,76 @@
       </w:pPr>
       <w:r>
         <w:rPr>
-          <w:rFonts w:ascii="標楷體" w:eastAsia="標楷體" w:hAnsi="標楷體" w:hint="eastAsia"/>
+          <w:rFonts w:ascii="新細明體" w:hAnsi="新細明體" w:eastAsia="新細明體" w:cs="新細明體"/>
           <w:color w:val="000000" w:themeColor="text1"/>
-          <w:sz w:val="40"/>
-          <w:szCs w:val="40"/>
+          <w:sz w:val="24"/>
+          <w:szCs w:val="24"/>
         </w:rPr>
         <w:lastRenderedPageBreak/>
         <w:t>公</w:t>
       </w:r>
       <w:r>
         <w:rPr>
-          <w:rFonts w:ascii="標楷體" w:eastAsia="標楷體" w:hAnsi="標楷體"/>
+          <w:rFonts w:ascii="新細明體" w:hAnsi="新細明體" w:eastAsia="新細明體" w:cs="新細明體"/>
           <w:color w:val="000000" w:themeColor="text1"/>
-          <w:sz w:val="40"/>
-          <w:szCs w:val="40"/>
+          <w:sz w:val="24"/>
+          <w:szCs w:val="24"/>
         </w:rPr>
         <w:t>開</w:t>
       </w:r>
       <w:proofErr w:type="gramStart"/>
       <w:r>
         <w:rPr>
-          <w:rFonts w:ascii="標楷體" w:eastAsia="標楷體" w:hAnsi="標楷體" w:hint="eastAsia"/>
+          <w:rFonts w:ascii="新細明體" w:hAnsi="新細明體" w:eastAsia="新細明體" w:cs="新細明體"/>
           <w:color w:val="000000" w:themeColor="text1"/>
-          <w:sz w:val="40"/>
-          <w:szCs w:val="40"/>
+          <w:sz w:val="24"/>
+          <w:szCs w:val="24"/>
         </w:rPr>
         <w:t>授</w:t>
       </w:r>
       <w:r>
         <w:rPr>
-          <w:rFonts w:ascii="標楷體" w:eastAsia="標楷體" w:hAnsi="標楷體"/>
+          <w:rFonts w:ascii="新細明體" w:hAnsi="新細明體" w:eastAsia="新細明體" w:cs="新細明體"/>
           <w:color w:val="000000" w:themeColor="text1"/>
-          <w:sz w:val="40"/>
-          <w:szCs w:val="40"/>
+          <w:sz w:val="24"/>
+          <w:szCs w:val="24"/>
         </w:rPr>
         <w:t>課</w:t>
       </w:r>
       <w:r>
         <w:rPr>
-          <w:rFonts w:ascii="標楷體" w:eastAsia="標楷體" w:hAnsi="標楷體" w:hint="eastAsia"/>
+          <w:rFonts w:ascii="新細明體" w:hAnsi="新細明體" w:eastAsia="新細明體" w:cs="新細明體"/>
           <w:color w:val="000000" w:themeColor="text1"/>
-          <w:sz w:val="40"/>
-          <w:szCs w:val="40"/>
+          <w:sz w:val="24"/>
+          <w:szCs w:val="24"/>
         </w:rPr>
         <w:t>觀</w:t>
       </w:r>
       <w:r>
         <w:rPr>
-          <w:rFonts w:ascii="標楷體" w:eastAsia="標楷體" w:hAnsi="標楷體"/>
+          <w:rFonts w:ascii="新細明體" w:hAnsi="新細明體" w:eastAsia="新細明體" w:cs="新細明體"/>
           <w:color w:val="000000" w:themeColor="text1"/>
-          <w:sz w:val="40"/>
-          <w:szCs w:val="40"/>
+          <w:sz w:val="24"/>
+          <w:szCs w:val="24"/>
         </w:rPr>
         <w:t>課紀</w:t>
       </w:r>
       <w:r>
         <w:rPr>
-          <w:rFonts w:ascii="標楷體" w:eastAsia="標楷體" w:hAnsi="標楷體" w:hint="eastAsia"/>
+          <w:rFonts w:ascii="新細明體" w:hAnsi="新細明體" w:eastAsia="新細明體" w:cs="新細明體"/>
           <w:color w:val="000000" w:themeColor="text1"/>
-          <w:sz w:val="40"/>
-          <w:szCs w:val="40"/>
+          <w:sz w:val="24"/>
+          <w:szCs w:val="24"/>
         </w:rPr>
         <w:t>錄</w:t>
       </w:r>
       <w:proofErr w:type="gramEnd"/>
       <w:r>
         <w:rPr>
-          <w:rFonts w:ascii="標楷體" w:eastAsia="標楷體" w:hAnsi="標楷體"/>
+          <w:rFonts w:ascii="新細明體" w:hAnsi="新細明體" w:eastAsia="新細明體" w:cs="新細明體"/>
           <w:color w:val="000000" w:themeColor="text1"/>
-          <w:sz w:val="40"/>
-          <w:szCs w:val="40"/>
+          <w:sz w:val="24"/>
+          <w:szCs w:val="24"/>
         </w:rPr>
         <w:t>表</w:t>
       </w:r>
@@ -3608,53 +5093,55 @@
             </w:pPr>
             <w:r>
               <w:rPr>
-                <w:rFonts w:ascii="標楷體" w:eastAsia="標楷體" w:hAnsi="標楷體" w:hint="eastAsia"/>
+                <w:rFonts w:ascii="新細明體" w:hAnsi="新細明體" w:eastAsia="新細明體" w:cs="新細明體"/>
+                <w:color w:val="000000" w:themeColor="text1"/>
+                <w:sz w:val="24"/>
+                <w:szCs w:val="24"/>
+              </w:rPr>
+              <w:t>授</w:t>
+            </w:r>
+            <w:r>
+              <w:rPr>
+                <w:rFonts w:ascii="新細明體" w:hAnsi="新細明體" w:eastAsia="新細明體" w:cs="新細明體"/>
+                <w:color w:val="000000" w:themeColor="text1"/>
+                <w:sz w:val="24"/>
+                <w:szCs w:val="24"/>
+              </w:rPr>
+              <w:t>課老</w:t>
+            </w:r>
+            <w:r>
+              <w:rPr>
+                <w:rFonts w:ascii="新細明體" w:hAnsi="新細明體" w:eastAsia="新細明體" w:cs="新細明體"/>
+                <w:color w:val="000000" w:themeColor="text1"/>
+                <w:sz w:val="24"/>
+                <w:szCs w:val="24"/>
+              </w:rPr>
+              <w:t>師</w:t>
+            </w:r>
+          </w:p>
+        </w:tc>
+        <w:tc>
+          <w:tcPr>
+            <w:tcW w:w="956" w:type="pct"/>
+            <w:vAlign w:val="center"/>
+          </w:tcPr>
+          <w:p>
+            <w:pPr>
+              <w:spacing w:line="400" w:lineRule="exact" w:after="0"/>
+              <w:jc w:val="center"/>
+              <w:rPr>
+                <w:rFonts w:ascii="標楷體" w:eastAsia="標楷體" w:hAnsi="標楷體"/>
                 <w:color w:val="000000" w:themeColor="text1"/>
                 <w:sz w:val="28"/>
                 <w:szCs w:val="28"/>
               </w:rPr>
-              <w:t>授</w:t>
-            </w:r>
-            <w:r>
-              <w:rPr>
-                <w:rFonts w:ascii="標楷體" w:eastAsia="標楷體" w:hAnsi="標楷體"/>
-                <w:color w:val="000000" w:themeColor="text1"/>
-                <w:sz w:val="28"/>
-                <w:szCs w:val="28"/>
-              </w:rPr>
-              <w:t>課老</w:t>
-            </w:r>
-            <w:r>
-              <w:rPr>
-                <w:rFonts w:ascii="標楷體" w:eastAsia="標楷體" w:hAnsi="標楷體" w:hint="eastAsia"/>
-                <w:color w:val="000000" w:themeColor="text1"/>
-                <w:sz w:val="28"/>
-                <w:szCs w:val="28"/>
-              </w:rPr>
-              <w:t>師</w:t>
-            </w:r>
-          </w:p>
-        </w:tc>
-        <w:tc>
-          <w:tcPr>
-            <w:tcW w:w="956" w:type="pct"/>
-            <w:vAlign w:val="center"/>
-          </w:tcPr>
-          <w:p>
-            <w:pPr>
-              <w:spacing w:line="400" w:lineRule="exact" w:after="0"/>
-              <w:jc w:val="center"/>
-              <w:rPr>
-                <w:rFonts w:ascii="標楷體" w:eastAsia="標楷體" w:hAnsi="標楷體"/>
-                <w:color w:val="000000" w:themeColor="text1"/>
-                <w:sz w:val="28"/>
-                <w:szCs w:val="28"/>
-              </w:rPr>
-            </w:pPr>
-            <w:r>
-              <w:rPr>
-                <w:rFonts w:ascii="標楷體" w:hAnsi="標楷體"/>
-                <w:b w:val="0"/>
+            </w:pPr>
+            <w:r>
+              <w:rPr>
+                <w:rFonts w:ascii="新細明體" w:hAnsi="新細明體" w:eastAsia="新細明體" w:cs="新細明體"/>
+                <w:b w:val="0"/>
+                <w:sz w:val="24"/>
+                <w:szCs w:val="24"/>
               </w:rPr>
               <w:t>〔待補：姓名〕</w:t>
             </w:r>
@@ -3702,45 +5189,47 @@
             <w:proofErr w:type="gramStart"/>
             <w:r>
               <w:rPr>
-                <w:rFonts w:ascii="標楷體" w:eastAsia="標楷體" w:hAnsi="標楷體" w:hint="eastAsia"/>
+                <w:rFonts w:ascii="新細明體" w:hAnsi="新細明體" w:eastAsia="新細明體" w:cs="新細明體"/>
+                <w:color w:val="000000" w:themeColor="text1"/>
+                <w:sz w:val="24"/>
+                <w:szCs w:val="24"/>
+              </w:rPr>
+              <w:t>觀</w:t>
+            </w:r>
+            <w:r>
+              <w:rPr>
+                <w:rFonts w:ascii="新細明體" w:hAnsi="新細明體" w:eastAsia="新細明體" w:cs="新細明體"/>
+                <w:color w:val="000000" w:themeColor="text1"/>
+                <w:sz w:val="24"/>
+                <w:szCs w:val="24"/>
+              </w:rPr>
+              <w:t>課班級</w:t>
+            </w:r>
+            <w:proofErr w:type="gramEnd"/>
+          </w:p>
+        </w:tc>
+        <w:tc>
+          <w:tcPr>
+            <w:tcW w:w="956" w:type="pct"/>
+            <w:vAlign w:val="center"/>
+          </w:tcPr>
+          <w:p>
+            <w:pPr>
+              <w:spacing w:line="400" w:lineRule="exact" w:after="0"/>
+              <w:jc w:val="center"/>
+              <w:rPr>
+                <w:rFonts w:ascii="標楷體" w:eastAsia="標楷體" w:hAnsi="標楷體"/>
                 <w:color w:val="000000" w:themeColor="text1"/>
                 <w:sz w:val="28"/>
                 <w:szCs w:val="28"/>
               </w:rPr>
-              <w:t>觀</w:t>
-            </w:r>
-            <w:r>
-              <w:rPr>
-                <w:rFonts w:ascii="標楷體" w:eastAsia="標楷體" w:hAnsi="標楷體"/>
-                <w:color w:val="000000" w:themeColor="text1"/>
-                <w:sz w:val="28"/>
-                <w:szCs w:val="28"/>
-              </w:rPr>
-              <w:t>課班級</w:t>
-            </w:r>
-            <w:proofErr w:type="gramEnd"/>
-          </w:p>
-        </w:tc>
-        <w:tc>
-          <w:tcPr>
-            <w:tcW w:w="956" w:type="pct"/>
-            <w:vAlign w:val="center"/>
-          </w:tcPr>
-          <w:p>
-            <w:pPr>
-              <w:spacing w:line="400" w:lineRule="exact" w:after="0"/>
-              <w:jc w:val="center"/>
-              <w:rPr>
-                <w:rFonts w:ascii="標楷體" w:eastAsia="標楷體" w:hAnsi="標楷體"/>
-                <w:color w:val="000000" w:themeColor="text1"/>
-                <w:sz w:val="28"/>
-                <w:szCs w:val="28"/>
-              </w:rPr>
-            </w:pPr>
-            <w:r>
-              <w:rPr>
-                <w:rFonts w:ascii="標楷體" w:hAnsi="標楷體"/>
-                <w:b w:val="0"/>
+            </w:pPr>
+            <w:r>
+              <w:rPr>
+                <w:rFonts w:ascii="新細明體" w:hAnsi="新細明體" w:eastAsia="新細明體" w:cs="新細明體"/>
+                <w:b w:val="0"/>
+                <w:sz w:val="24"/>
+                <w:szCs w:val="24"/>
               </w:rPr>
               <w:t>〔待補：學校〕 五年〇班</w:t>
             </w:r>
@@ -3789,54 +5278,56 @@
             <w:proofErr w:type="gramStart"/>
             <w:r>
               <w:rPr>
-                <w:rFonts w:ascii="標楷體" w:eastAsia="標楷體" w:hAnsi="標楷體" w:hint="eastAsia"/>
+                <w:rFonts w:ascii="新細明體" w:hAnsi="新細明體" w:eastAsia="新細明體" w:cs="新細明體"/>
+                <w:color w:val="000000" w:themeColor="text1"/>
+                <w:sz w:val="24"/>
+                <w:szCs w:val="24"/>
+              </w:rPr>
+              <w:t>觀</w:t>
+            </w:r>
+            <w:r>
+              <w:rPr>
+                <w:rFonts w:ascii="新細明體" w:hAnsi="新細明體" w:eastAsia="新細明體" w:cs="新細明體"/>
+                <w:color w:val="000000" w:themeColor="text1"/>
+                <w:sz w:val="24"/>
+                <w:szCs w:val="24"/>
+              </w:rPr>
+              <w:t>課</w:t>
+            </w:r>
+            <w:r>
+              <w:rPr>
+                <w:rFonts w:ascii="新細明體" w:hAnsi="新細明體" w:eastAsia="新細明體" w:cs="新細明體"/>
+                <w:color w:val="000000" w:themeColor="text1"/>
+                <w:sz w:val="24"/>
+                <w:szCs w:val="24"/>
+              </w:rPr>
+              <w:t>日期</w:t>
+            </w:r>
+            <w:proofErr w:type="gramEnd"/>
+          </w:p>
+        </w:tc>
+        <w:tc>
+          <w:tcPr>
+            <w:tcW w:w="956" w:type="pct"/>
+            <w:vAlign w:val="center"/>
+          </w:tcPr>
+          <w:p>
+            <w:pPr>
+              <w:spacing w:line="400" w:lineRule="exact" w:after="0"/>
+              <w:jc w:val="center"/>
+              <w:rPr>
+                <w:rFonts w:ascii="標楷體" w:eastAsia="標楷體" w:hAnsi="標楷體"/>
                 <w:color w:val="000000" w:themeColor="text1"/>
                 <w:sz w:val="28"/>
                 <w:szCs w:val="28"/>
               </w:rPr>
-              <w:t>觀</w:t>
-            </w:r>
-            <w:r>
-              <w:rPr>
-                <w:rFonts w:ascii="標楷體" w:eastAsia="標楷體" w:hAnsi="標楷體"/>
-                <w:color w:val="000000" w:themeColor="text1"/>
-                <w:sz w:val="28"/>
-                <w:szCs w:val="28"/>
-              </w:rPr>
-              <w:t>課</w:t>
-            </w:r>
-            <w:r>
-              <w:rPr>
-                <w:rFonts w:ascii="標楷體" w:eastAsia="標楷體" w:hAnsi="標楷體" w:hint="eastAsia"/>
-                <w:color w:val="000000" w:themeColor="text1"/>
-                <w:sz w:val="28"/>
-                <w:szCs w:val="28"/>
-              </w:rPr>
-              <w:t>日期</w:t>
-            </w:r>
-            <w:proofErr w:type="gramEnd"/>
-          </w:p>
-        </w:tc>
-        <w:tc>
-          <w:tcPr>
-            <w:tcW w:w="956" w:type="pct"/>
-            <w:vAlign w:val="center"/>
-          </w:tcPr>
-          <w:p>
-            <w:pPr>
-              <w:spacing w:line="400" w:lineRule="exact" w:after="0"/>
-              <w:jc w:val="center"/>
-              <w:rPr>
-                <w:rFonts w:ascii="標楷體" w:eastAsia="標楷體" w:hAnsi="標楷體"/>
-                <w:color w:val="000000" w:themeColor="text1"/>
-                <w:sz w:val="28"/>
-                <w:szCs w:val="28"/>
-              </w:rPr>
-            </w:pPr>
-            <w:r>
-              <w:rPr>
-                <w:rFonts w:ascii="標楷體" w:hAnsi="標楷體"/>
-                <w:b w:val="0"/>
+            </w:pPr>
+            <w:r>
+              <w:rPr>
+                <w:rFonts w:ascii="新細明體" w:hAnsi="新細明體" w:eastAsia="新細明體" w:cs="新細明體"/>
+                <w:b w:val="0"/>
+                <w:sz w:val="24"/>
+                <w:szCs w:val="24"/>
               </w:rPr>
               <w:t>〔待補：〇年〇月〇日（星期〇）第〇節〕</w:t>
             </w:r>
@@ -3884,10 +5375,10 @@
             </w:pPr>
             <w:r>
               <w:rPr>
-                <w:rFonts w:ascii="標楷體" w:eastAsia="標楷體" w:hAnsi="標楷體" w:hint="eastAsia"/>
-                <w:color w:val="000000" w:themeColor="text1"/>
-                <w:sz w:val="28"/>
-                <w:szCs w:val="28"/>
+                <w:rFonts w:ascii="新細明體" w:hAnsi="新細明體" w:eastAsia="新細明體" w:cs="新細明體"/>
+                <w:color w:val="000000" w:themeColor="text1"/>
+                <w:sz w:val="24"/>
+                <w:szCs w:val="24"/>
               </w:rPr>
               <w:t>科目單元</w:t>
             </w:r>
@@ -3909,8 +5400,10 @@
             </w:pPr>
             <w:r>
               <w:rPr>
-                <w:rFonts w:ascii="標楷體" w:hAnsi="標楷體"/>
-                <w:b w:val="0"/>
+                <w:rFonts w:ascii="新細明體" w:hAnsi="新細明體" w:eastAsia="新細明體" w:cs="新細明體"/>
+                <w:b w:val="0"/>
+                <w:sz w:val="24"/>
+                <w:szCs w:val="24"/>
               </w:rPr>
               <w:t>國語文／第一單元 第 1 課〈蚊帳大使〉第 4 節（內容深究）</w:t>
             </w:r>
@@ -3959,41 +5452,41 @@
             <w:proofErr w:type="gramStart"/>
             <w:r>
               <w:rPr>
-                <w:rFonts w:ascii="標楷體" w:eastAsia="標楷體" w:hAnsi="標楷體" w:hint="eastAsia"/>
+                <w:rFonts w:ascii="新細明體" w:hAnsi="新細明體" w:eastAsia="新細明體" w:cs="新細明體"/>
+                <w:color w:val="000000" w:themeColor="text1"/>
+                <w:sz w:val="24"/>
+                <w:szCs w:val="24"/>
+              </w:rPr>
+              <w:t>觀</w:t>
+            </w:r>
+            <w:r>
+              <w:rPr>
+                <w:rFonts w:ascii="新細明體" w:hAnsi="新細明體" w:eastAsia="新細明體" w:cs="新細明體"/>
+                <w:color w:val="000000" w:themeColor="text1"/>
+                <w:sz w:val="24"/>
+                <w:szCs w:val="24"/>
+              </w:rPr>
+              <w:t>課教師</w:t>
+            </w:r>
+            <w:proofErr w:type="gramEnd"/>
+          </w:p>
+          <w:p>
+            <w:pPr>
+              <w:spacing w:line="400" w:lineRule="exact"/>
+              <w:jc w:val="center"/>
+              <w:rPr>
+                <w:rFonts w:ascii="標楷體" w:eastAsia="標楷體" w:hAnsi="標楷體"/>
                 <w:color w:val="000000" w:themeColor="text1"/>
                 <w:sz w:val="28"/>
                 <w:szCs w:val="28"/>
               </w:rPr>
-              <w:t>觀</w:t>
-            </w:r>
-            <w:r>
-              <w:rPr>
-                <w:rFonts w:ascii="標楷體" w:eastAsia="標楷體" w:hAnsi="標楷體"/>
-                <w:color w:val="000000" w:themeColor="text1"/>
-                <w:sz w:val="28"/>
-                <w:szCs w:val="28"/>
-              </w:rPr>
-              <w:t>課教師</w:t>
-            </w:r>
-            <w:proofErr w:type="gramEnd"/>
-          </w:p>
-          <w:p>
-            <w:pPr>
-              <w:spacing w:line="400" w:lineRule="exact"/>
-              <w:jc w:val="center"/>
-              <w:rPr>
-                <w:rFonts w:ascii="標楷體" w:eastAsia="標楷體" w:hAnsi="標楷體"/>
-                <w:color w:val="000000" w:themeColor="text1"/>
-                <w:sz w:val="28"/>
-                <w:szCs w:val="28"/>
-              </w:rPr>
-            </w:pPr>
-            <w:r>
-              <w:rPr>
-                <w:rFonts w:ascii="標楷體" w:eastAsia="標楷體" w:hAnsi="標楷體"/>
-                <w:color w:val="000000" w:themeColor="text1"/>
-                <w:sz w:val="28"/>
-                <w:szCs w:val="28"/>
+            </w:pPr>
+            <w:r>
+              <w:rPr>
+                <w:rFonts w:ascii="新細明體" w:hAnsi="新細明體" w:eastAsia="新細明體" w:cs="新細明體"/>
+                <w:color w:val="000000" w:themeColor="text1"/>
+                <w:sz w:val="24"/>
+                <w:szCs w:val="24"/>
               </w:rPr>
               <w:t>學校</w:t>
             </w:r>
@@ -4060,41 +5553,41 @@
             <w:proofErr w:type="gramStart"/>
             <w:r>
               <w:rPr>
-                <w:rFonts w:ascii="標楷體" w:eastAsia="標楷體" w:hAnsi="標楷體" w:hint="eastAsia"/>
+                <w:rFonts w:ascii="新細明體" w:hAnsi="新細明體" w:eastAsia="新細明體" w:cs="新細明體"/>
+                <w:color w:val="000000" w:themeColor="text1"/>
+                <w:sz w:val="24"/>
+                <w:szCs w:val="24"/>
+              </w:rPr>
+              <w:t>觀</w:t>
+            </w:r>
+            <w:r>
+              <w:rPr>
+                <w:rFonts w:ascii="新細明體" w:hAnsi="新細明體" w:eastAsia="新細明體" w:cs="新細明體"/>
+                <w:color w:val="000000" w:themeColor="text1"/>
+                <w:sz w:val="24"/>
+                <w:szCs w:val="24"/>
+              </w:rPr>
+              <w:t>課教師</w:t>
+            </w:r>
+            <w:proofErr w:type="gramEnd"/>
+          </w:p>
+          <w:p>
+            <w:pPr>
+              <w:spacing w:line="400" w:lineRule="exact"/>
+              <w:jc w:val="center"/>
+              <w:rPr>
+                <w:rFonts w:ascii="標楷體" w:eastAsia="標楷體" w:hAnsi="標楷體"/>
                 <w:color w:val="000000" w:themeColor="text1"/>
                 <w:sz w:val="28"/>
                 <w:szCs w:val="28"/>
               </w:rPr>
-              <w:t>觀</w:t>
-            </w:r>
-            <w:r>
-              <w:rPr>
-                <w:rFonts w:ascii="標楷體" w:eastAsia="標楷體" w:hAnsi="標楷體"/>
-                <w:color w:val="000000" w:themeColor="text1"/>
-                <w:sz w:val="28"/>
-                <w:szCs w:val="28"/>
-              </w:rPr>
-              <w:t>課教師</w:t>
-            </w:r>
-            <w:proofErr w:type="gramEnd"/>
-          </w:p>
-          <w:p>
-            <w:pPr>
-              <w:spacing w:line="400" w:lineRule="exact"/>
-              <w:jc w:val="center"/>
-              <w:rPr>
-                <w:rFonts w:ascii="標楷體" w:eastAsia="標楷體" w:hAnsi="標楷體"/>
-                <w:color w:val="000000" w:themeColor="text1"/>
-                <w:sz w:val="28"/>
-                <w:szCs w:val="28"/>
-              </w:rPr>
-            </w:pPr>
-            <w:r>
-              <w:rPr>
-                <w:rFonts w:ascii="標楷體" w:eastAsia="標楷體" w:hAnsi="標楷體"/>
-                <w:color w:val="000000" w:themeColor="text1"/>
-                <w:sz w:val="28"/>
-                <w:szCs w:val="28"/>
+            </w:pPr>
+            <w:r>
+              <w:rPr>
+                <w:rFonts w:ascii="新細明體" w:hAnsi="新細明體" w:eastAsia="新細明體" w:cs="新細明體"/>
+                <w:color w:val="000000" w:themeColor="text1"/>
+                <w:sz w:val="24"/>
+                <w:szCs w:val="24"/>
               </w:rPr>
               <w:t>姓名</w:t>
             </w:r>
@@ -4161,19 +5654,19 @@
       <w:proofErr w:type="gramStart"/>
       <w:r>
         <w:rPr>
-          <w:rFonts w:ascii="標楷體" w:eastAsia="標楷體" w:hAnsi="標楷體" w:hint="eastAsia"/>
+          <w:rFonts w:ascii="新細明體" w:hAnsi="新細明體" w:eastAsia="新細明體" w:cs="新細明體"/>
           <w:color w:val="000000" w:themeColor="text1"/>
-          <w:sz w:val="28"/>
-          <w:szCs w:val="28"/>
+          <w:sz w:val="24"/>
+          <w:szCs w:val="24"/>
         </w:rPr>
         <w:t>觀課</w:t>
       </w:r>
       <w:r>
         <w:rPr>
-          <w:rFonts w:ascii="標楷體" w:eastAsia="標楷體" w:hAnsi="標楷體"/>
+          <w:rFonts w:ascii="新細明體" w:hAnsi="新細明體" w:eastAsia="新細明體" w:cs="新細明體"/>
           <w:color w:val="000000" w:themeColor="text1"/>
-          <w:sz w:val="28"/>
-          <w:szCs w:val="28"/>
+          <w:sz w:val="24"/>
+          <w:szCs w:val="24"/>
         </w:rPr>
         <w:t>重點</w:t>
       </w:r>
@@ -4182,8 +5675,10 @@
     <w:p>
       <w:r>
         <w:rPr>
-          <w:rFonts w:ascii="標楷體" w:hAnsi="標楷體"/>
+          <w:rFonts w:ascii="新細明體" w:hAnsi="新細明體" w:eastAsia="新細明體" w:cs="新細明體"/>
           <w:b w:val="0"/>
+          <w:sz w:val="24"/>
+          <w:szCs w:val="24"/>
         </w:rPr>
         <w:t>1.「蓋茲捐三百萬」被當成行動的那一刻：哪些學生把第 9 段寫進了行動軸或刪除清單？他是在什麼時候發現不對的——Pair 對照時、小組討論時，還是全班串連時？由誰的哪一句話促成？</w:t>
       </w:r>
@@ -4191,8 +5686,10 @@
     <w:p>
       <w:r>
         <w:rPr>
-          <w:rFonts w:ascii="標楷體" w:hAnsi="標楷體"/>
+          <w:rFonts w:ascii="新細明體" w:hAnsi="新細明體" w:eastAsia="新細明體" w:cs="新細明體"/>
           <w:b w:val="0"/>
+          <w:sz w:val="24"/>
+          <w:szCs w:val="24"/>
         </w:rPr>
         <w:t>2. 獎狀的鏈結是怎麼被看見的：請盯住把「寄獎狀給貝克漢」刪掉的那一組。在「加菜」的 6 分鐘裡，他們有沒有回到第 7、8 段？箭頭是誰先畫出來的、他說了什麼？如果到最後都沒有連起來，請記下他們卡在哪一句話上。</w:t>
       </w:r>
@@ -4200,8 +5697,10 @@
     <w:p>
       <w:r>
         <w:rPr>
-          <w:rFonts w:ascii="標楷體" w:hAnsi="標楷體"/>
+          <w:rFonts w:ascii="新細明體" w:hAnsi="新細明體" w:eastAsia="新細明體" w:cs="新細明體"/>
           <w:b w:val="0"/>
+          <w:sz w:val="24"/>
+          <w:szCs w:val="24"/>
         </w:rPr>
         <w:t>3. 就近觀察 1～2 位學生的協同時刻：記錄他在四人組的 10 分鐘裡第一次把想法說出口是第幾分鐘、說了什麼；以及他的學習單反面右欄「小組討論後我改變了什麼」最後寫了什麼。〔待補特殊學生後，請改為指名觀察對象〕</w:t>
       </w:r>
@@ -4240,19 +5739,19 @@
             </w:pPr>
             <w:r>
               <w:rPr>
-                <w:rFonts w:ascii="標楷體" w:eastAsia="標楷體" w:hAnsi="標楷體" w:hint="eastAsia"/>
-                <w:color w:val="000000" w:themeColor="text1"/>
-                <w:sz w:val="28"/>
-                <w:szCs w:val="28"/>
+                <w:rFonts w:ascii="新細明體" w:hAnsi="新細明體" w:eastAsia="新細明體" w:cs="新細明體"/>
+                <w:color w:val="000000" w:themeColor="text1"/>
+                <w:sz w:val="24"/>
+                <w:szCs w:val="24"/>
               </w:rPr>
               <w:t>面</w:t>
             </w:r>
             <w:r>
               <w:rPr>
-                <w:rFonts w:ascii="標楷體" w:eastAsia="標楷體" w:hAnsi="標楷體"/>
-                <w:color w:val="000000" w:themeColor="text1"/>
-                <w:sz w:val="28"/>
-                <w:szCs w:val="28"/>
+                <w:rFonts w:ascii="新細明體" w:hAnsi="新細明體" w:eastAsia="新細明體" w:cs="新細明體"/>
+                <w:color w:val="000000" w:themeColor="text1"/>
+                <w:sz w:val="24"/>
+                <w:szCs w:val="24"/>
               </w:rPr>
               <w:t>向</w:t>
             </w:r>
@@ -4277,19 +5776,19 @@
             </w:pPr>
             <w:r>
               <w:rPr>
-                <w:rFonts w:hAnsi="標楷體"/>
-                <w:color w:val="000000" w:themeColor="text1"/>
-                <w:sz w:val="28"/>
-                <w:szCs w:val="28"/>
+                <w:rFonts w:ascii="新細明體" w:hAnsi="新細明體" w:eastAsia="新細明體" w:cs="新細明體"/>
+                <w:color w:val="000000" w:themeColor="text1"/>
+                <w:sz w:val="24"/>
+                <w:szCs w:val="24"/>
               </w:rPr>
               <w:t>1.</w:t>
             </w:r>
             <w:r>
               <w:rPr>
-                <w:rFonts w:hAnsi="標楷體" w:hint="eastAsia"/>
-                <w:color w:val="000000" w:themeColor="text1"/>
-                <w:sz w:val="28"/>
-                <w:szCs w:val="28"/>
+                <w:rFonts w:ascii="新細明體" w:hAnsi="新細明體" w:eastAsia="新細明體" w:cs="新細明體"/>
+                <w:color w:val="000000" w:themeColor="text1"/>
+                <w:sz w:val="24"/>
+                <w:szCs w:val="24"/>
               </w:rPr>
               <w:t>全班學習氣氛</w:t>
             </w:r>
@@ -4314,19 +5813,19 @@
             </w:pPr>
             <w:r>
               <w:rPr>
-                <w:rFonts w:hAnsi="標楷體"/>
-                <w:color w:val="000000" w:themeColor="text1"/>
-                <w:sz w:val="28"/>
-                <w:szCs w:val="28"/>
+                <w:rFonts w:ascii="新細明體" w:hAnsi="新細明體" w:eastAsia="新細明體" w:cs="新細明體"/>
+                <w:color w:val="000000" w:themeColor="text1"/>
+                <w:sz w:val="24"/>
+                <w:szCs w:val="24"/>
               </w:rPr>
               <w:t>2.</w:t>
             </w:r>
             <w:r>
               <w:rPr>
-                <w:rFonts w:hAnsi="標楷體" w:hint="eastAsia"/>
-                <w:color w:val="000000" w:themeColor="text1"/>
-                <w:sz w:val="28"/>
-                <w:szCs w:val="28"/>
+                <w:rFonts w:ascii="新細明體" w:hAnsi="新細明體" w:eastAsia="新細明體" w:cs="新細明體"/>
+                <w:color w:val="000000" w:themeColor="text1"/>
+                <w:sz w:val="24"/>
+                <w:szCs w:val="24"/>
               </w:rPr>
               <w:t>學生學習歷程</w:t>
             </w:r>
@@ -4351,57 +5850,57 @@
             </w:pPr>
             <w:r>
               <w:rPr>
-                <w:rFonts w:hAnsi="標楷體"/>
+                <w:rFonts w:ascii="新細明體" w:hAnsi="新細明體" w:eastAsia="新細明體" w:cs="新細明體"/>
+                <w:color w:val="000000" w:themeColor="text1"/>
+                <w:sz w:val="24"/>
+                <w:szCs w:val="24"/>
+              </w:rPr>
+              <w:t>3.</w:t>
+            </w:r>
+            <w:r>
+              <w:rPr>
+                <w:rFonts w:ascii="新細明體" w:hAnsi="新細明體" w:eastAsia="新細明體" w:cs="新細明體"/>
+                <w:color w:val="000000" w:themeColor="text1"/>
+                <w:sz w:val="24"/>
+                <w:szCs w:val="24"/>
+              </w:rPr>
+              <w:t>學生學習結果</w:t>
+            </w:r>
+          </w:p>
+        </w:tc>
+      </w:tr>
+      <w:tr>
+        <w:tc>
+          <w:tcPr>
+            <w:tcW w:w="292" w:type="pct"/>
+            <w:vAlign w:val="center"/>
+          </w:tcPr>
+          <w:p>
+            <w:pPr>
+              <w:spacing w:line="400" w:lineRule="exact"/>
+              <w:jc w:val="both"/>
+              <w:rPr>
+                <w:rFonts w:ascii="標楷體" w:eastAsia="標楷體" w:hAnsi="標楷體"/>
                 <w:color w:val="000000" w:themeColor="text1"/>
                 <w:sz w:val="28"/>
                 <w:szCs w:val="28"/>
               </w:rPr>
-              <w:t>3.</w:t>
-            </w:r>
-            <w:r>
-              <w:rPr>
-                <w:rFonts w:hAnsi="標楷體" w:hint="eastAsia"/>
-                <w:color w:val="000000" w:themeColor="text1"/>
-                <w:sz w:val="28"/>
-                <w:szCs w:val="28"/>
-              </w:rPr>
-              <w:t>學生學習結果</w:t>
-            </w:r>
-          </w:p>
-        </w:tc>
-      </w:tr>
-      <w:tr>
-        <w:tc>
-          <w:tcPr>
-            <w:tcW w:w="292" w:type="pct"/>
-            <w:vAlign w:val="center"/>
-          </w:tcPr>
-          <w:p>
-            <w:pPr>
-              <w:spacing w:line="400" w:lineRule="exact"/>
-              <w:jc w:val="both"/>
-              <w:rPr>
-                <w:rFonts w:ascii="標楷體" w:eastAsia="標楷體" w:hAnsi="標楷體"/>
-                <w:color w:val="000000" w:themeColor="text1"/>
-                <w:sz w:val="28"/>
-                <w:szCs w:val="28"/>
-              </w:rPr>
-            </w:pPr>
-            <w:r>
-              <w:rPr>
-                <w:rFonts w:ascii="標楷體" w:eastAsia="標楷體" w:hAnsi="標楷體" w:hint="eastAsia"/>
-                <w:color w:val="000000" w:themeColor="text1"/>
-                <w:sz w:val="28"/>
-                <w:szCs w:val="28"/>
+            </w:pPr>
+            <w:r>
+              <w:rPr>
+                <w:rFonts w:ascii="新細明體" w:hAnsi="新細明體" w:eastAsia="新細明體" w:cs="新細明體"/>
+                <w:color w:val="000000" w:themeColor="text1"/>
+                <w:sz w:val="24"/>
+                <w:szCs w:val="24"/>
               </w:rPr>
               <w:t>要</w:t>
             </w:r>
             <w:r>
               <w:rPr>
-                <w:rFonts w:ascii="標楷體" w:eastAsia="標楷體" w:hAnsi="標楷體"/>
-                <w:color w:val="000000" w:themeColor="text1"/>
-                <w:sz w:val="28"/>
-                <w:szCs w:val="28"/>
+                <w:rFonts w:ascii="新細明體" w:hAnsi="新細明體" w:eastAsia="新細明體" w:cs="新細明體"/>
+                <w:color w:val="000000" w:themeColor="text1"/>
+                <w:sz w:val="24"/>
+                <w:szCs w:val="24"/>
               </w:rPr>
               <w:t>項</w:t>
             </w:r>
@@ -4426,28 +5925,28 @@
             </w:pPr>
             <w:r>
               <w:rPr>
-                <w:rFonts w:hAnsi="標楷體"/>
-                <w:color w:val="000000" w:themeColor="text1"/>
-                <w:sz w:val="28"/>
-                <w:szCs w:val="28"/>
+                <w:rFonts w:ascii="新細明體" w:hAnsi="新細明體" w:eastAsia="新細明體" w:cs="新細明體"/>
+                <w:color w:val="000000" w:themeColor="text1"/>
+                <w:sz w:val="24"/>
+                <w:szCs w:val="24"/>
               </w:rPr>
               <w:t>1-1</w:t>
             </w:r>
             <w:r>
               <w:rPr>
-                <w:rFonts w:hAnsi="標楷體" w:hint="eastAsia"/>
-                <w:color w:val="000000" w:themeColor="text1"/>
-                <w:sz w:val="28"/>
-                <w:szCs w:val="28"/>
+                <w:rFonts w:ascii="新細明體" w:hAnsi="新細明體" w:eastAsia="新細明體" w:cs="新細明體"/>
+                <w:color w:val="000000" w:themeColor="text1"/>
+                <w:sz w:val="24"/>
+                <w:szCs w:val="24"/>
               </w:rPr>
               <w:t>是否有安心學習的環境？</w:t>
             </w:r>
             <w:r>
               <w:rPr>
-                <w:rFonts w:hAnsi="標楷體"/>
-                <w:color w:val="000000" w:themeColor="text1"/>
-                <w:sz w:val="28"/>
-                <w:szCs w:val="28"/>
+                <w:rFonts w:ascii="新細明體" w:hAnsi="新細明體" w:eastAsia="新細明體" w:cs="新細明體"/>
+                <w:color w:val="000000" w:themeColor="text1"/>
+                <w:sz w:val="24"/>
+                <w:szCs w:val="24"/>
               </w:rPr>
               <w:t xml:space="preserve"> </w:t>
             </w:r>
@@ -4467,28 +5966,28 @@
             </w:pPr>
             <w:r>
               <w:rPr>
-                <w:rFonts w:hAnsi="標楷體"/>
-                <w:color w:val="000000" w:themeColor="text1"/>
-                <w:sz w:val="28"/>
-                <w:szCs w:val="28"/>
+                <w:rFonts w:ascii="新細明體" w:hAnsi="新細明體" w:eastAsia="新細明體" w:cs="新細明體"/>
+                <w:color w:val="000000" w:themeColor="text1"/>
+                <w:sz w:val="24"/>
+                <w:szCs w:val="24"/>
               </w:rPr>
               <w:t>1-2</w:t>
             </w:r>
             <w:r>
               <w:rPr>
-                <w:rFonts w:hAnsi="標楷體" w:hint="eastAsia"/>
-                <w:color w:val="000000" w:themeColor="text1"/>
-                <w:sz w:val="28"/>
-                <w:szCs w:val="28"/>
+                <w:rFonts w:ascii="新細明體" w:hAnsi="新細明體" w:eastAsia="新細明體" w:cs="新細明體"/>
+                <w:color w:val="000000" w:themeColor="text1"/>
+                <w:sz w:val="24"/>
+                <w:szCs w:val="24"/>
               </w:rPr>
               <w:t>是否有聆聽學習的環境？</w:t>
             </w:r>
             <w:r>
               <w:rPr>
-                <w:rFonts w:hAnsi="標楷體"/>
-                <w:color w:val="000000" w:themeColor="text1"/>
-                <w:sz w:val="28"/>
-                <w:szCs w:val="28"/>
+                <w:rFonts w:ascii="新細明體" w:hAnsi="新細明體" w:eastAsia="新細明體" w:cs="新細明體"/>
+                <w:color w:val="000000" w:themeColor="text1"/>
+                <w:sz w:val="24"/>
+                <w:szCs w:val="24"/>
               </w:rPr>
               <w:t xml:space="preserve"> </w:t>
             </w:r>
@@ -4513,27 +6012,28 @@
             </w:pPr>
             <w:r>
               <w:rPr>
-                <w:color w:val="000000" w:themeColor="text1"/>
-                <w:sz w:val="28"/>
-                <w:szCs w:val="28"/>
+                <w:rFonts w:ascii="新細明體" w:hAnsi="新細明體" w:eastAsia="新細明體" w:cs="新細明體"/>
+                <w:color w:val="000000" w:themeColor="text1"/>
+                <w:sz w:val="24"/>
+                <w:szCs w:val="24"/>
               </w:rPr>
               <w:t>2-1</w:t>
             </w:r>
             <w:r>
               <w:rPr>
-                <w:rFonts w:hAnsi="標楷體" w:hint="eastAsia"/>
-                <w:color w:val="000000" w:themeColor="text1"/>
-                <w:sz w:val="28"/>
-                <w:szCs w:val="28"/>
+                <w:rFonts w:ascii="新細明體" w:hAnsi="新細明體" w:eastAsia="新細明體" w:cs="新細明體"/>
+                <w:color w:val="000000" w:themeColor="text1"/>
+                <w:sz w:val="24"/>
+                <w:szCs w:val="24"/>
               </w:rPr>
               <w:t>學生學習動機是否持續？</w:t>
             </w:r>
             <w:r>
               <w:rPr>
-                <w:rFonts w:hAnsi="標楷體"/>
-                <w:color w:val="000000" w:themeColor="text1"/>
-                <w:sz w:val="28"/>
-                <w:szCs w:val="28"/>
+                <w:rFonts w:ascii="新細明體" w:hAnsi="新細明體" w:eastAsia="新細明體" w:cs="新細明體"/>
+                <w:color w:val="000000" w:themeColor="text1"/>
+                <w:sz w:val="24"/>
+                <w:szCs w:val="24"/>
               </w:rPr>
               <w:t xml:space="preserve"> </w:t>
             </w:r>
@@ -4553,38 +6053,38 @@
             </w:pPr>
             <w:r>
               <w:rPr>
-                <w:rFonts w:hAnsi="標楷體"/>
-                <w:color w:val="000000" w:themeColor="text1"/>
-                <w:sz w:val="28"/>
-                <w:szCs w:val="28"/>
+                <w:rFonts w:ascii="新細明體" w:hAnsi="新細明體" w:eastAsia="新細明體" w:cs="新細明體"/>
+                <w:color w:val="000000" w:themeColor="text1"/>
+                <w:sz w:val="24"/>
+                <w:szCs w:val="24"/>
               </w:rPr>
               <w:t>2</w:t>
             </w:r>
             <w:r>
               <w:rPr>
-                <w:rFonts w:hAnsi="標楷體" w:cstheme="minorBidi"/>
+                <w:rFonts w:ascii="新細明體" w:hAnsi="新細明體" w:eastAsia="新細明體" w:cs="新細明體"/>
                 <w:color w:val="000000" w:themeColor="text1"/>
                 <w:kern w:val="2"/>
-                <w:sz w:val="28"/>
-                <w:szCs w:val="28"/>
+                <w:sz w:val="24"/>
+                <w:szCs w:val="24"/>
               </w:rPr>
               <w:t>-2</w:t>
             </w:r>
             <w:r>
               <w:rPr>
-                <w:rFonts w:hAnsi="標楷體" w:hint="eastAsia"/>
-                <w:color w:val="000000" w:themeColor="text1"/>
-                <w:sz w:val="28"/>
-                <w:szCs w:val="28"/>
+                <w:rFonts w:ascii="新細明體" w:hAnsi="新細明體" w:eastAsia="新細明體" w:cs="新細明體"/>
+                <w:color w:val="000000" w:themeColor="text1"/>
+                <w:sz w:val="24"/>
+                <w:szCs w:val="24"/>
               </w:rPr>
               <w:t>學生是否相互關注與傾聽？</w:t>
             </w:r>
             <w:r>
               <w:rPr>
-                <w:rFonts w:hAnsi="標楷體"/>
-                <w:color w:val="000000" w:themeColor="text1"/>
-                <w:sz w:val="28"/>
-                <w:szCs w:val="28"/>
+                <w:rFonts w:ascii="新細明體" w:hAnsi="新細明體" w:eastAsia="新細明體" w:cs="新細明體"/>
+                <w:color w:val="000000" w:themeColor="text1"/>
+                <w:sz w:val="24"/>
+                <w:szCs w:val="24"/>
               </w:rPr>
               <w:t xml:space="preserve"> </w:t>
             </w:r>
@@ -4604,19 +6104,19 @@
             </w:pPr>
             <w:r>
               <w:rPr>
-                <w:rFonts w:hAnsi="標楷體"/>
-                <w:color w:val="000000" w:themeColor="text1"/>
-                <w:sz w:val="28"/>
-                <w:szCs w:val="28"/>
+                <w:rFonts w:ascii="新細明體" w:hAnsi="新細明體" w:eastAsia="新細明體" w:cs="新細明體"/>
+                <w:color w:val="000000" w:themeColor="text1"/>
+                <w:sz w:val="24"/>
+                <w:szCs w:val="24"/>
               </w:rPr>
               <w:t>2-3</w:t>
             </w:r>
             <w:r>
               <w:rPr>
-                <w:rFonts w:hAnsi="標楷體" w:hint="eastAsia"/>
-                <w:color w:val="000000" w:themeColor="text1"/>
-                <w:sz w:val="28"/>
-                <w:szCs w:val="28"/>
+                <w:rFonts w:ascii="新細明體" w:hAnsi="新細明體" w:eastAsia="新細明體" w:cs="新細明體"/>
+                <w:color w:val="000000" w:themeColor="text1"/>
+                <w:sz w:val="24"/>
+                <w:szCs w:val="24"/>
               </w:rPr>
               <w:t>學生是否互相協助與討論？</w:t>
             </w:r>
@@ -4636,28 +6136,28 @@
             </w:pPr>
             <w:r>
               <w:rPr>
-                <w:rFonts w:hAnsi="標楷體"/>
-                <w:color w:val="000000" w:themeColor="text1"/>
-                <w:sz w:val="28"/>
-                <w:szCs w:val="28"/>
+                <w:rFonts w:ascii="新細明體" w:hAnsi="新細明體" w:eastAsia="新細明體" w:cs="新細明體"/>
+                <w:color w:val="000000" w:themeColor="text1"/>
+                <w:sz w:val="24"/>
+                <w:szCs w:val="24"/>
               </w:rPr>
               <w:t>2-4</w:t>
             </w:r>
             <w:r>
               <w:rPr>
-                <w:rFonts w:hAnsi="標楷體" w:hint="eastAsia"/>
-                <w:color w:val="000000" w:themeColor="text1"/>
-                <w:sz w:val="28"/>
-                <w:szCs w:val="28"/>
+                <w:rFonts w:ascii="新細明體" w:hAnsi="新細明體" w:eastAsia="新細明體" w:cs="新細明體"/>
+                <w:color w:val="000000" w:themeColor="text1"/>
+                <w:sz w:val="24"/>
+                <w:szCs w:val="24"/>
               </w:rPr>
               <w:t>學生是否投入參與學習？</w:t>
             </w:r>
             <w:r>
               <w:rPr>
-                <w:rFonts w:hAnsi="標楷體"/>
-                <w:color w:val="000000" w:themeColor="text1"/>
-                <w:sz w:val="28"/>
-                <w:szCs w:val="28"/>
+                <w:rFonts w:ascii="新細明體" w:hAnsi="新細明體" w:eastAsia="新細明體" w:cs="新細明體"/>
+                <w:color w:val="000000" w:themeColor="text1"/>
+                <w:sz w:val="24"/>
+                <w:szCs w:val="24"/>
               </w:rPr>
               <w:t xml:space="preserve"> </w:t>
             </w:r>
@@ -4677,46 +6177,46 @@
             </w:pPr>
             <w:r>
               <w:rPr>
-                <w:rFonts w:hAnsi="標楷體"/>
-                <w:color w:val="000000" w:themeColor="text1"/>
-                <w:sz w:val="28"/>
-                <w:szCs w:val="28"/>
+                <w:rFonts w:ascii="新細明體" w:hAnsi="新細明體" w:eastAsia="新細明體" w:cs="新細明體"/>
+                <w:color w:val="000000" w:themeColor="text1"/>
+                <w:sz w:val="24"/>
+                <w:szCs w:val="24"/>
               </w:rPr>
               <w:t>2-5</w:t>
             </w:r>
             <w:r>
               <w:rPr>
-                <w:rFonts w:hAnsi="標楷體" w:hint="eastAsia"/>
-                <w:color w:val="000000" w:themeColor="text1"/>
-                <w:sz w:val="28"/>
-                <w:szCs w:val="28"/>
+                <w:rFonts w:ascii="新細明體" w:hAnsi="新細明體" w:eastAsia="新細明體" w:cs="新細明體"/>
+                <w:color w:val="000000" w:themeColor="text1"/>
+                <w:sz w:val="24"/>
+                <w:szCs w:val="24"/>
               </w:rPr>
               <w:t>是否發現有特殊表現的學生？</w:t>
             </w:r>
             <w:r>
               <w:rPr>
-                <w:rFonts w:hAnsi="標楷體"/>
-                <w:color w:val="000000" w:themeColor="text1"/>
-                <w:sz w:val="28"/>
-                <w:szCs w:val="28"/>
+                <w:rFonts w:ascii="新細明體" w:hAnsi="新細明體" w:eastAsia="新細明體" w:cs="新細明體"/>
+                <w:color w:val="000000" w:themeColor="text1"/>
+                <w:sz w:val="24"/>
+                <w:szCs w:val="24"/>
               </w:rPr>
               <w:t>(</w:t>
             </w:r>
             <w:r>
               <w:rPr>
-                <w:rFonts w:hAnsi="標楷體" w:hint="eastAsia"/>
-                <w:color w:val="000000" w:themeColor="text1"/>
-                <w:sz w:val="28"/>
-                <w:szCs w:val="28"/>
+                <w:rFonts w:ascii="新細明體" w:hAnsi="新細明體" w:eastAsia="新細明體" w:cs="新細明體"/>
+                <w:color w:val="000000" w:themeColor="text1"/>
+                <w:sz w:val="24"/>
+                <w:szCs w:val="24"/>
               </w:rPr>
               <w:t>如學習停滯、超前和學習具潛力的學生</w:t>
             </w:r>
             <w:r>
               <w:rPr>
-                <w:rFonts w:hAnsi="標楷體"/>
-                <w:color w:val="000000" w:themeColor="text1"/>
-                <w:sz w:val="28"/>
-                <w:szCs w:val="28"/>
+                <w:rFonts w:ascii="新細明體" w:hAnsi="新細明體" w:eastAsia="新細明體" w:cs="新細明體"/>
+                <w:color w:val="000000" w:themeColor="text1"/>
+                <w:sz w:val="24"/>
+                <w:szCs w:val="24"/>
               </w:rPr>
               <w:t xml:space="preserve">) </w:t>
             </w:r>
@@ -4753,28 +6253,28 @@
             </w:pPr>
             <w:r>
               <w:rPr>
-                <w:rFonts w:hAnsi="標楷體"/>
-                <w:color w:val="000000" w:themeColor="text1"/>
-                <w:sz w:val="28"/>
-                <w:szCs w:val="28"/>
+                <w:rFonts w:ascii="新細明體" w:hAnsi="新細明體" w:eastAsia="新細明體" w:cs="新細明體"/>
+                <w:color w:val="000000" w:themeColor="text1"/>
+                <w:sz w:val="24"/>
+                <w:szCs w:val="24"/>
               </w:rPr>
               <w:t>3-1</w:t>
             </w:r>
             <w:r>
               <w:rPr>
-                <w:rFonts w:hAnsi="標楷體" w:hint="eastAsia"/>
-                <w:color w:val="000000" w:themeColor="text1"/>
-                <w:sz w:val="28"/>
-                <w:szCs w:val="28"/>
+                <w:rFonts w:ascii="新細明體" w:hAnsi="新細明體" w:eastAsia="新細明體" w:cs="新細明體"/>
+                <w:color w:val="000000" w:themeColor="text1"/>
+                <w:sz w:val="24"/>
+                <w:szCs w:val="24"/>
               </w:rPr>
               <w:t>學生學習是否成立？如何發生？何時發生？</w:t>
             </w:r>
             <w:r>
               <w:rPr>
-                <w:rFonts w:hAnsi="標楷體"/>
-                <w:color w:val="000000" w:themeColor="text1"/>
-                <w:sz w:val="28"/>
-                <w:szCs w:val="28"/>
+                <w:rFonts w:ascii="新細明體" w:hAnsi="新細明體" w:eastAsia="新細明體" w:cs="新細明體"/>
+                <w:color w:val="000000" w:themeColor="text1"/>
+                <w:sz w:val="24"/>
+                <w:szCs w:val="24"/>
               </w:rPr>
               <w:t xml:space="preserve"> </w:t>
             </w:r>
@@ -4794,19 +6294,19 @@
             </w:pPr>
             <w:r>
               <w:rPr>
-                <w:rFonts w:hAnsi="標楷體"/>
-                <w:color w:val="000000" w:themeColor="text1"/>
-                <w:sz w:val="28"/>
-                <w:szCs w:val="28"/>
+                <w:rFonts w:ascii="新細明體" w:hAnsi="新細明體" w:eastAsia="新細明體" w:cs="新細明體"/>
+                <w:color w:val="000000" w:themeColor="text1"/>
+                <w:sz w:val="24"/>
+                <w:szCs w:val="24"/>
               </w:rPr>
               <w:t>3-2</w:t>
             </w:r>
             <w:r>
               <w:rPr>
-                <w:rFonts w:hAnsi="標楷體" w:hint="eastAsia"/>
-                <w:color w:val="000000" w:themeColor="text1"/>
-                <w:sz w:val="28"/>
-                <w:szCs w:val="28"/>
+                <w:rFonts w:ascii="新細明體" w:hAnsi="新細明體" w:eastAsia="新細明體" w:cs="新細明體"/>
+                <w:color w:val="000000" w:themeColor="text1"/>
+                <w:sz w:val="24"/>
+                <w:szCs w:val="24"/>
               </w:rPr>
               <w:t>學生學習的困難之處是什麼？</w:t>
             </w:r>
@@ -4834,49 +6334,49 @@
             </w:pPr>
             <w:r>
               <w:rPr>
-                <w:rFonts w:ascii="標楷體" w:eastAsia="標楷體" w:hAnsi="標楷體" w:hint="eastAsia"/>
+                <w:rFonts w:ascii="新細明體" w:hAnsi="新細明體" w:eastAsia="新細明體" w:cs="新細明體"/>
+                <w:color w:val="000000" w:themeColor="text1"/>
+                <w:sz w:val="24"/>
+                <w:szCs w:val="24"/>
+              </w:rPr>
+              <w:lastRenderedPageBreak/>
+              <w:t>學</w:t>
+            </w:r>
+            <w:r>
+              <w:rPr>
+                <w:rFonts w:ascii="新細明體" w:hAnsi="新細明體" w:eastAsia="新細明體" w:cs="新細明體"/>
+                <w:color w:val="000000" w:themeColor="text1"/>
+                <w:sz w:val="24"/>
+                <w:szCs w:val="24"/>
+              </w:rPr>
+              <w:t>生</w:t>
+            </w:r>
+          </w:p>
+          <w:p>
+            <w:pPr>
+              <w:jc w:val="center"/>
+              <w:rPr>
+                <w:rFonts w:ascii="標楷體" w:eastAsia="標楷體" w:hAnsi="標楷體"/>
                 <w:color w:val="000000" w:themeColor="text1"/>
                 <w:sz w:val="28"/>
                 <w:szCs w:val="28"/>
               </w:rPr>
-              <w:lastRenderedPageBreak/>
-              <w:t>學</w:t>
-            </w:r>
-            <w:r>
-              <w:rPr>
-                <w:rFonts w:ascii="標楷體" w:eastAsia="標楷體" w:hAnsi="標楷體"/>
-                <w:color w:val="000000" w:themeColor="text1"/>
-                <w:sz w:val="28"/>
-                <w:szCs w:val="28"/>
-              </w:rPr>
-              <w:t>生</w:t>
-            </w:r>
-          </w:p>
-          <w:p>
-            <w:pPr>
-              <w:jc w:val="center"/>
-              <w:rPr>
-                <w:rFonts w:ascii="標楷體" w:eastAsia="標楷體" w:hAnsi="標楷體"/>
-                <w:color w:val="000000" w:themeColor="text1"/>
-                <w:sz w:val="28"/>
-                <w:szCs w:val="28"/>
-              </w:rPr>
-            </w:pPr>
-            <w:r>
-              <w:rPr>
-                <w:rFonts w:ascii="標楷體" w:eastAsia="標楷體" w:hAnsi="標楷體" w:hint="eastAsia"/>
-                <w:color w:val="000000" w:themeColor="text1"/>
-                <w:sz w:val="28"/>
-                <w:szCs w:val="28"/>
+            </w:pPr>
+            <w:r>
+              <w:rPr>
+                <w:rFonts w:ascii="新細明體" w:hAnsi="新細明體" w:eastAsia="新細明體" w:cs="新細明體"/>
+                <w:color w:val="000000" w:themeColor="text1"/>
+                <w:sz w:val="24"/>
+                <w:szCs w:val="24"/>
               </w:rPr>
               <w:t>學習紀</w:t>
             </w:r>
             <w:r>
               <w:rPr>
-                <w:rFonts w:ascii="標楷體" w:eastAsia="標楷體" w:hAnsi="標楷體"/>
-                <w:color w:val="000000" w:themeColor="text1"/>
-                <w:sz w:val="28"/>
-                <w:szCs w:val="28"/>
+                <w:rFonts w:ascii="新細明體" w:hAnsi="新細明體" w:eastAsia="新細明體" w:cs="新細明體"/>
+                <w:color w:val="000000" w:themeColor="text1"/>
+                <w:sz w:val="24"/>
+                <w:szCs w:val="24"/>
               </w:rPr>
               <w:t>錄</w:t>
             </w:r>
@@ -4922,69 +6422,69 @@
             <w:proofErr w:type="gramStart"/>
             <w:r>
               <w:rPr>
-                <w:rFonts w:ascii="標楷體" w:eastAsia="標楷體" w:hAnsi="標楷體" w:hint="eastAsia"/>
+                <w:rFonts w:ascii="新細明體" w:hAnsi="新細明體" w:eastAsia="新細明體" w:cs="新細明體"/>
+                <w:color w:val="000000" w:themeColor="text1"/>
+                <w:sz w:val="24"/>
+                <w:szCs w:val="24"/>
+              </w:rPr>
+              <w:t>觀課</w:t>
+            </w:r>
+            <w:r>
+              <w:rPr>
+                <w:rFonts w:ascii="新細明體" w:hAnsi="新細明體" w:eastAsia="新細明體" w:cs="新細明體"/>
+                <w:color w:val="000000" w:themeColor="text1"/>
+                <w:sz w:val="24"/>
+                <w:szCs w:val="24"/>
+              </w:rPr>
+              <w:t>者</w:t>
+            </w:r>
+            <w:proofErr w:type="gramEnd"/>
+            <w:r>
+              <w:rPr>
+                <w:rFonts w:ascii="新細明體" w:hAnsi="新細明體" w:eastAsia="新細明體" w:cs="新細明體"/>
+                <w:color w:val="000000" w:themeColor="text1"/>
+                <w:sz w:val="24"/>
+                <w:szCs w:val="24"/>
+              </w:rPr>
+              <w:t>學習</w:t>
+            </w:r>
+          </w:p>
+          <w:p>
+            <w:pPr>
+              <w:jc w:val="center"/>
+              <w:rPr>
+                <w:rFonts w:ascii="標楷體" w:eastAsia="標楷體" w:hAnsi="標楷體"/>
                 <w:color w:val="000000" w:themeColor="text1"/>
                 <w:sz w:val="28"/>
                 <w:szCs w:val="28"/>
               </w:rPr>
-              <w:t>觀課</w:t>
-            </w:r>
-            <w:r>
+            </w:pPr>
+            <w:r>
+              <w:rPr>
+                <w:rFonts w:ascii="新細明體" w:hAnsi="新細明體" w:eastAsia="新細明體" w:cs="新細明體"/>
+                <w:color w:val="000000" w:themeColor="text1"/>
+                <w:sz w:val="24"/>
+                <w:szCs w:val="24"/>
+              </w:rPr>
+              <w:t>與</w:t>
+            </w:r>
+          </w:p>
+          <w:p>
+            <w:pPr>
+              <w:jc w:val="center"/>
               <w:rPr>
                 <w:rFonts w:ascii="標楷體" w:eastAsia="標楷體" w:hAnsi="標楷體"/>
                 <w:color w:val="000000" w:themeColor="text1"/>
                 <w:sz w:val="28"/>
                 <w:szCs w:val="28"/>
               </w:rPr>
-              <w:t>者</w:t>
-            </w:r>
-            <w:proofErr w:type="gramEnd"/>
-            <w:r>
-              <w:rPr>
-                <w:rFonts w:ascii="標楷體" w:eastAsia="標楷體" w:hAnsi="標楷體" w:hint="eastAsia"/>
-                <w:color w:val="000000" w:themeColor="text1"/>
-                <w:sz w:val="28"/>
-                <w:szCs w:val="28"/>
-              </w:rPr>
-              <w:t>學習</w:t>
-            </w:r>
-          </w:p>
-          <w:p>
-            <w:pPr>
-              <w:jc w:val="center"/>
-              <w:rPr>
-                <w:rFonts w:ascii="標楷體" w:eastAsia="標楷體" w:hAnsi="標楷體"/>
-                <w:color w:val="000000" w:themeColor="text1"/>
-                <w:sz w:val="28"/>
-                <w:szCs w:val="28"/>
-              </w:rPr>
-            </w:pPr>
-            <w:r>
-              <w:rPr>
-                <w:rFonts w:ascii="標楷體" w:eastAsia="標楷體" w:hAnsi="標楷體" w:hint="eastAsia"/>
-                <w:color w:val="000000" w:themeColor="text1"/>
-                <w:sz w:val="28"/>
-                <w:szCs w:val="28"/>
-              </w:rPr>
-              <w:t>與</w:t>
-            </w:r>
-          </w:p>
-          <w:p>
-            <w:pPr>
-              <w:jc w:val="center"/>
-              <w:rPr>
-                <w:rFonts w:ascii="標楷體" w:eastAsia="標楷體" w:hAnsi="標楷體"/>
-                <w:color w:val="000000" w:themeColor="text1"/>
-                <w:sz w:val="28"/>
-                <w:szCs w:val="28"/>
-              </w:rPr>
-            </w:pPr>
-            <w:r>
-              <w:rPr>
-                <w:rFonts w:ascii="標楷體" w:eastAsia="標楷體" w:hAnsi="標楷體" w:hint="eastAsia"/>
-                <w:color w:val="000000" w:themeColor="text1"/>
-                <w:sz w:val="28"/>
-                <w:szCs w:val="28"/>
+            </w:pPr>
+            <w:r>
+              <w:rPr>
+                <w:rFonts w:ascii="新細明體" w:hAnsi="新細明體" w:eastAsia="新細明體" w:cs="新細明體"/>
+                <w:color w:val="000000" w:themeColor="text1"/>
+                <w:sz w:val="24"/>
+                <w:szCs w:val="24"/>
               </w:rPr>
               <w:t>收穫</w:t>
             </w:r>
@@ -5023,12 +6523,19 @@
     </w:p>
     <w:p>
       <w:r>
+        <w:rPr>
+          <w:rFonts w:ascii="新細明體" w:hAnsi="新細明體" w:eastAsia="新細明體" w:cs="新細明體"/>
+          <w:sz w:val="24"/>
+          <w:szCs w:val="24"/>
+        </w:rPr>
         <w:br w:type="page"/>
       </w:r>
       <w:r>
         <w:rPr>
-          <w:rFonts w:ascii="標楷體" w:hAnsi="標楷體"/>
+          <w:rFonts w:ascii="新細明體" w:hAnsi="新細明體" w:eastAsia="新細明體" w:cs="新細明體"/>
           <w:b/>
+          <w:sz w:val="24"/>
+          <w:szCs w:val="24"/>
         </w:rPr>
         <w:t>附件一：〈蚊帳大使〉學習單</w:t>
       </w:r>
@@ -5036,8 +6543,10 @@
     <w:p>
       <w:r>
         <w:rPr>
-          <w:rFonts w:ascii="標楷體" w:hAnsi="標楷體"/>
+          <w:rFonts w:ascii="新細明體" w:hAnsi="新細明體" w:eastAsia="新細明體" w:cs="新細明體"/>
           <w:b w:val="0"/>
+          <w:sz w:val="24"/>
+          <w:szCs w:val="24"/>
         </w:rPr>
         <w:t>本學習單一人一份。第【一】題在導入段完成，第【二】【三】題在小組協同時完成，第【四】題最後兩分鐘各自寫下，下課收回。</w:t>
       </w:r>
@@ -5048,8 +6557,10 @@
       </w:pPr>
       <w:r>
         <w:rPr>
-          <w:rFonts w:ascii="標楷體" w:hAnsi="標楷體"/>
+          <w:rFonts w:ascii="新細明體" w:hAnsi="新細明體" w:eastAsia="新細明體" w:cs="新細明體"/>
           <w:b w:val="0"/>
+          <w:sz w:val="24"/>
+          <w:szCs w:val="24"/>
         </w:rPr>
         <w:t>五年〇班　　座號＿＿＿　　姓名＿＿＿＿＿＿</w:t>
       </w:r>
@@ -5060,8 +6571,10 @@
       </w:pPr>
       <w:r>
         <w:rPr>
-          <w:rFonts w:ascii="標楷體" w:hAnsi="標楷體"/>
+          <w:rFonts w:ascii="新細明體" w:hAnsi="新細明體" w:eastAsia="新細明體" w:cs="新細明體"/>
           <w:b w:val="0"/>
+          <w:sz w:val="24"/>
+          <w:szCs w:val="24"/>
         </w:rPr>
       </w:r>
     </w:p>
@@ -5071,8 +6584,10 @@
       </w:pPr>
       <w:r>
         <w:rPr>
-          <w:rFonts w:ascii="標楷體" w:hAnsi="標楷體"/>
+          <w:rFonts w:ascii="新細明體" w:hAnsi="新細明體" w:eastAsia="新細明體" w:cs="新細明體"/>
           <w:b w:val="0"/>
+          <w:sz w:val="24"/>
+          <w:szCs w:val="24"/>
         </w:rPr>
         <w:t>【一】凱瑟琳做了什麼？</w:t>
       </w:r>
@@ -5083,8 +6598,10 @@
       </w:pPr>
       <w:r>
         <w:rPr>
-          <w:rFonts w:ascii="標楷體" w:hAnsi="標楷體"/>
+          <w:rFonts w:ascii="新細明體" w:hAnsi="新細明體" w:eastAsia="新細明體" w:cs="新細明體"/>
           <w:b w:val="0"/>
+          <w:sz w:val="24"/>
+          <w:szCs w:val="24"/>
         </w:rPr>
         <w:t>默讀課文第二～九段，把凱瑟琳「做了什麼」依先後順序填進下面六格，並寫出它在課文第幾段。寫不滿六格沒關係。</w:t>
       </w:r>
@@ -5092,30 +6609,33 @@
     <w:tbl>
       <w:tblPr>
         <w:tblStyle w:val="a4"/>
-        <w:tblW w:type="auto" w:w="0"/>
+        <w:tblW w:type="pct" w:w="5000"/>
         <w:tblLook w:firstColumn="1" w:firstRow="1" w:lastColumn="0" w:lastRow="0" w:noHBand="0" w:noVBand="1" w:val="04A0"/>
         <w:tblLayout w:type="fixed"/>
       </w:tblPr>
       <w:tblGrid>
-        <w:gridCol w:w="3489"/>
-        <w:gridCol w:w="3489"/>
-        <w:gridCol w:w="3489"/>
+        <w:gridCol w:w="3485"/>
+        <w:gridCol w:w="3485"/>
+        <w:gridCol w:w="3485"/>
       </w:tblGrid>
       <w:tr>
         <w:trPr>
+          <w:cantSplit/>
           <w:trHeight w:val="1474"/>
         </w:trPr>
         <w:tc>
           <w:tcPr>
-            <w:tcW w:type="dxa" w:w="3402"/>
-          </w:tcPr>
-          <w:p>
-            <w:pPr>
-              <w:spacing w:after="0"/>
-            </w:pPr>
-            <w:r>
-              <w:rPr>
-                <w:rFonts w:ascii="標楷體" w:hAnsi="標楷體"/>
+            <w:tcW w:type="dxa" w:w="3485"/>
+          </w:tcPr>
+          <w:p>
+            <w:pPr>
+              <w:spacing w:after="0"/>
+            </w:pPr>
+            <w:r>
+              <w:rPr>
+                <w:rFonts w:ascii="新細明體" w:hAnsi="新細明體" w:eastAsia="新細明體" w:cs="新細明體"/>
+                <w:sz w:val="24"/>
+                <w:szCs w:val="24"/>
               </w:rPr>
               <w:t>① （第　　段）</w:t>
             </w:r>
@@ -5123,15 +6643,17 @@
         </w:tc>
         <w:tc>
           <w:tcPr>
-            <w:tcW w:type="dxa" w:w="3402"/>
-          </w:tcPr>
-          <w:p>
-            <w:pPr>
-              <w:spacing w:after="0"/>
-            </w:pPr>
-            <w:r>
-              <w:rPr>
-                <w:rFonts w:ascii="標楷體" w:hAnsi="標楷體"/>
+            <w:tcW w:type="dxa" w:w="3485"/>
+          </w:tcPr>
+          <w:p>
+            <w:pPr>
+              <w:spacing w:after="0"/>
+            </w:pPr>
+            <w:r>
+              <w:rPr>
+                <w:rFonts w:ascii="新細明體" w:hAnsi="新細明體" w:eastAsia="新細明體" w:cs="新細明體"/>
+                <w:sz w:val="24"/>
+                <w:szCs w:val="24"/>
               </w:rPr>
               <w:t>② （第　　段）</w:t>
             </w:r>
@@ -5139,15 +6661,17 @@
         </w:tc>
         <w:tc>
           <w:tcPr>
-            <w:tcW w:type="dxa" w:w="3402"/>
-          </w:tcPr>
-          <w:p>
-            <w:pPr>
-              <w:spacing w:after="0"/>
-            </w:pPr>
-            <w:r>
-              <w:rPr>
-                <w:rFonts w:ascii="標楷體" w:hAnsi="標楷體"/>
+            <w:tcW w:type="dxa" w:w="3485"/>
+          </w:tcPr>
+          <w:p>
+            <w:pPr>
+              <w:spacing w:after="0"/>
+            </w:pPr>
+            <w:r>
+              <w:rPr>
+                <w:rFonts w:ascii="新細明體" w:hAnsi="新細明體" w:eastAsia="新細明體" w:cs="新細明體"/>
+                <w:sz w:val="24"/>
+                <w:szCs w:val="24"/>
               </w:rPr>
               <w:t>③ （第　　段）</w:t>
             </w:r>
@@ -5156,20 +6680,23 @@
       </w:tr>
       <w:tr>
         <w:trPr>
+          <w:cantSplit/>
           <w:trHeight w:val="1474"/>
         </w:trPr>
         <w:tc>
           <w:tcPr>
-            <w:tcW w:type="dxa" w:w="3402"/>
-          </w:tcPr>
-          <w:p>
-            <w:pPr>
-              <w:spacing w:after="0"/>
-            </w:pPr>
-            <w:r>
-              <w:rPr>
-                <w:rFonts w:ascii="標楷體" w:hAnsi="標楷體"/>
-                <w:b w:val="0"/>
+            <w:tcW w:type="dxa" w:w="3485"/>
+          </w:tcPr>
+          <w:p>
+            <w:pPr>
+              <w:spacing w:after="0"/>
+            </w:pPr>
+            <w:r>
+              <w:rPr>
+                <w:rFonts w:ascii="新細明體" w:hAnsi="新細明體" w:eastAsia="新細明體" w:cs="新細明體"/>
+                <w:b w:val="0"/>
+                <w:sz w:val="24"/>
+                <w:szCs w:val="24"/>
               </w:rPr>
               <w:t>④ （第　　段）</w:t>
             </w:r>
@@ -5177,16 +6704,18 @@
         </w:tc>
         <w:tc>
           <w:tcPr>
-            <w:tcW w:type="dxa" w:w="3402"/>
-          </w:tcPr>
-          <w:p>
-            <w:pPr>
-              <w:spacing w:after="0"/>
-            </w:pPr>
-            <w:r>
-              <w:rPr>
-                <w:rFonts w:ascii="標楷體" w:hAnsi="標楷體"/>
-                <w:b w:val="0"/>
+            <w:tcW w:type="dxa" w:w="3485"/>
+          </w:tcPr>
+          <w:p>
+            <w:pPr>
+              <w:spacing w:after="0"/>
+            </w:pPr>
+            <w:r>
+              <w:rPr>
+                <w:rFonts w:ascii="新細明體" w:hAnsi="新細明體" w:eastAsia="新細明體" w:cs="新細明體"/>
+                <w:b w:val="0"/>
+                <w:sz w:val="24"/>
+                <w:szCs w:val="24"/>
               </w:rPr>
               <w:t>⑤ （第　　段）</w:t>
             </w:r>
@@ -5194,16 +6723,18 @@
         </w:tc>
         <w:tc>
           <w:tcPr>
-            <w:tcW w:type="dxa" w:w="3402"/>
-          </w:tcPr>
-          <w:p>
-            <w:pPr>
-              <w:spacing w:after="0"/>
-            </w:pPr>
-            <w:r>
-              <w:rPr>
-                <w:rFonts w:ascii="標楷體" w:hAnsi="標楷體"/>
-                <w:b w:val="0"/>
+            <w:tcW w:type="dxa" w:w="3485"/>
+          </w:tcPr>
+          <w:p>
+            <w:pPr>
+              <w:spacing w:after="0"/>
+            </w:pPr>
+            <w:r>
+              <w:rPr>
+                <w:rFonts w:ascii="新細明體" w:hAnsi="新細明體" w:eastAsia="新細明體" w:cs="新細明體"/>
+                <w:b w:val="0"/>
+                <w:sz w:val="24"/>
+                <w:szCs w:val="24"/>
               </w:rPr>
               <w:t>⑥ （第　　段）</w:t>
             </w:r>
@@ -5213,10 +6744,15 @@
     </w:tbl>
     <w:p/>
     <w:p>
+      <w:pPr>
+        <w:keepNext/>
+      </w:pPr>
       <w:r>
         <w:rPr>
-          <w:rFonts w:ascii="標楷體" w:hAnsi="標楷體"/>
+          <w:rFonts w:ascii="新細明體" w:hAnsi="新細明體" w:eastAsia="新細明體" w:cs="新細明體"/>
           <w:b/>
+          <w:sz w:val="24"/>
+          <w:szCs w:val="24"/>
         </w:rPr>
         <w:t>【二】只能留三件事</w:t>
         <w:br/>
@@ -5229,28 +6765,35 @@
     <w:tbl>
       <w:tblPr>
         <w:tblStyle w:val="a4"/>
-        <w:tblW w:type="auto" w:w="0"/>
+        <w:tblW w:type="pct" w:w="5000"/>
         <w:tblLook w:firstColumn="1" w:firstRow="1" w:lastColumn="0" w:lastRow="0" w:noHBand="0" w:noVBand="1" w:val="04A0"/>
         <w:tblLayout w:type="fixed"/>
       </w:tblPr>
       <w:tblGrid>
-        <w:gridCol w:w="3489"/>
-        <w:gridCol w:w="3489"/>
-        <w:gridCol w:w="3489"/>
+        <w:gridCol w:w="2555"/>
+        <w:gridCol w:w="4066"/>
+        <w:gridCol w:w="3833"/>
       </w:tblGrid>
       <w:tr>
-        <w:tc>
-          <w:tcPr>
-            <w:tcW w:type="dxa" w:w="2494"/>
-          </w:tcPr>
-          <w:p>
-            <w:pPr>
-              <w:spacing w:after="0"/>
-            </w:pPr>
-            <w:r>
-              <w:rPr>
-                <w:rFonts w:ascii="標楷體" w:hAnsi="標楷體"/>
+        <w:trPr>
+          <w:cantSplit/>
+          <w:tblHeader/>
+        </w:trPr>
+        <w:tc>
+          <w:tcPr>
+            <w:tcW w:type="dxa" w:w="2555"/>
+          </w:tcPr>
+          <w:p>
+            <w:pPr>
+              <w:keepNext/>
+              <w:spacing w:after="0"/>
+            </w:pPr>
+            <w:r>
+              <w:rPr>
+                <w:rFonts w:ascii="新細明體" w:hAnsi="新細明體" w:eastAsia="新細明體" w:cs="新細明體"/>
                 <w:b/>
+                <w:sz w:val="24"/>
+                <w:szCs w:val="24"/>
               </w:rPr>
               <w:t>我要刪掉的</w:t>
             </w:r>
@@ -5258,16 +6801,18 @@
         </w:tc>
         <w:tc>
           <w:tcPr>
-            <w:tcW w:type="dxa" w:w="3969"/>
-          </w:tcPr>
-          <w:p>
-            <w:pPr>
-              <w:spacing w:after="0"/>
-            </w:pPr>
-            <w:r>
-              <w:rPr>
-                <w:rFonts w:ascii="標楷體" w:hAnsi="標楷體"/>
+            <w:tcW w:type="dxa" w:w="4066"/>
+          </w:tcPr>
+          <w:p>
+            <w:pPr>
+              <w:spacing w:after="0"/>
+            </w:pPr>
+            <w:r>
+              <w:rPr>
+                <w:rFonts w:ascii="新細明體" w:hAnsi="新細明體" w:eastAsia="新細明體" w:cs="新細明體"/>
                 <w:b/>
+                <w:sz w:val="24"/>
+                <w:szCs w:val="24"/>
               </w:rPr>
               <w:t>理由：課文第＿段說……</w:t>
             </w:r>
@@ -5275,16 +6820,18 @@
         </w:tc>
         <w:tc>
           <w:tcPr>
-            <w:tcW w:type="dxa" w:w="3742"/>
-          </w:tcPr>
-          <w:p>
-            <w:pPr>
-              <w:spacing w:after="0"/>
-            </w:pPr>
-            <w:r>
-              <w:rPr>
-                <w:rFonts w:ascii="標楷體" w:hAnsi="標楷體"/>
+            <w:tcW w:type="dxa" w:w="3833"/>
+          </w:tcPr>
+          <w:p>
+            <w:pPr>
+              <w:spacing w:after="0"/>
+            </w:pPr>
+            <w:r>
+              <w:rPr>
+                <w:rFonts w:ascii="新細明體" w:hAnsi="新細明體" w:eastAsia="新細明體" w:cs="新細明體"/>
                 <w:b/>
+                <w:sz w:val="24"/>
+                <w:szCs w:val="24"/>
               </w:rPr>
               <w:t>小組討論後我改變了什麼</w:t>
             </w:r>
@@ -5293,20 +6840,23 @@
       </w:tr>
       <w:tr>
         <w:trPr>
+          <w:cantSplit/>
           <w:trHeight w:val="1247"/>
         </w:trPr>
         <w:tc>
           <w:tcPr>
-            <w:tcW w:type="dxa" w:w="2494"/>
-          </w:tcPr>
-          <w:p>
-            <w:pPr>
-              <w:spacing w:after="0"/>
-            </w:pPr>
-            <w:r>
-              <w:rPr>
-                <w:rFonts w:ascii="標楷體" w:hAnsi="標楷體"/>
-                <w:b w:val="0"/>
+            <w:tcW w:type="dxa" w:w="2555"/>
+          </w:tcPr>
+          <w:p>
+            <w:pPr>
+              <w:spacing w:after="0"/>
+            </w:pPr>
+            <w:r>
+              <w:rPr>
+                <w:rFonts w:ascii="新細明體" w:hAnsi="新細明體" w:eastAsia="新細明體" w:cs="新細明體"/>
+                <w:b w:val="0"/>
+                <w:sz w:val="24"/>
+                <w:szCs w:val="24"/>
               </w:rPr>
               <w:t>1.</w:t>
             </w:r>
@@ -5314,32 +6864,36 @@
         </w:tc>
         <w:tc>
           <w:tcPr>
-            <w:tcW w:type="dxa" w:w="3969"/>
-          </w:tcPr>
-          <w:p>
-            <w:pPr>
-              <w:spacing w:after="0"/>
-            </w:pPr>
-            <w:r>
-              <w:rPr>
-                <w:rFonts w:ascii="標楷體" w:hAnsi="標楷體"/>
-                <w:b w:val="0"/>
-              </w:rPr>
-            </w:r>
-          </w:p>
-        </w:tc>
-        <w:tc>
-          <w:tcPr>
-            <w:tcW w:type="dxa" w:w="3742"/>
-          </w:tcPr>
-          <w:p>
-            <w:pPr>
-              <w:spacing w:after="0"/>
-            </w:pPr>
-            <w:r>
-              <w:rPr>
-                <w:rFonts w:ascii="標楷體" w:hAnsi="標楷體"/>
-                <w:b w:val="0"/>
+            <w:tcW w:type="dxa" w:w="4066"/>
+          </w:tcPr>
+          <w:p>
+            <w:pPr>
+              <w:spacing w:after="0"/>
+            </w:pPr>
+            <w:r>
+              <w:rPr>
+                <w:rFonts w:ascii="新細明體" w:hAnsi="新細明體" w:eastAsia="新細明體" w:cs="新細明體"/>
+                <w:b w:val="0"/>
+                <w:sz w:val="24"/>
+                <w:szCs w:val="24"/>
+              </w:rPr>
+            </w:r>
+          </w:p>
+        </w:tc>
+        <w:tc>
+          <w:tcPr>
+            <w:tcW w:type="dxa" w:w="3833"/>
+          </w:tcPr>
+          <w:p>
+            <w:pPr>
+              <w:spacing w:after="0"/>
+            </w:pPr>
+            <w:r>
+              <w:rPr>
+                <w:rFonts w:ascii="新細明體" w:hAnsi="新細明體" w:eastAsia="新細明體" w:cs="新細明體"/>
+                <w:b w:val="0"/>
+                <w:sz w:val="24"/>
+                <w:szCs w:val="24"/>
               </w:rPr>
             </w:r>
           </w:p>
@@ -5347,20 +6901,23 @@
       </w:tr>
       <w:tr>
         <w:trPr>
+          <w:cantSplit/>
           <w:trHeight w:val="1247"/>
         </w:trPr>
         <w:tc>
           <w:tcPr>
-            <w:tcW w:type="dxa" w:w="2494"/>
-          </w:tcPr>
-          <w:p>
-            <w:pPr>
-              <w:spacing w:after="0"/>
-            </w:pPr>
-            <w:r>
-              <w:rPr>
-                <w:rFonts w:ascii="標楷體" w:hAnsi="標楷體"/>
-                <w:b w:val="0"/>
+            <w:tcW w:type="dxa" w:w="2555"/>
+          </w:tcPr>
+          <w:p>
+            <w:pPr>
+              <w:spacing w:after="0"/>
+            </w:pPr>
+            <w:r>
+              <w:rPr>
+                <w:rFonts w:ascii="新細明體" w:hAnsi="新細明體" w:eastAsia="新細明體" w:cs="新細明體"/>
+                <w:b w:val="0"/>
+                <w:sz w:val="24"/>
+                <w:szCs w:val="24"/>
               </w:rPr>
               <w:t>2.</w:t>
             </w:r>
@@ -5368,32 +6925,36 @@
         </w:tc>
         <w:tc>
           <w:tcPr>
-            <w:tcW w:type="dxa" w:w="3969"/>
-          </w:tcPr>
-          <w:p>
-            <w:pPr>
-              <w:spacing w:after="0"/>
-            </w:pPr>
-            <w:r>
-              <w:rPr>
-                <w:rFonts w:ascii="標楷體" w:hAnsi="標楷體"/>
-                <w:b w:val="0"/>
-              </w:rPr>
-            </w:r>
-          </w:p>
-        </w:tc>
-        <w:tc>
-          <w:tcPr>
-            <w:tcW w:type="dxa" w:w="3742"/>
-          </w:tcPr>
-          <w:p>
-            <w:pPr>
-              <w:spacing w:after="0"/>
-            </w:pPr>
-            <w:r>
-              <w:rPr>
-                <w:rFonts w:ascii="標楷體" w:hAnsi="標楷體"/>
-                <w:b w:val="0"/>
+            <w:tcW w:type="dxa" w:w="4066"/>
+          </w:tcPr>
+          <w:p>
+            <w:pPr>
+              <w:spacing w:after="0"/>
+            </w:pPr>
+            <w:r>
+              <w:rPr>
+                <w:rFonts w:ascii="新細明體" w:hAnsi="新細明體" w:eastAsia="新細明體" w:cs="新細明體"/>
+                <w:b w:val="0"/>
+                <w:sz w:val="24"/>
+                <w:szCs w:val="24"/>
+              </w:rPr>
+            </w:r>
+          </w:p>
+        </w:tc>
+        <w:tc>
+          <w:tcPr>
+            <w:tcW w:type="dxa" w:w="3833"/>
+          </w:tcPr>
+          <w:p>
+            <w:pPr>
+              <w:spacing w:after="0"/>
+            </w:pPr>
+            <w:r>
+              <w:rPr>
+                <w:rFonts w:ascii="新細明體" w:hAnsi="新細明體" w:eastAsia="新細明體" w:cs="新細明體"/>
+                <w:b w:val="0"/>
+                <w:sz w:val="24"/>
+                <w:szCs w:val="24"/>
               </w:rPr>
             </w:r>
           </w:p>
@@ -5401,20 +6962,23 @@
       </w:tr>
       <w:tr>
         <w:trPr>
+          <w:cantSplit/>
           <w:trHeight w:val="1247"/>
         </w:trPr>
         <w:tc>
           <w:tcPr>
-            <w:tcW w:type="dxa" w:w="2494"/>
-          </w:tcPr>
-          <w:p>
-            <w:pPr>
-              <w:spacing w:after="0"/>
-            </w:pPr>
-            <w:r>
-              <w:rPr>
-                <w:rFonts w:ascii="標楷體" w:hAnsi="標楷體"/>
-                <w:b w:val="0"/>
+            <w:tcW w:type="dxa" w:w="2555"/>
+          </w:tcPr>
+          <w:p>
+            <w:pPr>
+              <w:spacing w:after="0"/>
+            </w:pPr>
+            <w:r>
+              <w:rPr>
+                <w:rFonts w:ascii="新細明體" w:hAnsi="新細明體" w:eastAsia="新細明體" w:cs="新細明體"/>
+                <w:b w:val="0"/>
+                <w:sz w:val="24"/>
+                <w:szCs w:val="24"/>
               </w:rPr>
               <w:t>3.</w:t>
             </w:r>
@@ -5422,32 +6986,36 @@
         </w:tc>
         <w:tc>
           <w:tcPr>
-            <w:tcW w:type="dxa" w:w="3969"/>
-          </w:tcPr>
-          <w:p>
-            <w:pPr>
-              <w:spacing w:after="0"/>
-            </w:pPr>
-            <w:r>
-              <w:rPr>
-                <w:rFonts w:ascii="標楷體" w:hAnsi="標楷體"/>
-                <w:b w:val="0"/>
-              </w:rPr>
-            </w:r>
-          </w:p>
-        </w:tc>
-        <w:tc>
-          <w:tcPr>
-            <w:tcW w:type="dxa" w:w="3742"/>
-          </w:tcPr>
-          <w:p>
-            <w:pPr>
-              <w:spacing w:after="0"/>
-            </w:pPr>
-            <w:r>
-              <w:rPr>
-                <w:rFonts w:ascii="標楷體" w:hAnsi="標楷體"/>
-                <w:b w:val="0"/>
+            <w:tcW w:type="dxa" w:w="4066"/>
+          </w:tcPr>
+          <w:p>
+            <w:pPr>
+              <w:spacing w:after="0"/>
+            </w:pPr>
+            <w:r>
+              <w:rPr>
+                <w:rFonts w:ascii="新細明體" w:hAnsi="新細明體" w:eastAsia="新細明體" w:cs="新細明體"/>
+                <w:b w:val="0"/>
+                <w:sz w:val="24"/>
+                <w:szCs w:val="24"/>
+              </w:rPr>
+            </w:r>
+          </w:p>
+        </w:tc>
+        <w:tc>
+          <w:tcPr>
+            <w:tcW w:type="dxa" w:w="3833"/>
+          </w:tcPr>
+          <w:p>
+            <w:pPr>
+              <w:spacing w:after="0"/>
+            </w:pPr>
+            <w:r>
+              <w:rPr>
+                <w:rFonts w:ascii="新細明體" w:hAnsi="新細明體" w:eastAsia="新細明體" w:cs="新細明體"/>
+                <w:b w:val="0"/>
+                <w:sz w:val="24"/>
+                <w:szCs w:val="24"/>
               </w:rPr>
             </w:r>
           </w:p>
@@ -5456,10 +7024,15 @@
     </w:tbl>
     <w:p/>
     <w:p>
+      <w:pPr>
+        <w:keepNext/>
+      </w:pPr>
       <w:r>
         <w:rPr>
-          <w:rFonts w:ascii="標楷體" w:hAnsi="標楷體"/>
+          <w:rFonts w:ascii="新細明體" w:hAnsi="新細明體" w:eastAsia="新細明體" w:cs="新細明體"/>
           <w:b/>
+          <w:sz w:val="24"/>
+          <w:szCs w:val="24"/>
         </w:rPr>
         <w:t>【三】被你刪掉的那件，真的不重要嗎？</w:t>
         <w:br/>
@@ -5470,28 +7043,31 @@
     <w:tbl>
       <w:tblPr>
         <w:tblStyle w:val="a4"/>
-        <w:tblW w:type="auto" w:w="0"/>
+        <w:tblW w:type="pct" w:w="5000"/>
         <w:tblLook w:firstColumn="1" w:firstRow="1" w:lastColumn="0" w:lastRow="0" w:noHBand="0" w:noVBand="1" w:val="04A0"/>
         <w:tblLayout w:type="fixed"/>
       </w:tblPr>
       <w:tblGrid>
-        <w:gridCol w:w="10466"/>
+        <w:gridCol w:w="10454"/>
       </w:tblGrid>
       <w:tr>
         <w:trPr>
+          <w:cantSplit/>
           <w:trHeight w:val="1701"/>
         </w:trPr>
         <w:tc>
           <w:tcPr>
-            <w:tcW w:type="dxa" w:w="10205"/>
-          </w:tcPr>
-          <w:p>
-            <w:pPr>
-              <w:spacing w:after="0"/>
-            </w:pPr>
-            <w:r>
-              <w:rPr>
-                <w:rFonts w:ascii="標楷體" w:hAnsi="標楷體"/>
+            <w:tcW w:type="dxa" w:w="10454"/>
+          </w:tcPr>
+          <w:p>
+            <w:pPr>
+              <w:spacing w:after="0"/>
+            </w:pPr>
+            <w:r>
+              <w:rPr>
+                <w:rFonts w:ascii="新細明體" w:hAnsi="新細明體" w:eastAsia="新細明體" w:cs="新細明體"/>
+                <w:sz w:val="24"/>
+                <w:szCs w:val="24"/>
               </w:rPr>
             </w:r>
           </w:p>
@@ -5500,10 +7076,15 @@
     </w:tbl>
     <w:p/>
     <w:p>
+      <w:pPr>
+        <w:keepNext/>
+      </w:pPr>
       <w:r>
         <w:rPr>
-          <w:rFonts w:ascii="標楷體" w:hAnsi="標楷體"/>
+          <w:rFonts w:ascii="新細明體" w:hAnsi="新細明體" w:eastAsia="新細明體" w:cs="新細明體"/>
           <w:b/>
+          <w:sz w:val="24"/>
+          <w:szCs w:val="24"/>
         </w:rPr>
         <w:t>【四】用一句話說出來</w:t>
         <w:br/>
@@ -5513,28 +7094,31 @@
     <w:tbl>
       <w:tblPr>
         <w:tblStyle w:val="a4"/>
-        <w:tblW w:type="auto" w:w="0"/>
+        <w:tblW w:type="pct" w:w="5000"/>
         <w:tblLook w:firstColumn="1" w:firstRow="1" w:lastColumn="0" w:lastRow="0" w:noHBand="0" w:noVBand="1" w:val="04A0"/>
         <w:tblLayout w:type="fixed"/>
       </w:tblPr>
       <w:tblGrid>
-        <w:gridCol w:w="10466"/>
+        <w:gridCol w:w="10454"/>
       </w:tblGrid>
       <w:tr>
         <w:trPr>
+          <w:cantSplit/>
           <w:trHeight w:val="1361"/>
         </w:trPr>
         <w:tc>
           <w:tcPr>
-            <w:tcW w:type="dxa" w:w="10205"/>
-          </w:tcPr>
-          <w:p>
-            <w:pPr>
-              <w:spacing w:after="0"/>
-            </w:pPr>
-            <w:r>
-              <w:rPr>
-                <w:rFonts w:ascii="標楷體" w:hAnsi="標楷體"/>
+            <w:tcW w:type="dxa" w:w="10454"/>
+          </w:tcPr>
+          <w:p>
+            <w:pPr>
+              <w:spacing w:after="0"/>
+            </w:pPr>
+            <w:r>
+              <w:rPr>
+                <w:rFonts w:ascii="新細明體" w:hAnsi="新細明體" w:eastAsia="新細明體" w:cs="新細明體"/>
+                <w:sz w:val="24"/>
+                <w:szCs w:val="24"/>
               </w:rPr>
             </w:r>
           </w:p>

--- a/學共教案/教案成果/五年級_國語_蚊帳大使_20260910/教案.docx
+++ b/學共教案/教案成果/五年級_國語_蚊帳大使_20260910/教案.docx
@@ -3361,7 +3361,7 @@
           <w:sz w:val="24"/>
           <w:szCs w:val="24"/>
         </w:rPr>
-        <w:t>附錄：理答預想表（全篇涵蓋策略：轉引、轉問、反問、提示、釐清、深究）</w:t>
+        <w:t>附錄一：理答預想表（全篇涵蓋策略：轉引、轉問、反問、提示、釐清、深究）</w:t>
       </w:r>
     </w:p>
     <w:tbl>

--- a/學共教案/教案成果/五年級_國語_蚊帳大使_20260910/教案.docx
+++ b/學共教案/教案成果/五年級_國語_蚊帳大使_20260910/教案.docx
@@ -3227,7 +3227,7 @@
                 <w:sz w:val="24"/>
                 <w:szCs w:val="24"/>
               </w:rPr>
-              <w:t>【轉引】串連進程（三組，見附錄二 A）：</w:t>
+              <w:t>【轉引】串連進程（三組，見附錄・串連進程 A）：</w:t>
             </w:r>
           </w:p>
           <w:p>
@@ -3255,7 +3255,7 @@
                 <w:sz w:val="24"/>
                 <w:szCs w:val="24"/>
               </w:rPr>
-              <w:t>【轉問】串連進程（三位，見附錄二 B）：</w:t>
+              <w:t>【轉問】串連進程（三位，見附錄・串連進程 B）：</w:t>
             </w:r>
           </w:p>
           <w:p>
@@ -3283,7 +3283,7 @@
                 <w:sz w:val="24"/>
                 <w:szCs w:val="24"/>
               </w:rPr>
-              <w:t>【深究】串連進程（三位，見附錄二 C）：</w:t>
+              <w:t>【深究】串連進程（三位，見附錄・串連進程 C）：</w:t>
             </w:r>
           </w:p>
           <w:p>
@@ -3361,499 +3361,7 @@
           <w:sz w:val="24"/>
           <w:szCs w:val="24"/>
         </w:rPr>
-        <w:t>附錄一：理答預想表（全篇涵蓋策略：轉引、轉問、反問、提示、釐清、深究）</w:t>
-      </w:r>
-    </w:p>
-    <w:tbl>
-      <w:tblPr>
-        <w:tblStyle w:val="a4"/>
-        <w:tblW w:type="auto" w:w="0"/>
-        <w:tblLook w:firstColumn="1" w:firstRow="1" w:lastColumn="0" w:lastRow="0" w:noHBand="0" w:noVBand="1" w:val="04A0"/>
-      </w:tblPr>
-      <w:tblGrid>
-        <w:gridCol w:w="2616"/>
-        <w:gridCol w:w="2616"/>
-        <w:gridCol w:w="2616"/>
-        <w:gridCol w:w="2616"/>
-      </w:tblGrid>
-      <w:tr>
-        <w:tc>
-          <w:tcPr>
-            <w:tcW w:type="dxa" w:w="2616"/>
-          </w:tcPr>
-          <w:p>
-            <w:pPr>
-              <w:spacing w:after="0"/>
-            </w:pPr>
-            <w:r>
-              <w:rPr>
-                <w:rFonts w:ascii="新細明體" w:hAnsi="新細明體" w:eastAsia="新細明體" w:cs="新細明體"/>
-                <w:b/>
-                <w:sz w:val="24"/>
-                <w:szCs w:val="24"/>
-              </w:rPr>
-              <w:t>預想的學生回應</w:t>
-            </w:r>
-          </w:p>
-        </w:tc>
-        <w:tc>
-          <w:tcPr>
-            <w:tcW w:type="dxa" w:w="2616"/>
-          </w:tcPr>
-          <w:p>
-            <w:pPr>
-              <w:spacing w:after="0"/>
-            </w:pPr>
-            <w:r>
-              <w:rPr>
-                <w:rFonts w:ascii="新細明體" w:hAnsi="新細明體" w:eastAsia="新細明體" w:cs="新細明體"/>
-                <w:b/>
-                <w:sz w:val="24"/>
-                <w:szCs w:val="24"/>
-              </w:rPr>
-              <w:t>判讀</w:t>
-            </w:r>
-          </w:p>
-        </w:tc>
-        <w:tc>
-          <w:tcPr>
-            <w:tcW w:type="dxa" w:w="2616"/>
-          </w:tcPr>
-          <w:p>
-            <w:pPr>
-              <w:spacing w:after="0"/>
-            </w:pPr>
-            <w:r>
-              <w:rPr>
-                <w:rFonts w:ascii="新細明體" w:hAnsi="新細明體" w:eastAsia="新細明體" w:cs="新細明體"/>
-                <w:b/>
-                <w:sz w:val="24"/>
-                <w:szCs w:val="24"/>
-              </w:rPr>
-              <w:t>策略</w:t>
-            </w:r>
-          </w:p>
-        </w:tc>
-        <w:tc>
-          <w:tcPr>
-            <w:tcW w:type="dxa" w:w="2616"/>
-          </w:tcPr>
-          <w:p>
-            <w:pPr>
-              <w:spacing w:after="0"/>
-            </w:pPr>
-            <w:r>
-              <w:rPr>
-                <w:rFonts w:ascii="新細明體" w:hAnsi="新細明體" w:eastAsia="新細明體" w:cs="新細明體"/>
-                <w:b/>
-                <w:sz w:val="24"/>
-                <w:szCs w:val="24"/>
-              </w:rPr>
-              <w:t>教師台詞</w:t>
-            </w:r>
-          </w:p>
-        </w:tc>
-      </w:tr>
-      <w:tr>
-        <w:tc>
-          <w:tcPr>
-            <w:tcW w:type="dxa" w:w="2616"/>
-          </w:tcPr>
-          <w:p>
-            <w:pPr>
-              <w:spacing w:after="0"/>
-            </w:pPr>
-            <w:r>
-              <w:rPr>
-                <w:rFonts w:ascii="新細明體" w:hAnsi="新細明體" w:eastAsia="新細明體" w:cs="新細明體"/>
-                <w:b w:val="0"/>
-                <w:sz w:val="24"/>
-                <w:szCs w:val="24"/>
-              </w:rPr>
-              <w:t>（講錯）「我要刪掉『比爾．蓋茲捐三百萬』，因為那個是最後才發生的。」</w:t>
-            </w:r>
-          </w:p>
-        </w:tc>
-        <w:tc>
-          <w:tcPr>
-            <w:tcW w:type="dxa" w:w="2616"/>
-          </w:tcPr>
-          <w:p>
-            <w:pPr>
-              <w:spacing w:after="0"/>
-            </w:pPr>
-            <w:r>
-              <w:rPr>
-                <w:rFonts w:ascii="新細明體" w:hAnsi="新細明體" w:eastAsia="新細明體" w:cs="新細明體"/>
-                <w:b w:val="0"/>
-                <w:sz w:val="24"/>
-                <w:szCs w:val="24"/>
-              </w:rPr>
-              <w:t>把「別人被打動後的結果」當成凱瑟琳的行動，行動與結果的界線還沒分開。</w:t>
-            </w:r>
-          </w:p>
-        </w:tc>
-        <w:tc>
-          <w:tcPr>
-            <w:tcW w:type="dxa" w:w="2616"/>
-          </w:tcPr>
-          <w:p>
-            <w:pPr>
-              <w:spacing w:after="0"/>
-            </w:pPr>
-            <w:r>
-              <w:rPr>
-                <w:rFonts w:ascii="新細明體" w:hAnsi="新細明體" w:eastAsia="新細明體" w:cs="新細明體"/>
-                <w:b w:val="0"/>
-                <w:sz w:val="24"/>
-                <w:szCs w:val="24"/>
-              </w:rPr>
-              <w:t>提示</w:t>
-            </w:r>
-          </w:p>
-        </w:tc>
-        <w:tc>
-          <w:tcPr>
-            <w:tcW w:type="dxa" w:w="2616"/>
-          </w:tcPr>
-          <w:p>
-            <w:pPr>
-              <w:spacing w:after="0"/>
-            </w:pPr>
-            <w:r>
-              <w:rPr>
-                <w:rFonts w:ascii="新細明體" w:hAnsi="新細明體" w:eastAsia="新細明體" w:cs="新細明體"/>
-                <w:b w:val="0"/>
-                <w:sz w:val="24"/>
-                <w:szCs w:val="24"/>
-              </w:rPr>
-              <w:t>「回到題目。題目說的是誰做的事？」（不說「錯了」，反覆要求回到題目）</w:t>
-            </w:r>
-          </w:p>
-        </w:tc>
-      </w:tr>
-      <w:tr>
-        <w:tc>
-          <w:tcPr>
-            <w:tcW w:type="dxa" w:w="2616"/>
-          </w:tcPr>
-          <w:p>
-            <w:pPr>
-              <w:spacing w:after="0"/>
-            </w:pPr>
-            <w:r>
-              <w:rPr>
-                <w:rFonts w:ascii="新細明體" w:hAnsi="新細明體" w:eastAsia="新細明體" w:cs="新細明體"/>
-                <w:b w:val="0"/>
-                <w:sz w:val="24"/>
-                <w:szCs w:val="24"/>
-              </w:rPr>
-              <w:t>（講錯）「寄獎狀給貝克漢可以刪，那只是說謝謝而已。」</w:t>
-            </w:r>
-          </w:p>
-        </w:tc>
-        <w:tc>
-          <w:tcPr>
-            <w:tcW w:type="dxa" w:w="2616"/>
-          </w:tcPr>
-          <w:p>
-            <w:pPr>
-              <w:spacing w:after="0"/>
-            </w:pPr>
-            <w:r>
-              <w:rPr>
-                <w:rFonts w:ascii="新細明體" w:hAnsi="新細明體" w:eastAsia="新細明體" w:cs="新細明體"/>
-                <w:b w:val="0"/>
-                <w:sz w:val="24"/>
-                <w:szCs w:val="24"/>
-              </w:rPr>
-              <w:t>讀到了第 7 段的表面動作，沒看見獎狀被貼上網站之後引起的關注。</w:t>
-            </w:r>
-          </w:p>
-        </w:tc>
-        <w:tc>
-          <w:tcPr>
-            <w:tcW w:type="dxa" w:w="2616"/>
-          </w:tcPr>
-          <w:p>
-            <w:pPr>
-              <w:spacing w:after="0"/>
-            </w:pPr>
-            <w:r>
-              <w:rPr>
-                <w:rFonts w:ascii="新細明體" w:hAnsi="新細明體" w:eastAsia="新細明體" w:cs="新細明體"/>
-                <w:b w:val="0"/>
-                <w:sz w:val="24"/>
-                <w:szCs w:val="24"/>
-              </w:rPr>
-              <w:t>深究</w:t>
-            </w:r>
-          </w:p>
-        </w:tc>
-        <w:tc>
-          <w:tcPr>
-            <w:tcW w:type="dxa" w:w="2616"/>
-          </w:tcPr>
-          <w:p>
-            <w:pPr>
-              <w:spacing w:after="0"/>
-            </w:pPr>
-            <w:r>
-              <w:rPr>
-                <w:rFonts w:ascii="新細明體" w:hAnsi="新細明體" w:eastAsia="新細明體" w:cs="新細明體"/>
-                <w:b w:val="0"/>
-                <w:sz w:val="24"/>
-                <w:szCs w:val="24"/>
-              </w:rPr>
-              <w:t>「貝克漢收到獎狀以後做了什麼？讀給我們聽。」</w:t>
-            </w:r>
-          </w:p>
-        </w:tc>
-      </w:tr>
-      <w:tr>
-        <w:tc>
-          <w:tcPr>
-            <w:tcW w:type="dxa" w:w="2616"/>
-          </w:tcPr>
-          <w:p>
-            <w:pPr>
-              <w:spacing w:after="0"/>
-            </w:pPr>
-            <w:r>
-              <w:rPr>
-                <w:rFonts w:ascii="新細明體" w:hAnsi="新細明體" w:eastAsia="新細明體" w:cs="新細明體"/>
-                <w:b w:val="0"/>
-                <w:sz w:val="24"/>
-                <w:szCs w:val="24"/>
-              </w:rPr>
-              <w:t>（沉默）被指名後低頭不語，手放在課本上沒有動。</w:t>
-            </w:r>
-          </w:p>
-        </w:tc>
-        <w:tc>
-          <w:tcPr>
-            <w:tcW w:type="dxa" w:w="2616"/>
-          </w:tcPr>
-          <w:p>
-            <w:pPr>
-              <w:spacing w:after="0"/>
-            </w:pPr>
-            <w:r>
-              <w:rPr>
-                <w:rFonts w:ascii="新細明體" w:hAnsi="新細明體" w:eastAsia="新細明體" w:cs="新細明體"/>
-                <w:b w:val="0"/>
-                <w:sz w:val="24"/>
-                <w:szCs w:val="24"/>
-              </w:rPr>
-              <w:t>可能是還沒想完，也可能是不確定自己的刪法能不能講。等待，不催、不換人。</w:t>
-            </w:r>
-          </w:p>
-        </w:tc>
-        <w:tc>
-          <w:tcPr>
-            <w:tcW w:type="dxa" w:w="2616"/>
-          </w:tcPr>
-          <w:p>
-            <w:pPr>
-              <w:spacing w:after="0"/>
-            </w:pPr>
-            <w:r>
-              <w:rPr>
-                <w:rFonts w:ascii="新細明體" w:hAnsi="新細明體" w:eastAsia="新細明體" w:cs="新細明體"/>
-                <w:b w:val="0"/>
-                <w:sz w:val="24"/>
-                <w:szCs w:val="24"/>
-              </w:rPr>
-              <w:t>轉問</w:t>
-            </w:r>
-          </w:p>
-        </w:tc>
-        <w:tc>
-          <w:tcPr>
-            <w:tcW w:type="dxa" w:w="2616"/>
-          </w:tcPr>
-          <w:p>
-            <w:pPr>
-              <w:spacing w:after="0"/>
-            </w:pPr>
-            <w:r>
-              <w:rPr>
-                <w:rFonts w:ascii="新細明體" w:hAnsi="新細明體" w:eastAsia="新細明體" w:cs="新細明體"/>
-                <w:b w:val="0"/>
-                <w:sz w:val="24"/>
-                <w:szCs w:val="24"/>
-              </w:rPr>
-              <w:t>「你需要想一下是嗎？那你可以先找人嗎？」（把求援的主動權交給學生）</w:t>
-            </w:r>
-          </w:p>
-        </w:tc>
-      </w:tr>
-      <w:tr>
-        <w:tc>
-          <w:tcPr>
-            <w:tcW w:type="dxa" w:w="2616"/>
-          </w:tcPr>
-          <w:p>
-            <w:pPr>
-              <w:spacing w:after="0"/>
-            </w:pPr>
-            <w:r>
-              <w:rPr>
-                <w:rFonts w:ascii="新細明體" w:hAnsi="新細明體" w:eastAsia="新細明體" w:cs="新細明體"/>
-                <w:b w:val="0"/>
-                <w:sz w:val="24"/>
-                <w:szCs w:val="24"/>
-              </w:rPr>
-              <w:t>（離題）「我覺得非洲人很可憐，我們應該要捐錢給他們。」</w:t>
-            </w:r>
-          </w:p>
-        </w:tc>
-        <w:tc>
-          <w:tcPr>
-            <w:tcW w:type="dxa" w:w="2616"/>
-          </w:tcPr>
-          <w:p>
-            <w:pPr>
-              <w:spacing w:after="0"/>
-            </w:pPr>
-            <w:r>
-              <w:rPr>
-                <w:rFonts w:ascii="新細明體" w:hAnsi="新細明體" w:eastAsia="新細明體" w:cs="新細明體"/>
-                <w:b w:val="0"/>
-                <w:sz w:val="24"/>
-                <w:szCs w:val="24"/>
-              </w:rPr>
-              <w:t>情感被課文帶起來了，但已經離開文本，退回感想。</w:t>
-            </w:r>
-          </w:p>
-        </w:tc>
-        <w:tc>
-          <w:tcPr>
-            <w:tcW w:type="dxa" w:w="2616"/>
-          </w:tcPr>
-          <w:p>
-            <w:pPr>
-              <w:spacing w:after="0"/>
-            </w:pPr>
-            <w:r>
-              <w:rPr>
-                <w:rFonts w:ascii="新細明體" w:hAnsi="新細明體" w:eastAsia="新細明體" w:cs="新細明體"/>
-                <w:b w:val="0"/>
-                <w:sz w:val="24"/>
-                <w:szCs w:val="24"/>
-              </w:rPr>
-              <w:t>提示（回歸文本）</w:t>
-            </w:r>
-          </w:p>
-        </w:tc>
-        <w:tc>
-          <w:tcPr>
-            <w:tcW w:type="dxa" w:w="2616"/>
-          </w:tcPr>
-          <w:p>
-            <w:pPr>
-              <w:spacing w:after="0"/>
-            </w:pPr>
-            <w:r>
-              <w:rPr>
-                <w:rFonts w:ascii="新細明體" w:hAnsi="新細明體" w:eastAsia="新細明體" w:cs="新細明體"/>
-                <w:b w:val="0"/>
-                <w:sz w:val="24"/>
-                <w:szCs w:val="24"/>
-              </w:rPr>
-              <w:t>「回到課文。凱瑟琳做的第一件事是什麼？」</w:t>
-            </w:r>
-          </w:p>
-        </w:tc>
-      </w:tr>
-      <w:tr>
-        <w:tc>
-          <w:tcPr>
-            <w:tcW w:type="dxa" w:w="2616"/>
-          </w:tcPr>
-          <w:p>
-            <w:pPr>
-              <w:spacing w:after="0"/>
-            </w:pPr>
-            <w:r>
-              <w:rPr>
-                <w:rFonts w:ascii="新細明體" w:hAnsi="新細明體" w:eastAsia="新細明體" w:cs="新細明體"/>
-                <w:b w:val="0"/>
-                <w:sz w:val="24"/>
-                <w:szCs w:val="24"/>
-              </w:rPr>
-              <w:t>（答對但停在表層）「因為一件帶出一件啊。」</w:t>
-            </w:r>
-          </w:p>
-        </w:tc>
-        <w:tc>
-          <w:tcPr>
-            <w:tcW w:type="dxa" w:w="2616"/>
-          </w:tcPr>
-          <w:p>
-            <w:pPr>
-              <w:spacing w:after="0"/>
-            </w:pPr>
-            <w:r>
-              <w:rPr>
-                <w:rFonts w:ascii="新細明體" w:hAnsi="新細明體" w:eastAsia="新細明體" w:cs="新細明體"/>
-                <w:b w:val="0"/>
-                <w:sz w:val="24"/>
-                <w:szCs w:val="24"/>
-              </w:rPr>
-              <w:t>已經摸到遞進關係，但說不出是靠什麼帶出來的。</w:t>
-            </w:r>
-          </w:p>
-        </w:tc>
-        <w:tc>
-          <w:tcPr>
-            <w:tcW w:type="dxa" w:w="2616"/>
-          </w:tcPr>
-          <w:p>
-            <w:pPr>
-              <w:spacing w:after="0"/>
-            </w:pPr>
-            <w:r>
-              <w:rPr>
-                <w:rFonts w:ascii="新細明體" w:hAnsi="新細明體" w:eastAsia="新細明體" w:cs="新細明體"/>
-                <w:b w:val="0"/>
-                <w:sz w:val="24"/>
-                <w:szCs w:val="24"/>
-              </w:rPr>
-              <w:t>深究</w:t>
-            </w:r>
-          </w:p>
-        </w:tc>
-        <w:tc>
-          <w:tcPr>
-            <w:tcW w:type="dxa" w:w="2616"/>
-          </w:tcPr>
-          <w:p>
-            <w:pPr>
-              <w:spacing w:after="0"/>
-            </w:pPr>
-            <w:r>
-              <w:rPr>
-                <w:rFonts w:ascii="新細明體" w:hAnsi="新細明體" w:eastAsia="新細明體" w:cs="新細明體"/>
-                <w:b w:val="0"/>
-                <w:sz w:val="24"/>
-                <w:szCs w:val="24"/>
-              </w:rPr>
-              <w:t>「哪一件帶出哪一件？指給我看。」</w:t>
-            </w:r>
-          </w:p>
-        </w:tc>
-      </w:tr>
-    </w:tbl>
-    <w:p>
-      <w:r>
-        <w:rPr>
-          <w:rFonts w:ascii="新細明體" w:hAnsi="新細明體" w:eastAsia="新細明體" w:cs="新細明體"/>
-          <w:b/>
-          <w:sz w:val="24"/>
-          <w:szCs w:val="24"/>
-        </w:rPr>
-        <w:t>附錄二：串連進程模擬（轉引／轉問／深究各一段，三位學生、三段發言）</w:t>
+        <w:t>附錄：理答預想與串連進程表</w:t>
       </w:r>
     </w:p>
     <w:p>
@@ -3875,16 +3383,16 @@
         <w:tblLayout w:type="fixed"/>
       </w:tblPr>
       <w:tblGrid>
-        <w:gridCol w:w="1587"/>
+        <w:gridCol w:w="1474"/>
         <w:gridCol w:w="397"/>
         <w:gridCol w:w="2835"/>
-        <w:gridCol w:w="3005"/>
-        <w:gridCol w:w="2608"/>
+        <w:gridCol w:w="2778"/>
+        <w:gridCol w:w="2948"/>
       </w:tblGrid>
       <w:tr>
         <w:tc>
           <w:tcPr>
-            <w:tcW w:type="dxa" w:w="1587"/>
+            <w:tcW w:type="dxa" w:w="1474"/>
           </w:tcPr>
           <w:p>
             <w:pPr>
@@ -3935,13 +3443,13 @@
                 <w:sz w:val="24"/>
                 <w:szCs w:val="24"/>
               </w:rPr>
-              <w:t>學生發言（預想）</w:t>
-            </w:r>
-          </w:p>
-        </w:tc>
-        <w:tc>
-          <w:tcPr>
-            <w:tcW w:type="dxa" w:w="3005"/>
+              <w:t>預想的學生回應</w:t>
+            </w:r>
+          </w:p>
+        </w:tc>
+        <w:tc>
+          <w:tcPr>
+            <w:tcW w:type="dxa" w:w="2778"/>
           </w:tcPr>
           <w:p>
             <w:pPr>
@@ -3954,26 +3462,26 @@
                 <w:sz w:val="24"/>
                 <w:szCs w:val="24"/>
               </w:rPr>
+              <w:t>判讀／這一步在串什麼</w:t>
+            </w:r>
+          </w:p>
+        </w:tc>
+        <w:tc>
+          <w:tcPr>
+            <w:tcW w:type="dxa" w:w="2948"/>
+          </w:tcPr>
+          <w:p>
+            <w:pPr>
+              <w:spacing w:after="0"/>
+            </w:pPr>
+            <w:r>
+              <w:rPr>
+                <w:rFonts w:ascii="新細明體" w:hAnsi="新細明體" w:eastAsia="新細明體" w:cs="新細明體"/>
+                <w:b/>
+                <w:sz w:val="24"/>
+                <w:szCs w:val="24"/>
+              </w:rPr>
               <w:t>教師理答</w:t>
-            </w:r>
-          </w:p>
-        </w:tc>
-        <w:tc>
-          <w:tcPr>
-            <w:tcW w:type="dxa" w:w="2608"/>
-          </w:tcPr>
-          <w:p>
-            <w:pPr>
-              <w:spacing w:after="0"/>
-            </w:pPr>
-            <w:r>
-              <w:rPr>
-                <w:rFonts w:ascii="新細明體" w:hAnsi="新細明體" w:eastAsia="新細明體" w:cs="新細明體"/>
-                <w:b/>
-                <w:sz w:val="24"/>
-                <w:szCs w:val="24"/>
-              </w:rPr>
-              <w:t>這一步在串什麼</w:t>
             </w:r>
           </w:p>
         </w:tc>
@@ -3981,11 +3489,12 @@
       <w:tr>
         <w:tc>
           <w:tcPr>
-            <w:tcW w:type="dxa" w:w="1587"/>
-            <w:vMerge w:val="restart"/>
-          </w:tcPr>
-          <w:p>
-            <w:pPr>
+            <w:tcW w:type="dxa" w:w="10432"/>
+            <w:gridSpan w:val="5"/>
+          </w:tcPr>
+          <w:p>
+            <w:pPr>
+              <w:keepNext/>
               <w:spacing w:after="0"/>
             </w:pPr>
             <w:r>
@@ -3995,137 +3504,7 @@
                 <w:sz w:val="24"/>
                 <w:szCs w:val="24"/>
               </w:rPr>
-              <w:t>轉引</w:t>
-            </w:r>
-          </w:p>
-          <w:p>
-            <w:pPr>
-              <w:spacing w:after="0"/>
-            </w:pPr>
-            <w:r>
-              <w:rPr>
-                <w:rFonts w:ascii="新細明體" w:hAnsi="新細明體" w:eastAsia="新細明體" w:cs="新細明體"/>
-                <w:b w:val="0"/>
-                <w:sz w:val="24"/>
-                <w:szCs w:val="24"/>
-              </w:rPr>
-            </w:r>
-          </w:p>
-          <w:p>
-            <w:pPr>
-              <w:spacing w:after="0"/>
-            </w:pPr>
-            <w:r>
-              <w:rPr>
-                <w:rFonts w:ascii="新細明體" w:hAnsi="新細明體" w:eastAsia="新細明體" w:cs="新細明體"/>
-                <w:b w:val="0"/>
-                <w:sz w:val="24"/>
-                <w:szCs w:val="24"/>
-              </w:rPr>
-              <w:t>第三段第 1 步・三組讀出「我們留下哪三件」（挑戰與聚斂，第 30～34 分鐘）</w:t>
-            </w:r>
-          </w:p>
-          <w:p>
-            <w:pPr>
-              <w:spacing w:after="0"/>
-            </w:pPr>
-            <w:r>
-              <w:rPr>
-                <w:rFonts w:ascii="新細明體" w:hAnsi="新細明體" w:eastAsia="新細明體" w:cs="新細明體"/>
-                <w:b w:val="0"/>
-                <w:sz w:val="24"/>
-                <w:szCs w:val="24"/>
-              </w:rPr>
-            </w:r>
-          </w:p>
-          <w:p>
-            <w:pPr>
-              <w:spacing w:after="0"/>
-            </w:pPr>
-            <w:r>
-              <w:rPr>
-                <w:rFonts w:ascii="新細明體" w:hAnsi="新細明體" w:eastAsia="新細明體" w:cs="新細明體"/>
-                <w:b w:val="0"/>
-                <w:sz w:val="24"/>
-                <w:szCs w:val="24"/>
-              </w:rPr>
-              <w:t>高原策略：三組、三種不同的留法，不評價哪一種比較好；收束句把「被刪最多次的那件」變成全班共讀的題目。</w:t>
-            </w:r>
-          </w:p>
-        </w:tc>
-        <w:tc>
-          <w:tcPr>
-            <w:tcW w:type="dxa" w:w="397"/>
-          </w:tcPr>
-          <w:p>
-            <w:pPr>
-              <w:spacing w:after="0"/>
-            </w:pPr>
-            <w:r>
-              <w:rPr>
-                <w:rFonts w:ascii="新細明體" w:hAnsi="新細明體" w:eastAsia="新細明體" w:cs="新細明體"/>
-                <w:b w:val="0"/>
-                <w:sz w:val="24"/>
-                <w:szCs w:val="24"/>
-              </w:rPr>
-              <w:t>1</w:t>
-            </w:r>
-          </w:p>
-        </w:tc>
-        <w:tc>
-          <w:tcPr>
-            <w:tcW w:type="dxa" w:w="2835"/>
-          </w:tcPr>
-          <w:p>
-            <w:pPr>
-              <w:spacing w:after="0"/>
-            </w:pPr>
-            <w:r>
-              <w:rPr>
-                <w:rFonts w:ascii="新細明體" w:hAnsi="新細明體" w:eastAsia="新細明體" w:cs="新細明體"/>
-                <w:b w:val="0"/>
-                <w:sz w:val="24"/>
-                <w:szCs w:val="24"/>
-              </w:rPr>
-              <w:t>生1（第 2 組）：「我們留存點心費買蚊帳、到教堂演講、寄獎狀給富豪。因為這三件都是在募錢。」</w:t>
-            </w:r>
-          </w:p>
-        </w:tc>
-        <w:tc>
-          <w:tcPr>
-            <w:tcW w:type="dxa" w:w="3005"/>
-          </w:tcPr>
-          <w:p>
-            <w:pPr>
-              <w:spacing w:after="0"/>
-            </w:pPr>
-            <w:r>
-              <w:rPr>
-                <w:rFonts w:ascii="新細明體" w:hAnsi="新細明體" w:eastAsia="新細明體" w:cs="新細明體"/>
-                <w:b w:val="0"/>
-                <w:sz w:val="24"/>
-                <w:szCs w:val="24"/>
-              </w:rPr>
-              <w:t>【轉引】「第 2 組留的是買蚊帳、演講、寄獎狀給富豪。還有沒有不一樣的留法？」</w:t>
-            </w:r>
-          </w:p>
-        </w:tc>
-        <w:tc>
-          <w:tcPr>
-            <w:tcW w:type="dxa" w:w="2608"/>
-          </w:tcPr>
-          <w:p>
-            <w:pPr>
-              <w:spacing w:after="0"/>
-            </w:pPr>
-            <w:r>
-              <w:rPr>
-                <w:rFonts w:ascii="新細明體" w:hAnsi="新細明體" w:eastAsia="新細明體" w:cs="新細明體"/>
-                <w:b w:val="0"/>
-                <w:sz w:val="24"/>
-                <w:szCs w:val="24"/>
-              </w:rPr>
-              <w:t>不評價。只複述留了哪三件，把發言權交給下一組。</w:t>
+              <w:t>一、單步理答（講錯／沉默／離題等狀況，一句接一句）</w:t>
             </w:r>
           </w:p>
         </w:tc>
@@ -4133,10 +3512,22 @@
       <w:tr>
         <w:tc>
           <w:tcPr>
-            <w:tcW w:type="dxa" w:w="1587"/>
-            <w:vMerge/>
-          </w:tcPr>
-          <w:p/>
+            <w:tcW w:type="dxa" w:w="1474"/>
+          </w:tcPr>
+          <w:p>
+            <w:pPr>
+              <w:spacing w:after="0"/>
+            </w:pPr>
+            <w:r>
+              <w:rPr>
+                <w:rFonts w:ascii="新細明體" w:hAnsi="新細明體" w:eastAsia="新細明體" w:cs="新細明體"/>
+                <w:b w:val="0"/>
+                <w:sz w:val="24"/>
+                <w:szCs w:val="24"/>
+              </w:rPr>
+              <w:t>提示</w:t>
+            </w:r>
+          </w:p>
         </w:tc>
         <w:tc>
           <w:tcPr>
@@ -4153,7 +3544,7 @@
                 <w:sz w:val="24"/>
                 <w:szCs w:val="24"/>
               </w:rPr>
-              <w:t>2</w:t>
+              <w:t>—</w:t>
             </w:r>
           </w:p>
         </w:tc>
@@ -4172,45 +3563,45 @@
                 <w:sz w:val="24"/>
                 <w:szCs w:val="24"/>
               </w:rPr>
-              <w:t>生2（第 5 組）：「我們留買蚊帳、義賣做獎狀、寄獎狀給富豪。演講可以刪，跟義賣一樣都是募款。」</w:t>
-            </w:r>
-          </w:p>
-        </w:tc>
-        <w:tc>
-          <w:tcPr>
-            <w:tcW w:type="dxa" w:w="3005"/>
-          </w:tcPr>
-          <w:p>
-            <w:pPr>
-              <w:spacing w:after="0"/>
-            </w:pPr>
-            <w:r>
-              <w:rPr>
-                <w:rFonts w:ascii="新細明體" w:hAnsi="新細明體" w:eastAsia="新細明體" w:cs="新細明體"/>
-                <w:b w:val="0"/>
-                <w:sz w:val="24"/>
-                <w:szCs w:val="24"/>
-              </w:rPr>
-              <w:t>【轉引】「多了一種留法：義賣留、演講刪。還有嗎？」</w:t>
-            </w:r>
-          </w:p>
-        </w:tc>
-        <w:tc>
-          <w:tcPr>
-            <w:tcW w:type="dxa" w:w="2608"/>
-          </w:tcPr>
-          <w:p>
-            <w:pPr>
-              <w:spacing w:after="0"/>
-            </w:pPr>
-            <w:r>
-              <w:rPr>
-                <w:rFonts w:ascii="新細明體" w:hAnsi="新細明體" w:eastAsia="新細明體" w:cs="新細明體"/>
-                <w:b w:val="0"/>
-                <w:sz w:val="24"/>
-                <w:szCs w:val="24"/>
-              </w:rPr>
-              <w:t>第二個視點疊上去。兩組都留了「寄獎狀給富豪」、都刪了「寄獎狀給貝克漢」——先不點破。</w:t>
+              <w:t>（講錯）「我要刪掉『比爾．蓋茲捐三百萬』，因為那個是最後才發生的。」</w:t>
+            </w:r>
+          </w:p>
+        </w:tc>
+        <w:tc>
+          <w:tcPr>
+            <w:tcW w:type="dxa" w:w="2778"/>
+          </w:tcPr>
+          <w:p>
+            <w:pPr>
+              <w:spacing w:after="0"/>
+            </w:pPr>
+            <w:r>
+              <w:rPr>
+                <w:rFonts w:ascii="新細明體" w:hAnsi="新細明體" w:eastAsia="新細明體" w:cs="新細明體"/>
+                <w:b w:val="0"/>
+                <w:sz w:val="24"/>
+                <w:szCs w:val="24"/>
+              </w:rPr>
+              <w:t>把「別人被打動後的結果」當成凱瑟琳的行動，行動與結果的界線還沒分開。</w:t>
+            </w:r>
+          </w:p>
+        </w:tc>
+        <w:tc>
+          <w:tcPr>
+            <w:tcW w:type="dxa" w:w="2948"/>
+          </w:tcPr>
+          <w:p>
+            <w:pPr>
+              <w:spacing w:after="0"/>
+            </w:pPr>
+            <w:r>
+              <w:rPr>
+                <w:rFonts w:ascii="新細明體" w:hAnsi="新細明體" w:eastAsia="新細明體" w:cs="新細明體"/>
+                <w:b w:val="0"/>
+                <w:sz w:val="24"/>
+                <w:szCs w:val="24"/>
+              </w:rPr>
+              <w:t>「回到題目。題目說的是誰做的事？」（不說「錯了」，反覆要求回到題目）</w:t>
             </w:r>
           </w:p>
         </w:tc>
@@ -4218,10 +3609,22 @@
       <w:tr>
         <w:tc>
           <w:tcPr>
-            <w:tcW w:type="dxa" w:w="1587"/>
-            <w:vMerge/>
-          </w:tcPr>
-          <w:p/>
+            <w:tcW w:type="dxa" w:w="1474"/>
+          </w:tcPr>
+          <w:p>
+            <w:pPr>
+              <w:spacing w:after="0"/>
+            </w:pPr>
+            <w:r>
+              <w:rPr>
+                <w:rFonts w:ascii="新細明體" w:hAnsi="新細明體" w:eastAsia="新細明體" w:cs="新細明體"/>
+                <w:b w:val="0"/>
+                <w:sz w:val="24"/>
+                <w:szCs w:val="24"/>
+              </w:rPr>
+              <w:t>深究</w:t>
+            </w:r>
+          </w:p>
         </w:tc>
         <w:tc>
           <w:tcPr>
@@ -4238,7 +3641,7 @@
                 <w:sz w:val="24"/>
                 <w:szCs w:val="24"/>
               </w:rPr>
-              <w:t>3</w:t>
+              <w:t>—</w:t>
             </w:r>
           </w:p>
         </w:tc>
@@ -4257,45 +3660,45 @@
                 <w:sz w:val="24"/>
                 <w:szCs w:val="24"/>
               </w:rPr>
-              <w:t>生3（第 4 組）：「我們留義賣做獎狀、寄獎狀給貝克漢、寄獎狀給富豪。因為獎狀是一條線。」</w:t>
-            </w:r>
-          </w:p>
-        </w:tc>
-        <w:tc>
-          <w:tcPr>
-            <w:tcW w:type="dxa" w:w="3005"/>
-          </w:tcPr>
-          <w:p>
-            <w:pPr>
-              <w:spacing w:after="0"/>
-            </w:pPr>
-            <w:r>
-              <w:rPr>
-                <w:rFonts w:ascii="新細明體" w:hAnsi="新細明體" w:eastAsia="新細明體" w:cs="新細明體"/>
-                <w:b w:val="0"/>
-                <w:sz w:val="24"/>
-                <w:szCs w:val="24"/>
-              </w:rPr>
-              <w:t>【轉引・收束】「三種留法。每一組都留了寄獎狀給富豪；被刪最多次的是寄獎狀給貝克漢。現在——回到課文第七段，被刪最多的那件，真的不牽著後面的事嗎？」</w:t>
-            </w:r>
-          </w:p>
-        </w:tc>
-        <w:tc>
-          <w:tcPr>
-            <w:tcW w:type="dxa" w:w="2608"/>
-          </w:tcPr>
-          <w:p>
-            <w:pPr>
-              <w:spacing w:after="0"/>
-            </w:pPr>
-            <w:r>
-              <w:rPr>
-                <w:rFonts w:ascii="新細明體" w:hAnsi="新細明體" w:eastAsia="新細明體" w:cs="新細明體"/>
-                <w:b w:val="0"/>
-                <w:sz w:val="24"/>
-                <w:szCs w:val="24"/>
-              </w:rPr>
-              <w:t>三個視點到齊才拋問題。收束句不裁決哪組對，只指出各組白板的交集與分歧，把分歧變成共讀的題目。</w:t>
+              <w:t>（講錯）「寄獎狀給貝克漢可以刪，那只是說謝謝而已。」</w:t>
+            </w:r>
+          </w:p>
+        </w:tc>
+        <w:tc>
+          <w:tcPr>
+            <w:tcW w:type="dxa" w:w="2778"/>
+          </w:tcPr>
+          <w:p>
+            <w:pPr>
+              <w:spacing w:after="0"/>
+            </w:pPr>
+            <w:r>
+              <w:rPr>
+                <w:rFonts w:ascii="新細明體" w:hAnsi="新細明體" w:eastAsia="新細明體" w:cs="新細明體"/>
+                <w:b w:val="0"/>
+                <w:sz w:val="24"/>
+                <w:szCs w:val="24"/>
+              </w:rPr>
+              <w:t>讀到了第 7 段的表面動作，沒看見獎狀被貼上網站之後引起的關注。</w:t>
+            </w:r>
+          </w:p>
+        </w:tc>
+        <w:tc>
+          <w:tcPr>
+            <w:tcW w:type="dxa" w:w="2948"/>
+          </w:tcPr>
+          <w:p>
+            <w:pPr>
+              <w:spacing w:after="0"/>
+            </w:pPr>
+            <w:r>
+              <w:rPr>
+                <w:rFonts w:ascii="新細明體" w:hAnsi="新細明體" w:eastAsia="新細明體" w:cs="新細明體"/>
+                <w:b w:val="0"/>
+                <w:sz w:val="24"/>
+                <w:szCs w:val="24"/>
+              </w:rPr>
+              <w:t>「貝克漢收到獎狀以後做了什麼？讀給我們聽。」</w:t>
             </w:r>
           </w:p>
         </w:tc>
@@ -4303,77 +3706,22 @@
       <w:tr>
         <w:tc>
           <w:tcPr>
-            <w:tcW w:type="dxa" w:w="1587"/>
-            <w:vMerge w:val="restart"/>
-          </w:tcPr>
-          <w:p>
-            <w:pPr>
-              <w:spacing w:after="0"/>
-            </w:pPr>
-            <w:r>
-              <w:rPr>
-                <w:rFonts w:ascii="新細明體" w:hAnsi="新細明體" w:eastAsia="新細明體" w:cs="新細明體"/>
-                <w:b/>
+            <w:tcW w:type="dxa" w:w="1474"/>
+          </w:tcPr>
+          <w:p>
+            <w:pPr>
+              <w:spacing w:after="0"/>
+            </w:pPr>
+            <w:r>
+              <w:rPr>
+                <w:rFonts w:ascii="新細明體" w:hAnsi="新細明體" w:eastAsia="新細明體" w:cs="新細明體"/>
+                <w:b w:val="0"/>
                 <w:sz w:val="24"/>
                 <w:szCs w:val="24"/>
               </w:rPr>
               <w:t>轉問</w:t>
             </w:r>
           </w:p>
-          <w:p>
-            <w:pPr>
-              <w:spacing w:after="0"/>
-            </w:pPr>
-            <w:r>
-              <w:rPr>
-                <w:rFonts w:ascii="新細明體" w:hAnsi="新細明體" w:eastAsia="新細明體" w:cs="新細明體"/>
-                <w:b w:val="0"/>
-                <w:sz w:val="24"/>
-                <w:szCs w:val="24"/>
-              </w:rPr>
-            </w:r>
-          </w:p>
-          <w:p>
-            <w:pPr>
-              <w:spacing w:after="0"/>
-            </w:pPr>
-            <w:r>
-              <w:rPr>
-                <w:rFonts w:ascii="新細明體" w:hAnsi="新細明體" w:eastAsia="新細明體" w:cs="新細明體"/>
-                <w:b w:val="0"/>
-                <w:sz w:val="24"/>
-                <w:szCs w:val="24"/>
-              </w:rPr>
-              <w:t>第三段第 2 步・刪法相反的兩組對話（第 34～37 分鐘）</w:t>
-            </w:r>
-          </w:p>
-          <w:p>
-            <w:pPr>
-              <w:spacing w:after="0"/>
-            </w:pPr>
-            <w:r>
-              <w:rPr>
-                <w:rFonts w:ascii="新細明體" w:hAnsi="新細明體" w:eastAsia="新細明體" w:cs="新細明體"/>
-                <w:b w:val="0"/>
-                <w:sz w:val="24"/>
-                <w:szCs w:val="24"/>
-              </w:rPr>
-            </w:r>
-          </w:p>
-          <w:p>
-            <w:pPr>
-              <w:spacing w:after="0"/>
-            </w:pPr>
-            <w:r>
-              <w:rPr>
-                <w:rFonts w:ascii="新細明體" w:hAnsi="新細明體" w:eastAsia="新細明體" w:cs="新細明體"/>
-                <w:b w:val="0"/>
-                <w:sz w:val="24"/>
-                <w:szCs w:val="24"/>
-              </w:rPr>
-              <w:t>學生與學生串連：刪了「寄獎狀給貝克漢」的組先講，留下它的組回應，第三位說出兩者的差別；教師不裁決，最後用回歸把裁決交給課文。</w:t>
-            </w:r>
-          </w:p>
         </w:tc>
         <w:tc>
           <w:tcPr>
@@ -4390,7 +3738,7 @@
                 <w:sz w:val="24"/>
                 <w:szCs w:val="24"/>
               </w:rPr>
-              <w:t>1</w:t>
+              <w:t>—</w:t>
             </w:r>
           </w:p>
         </w:tc>
@@ -4409,45 +3757,45 @@
                 <w:sz w:val="24"/>
                 <w:szCs w:val="24"/>
               </w:rPr>
-              <w:t>生1（第 5 組，刪了寄獎狀給貝克漢）：「寄獎狀給貝克漢可以刪，那只是說謝謝而已。」</w:t>
-            </w:r>
-          </w:p>
-        </w:tc>
-        <w:tc>
-          <w:tcPr>
-            <w:tcW w:type="dxa" w:w="3005"/>
-          </w:tcPr>
-          <w:p>
-            <w:pPr>
-              <w:spacing w:after="0"/>
-            </w:pPr>
-            <w:r>
-              <w:rPr>
-                <w:rFonts w:ascii="新細明體" w:hAnsi="新細明體" w:eastAsia="新細明體" w:cs="新細明體"/>
-                <w:b w:val="0"/>
-                <w:sz w:val="24"/>
-                <w:szCs w:val="24"/>
-              </w:rPr>
-              <w:t>【轉問】「第 4 組，你們把它留下來了。你們當時是怎麼想的？」</w:t>
-            </w:r>
-          </w:p>
-        </w:tc>
-        <w:tc>
-          <w:tcPr>
-            <w:tcW w:type="dxa" w:w="2608"/>
-          </w:tcPr>
-          <w:p>
-            <w:pPr>
-              <w:spacing w:after="0"/>
-            </w:pPr>
-            <w:r>
-              <w:rPr>
-                <w:rFonts w:ascii="新細明體" w:hAnsi="新細明體" w:eastAsia="新細明體" w:cs="新細明體"/>
-                <w:b w:val="0"/>
-                <w:sz w:val="24"/>
-                <w:szCs w:val="24"/>
-              </w:rPr>
-              <w:t>不回饋生1，直接把發言權轉給留法相反的組。</w:t>
+              <w:t>（沉默）被指名後低頭不語，手放在課本上沒有動。</w:t>
+            </w:r>
+          </w:p>
+        </w:tc>
+        <w:tc>
+          <w:tcPr>
+            <w:tcW w:type="dxa" w:w="2778"/>
+          </w:tcPr>
+          <w:p>
+            <w:pPr>
+              <w:spacing w:after="0"/>
+            </w:pPr>
+            <w:r>
+              <w:rPr>
+                <w:rFonts w:ascii="新細明體" w:hAnsi="新細明體" w:eastAsia="新細明體" w:cs="新細明體"/>
+                <w:b w:val="0"/>
+                <w:sz w:val="24"/>
+                <w:szCs w:val="24"/>
+              </w:rPr>
+              <w:t>可能是還沒想完，也可能是不確定自己的刪法能不能講。等待，不催、不換人。</w:t>
+            </w:r>
+          </w:p>
+        </w:tc>
+        <w:tc>
+          <w:tcPr>
+            <w:tcW w:type="dxa" w:w="2948"/>
+          </w:tcPr>
+          <w:p>
+            <w:pPr>
+              <w:spacing w:after="0"/>
+            </w:pPr>
+            <w:r>
+              <w:rPr>
+                <w:rFonts w:ascii="新細明體" w:hAnsi="新細明體" w:eastAsia="新細明體" w:cs="新細明體"/>
+                <w:b w:val="0"/>
+                <w:sz w:val="24"/>
+                <w:szCs w:val="24"/>
+              </w:rPr>
+              <w:t>「你需要想一下是嗎？那你可以先找人嗎？」（把求援的主動權交給學生）</w:t>
             </w:r>
           </w:p>
         </w:tc>
@@ -4455,10 +3803,22 @@
       <w:tr>
         <w:tc>
           <w:tcPr>
-            <w:tcW w:type="dxa" w:w="1587"/>
-            <w:vMerge/>
-          </w:tcPr>
-          <w:p/>
+            <w:tcW w:type="dxa" w:w="1474"/>
+          </w:tcPr>
+          <w:p>
+            <w:pPr>
+              <w:spacing w:after="0"/>
+            </w:pPr>
+            <w:r>
+              <w:rPr>
+                <w:rFonts w:ascii="新細明體" w:hAnsi="新細明體" w:eastAsia="新細明體" w:cs="新細明體"/>
+                <w:b w:val="0"/>
+                <w:sz w:val="24"/>
+                <w:szCs w:val="24"/>
+              </w:rPr>
+              <w:t>提示（回歸文本）</w:t>
+            </w:r>
+          </w:p>
         </w:tc>
         <w:tc>
           <w:tcPr>
@@ -4475,7 +3835,7 @@
                 <w:sz w:val="24"/>
                 <w:szCs w:val="24"/>
               </w:rPr>
-              <w:t>2</w:t>
+              <w:t>—</w:t>
             </w:r>
           </w:p>
         </w:tc>
@@ -4494,45 +3854,45 @@
                 <w:sz w:val="24"/>
                 <w:szCs w:val="24"/>
               </w:rPr>
-              <w:t>生2（第 4 組，留下它）：「因為貝克漢把獎狀貼到網站上，很多人才看到。」</w:t>
-            </w:r>
-          </w:p>
-        </w:tc>
-        <w:tc>
-          <w:tcPr>
-            <w:tcW w:type="dxa" w:w="3005"/>
-          </w:tcPr>
-          <w:p>
-            <w:pPr>
-              <w:spacing w:after="0"/>
-            </w:pPr>
-            <w:r>
-              <w:rPr>
-                <w:rFonts w:ascii="新細明體" w:hAnsi="新細明體" w:eastAsia="新細明體" w:cs="新細明體"/>
-                <w:b w:val="0"/>
-                <w:sz w:val="24"/>
-                <w:szCs w:val="24"/>
-              </w:rPr>
-              <w:t>【轉問】「生3，你聽到這兩組的差別在哪裡？」</w:t>
-            </w:r>
-          </w:p>
-        </w:tc>
-        <w:tc>
-          <w:tcPr>
-            <w:tcW w:type="dxa" w:w="2608"/>
-          </w:tcPr>
-          <w:p>
-            <w:pPr>
-              <w:spacing w:after="0"/>
-            </w:pPr>
-            <w:r>
-              <w:rPr>
-                <w:rFonts w:ascii="新細明體" w:hAnsi="新細明體" w:eastAsia="新細明體" w:cs="新細明體"/>
-                <w:b w:val="0"/>
-                <w:sz w:val="24"/>
-                <w:szCs w:val="24"/>
-              </w:rPr>
-              <w:t>不說誰對。找第三位（預定為導入段被記下「只圈到三、四件」的學生）把兩種讀法並排講出來。</w:t>
+              <w:t>（離題）「我覺得非洲人很可憐，我們應該要捐錢給他們。」</w:t>
+            </w:r>
+          </w:p>
+        </w:tc>
+        <w:tc>
+          <w:tcPr>
+            <w:tcW w:type="dxa" w:w="2778"/>
+          </w:tcPr>
+          <w:p>
+            <w:pPr>
+              <w:spacing w:after="0"/>
+            </w:pPr>
+            <w:r>
+              <w:rPr>
+                <w:rFonts w:ascii="新細明體" w:hAnsi="新細明體" w:eastAsia="新細明體" w:cs="新細明體"/>
+                <w:b w:val="0"/>
+                <w:sz w:val="24"/>
+                <w:szCs w:val="24"/>
+              </w:rPr>
+              <w:t>情感被課文帶起來了，但已經離開文本，退回感想。</w:t>
+            </w:r>
+          </w:p>
+        </w:tc>
+        <w:tc>
+          <w:tcPr>
+            <w:tcW w:type="dxa" w:w="2948"/>
+          </w:tcPr>
+          <w:p>
+            <w:pPr>
+              <w:spacing w:after="0"/>
+            </w:pPr>
+            <w:r>
+              <w:rPr>
+                <w:rFonts w:ascii="新細明體" w:hAnsi="新細明體" w:eastAsia="新細明體" w:cs="新細明體"/>
+                <w:b w:val="0"/>
+                <w:sz w:val="24"/>
+                <w:szCs w:val="24"/>
+              </w:rPr>
+              <w:t>「回到課文。凱瑟琳做的第一件事是什麼？」</w:t>
             </w:r>
           </w:p>
         </w:tc>
@@ -4540,10 +3900,22 @@
       <w:tr>
         <w:tc>
           <w:tcPr>
-            <w:tcW w:type="dxa" w:w="1587"/>
-            <w:vMerge/>
-          </w:tcPr>
-          <w:p/>
+            <w:tcW w:type="dxa" w:w="1474"/>
+          </w:tcPr>
+          <w:p>
+            <w:pPr>
+              <w:spacing w:after="0"/>
+            </w:pPr>
+            <w:r>
+              <w:rPr>
+                <w:rFonts w:ascii="新細明體" w:hAnsi="新細明體" w:eastAsia="新細明體" w:cs="新細明體"/>
+                <w:b w:val="0"/>
+                <w:sz w:val="24"/>
+                <w:szCs w:val="24"/>
+              </w:rPr>
+              <w:t>深究</w:t>
+            </w:r>
+          </w:p>
         </w:tc>
         <w:tc>
           <w:tcPr>
@@ -4560,7 +3932,7 @@
                 <w:sz w:val="24"/>
                 <w:szCs w:val="24"/>
               </w:rPr>
-              <w:t>3</w:t>
+              <w:t>—</w:t>
             </w:r>
           </w:p>
         </w:tc>
@@ -4579,45 +3951,45 @@
                 <w:sz w:val="24"/>
                 <w:szCs w:val="24"/>
               </w:rPr>
-              <w:t>生3（第 1 組）：「一個覺得獎狀是……說謝謝；一個覺得獎狀……有人看到？」（講得斷斷續續）</w:t>
-            </w:r>
-          </w:p>
-        </w:tc>
-        <w:tc>
-          <w:tcPr>
-            <w:tcW w:type="dxa" w:w="3005"/>
-          </w:tcPr>
-          <w:p>
-            <w:pPr>
-              <w:spacing w:after="0"/>
-            </w:pPr>
-            <w:r>
-              <w:rPr>
-                <w:rFonts w:ascii="新細明體" w:hAnsi="新細明體" w:eastAsia="新細明體" w:cs="新細明體"/>
-                <w:b w:val="0"/>
-                <w:sz w:val="24"/>
-                <w:szCs w:val="24"/>
-              </w:rPr>
-              <w:t>【釐清】「再一次。」→（仍卡）【轉問】「有人要幫他修改一下嗎？」→ 生3 自己指名同儕補完 →【回歸】「回到課文。第七段，貝克漢把獎狀貼到哪裡？第八段，誰讀到了？」</w:t>
-            </w:r>
-          </w:p>
-        </w:tc>
-        <w:tc>
-          <w:tcPr>
-            <w:tcW w:type="dxa" w:w="2608"/>
-          </w:tcPr>
-          <w:p>
-            <w:pPr>
-              <w:spacing w:after="0"/>
-            </w:pPr>
-            <w:r>
-              <w:rPr>
-                <w:rFonts w:ascii="新細明體" w:hAnsi="新細明體" w:eastAsia="新細明體" w:cs="新細明體"/>
-                <w:b w:val="0"/>
-                <w:sz w:val="24"/>
-                <w:szCs w:val="24"/>
-              </w:rPr>
-              <w:t>修正的動作留在學生身上。最後不由教師說「獎狀很重要」，由第 7、8 段的文字裁決。</w:t>
+              <w:t>（答對但停在表層）「因為一件帶出一件啊。」</w:t>
+            </w:r>
+          </w:p>
+        </w:tc>
+        <w:tc>
+          <w:tcPr>
+            <w:tcW w:type="dxa" w:w="2778"/>
+          </w:tcPr>
+          <w:p>
+            <w:pPr>
+              <w:spacing w:after="0"/>
+            </w:pPr>
+            <w:r>
+              <w:rPr>
+                <w:rFonts w:ascii="新細明體" w:hAnsi="新細明體" w:eastAsia="新細明體" w:cs="新細明體"/>
+                <w:b w:val="0"/>
+                <w:sz w:val="24"/>
+                <w:szCs w:val="24"/>
+              </w:rPr>
+              <w:t>已經摸到遞進關係，但說不出是靠什麼帶出來的。</w:t>
+            </w:r>
+          </w:p>
+        </w:tc>
+        <w:tc>
+          <w:tcPr>
+            <w:tcW w:type="dxa" w:w="2948"/>
+          </w:tcPr>
+          <w:p>
+            <w:pPr>
+              <w:spacing w:after="0"/>
+            </w:pPr>
+            <w:r>
+              <w:rPr>
+                <w:rFonts w:ascii="新細明體" w:hAnsi="新細明體" w:eastAsia="新細明體" w:cs="新細明體"/>
+                <w:b w:val="0"/>
+                <w:sz w:val="24"/>
+                <w:szCs w:val="24"/>
+              </w:rPr>
+              <w:t>「哪一件帶出哪一件？指給我看。」</w:t>
             </w:r>
           </w:p>
         </w:tc>
@@ -4625,11 +3997,12 @@
       <w:tr>
         <w:tc>
           <w:tcPr>
-            <w:tcW w:type="dxa" w:w="1587"/>
-            <w:vMerge w:val="restart"/>
-          </w:tcPr>
-          <w:p>
-            <w:pPr>
+            <w:tcW w:type="dxa" w:w="10432"/>
+            <w:gridSpan w:val="5"/>
+          </w:tcPr>
+          <w:p>
+            <w:pPr>
+              <w:keepNext/>
               <w:spacing w:after="0"/>
             </w:pPr>
             <w:r>
@@ -4639,137 +4012,7 @@
                 <w:sz w:val="24"/>
                 <w:szCs w:val="24"/>
               </w:rPr>
-              <w:t>深究</w:t>
-            </w:r>
-          </w:p>
-          <w:p>
-            <w:pPr>
-              <w:spacing w:after="0"/>
-            </w:pPr>
-            <w:r>
-              <w:rPr>
-                <w:rFonts w:ascii="新細明體" w:hAnsi="新細明體" w:eastAsia="新細明體" w:cs="新細明體"/>
-                <w:b w:val="0"/>
-                <w:sz w:val="24"/>
-                <w:szCs w:val="24"/>
-              </w:rPr>
-            </w:r>
-          </w:p>
-          <w:p>
-            <w:pPr>
-              <w:spacing w:after="0"/>
-            </w:pPr>
-            <w:r>
-              <w:rPr>
-                <w:rFonts w:ascii="新細明體" w:hAnsi="新細明體" w:eastAsia="新細明體" w:cs="新細明體"/>
-                <w:b w:val="0"/>
-                <w:sz w:val="24"/>
-                <w:szCs w:val="24"/>
-              </w:rPr>
-              <w:t>第三段第 2 步末・答對但停在表層時往下追（第 36～38 分鐘）</w:t>
-            </w:r>
-          </w:p>
-          <w:p>
-            <w:pPr>
-              <w:spacing w:after="0"/>
-            </w:pPr>
-            <w:r>
-              <w:rPr>
-                <w:rFonts w:ascii="新細明體" w:hAnsi="新細明體" w:eastAsia="新細明體" w:cs="新細明體"/>
-                <w:b w:val="0"/>
-                <w:sz w:val="24"/>
-                <w:szCs w:val="24"/>
-              </w:rPr>
-            </w:r>
-          </w:p>
-          <w:p>
-            <w:pPr>
-              <w:spacing w:after="0"/>
-            </w:pPr>
-            <w:r>
-              <w:rPr>
-                <w:rFonts w:ascii="新細明體" w:hAnsi="新細明體" w:eastAsia="新細明體" w:cs="新細明體"/>
-                <w:b w:val="0"/>
-                <w:sz w:val="24"/>
-                <w:szCs w:val="24"/>
-              </w:rPr>
-              <w:t>從「一件帶出一件」追到「哪一件帶出哪一件」，再追到「沒有獎狀第八段的信還會不會有人讀」，最後推到歸納句。</w:t>
-            </w:r>
-          </w:p>
-        </w:tc>
-        <w:tc>
-          <w:tcPr>
-            <w:tcW w:type="dxa" w:w="397"/>
-          </w:tcPr>
-          <w:p>
-            <w:pPr>
-              <w:spacing w:after="0"/>
-            </w:pPr>
-            <w:r>
-              <w:rPr>
-                <w:rFonts w:ascii="新細明體" w:hAnsi="新細明體" w:eastAsia="新細明體" w:cs="新細明體"/>
-                <w:b w:val="0"/>
-                <w:sz w:val="24"/>
-                <w:szCs w:val="24"/>
-              </w:rPr>
-              <w:t>1</w:t>
-            </w:r>
-          </w:p>
-        </w:tc>
-        <w:tc>
-          <w:tcPr>
-            <w:tcW w:type="dxa" w:w="2835"/>
-          </w:tcPr>
-          <w:p>
-            <w:pPr>
-              <w:spacing w:after="0"/>
-            </w:pPr>
-            <w:r>
-              <w:rPr>
-                <w:rFonts w:ascii="新細明體" w:hAnsi="新細明體" w:eastAsia="新細明體" w:cs="新細明體"/>
-                <w:b w:val="0"/>
-                <w:sz w:val="24"/>
-                <w:szCs w:val="24"/>
-              </w:rPr>
-              <w:t>生1：「因為一件帶出一件啊。」（方向正確，停在表層）</w:t>
-            </w:r>
-          </w:p>
-        </w:tc>
-        <w:tc>
-          <w:tcPr>
-            <w:tcW w:type="dxa" w:w="3005"/>
-          </w:tcPr>
-          <w:p>
-            <w:pPr>
-              <w:spacing w:after="0"/>
-            </w:pPr>
-            <w:r>
-              <w:rPr>
-                <w:rFonts w:ascii="新細明體" w:hAnsi="新細明體" w:eastAsia="新細明體" w:cs="新細明體"/>
-                <w:b w:val="0"/>
-                <w:sz w:val="24"/>
-                <w:szCs w:val="24"/>
-              </w:rPr>
-              <w:t>【深究】「哪一件帶出哪一件？指給我看。」</w:t>
-            </w:r>
-          </w:p>
-        </w:tc>
-        <w:tc>
-          <w:tcPr>
-            <w:tcW w:type="dxa" w:w="2608"/>
-          </w:tcPr>
-          <w:p>
-            <w:pPr>
-              <w:spacing w:after="0"/>
-            </w:pPr>
-            <w:r>
-              <w:rPr>
-                <w:rFonts w:ascii="新細明體" w:hAnsi="新細明體" w:eastAsia="新細明體" w:cs="新細明體"/>
-                <w:b w:val="0"/>
-                <w:sz w:val="24"/>
-                <w:szCs w:val="24"/>
-              </w:rPr>
-              <w:t>不肯定、不否定，只要求把「帶出」落到具體的段落。</w:t>
+              <w:t>二、串連進程（轉引／轉問／深究各一段，三位學生、三段發言）</w:t>
             </w:r>
           </w:p>
         </w:tc>
@@ -4777,10 +4020,77 @@
       <w:tr>
         <w:tc>
           <w:tcPr>
-            <w:tcW w:type="dxa" w:w="1587"/>
-            <w:vMerge/>
-          </w:tcPr>
-          <w:p/>
+            <w:tcW w:type="dxa" w:w="1474"/>
+            <w:vMerge w:val="restart"/>
+          </w:tcPr>
+          <w:p>
+            <w:pPr>
+              <w:spacing w:after="0"/>
+            </w:pPr>
+            <w:r>
+              <w:rPr>
+                <w:rFonts w:ascii="新細明體" w:hAnsi="新細明體" w:eastAsia="新細明體" w:cs="新細明體"/>
+                <w:b/>
+                <w:sz w:val="24"/>
+                <w:szCs w:val="24"/>
+              </w:rPr>
+              <w:t>轉引</w:t>
+            </w:r>
+          </w:p>
+          <w:p>
+            <w:pPr>
+              <w:spacing w:after="0"/>
+            </w:pPr>
+            <w:r>
+              <w:rPr>
+                <w:rFonts w:ascii="新細明體" w:hAnsi="新細明體" w:eastAsia="新細明體" w:cs="新細明體"/>
+                <w:b w:val="0"/>
+                <w:sz w:val="24"/>
+                <w:szCs w:val="24"/>
+              </w:rPr>
+            </w:r>
+          </w:p>
+          <w:p>
+            <w:pPr>
+              <w:spacing w:after="0"/>
+            </w:pPr>
+            <w:r>
+              <w:rPr>
+                <w:rFonts w:ascii="新細明體" w:hAnsi="新細明體" w:eastAsia="新細明體" w:cs="新細明體"/>
+                <w:b w:val="0"/>
+                <w:sz w:val="24"/>
+                <w:szCs w:val="24"/>
+              </w:rPr>
+              <w:t>第三段第 1 步・三組讀出「我們留下哪三件」（挑戰與聚斂，第 30～34 分鐘）</w:t>
+            </w:r>
+          </w:p>
+          <w:p>
+            <w:pPr>
+              <w:spacing w:after="0"/>
+            </w:pPr>
+            <w:r>
+              <w:rPr>
+                <w:rFonts w:ascii="新細明體" w:hAnsi="新細明體" w:eastAsia="新細明體" w:cs="新細明體"/>
+                <w:b w:val="0"/>
+                <w:sz w:val="24"/>
+                <w:szCs w:val="24"/>
+              </w:rPr>
+            </w:r>
+          </w:p>
+          <w:p>
+            <w:pPr>
+              <w:spacing w:after="0"/>
+            </w:pPr>
+            <w:r>
+              <w:rPr>
+                <w:rFonts w:ascii="新細明體" w:hAnsi="新細明體" w:eastAsia="新細明體" w:cs="新細明體"/>
+                <w:b w:val="0"/>
+                <w:sz w:val="24"/>
+                <w:szCs w:val="24"/>
+              </w:rPr>
+              <w:t>高原策略：三組、三種不同的留法，不評價哪一種比較好；收束句把「被刪最多次的那件」變成全班共讀的題目。</w:t>
+            </w:r>
+          </w:p>
         </w:tc>
         <w:tc>
           <w:tcPr>
@@ -4797,7 +4107,7 @@
                 <w:sz w:val="24"/>
                 <w:szCs w:val="24"/>
               </w:rPr>
-              <w:t>2</w:t>
+              <w:t>1</w:t>
             </w:r>
           </w:p>
         </w:tc>
@@ -4816,45 +4126,45 @@
                 <w:sz w:val="24"/>
                 <w:szCs w:val="24"/>
               </w:rPr>
-              <w:t>生2：「第五段做的獎狀，第七段寄給貝克漢，第八段富豪就收到一百張。」</w:t>
-            </w:r>
-          </w:p>
-        </w:tc>
-        <w:tc>
-          <w:tcPr>
-            <w:tcW w:type="dxa" w:w="3005"/>
-          </w:tcPr>
-          <w:p>
-            <w:pPr>
-              <w:spacing w:after="0"/>
-            </w:pPr>
-            <w:r>
-              <w:rPr>
-                <w:rFonts w:ascii="新細明體" w:hAnsi="新細明體" w:eastAsia="新細明體" w:cs="新細明體"/>
-                <w:b w:val="0"/>
-                <w:sz w:val="24"/>
-                <w:szCs w:val="24"/>
-              </w:rPr>
-              <w:t>【深究】「如果沒有那張獎狀，第八段那封信還會有人讀嗎？」</w:t>
-            </w:r>
-          </w:p>
-        </w:tc>
-        <w:tc>
-          <w:tcPr>
-            <w:tcW w:type="dxa" w:w="2608"/>
-          </w:tcPr>
-          <w:p>
-            <w:pPr>
-              <w:spacing w:after="0"/>
-            </w:pPr>
-            <w:r>
-              <w:rPr>
-                <w:rFonts w:ascii="新細明體" w:hAnsi="新細明體" w:eastAsia="新細明體" w:cs="新細明體"/>
-                <w:b w:val="0"/>
-                <w:sz w:val="24"/>
-                <w:szCs w:val="24"/>
-              </w:rPr>
-              <w:t>把鏈結反過來問（拿掉一環會怎樣），追的是因果，不是順序。</w:t>
+              <w:t>生1（第 2 組）：「我們留存點心費買蚊帳、到教堂演講、寄獎狀給富豪。因為這三件都是在募錢。」</w:t>
+            </w:r>
+          </w:p>
+        </w:tc>
+        <w:tc>
+          <w:tcPr>
+            <w:tcW w:type="dxa" w:w="2778"/>
+          </w:tcPr>
+          <w:p>
+            <w:pPr>
+              <w:spacing w:after="0"/>
+            </w:pPr>
+            <w:r>
+              <w:rPr>
+                <w:rFonts w:ascii="新細明體" w:hAnsi="新細明體" w:eastAsia="新細明體" w:cs="新細明體"/>
+                <w:b w:val="0"/>
+                <w:sz w:val="24"/>
+                <w:szCs w:val="24"/>
+              </w:rPr>
+              <w:t>不評價。只複述留了哪三件，把發言權交給下一組。</w:t>
+            </w:r>
+          </w:p>
+        </w:tc>
+        <w:tc>
+          <w:tcPr>
+            <w:tcW w:type="dxa" w:w="2948"/>
+          </w:tcPr>
+          <w:p>
+            <w:pPr>
+              <w:spacing w:after="0"/>
+            </w:pPr>
+            <w:r>
+              <w:rPr>
+                <w:rFonts w:ascii="新細明體" w:hAnsi="新細明體" w:eastAsia="新細明體" w:cs="新細明體"/>
+                <w:b w:val="0"/>
+                <w:sz w:val="24"/>
+                <w:szCs w:val="24"/>
+              </w:rPr>
+              <w:t>【轉引】「第 2 組留的是買蚊帳、演講、寄獎狀給富豪。還有沒有不一樣的留法？」</w:t>
             </w:r>
           </w:p>
         </w:tc>
@@ -4862,7 +4172,7 @@
       <w:tr>
         <w:tc>
           <w:tcPr>
-            <w:tcW w:type="dxa" w:w="1587"/>
+            <w:tcW w:type="dxa" w:w="1474"/>
             <w:vMerge/>
           </w:tcPr>
           <w:p/>
@@ -4882,6 +4192,91 @@
                 <w:sz w:val="24"/>
                 <w:szCs w:val="24"/>
               </w:rPr>
+              <w:t>2</w:t>
+            </w:r>
+          </w:p>
+        </w:tc>
+        <w:tc>
+          <w:tcPr>
+            <w:tcW w:type="dxa" w:w="2835"/>
+          </w:tcPr>
+          <w:p>
+            <w:pPr>
+              <w:spacing w:after="0"/>
+            </w:pPr>
+            <w:r>
+              <w:rPr>
+                <w:rFonts w:ascii="新細明體" w:hAnsi="新細明體" w:eastAsia="新細明體" w:cs="新細明體"/>
+                <w:b w:val="0"/>
+                <w:sz w:val="24"/>
+                <w:szCs w:val="24"/>
+              </w:rPr>
+              <w:t>生2（第 5 組）：「我們留買蚊帳、義賣做獎狀、寄獎狀給富豪。演講可以刪，跟義賣一樣都是募款。」</w:t>
+            </w:r>
+          </w:p>
+        </w:tc>
+        <w:tc>
+          <w:tcPr>
+            <w:tcW w:type="dxa" w:w="2778"/>
+          </w:tcPr>
+          <w:p>
+            <w:pPr>
+              <w:spacing w:after="0"/>
+            </w:pPr>
+            <w:r>
+              <w:rPr>
+                <w:rFonts w:ascii="新細明體" w:hAnsi="新細明體" w:eastAsia="新細明體" w:cs="新細明體"/>
+                <w:b w:val="0"/>
+                <w:sz w:val="24"/>
+                <w:szCs w:val="24"/>
+              </w:rPr>
+              <w:t>第二個視點疊上去。兩組都留了「寄獎狀給富豪」、都刪了「寄獎狀給貝克漢」——先不點破。</w:t>
+            </w:r>
+          </w:p>
+        </w:tc>
+        <w:tc>
+          <w:tcPr>
+            <w:tcW w:type="dxa" w:w="2948"/>
+          </w:tcPr>
+          <w:p>
+            <w:pPr>
+              <w:spacing w:after="0"/>
+            </w:pPr>
+            <w:r>
+              <w:rPr>
+                <w:rFonts w:ascii="新細明體" w:hAnsi="新細明體" w:eastAsia="新細明體" w:cs="新細明體"/>
+                <w:b w:val="0"/>
+                <w:sz w:val="24"/>
+                <w:szCs w:val="24"/>
+              </w:rPr>
+              <w:t>【轉引】「多了一種留法：義賣留、演講刪。還有嗎？」</w:t>
+            </w:r>
+          </w:p>
+        </w:tc>
+      </w:tr>
+      <w:tr>
+        <w:tc>
+          <w:tcPr>
+            <w:tcW w:type="dxa" w:w="1474"/>
+            <w:vMerge/>
+          </w:tcPr>
+          <w:p/>
+        </w:tc>
+        <w:tc>
+          <w:tcPr>
+            <w:tcW w:type="dxa" w:w="397"/>
+          </w:tcPr>
+          <w:p>
+            <w:pPr>
+              <w:spacing w:after="0"/>
+            </w:pPr>
+            <w:r>
+              <w:rPr>
+                <w:rFonts w:ascii="新細明體" w:hAnsi="新細明體" w:eastAsia="新細明體" w:cs="新細明體"/>
+                <w:b w:val="0"/>
+                <w:sz w:val="24"/>
+                <w:szCs w:val="24"/>
+              </w:rPr>
               <w:t>3</w:t>
             </w:r>
           </w:p>
@@ -4901,13 +4296,676 @@
                 <w:sz w:val="24"/>
                 <w:szCs w:val="24"/>
               </w:rPr>
+              <w:t>生3（第 4 組）：「我們留義賣做獎狀、寄獎狀給貝克漢、寄獎狀給富豪。因為獎狀是一條線。」</w:t>
+            </w:r>
+          </w:p>
+        </w:tc>
+        <w:tc>
+          <w:tcPr>
+            <w:tcW w:type="dxa" w:w="2778"/>
+          </w:tcPr>
+          <w:p>
+            <w:pPr>
+              <w:spacing w:after="0"/>
+            </w:pPr>
+            <w:r>
+              <w:rPr>
+                <w:rFonts w:ascii="新細明體" w:hAnsi="新細明體" w:eastAsia="新細明體" w:cs="新細明體"/>
+                <w:b w:val="0"/>
+                <w:sz w:val="24"/>
+                <w:szCs w:val="24"/>
+              </w:rPr>
+              <w:t>三個視點到齊才拋問題。收束句不裁決哪組對，只指出各組白板的交集與分歧，把分歧變成共讀的題目。</w:t>
+            </w:r>
+          </w:p>
+        </w:tc>
+        <w:tc>
+          <w:tcPr>
+            <w:tcW w:type="dxa" w:w="2948"/>
+          </w:tcPr>
+          <w:p>
+            <w:pPr>
+              <w:spacing w:after="0"/>
+            </w:pPr>
+            <w:r>
+              <w:rPr>
+                <w:rFonts w:ascii="新細明體" w:hAnsi="新細明體" w:eastAsia="新細明體" w:cs="新細明體"/>
+                <w:b w:val="0"/>
+                <w:sz w:val="24"/>
+                <w:szCs w:val="24"/>
+              </w:rPr>
+              <w:t>【轉引・收束】「三種留法。每一組都留了寄獎狀給富豪；被刪最多次的是寄獎狀給貝克漢。現在——回到課文第七段，被刪最多的那件，真的不牽著後面的事嗎？」</w:t>
+            </w:r>
+          </w:p>
+        </w:tc>
+      </w:tr>
+      <w:tr>
+        <w:tc>
+          <w:tcPr>
+            <w:tcW w:type="dxa" w:w="1474"/>
+            <w:vMerge w:val="restart"/>
+          </w:tcPr>
+          <w:p>
+            <w:pPr>
+              <w:spacing w:after="0"/>
+            </w:pPr>
+            <w:r>
+              <w:rPr>
+                <w:rFonts w:ascii="新細明體" w:hAnsi="新細明體" w:eastAsia="新細明體" w:cs="新細明體"/>
+                <w:b/>
+                <w:sz w:val="24"/>
+                <w:szCs w:val="24"/>
+              </w:rPr>
+              <w:t>轉問</w:t>
+            </w:r>
+          </w:p>
+          <w:p>
+            <w:pPr>
+              <w:spacing w:after="0"/>
+            </w:pPr>
+            <w:r>
+              <w:rPr>
+                <w:rFonts w:ascii="新細明體" w:hAnsi="新細明體" w:eastAsia="新細明體" w:cs="新細明體"/>
+                <w:b w:val="0"/>
+                <w:sz w:val="24"/>
+                <w:szCs w:val="24"/>
+              </w:rPr>
+            </w:r>
+          </w:p>
+          <w:p>
+            <w:pPr>
+              <w:spacing w:after="0"/>
+            </w:pPr>
+            <w:r>
+              <w:rPr>
+                <w:rFonts w:ascii="新細明體" w:hAnsi="新細明體" w:eastAsia="新細明體" w:cs="新細明體"/>
+                <w:b w:val="0"/>
+                <w:sz w:val="24"/>
+                <w:szCs w:val="24"/>
+              </w:rPr>
+              <w:t>第三段第 2 步・刪法相反的兩組對話（第 34～37 分鐘）</w:t>
+            </w:r>
+          </w:p>
+          <w:p>
+            <w:pPr>
+              <w:spacing w:after="0"/>
+            </w:pPr>
+            <w:r>
+              <w:rPr>
+                <w:rFonts w:ascii="新細明體" w:hAnsi="新細明體" w:eastAsia="新細明體" w:cs="新細明體"/>
+                <w:b w:val="0"/>
+                <w:sz w:val="24"/>
+                <w:szCs w:val="24"/>
+              </w:rPr>
+            </w:r>
+          </w:p>
+          <w:p>
+            <w:pPr>
+              <w:spacing w:after="0"/>
+            </w:pPr>
+            <w:r>
+              <w:rPr>
+                <w:rFonts w:ascii="新細明體" w:hAnsi="新細明體" w:eastAsia="新細明體" w:cs="新細明體"/>
+                <w:b w:val="0"/>
+                <w:sz w:val="24"/>
+                <w:szCs w:val="24"/>
+              </w:rPr>
+              <w:t>學生與學生串連：刪了「寄獎狀給貝克漢」的組先講，留下它的組回應，第三位說出兩者的差別；教師不裁決，最後用回歸把裁決交給課文。</w:t>
+            </w:r>
+          </w:p>
+        </w:tc>
+        <w:tc>
+          <w:tcPr>
+            <w:tcW w:type="dxa" w:w="397"/>
+          </w:tcPr>
+          <w:p>
+            <w:pPr>
+              <w:spacing w:after="0"/>
+            </w:pPr>
+            <w:r>
+              <w:rPr>
+                <w:rFonts w:ascii="新細明體" w:hAnsi="新細明體" w:eastAsia="新細明體" w:cs="新細明體"/>
+                <w:b w:val="0"/>
+                <w:sz w:val="24"/>
+                <w:szCs w:val="24"/>
+              </w:rPr>
+              <w:t>1</w:t>
+            </w:r>
+          </w:p>
+        </w:tc>
+        <w:tc>
+          <w:tcPr>
+            <w:tcW w:type="dxa" w:w="2835"/>
+          </w:tcPr>
+          <w:p>
+            <w:pPr>
+              <w:spacing w:after="0"/>
+            </w:pPr>
+            <w:r>
+              <w:rPr>
+                <w:rFonts w:ascii="新細明體" w:hAnsi="新細明體" w:eastAsia="新細明體" w:cs="新細明體"/>
+                <w:b w:val="0"/>
+                <w:sz w:val="24"/>
+                <w:szCs w:val="24"/>
+              </w:rPr>
+              <w:t>生1（第 5 組，刪了寄獎狀給貝克漢）：「寄獎狀給貝克漢可以刪，那只是說謝謝而已。」</w:t>
+            </w:r>
+          </w:p>
+        </w:tc>
+        <w:tc>
+          <w:tcPr>
+            <w:tcW w:type="dxa" w:w="2778"/>
+          </w:tcPr>
+          <w:p>
+            <w:pPr>
+              <w:spacing w:after="0"/>
+            </w:pPr>
+            <w:r>
+              <w:rPr>
+                <w:rFonts w:ascii="新細明體" w:hAnsi="新細明體" w:eastAsia="新細明體" w:cs="新細明體"/>
+                <w:b w:val="0"/>
+                <w:sz w:val="24"/>
+                <w:szCs w:val="24"/>
+              </w:rPr>
+              <w:t>不回饋生1，直接把發言權轉給留法相反的組。</w:t>
+            </w:r>
+          </w:p>
+        </w:tc>
+        <w:tc>
+          <w:tcPr>
+            <w:tcW w:type="dxa" w:w="2948"/>
+          </w:tcPr>
+          <w:p>
+            <w:pPr>
+              <w:spacing w:after="0"/>
+            </w:pPr>
+            <w:r>
+              <w:rPr>
+                <w:rFonts w:ascii="新細明體" w:hAnsi="新細明體" w:eastAsia="新細明體" w:cs="新細明體"/>
+                <w:b w:val="0"/>
+                <w:sz w:val="24"/>
+                <w:szCs w:val="24"/>
+              </w:rPr>
+              <w:t>【轉問】「第 4 組，你們把它留下來了。你們當時是怎麼想的？」</w:t>
+            </w:r>
+          </w:p>
+        </w:tc>
+      </w:tr>
+      <w:tr>
+        <w:tc>
+          <w:tcPr>
+            <w:tcW w:type="dxa" w:w="1474"/>
+            <w:vMerge/>
+          </w:tcPr>
+          <w:p/>
+        </w:tc>
+        <w:tc>
+          <w:tcPr>
+            <w:tcW w:type="dxa" w:w="397"/>
+          </w:tcPr>
+          <w:p>
+            <w:pPr>
+              <w:spacing w:after="0"/>
+            </w:pPr>
+            <w:r>
+              <w:rPr>
+                <w:rFonts w:ascii="新細明體" w:hAnsi="新細明體" w:eastAsia="新細明體" w:cs="新細明體"/>
+                <w:b w:val="0"/>
+                <w:sz w:val="24"/>
+                <w:szCs w:val="24"/>
+              </w:rPr>
+              <w:t>2</w:t>
+            </w:r>
+          </w:p>
+        </w:tc>
+        <w:tc>
+          <w:tcPr>
+            <w:tcW w:type="dxa" w:w="2835"/>
+          </w:tcPr>
+          <w:p>
+            <w:pPr>
+              <w:spacing w:after="0"/>
+            </w:pPr>
+            <w:r>
+              <w:rPr>
+                <w:rFonts w:ascii="新細明體" w:hAnsi="新細明體" w:eastAsia="新細明體" w:cs="新細明體"/>
+                <w:b w:val="0"/>
+                <w:sz w:val="24"/>
+                <w:szCs w:val="24"/>
+              </w:rPr>
+              <w:t>生2（第 4 組，留下它）：「因為貝克漢把獎狀貼到網站上，很多人才看到。」</w:t>
+            </w:r>
+          </w:p>
+        </w:tc>
+        <w:tc>
+          <w:tcPr>
+            <w:tcW w:type="dxa" w:w="2778"/>
+          </w:tcPr>
+          <w:p>
+            <w:pPr>
+              <w:spacing w:after="0"/>
+            </w:pPr>
+            <w:r>
+              <w:rPr>
+                <w:rFonts w:ascii="新細明體" w:hAnsi="新細明體" w:eastAsia="新細明體" w:cs="新細明體"/>
+                <w:b w:val="0"/>
+                <w:sz w:val="24"/>
+                <w:szCs w:val="24"/>
+              </w:rPr>
+              <w:t>不說誰對。找第三位（預定為導入段被記下「只圈到三、四件」的學生）把兩種讀法並排講出來。</w:t>
+            </w:r>
+          </w:p>
+        </w:tc>
+        <w:tc>
+          <w:tcPr>
+            <w:tcW w:type="dxa" w:w="2948"/>
+          </w:tcPr>
+          <w:p>
+            <w:pPr>
+              <w:spacing w:after="0"/>
+            </w:pPr>
+            <w:r>
+              <w:rPr>
+                <w:rFonts w:ascii="新細明體" w:hAnsi="新細明體" w:eastAsia="新細明體" w:cs="新細明體"/>
+                <w:b w:val="0"/>
+                <w:sz w:val="24"/>
+                <w:szCs w:val="24"/>
+              </w:rPr>
+              <w:t>【轉問】「生3，你聽到這兩組的差別在哪裡？」</w:t>
+            </w:r>
+          </w:p>
+        </w:tc>
+      </w:tr>
+      <w:tr>
+        <w:tc>
+          <w:tcPr>
+            <w:tcW w:type="dxa" w:w="1474"/>
+            <w:vMerge/>
+          </w:tcPr>
+          <w:p/>
+        </w:tc>
+        <w:tc>
+          <w:tcPr>
+            <w:tcW w:type="dxa" w:w="397"/>
+          </w:tcPr>
+          <w:p>
+            <w:pPr>
+              <w:spacing w:after="0"/>
+            </w:pPr>
+            <w:r>
+              <w:rPr>
+                <w:rFonts w:ascii="新細明體" w:hAnsi="新細明體" w:eastAsia="新細明體" w:cs="新細明體"/>
+                <w:b w:val="0"/>
+                <w:sz w:val="24"/>
+                <w:szCs w:val="24"/>
+              </w:rPr>
+              <w:t>3</w:t>
+            </w:r>
+          </w:p>
+        </w:tc>
+        <w:tc>
+          <w:tcPr>
+            <w:tcW w:type="dxa" w:w="2835"/>
+          </w:tcPr>
+          <w:p>
+            <w:pPr>
+              <w:spacing w:after="0"/>
+            </w:pPr>
+            <w:r>
+              <w:rPr>
+                <w:rFonts w:ascii="新細明體" w:hAnsi="新細明體" w:eastAsia="新細明體" w:cs="新細明體"/>
+                <w:b w:val="0"/>
+                <w:sz w:val="24"/>
+                <w:szCs w:val="24"/>
+              </w:rPr>
+              <w:t>生3（第 1 組）：「一個覺得獎狀是……說謝謝；一個覺得獎狀……有人看到？」（講得斷斷續續）</w:t>
+            </w:r>
+          </w:p>
+        </w:tc>
+        <w:tc>
+          <w:tcPr>
+            <w:tcW w:type="dxa" w:w="2778"/>
+          </w:tcPr>
+          <w:p>
+            <w:pPr>
+              <w:spacing w:after="0"/>
+            </w:pPr>
+            <w:r>
+              <w:rPr>
+                <w:rFonts w:ascii="新細明體" w:hAnsi="新細明體" w:eastAsia="新細明體" w:cs="新細明體"/>
+                <w:b w:val="0"/>
+                <w:sz w:val="24"/>
+                <w:szCs w:val="24"/>
+              </w:rPr>
+              <w:t>修正的動作留在學生身上。最後不由教師說「獎狀很重要」，由第 7、8 段的文字裁決。</w:t>
+            </w:r>
+          </w:p>
+        </w:tc>
+        <w:tc>
+          <w:tcPr>
+            <w:tcW w:type="dxa" w:w="2948"/>
+          </w:tcPr>
+          <w:p>
+            <w:pPr>
+              <w:spacing w:after="0"/>
+            </w:pPr>
+            <w:r>
+              <w:rPr>
+                <w:rFonts w:ascii="新細明體" w:hAnsi="新細明體" w:eastAsia="新細明體" w:cs="新細明體"/>
+                <w:b w:val="0"/>
+                <w:sz w:val="24"/>
+                <w:szCs w:val="24"/>
+              </w:rPr>
+              <w:t>【釐清】「再一次。」→（仍卡）【轉問】「有人要幫他修改一下嗎？」→ 生3 自己指名同儕補完 →【回歸】「回到課文。第七段，貝克漢把獎狀貼到哪裡？第八段，誰讀到了？」</w:t>
+            </w:r>
+          </w:p>
+        </w:tc>
+      </w:tr>
+      <w:tr>
+        <w:tc>
+          <w:tcPr>
+            <w:tcW w:type="dxa" w:w="1474"/>
+            <w:vMerge w:val="restart"/>
+          </w:tcPr>
+          <w:p>
+            <w:pPr>
+              <w:spacing w:after="0"/>
+            </w:pPr>
+            <w:r>
+              <w:rPr>
+                <w:rFonts w:ascii="新細明體" w:hAnsi="新細明體" w:eastAsia="新細明體" w:cs="新細明體"/>
+                <w:b/>
+                <w:sz w:val="24"/>
+                <w:szCs w:val="24"/>
+              </w:rPr>
+              <w:t>深究</w:t>
+            </w:r>
+          </w:p>
+          <w:p>
+            <w:pPr>
+              <w:spacing w:after="0"/>
+            </w:pPr>
+            <w:r>
+              <w:rPr>
+                <w:rFonts w:ascii="新細明體" w:hAnsi="新細明體" w:eastAsia="新細明體" w:cs="新細明體"/>
+                <w:b w:val="0"/>
+                <w:sz w:val="24"/>
+                <w:szCs w:val="24"/>
+              </w:rPr>
+            </w:r>
+          </w:p>
+          <w:p>
+            <w:pPr>
+              <w:spacing w:after="0"/>
+            </w:pPr>
+            <w:r>
+              <w:rPr>
+                <w:rFonts w:ascii="新細明體" w:hAnsi="新細明體" w:eastAsia="新細明體" w:cs="新細明體"/>
+                <w:b w:val="0"/>
+                <w:sz w:val="24"/>
+                <w:szCs w:val="24"/>
+              </w:rPr>
+              <w:t>第三段第 2 步末・答對但停在表層時往下追（第 36～38 分鐘）</w:t>
+            </w:r>
+          </w:p>
+          <w:p>
+            <w:pPr>
+              <w:spacing w:after="0"/>
+            </w:pPr>
+            <w:r>
+              <w:rPr>
+                <w:rFonts w:ascii="新細明體" w:hAnsi="新細明體" w:eastAsia="新細明體" w:cs="新細明體"/>
+                <w:b w:val="0"/>
+                <w:sz w:val="24"/>
+                <w:szCs w:val="24"/>
+              </w:rPr>
+            </w:r>
+          </w:p>
+          <w:p>
+            <w:pPr>
+              <w:spacing w:after="0"/>
+            </w:pPr>
+            <w:r>
+              <w:rPr>
+                <w:rFonts w:ascii="新細明體" w:hAnsi="新細明體" w:eastAsia="新細明體" w:cs="新細明體"/>
+                <w:b w:val="0"/>
+                <w:sz w:val="24"/>
+                <w:szCs w:val="24"/>
+              </w:rPr>
+              <w:t>從「一件帶出一件」追到「哪一件帶出哪一件」，再追到「沒有獎狀第八段的信還會不會有人讀」，最後推到歸納句。</w:t>
+            </w:r>
+          </w:p>
+        </w:tc>
+        <w:tc>
+          <w:tcPr>
+            <w:tcW w:type="dxa" w:w="397"/>
+          </w:tcPr>
+          <w:p>
+            <w:pPr>
+              <w:spacing w:after="0"/>
+            </w:pPr>
+            <w:r>
+              <w:rPr>
+                <w:rFonts w:ascii="新細明體" w:hAnsi="新細明體" w:eastAsia="新細明體" w:cs="新細明體"/>
+                <w:b w:val="0"/>
+                <w:sz w:val="24"/>
+                <w:szCs w:val="24"/>
+              </w:rPr>
+              <w:t>1</w:t>
+            </w:r>
+          </w:p>
+        </w:tc>
+        <w:tc>
+          <w:tcPr>
+            <w:tcW w:type="dxa" w:w="2835"/>
+          </w:tcPr>
+          <w:p>
+            <w:pPr>
+              <w:spacing w:after="0"/>
+            </w:pPr>
+            <w:r>
+              <w:rPr>
+                <w:rFonts w:ascii="新細明體" w:hAnsi="新細明體" w:eastAsia="新細明體" w:cs="新細明體"/>
+                <w:b w:val="0"/>
+                <w:sz w:val="24"/>
+                <w:szCs w:val="24"/>
+              </w:rPr>
+              <w:t>生1：「因為一件帶出一件啊。」（方向正確，停在表層）</w:t>
+            </w:r>
+          </w:p>
+        </w:tc>
+        <w:tc>
+          <w:tcPr>
+            <w:tcW w:type="dxa" w:w="2778"/>
+          </w:tcPr>
+          <w:p>
+            <w:pPr>
+              <w:spacing w:after="0"/>
+            </w:pPr>
+            <w:r>
+              <w:rPr>
+                <w:rFonts w:ascii="新細明體" w:hAnsi="新細明體" w:eastAsia="新細明體" w:cs="新細明體"/>
+                <w:b w:val="0"/>
+                <w:sz w:val="24"/>
+                <w:szCs w:val="24"/>
+              </w:rPr>
+              <w:t>不肯定、不否定，只要求把「帶出」落到具體的段落。</w:t>
+            </w:r>
+          </w:p>
+        </w:tc>
+        <w:tc>
+          <w:tcPr>
+            <w:tcW w:type="dxa" w:w="2948"/>
+          </w:tcPr>
+          <w:p>
+            <w:pPr>
+              <w:spacing w:after="0"/>
+            </w:pPr>
+            <w:r>
+              <w:rPr>
+                <w:rFonts w:ascii="新細明體" w:hAnsi="新細明體" w:eastAsia="新細明體" w:cs="新細明體"/>
+                <w:b w:val="0"/>
+                <w:sz w:val="24"/>
+                <w:szCs w:val="24"/>
+              </w:rPr>
+              <w:t>【深究】「哪一件帶出哪一件？指給我看。」</w:t>
+            </w:r>
+          </w:p>
+        </w:tc>
+      </w:tr>
+      <w:tr>
+        <w:tc>
+          <w:tcPr>
+            <w:tcW w:type="dxa" w:w="1474"/>
+            <w:vMerge/>
+          </w:tcPr>
+          <w:p/>
+        </w:tc>
+        <w:tc>
+          <w:tcPr>
+            <w:tcW w:type="dxa" w:w="397"/>
+          </w:tcPr>
+          <w:p>
+            <w:pPr>
+              <w:spacing w:after="0"/>
+            </w:pPr>
+            <w:r>
+              <w:rPr>
+                <w:rFonts w:ascii="新細明體" w:hAnsi="新細明體" w:eastAsia="新細明體" w:cs="新細明體"/>
+                <w:b w:val="0"/>
+                <w:sz w:val="24"/>
+                <w:szCs w:val="24"/>
+              </w:rPr>
+              <w:t>2</w:t>
+            </w:r>
+          </w:p>
+        </w:tc>
+        <w:tc>
+          <w:tcPr>
+            <w:tcW w:type="dxa" w:w="2835"/>
+          </w:tcPr>
+          <w:p>
+            <w:pPr>
+              <w:spacing w:after="0"/>
+            </w:pPr>
+            <w:r>
+              <w:rPr>
+                <w:rFonts w:ascii="新細明體" w:hAnsi="新細明體" w:eastAsia="新細明體" w:cs="新細明體"/>
+                <w:b w:val="0"/>
+                <w:sz w:val="24"/>
+                <w:szCs w:val="24"/>
+              </w:rPr>
+              <w:t>生2：「第五段做的獎狀，第七段寄給貝克漢，第八段富豪就收到一百張。」</w:t>
+            </w:r>
+          </w:p>
+        </w:tc>
+        <w:tc>
+          <w:tcPr>
+            <w:tcW w:type="dxa" w:w="2778"/>
+          </w:tcPr>
+          <w:p>
+            <w:pPr>
+              <w:spacing w:after="0"/>
+            </w:pPr>
+            <w:r>
+              <w:rPr>
+                <w:rFonts w:ascii="新細明體" w:hAnsi="新細明體" w:eastAsia="新細明體" w:cs="新細明體"/>
+                <w:b w:val="0"/>
+                <w:sz w:val="24"/>
+                <w:szCs w:val="24"/>
+              </w:rPr>
+              <w:t>把鏈結反過來問（拿掉一環會怎樣），追的是因果，不是順序。</w:t>
+            </w:r>
+          </w:p>
+        </w:tc>
+        <w:tc>
+          <w:tcPr>
+            <w:tcW w:type="dxa" w:w="2948"/>
+          </w:tcPr>
+          <w:p>
+            <w:pPr>
+              <w:spacing w:after="0"/>
+            </w:pPr>
+            <w:r>
+              <w:rPr>
+                <w:rFonts w:ascii="新細明體" w:hAnsi="新細明體" w:eastAsia="新細明體" w:cs="新細明體"/>
+                <w:b w:val="0"/>
+                <w:sz w:val="24"/>
+                <w:szCs w:val="24"/>
+              </w:rPr>
+              <w:t>【深究】「如果沒有那張獎狀，第八段那封信還會有人讀嗎？」</w:t>
+            </w:r>
+          </w:p>
+        </w:tc>
+      </w:tr>
+      <w:tr>
+        <w:tc>
+          <w:tcPr>
+            <w:tcW w:type="dxa" w:w="1474"/>
+            <w:vMerge/>
+          </w:tcPr>
+          <w:p/>
+        </w:tc>
+        <w:tc>
+          <w:tcPr>
+            <w:tcW w:type="dxa" w:w="397"/>
+          </w:tcPr>
+          <w:p>
+            <w:pPr>
+              <w:spacing w:after="0"/>
+            </w:pPr>
+            <w:r>
+              <w:rPr>
+                <w:rFonts w:ascii="新細明體" w:hAnsi="新細明體" w:eastAsia="新細明體" w:cs="新細明體"/>
+                <w:b w:val="0"/>
+                <w:sz w:val="24"/>
+                <w:szCs w:val="24"/>
+              </w:rPr>
+              <w:t>3</w:t>
+            </w:r>
+          </w:p>
+        </w:tc>
+        <w:tc>
+          <w:tcPr>
+            <w:tcW w:type="dxa" w:w="2835"/>
+          </w:tcPr>
+          <w:p>
+            <w:pPr>
+              <w:spacing w:after="0"/>
+            </w:pPr>
+            <w:r>
+              <w:rPr>
+                <w:rFonts w:ascii="新細明體" w:hAnsi="新細明體" w:eastAsia="新細明體" w:cs="新細明體"/>
+                <w:b w:val="0"/>
+                <w:sz w:val="24"/>
+                <w:szCs w:val="24"/>
+              </w:rPr>
               <w:t>生3：「不會……沒有貝克漢貼上網，富豪不會認識她，信就……所以獎狀是中間那個？」</w:t>
             </w:r>
           </w:p>
         </w:tc>
         <w:tc>
           <w:tcPr>
-            <w:tcW w:type="dxa" w:w="3005"/>
+            <w:tcW w:type="dxa" w:w="2778"/>
+          </w:tcPr>
+          <w:p>
+            <w:pPr>
+              <w:spacing w:after="0"/>
+            </w:pPr>
+            <w:r>
+              <w:rPr>
+                <w:rFonts w:ascii="新細明體" w:hAnsi="新細明體" w:eastAsia="新細明體" w:cs="新細明體"/>
+                <w:b w:val="0"/>
+                <w:sz w:val="24"/>
+                <w:szCs w:val="24"/>
+              </w:rPr>
+              <w:t>生3 說出的正是本節主菜（獎狀是整條鏈的樞紐）；教師不宣布「答對」，直接接第 3 步各自書寫歸納句，不公布標準答案。</w:t>
+            </w:r>
+          </w:p>
+        </w:tc>
+        <w:tc>
+          <w:tcPr>
+            <w:tcW w:type="dxa" w:w="2948"/>
           </w:tcPr>
           <w:p>
             <w:pPr>
@@ -4921,25 +4979,6 @@
                 <w:szCs w:val="24"/>
               </w:rPr>
               <w:t>【深究】「那你的歸納句要怎麼寫？回到學習單最後一行，自己寫。」</w:t>
-            </w:r>
-          </w:p>
-        </w:tc>
-        <w:tc>
-          <w:tcPr>
-            <w:tcW w:type="dxa" w:w="2608"/>
-          </w:tcPr>
-          <w:p>
-            <w:pPr>
-              <w:spacing w:after="0"/>
-            </w:pPr>
-            <w:r>
-              <w:rPr>
-                <w:rFonts w:ascii="新細明體" w:hAnsi="新細明體" w:eastAsia="新細明體" w:cs="新細明體"/>
-                <w:b w:val="0"/>
-                <w:sz w:val="24"/>
-                <w:szCs w:val="24"/>
-              </w:rPr>
-              <w:t>生3 說出的正是本節主菜（獎狀是整條鏈的樞紐）；教師不宣布「答對」，直接接第 3 步各自書寫歸納句，不公布標準答案。</w:t>
             </w:r>
           </w:p>
         </w:tc>

--- a/學共教案/教案成果/五年級_國語_蚊帳大使_20260910/教案.docx
+++ b/學共教案/教案成果/五年級_國語_蚊帳大使_20260910/教案.docx
@@ -3660,7 +3660,21 @@
                 <w:sz w:val="24"/>
                 <w:szCs w:val="24"/>
               </w:rPr>
-              <w:t>（講錯）「寄獎狀給貝克漢可以刪，那只是說謝謝而已。」</w:t>
+              <w:t>①（講錯）「寄獎狀給貝克漢可以刪，那只是說謝謝而已。」</w:t>
+            </w:r>
+          </w:p>
+          <w:p>
+            <w:pPr>
+              <w:spacing w:after="0"/>
+            </w:pPr>
+            <w:r>
+              <w:rPr>
+                <w:rFonts w:ascii="新細明體" w:hAnsi="新細明體" w:eastAsia="新細明體" w:cs="新細明體"/>
+                <w:b w:val="0"/>
+                <w:sz w:val="24"/>
+                <w:szCs w:val="24"/>
+              </w:rPr>
+              <w:t>②（答對但停在表層）「因為一件帶出一件啊。」</w:t>
             </w:r>
           </w:p>
         </w:tc>
@@ -3679,7 +3693,21 @@
                 <w:sz w:val="24"/>
                 <w:szCs w:val="24"/>
               </w:rPr>
-              <w:t>讀到了第 7 段的表面動作，沒看見獎狀被貼上網站之後引起的關注。</w:t>
+              <w:t>①讀到了第 7 段的表面動作，沒看見獎狀被貼上網站之後引起的關注。</w:t>
+            </w:r>
+          </w:p>
+          <w:p>
+            <w:pPr>
+              <w:spacing w:after="0"/>
+            </w:pPr>
+            <w:r>
+              <w:rPr>
+                <w:rFonts w:ascii="新細明體" w:hAnsi="新細明體" w:eastAsia="新細明體" w:cs="新細明體"/>
+                <w:b w:val="0"/>
+                <w:sz w:val="24"/>
+                <w:szCs w:val="24"/>
+              </w:rPr>
+              <w:t>②已經摸到遞進關係，但說不出是靠什麼帶出來的。</w:t>
             </w:r>
           </w:p>
         </w:tc>
@@ -3698,7 +3726,21 @@
                 <w:sz w:val="24"/>
                 <w:szCs w:val="24"/>
               </w:rPr>
-              <w:t>「貝克漢收到獎狀以後做了什麼？讀給我們聽。」</w:t>
+              <w:t>①「貝克漢收到獎狀以後做了什麼？讀給我們聽。」</w:t>
+            </w:r>
+          </w:p>
+          <w:p>
+            <w:pPr>
+              <w:spacing w:after="0"/>
+            </w:pPr>
+            <w:r>
+              <w:rPr>
+                <w:rFonts w:ascii="新細明體" w:hAnsi="新細明體" w:eastAsia="新細明體" w:cs="新細明體"/>
+                <w:b w:val="0"/>
+                <w:sz w:val="24"/>
+                <w:szCs w:val="24"/>
+              </w:rPr>
+              <w:t>②「哪一件帶出哪一件？指給我看。」</w:t>
             </w:r>
           </w:p>
         </w:tc>
@@ -3893,103 +3935,6 @@
                 <w:szCs w:val="24"/>
               </w:rPr>
               <w:t>「回到課文。凱瑟琳做的第一件事是什麼？」</w:t>
-            </w:r>
-          </w:p>
-        </w:tc>
-      </w:tr>
-      <w:tr>
-        <w:tc>
-          <w:tcPr>
-            <w:tcW w:type="dxa" w:w="1474"/>
-          </w:tcPr>
-          <w:p>
-            <w:pPr>
-              <w:spacing w:after="0"/>
-            </w:pPr>
-            <w:r>
-              <w:rPr>
-                <w:rFonts w:ascii="新細明體" w:hAnsi="新細明體" w:eastAsia="新細明體" w:cs="新細明體"/>
-                <w:b w:val="0"/>
-                <w:sz w:val="24"/>
-                <w:szCs w:val="24"/>
-              </w:rPr>
-              <w:t>深究</w:t>
-            </w:r>
-          </w:p>
-        </w:tc>
-        <w:tc>
-          <w:tcPr>
-            <w:tcW w:type="dxa" w:w="397"/>
-          </w:tcPr>
-          <w:p>
-            <w:pPr>
-              <w:spacing w:after="0"/>
-            </w:pPr>
-            <w:r>
-              <w:rPr>
-                <w:rFonts w:ascii="新細明體" w:hAnsi="新細明體" w:eastAsia="新細明體" w:cs="新細明體"/>
-                <w:b w:val="0"/>
-                <w:sz w:val="24"/>
-                <w:szCs w:val="24"/>
-              </w:rPr>
-              <w:t>—</w:t>
-            </w:r>
-          </w:p>
-        </w:tc>
-        <w:tc>
-          <w:tcPr>
-            <w:tcW w:type="dxa" w:w="2835"/>
-          </w:tcPr>
-          <w:p>
-            <w:pPr>
-              <w:spacing w:after="0"/>
-            </w:pPr>
-            <w:r>
-              <w:rPr>
-                <w:rFonts w:ascii="新細明體" w:hAnsi="新細明體" w:eastAsia="新細明體" w:cs="新細明體"/>
-                <w:b w:val="0"/>
-                <w:sz w:val="24"/>
-                <w:szCs w:val="24"/>
-              </w:rPr>
-              <w:t>（答對但停在表層）「因為一件帶出一件啊。」</w:t>
-            </w:r>
-          </w:p>
-        </w:tc>
-        <w:tc>
-          <w:tcPr>
-            <w:tcW w:type="dxa" w:w="2778"/>
-          </w:tcPr>
-          <w:p>
-            <w:pPr>
-              <w:spacing w:after="0"/>
-            </w:pPr>
-            <w:r>
-              <w:rPr>
-                <w:rFonts w:ascii="新細明體" w:hAnsi="新細明體" w:eastAsia="新細明體" w:cs="新細明體"/>
-                <w:b w:val="0"/>
-                <w:sz w:val="24"/>
-                <w:szCs w:val="24"/>
-              </w:rPr>
-              <w:t>已經摸到遞進關係，但說不出是靠什麼帶出來的。</w:t>
-            </w:r>
-          </w:p>
-        </w:tc>
-        <w:tc>
-          <w:tcPr>
-            <w:tcW w:type="dxa" w:w="2948"/>
-          </w:tcPr>
-          <w:p>
-            <w:pPr>
-              <w:spacing w:after="0"/>
-            </w:pPr>
-            <w:r>
-              <w:rPr>
-                <w:rFonts w:ascii="新細明體" w:hAnsi="新細明體" w:eastAsia="新細明體" w:cs="新細明體"/>
-                <w:b w:val="0"/>
-                <w:sz w:val="24"/>
-                <w:szCs w:val="24"/>
-              </w:rPr>
-              <w:t>「哪一件帶出哪一件？指給我看。」</w:t>
             </w:r>
           </w:p>
         </w:tc>

--- a/學共教案/教案成果/五年級_國語_蚊帳大使_20260910/教案.docx
+++ b/學共教案/教案成果/五年級_國語_蚊帳大使_20260910/教案.docx
@@ -3383,16 +3383,15 @@
         <w:tblLayout w:type="fixed"/>
       </w:tblPr>
       <w:tblGrid>
-        <w:gridCol w:w="1474"/>
-        <w:gridCol w:w="397"/>
+        <w:gridCol w:w="1701"/>
+        <w:gridCol w:w="2948"/>
         <w:gridCol w:w="2835"/>
-        <w:gridCol w:w="2778"/>
         <w:gridCol w:w="2948"/>
       </w:tblGrid>
       <w:tr>
         <w:tc>
           <w:tcPr>
-            <w:tcW w:type="dxa" w:w="1474"/>
+            <w:tcW w:type="dxa" w:w="1701"/>
           </w:tcPr>
           <w:p>
             <w:pPr>
@@ -3411,7 +3410,7 @@
         </w:tc>
         <w:tc>
           <w:tcPr>
-            <w:tcW w:type="dxa" w:w="397"/>
+            <w:tcW w:type="dxa" w:w="2948"/>
           </w:tcPr>
           <w:p>
             <w:pPr>
@@ -3424,32 +3423,13 @@
                 <w:sz w:val="24"/>
                 <w:szCs w:val="24"/>
               </w:rPr>
-              <w:t>序</w:t>
+              <w:t>預想的學生回應</w:t>
             </w:r>
           </w:p>
         </w:tc>
         <w:tc>
           <w:tcPr>
             <w:tcW w:type="dxa" w:w="2835"/>
-          </w:tcPr>
-          <w:p>
-            <w:pPr>
-              <w:spacing w:after="0"/>
-            </w:pPr>
-            <w:r>
-              <w:rPr>
-                <w:rFonts w:ascii="新細明體" w:hAnsi="新細明體" w:eastAsia="新細明體" w:cs="新細明體"/>
-                <w:b/>
-                <w:sz w:val="24"/>
-                <w:szCs w:val="24"/>
-              </w:rPr>
-              <w:t>預想的學生回應</w:t>
-            </w:r>
-          </w:p>
-        </w:tc>
-        <w:tc>
-          <w:tcPr>
-            <w:tcW w:type="dxa" w:w="2778"/>
           </w:tcPr>
           <w:p>
             <w:pPr>
@@ -3489,12 +3469,10 @@
       <w:tr>
         <w:tc>
           <w:tcPr>
-            <w:tcW w:type="dxa" w:w="10432"/>
-            <w:gridSpan w:val="5"/>
-          </w:tcPr>
-          <w:p>
-            <w:pPr>
-              <w:keepNext/>
+            <w:tcW w:type="dxa" w:w="1701"/>
+          </w:tcPr>
+          <w:p>
+            <w:pPr>
               <w:spacing w:after="0"/>
             </w:pPr>
             <w:r>
@@ -3504,7 +3482,231 @@
                 <w:sz w:val="24"/>
                 <w:szCs w:val="24"/>
               </w:rPr>
-              <w:t>一、單步理答（講錯／沉默／離題等狀況，一句接一句）</w:t>
+              <w:t>轉引</w:t>
+            </w:r>
+          </w:p>
+          <w:p>
+            <w:pPr>
+              <w:spacing w:after="0"/>
+            </w:pPr>
+            <w:r>
+              <w:rPr>
+                <w:rFonts w:ascii="新細明體" w:hAnsi="新細明體" w:eastAsia="新細明體" w:cs="新細明體"/>
+                <w:b w:val="0"/>
+                <w:sz w:val="24"/>
+                <w:szCs w:val="24"/>
+              </w:rPr>
+            </w:r>
+          </w:p>
+          <w:p>
+            <w:pPr>
+              <w:spacing w:after="0"/>
+            </w:pPr>
+            <w:r>
+              <w:rPr>
+                <w:rFonts w:ascii="新細明體" w:hAnsi="新細明體" w:eastAsia="新細明體" w:cs="新細明體"/>
+                <w:b w:val="0"/>
+                <w:sz w:val="24"/>
+                <w:szCs w:val="24"/>
+              </w:rPr>
+              <w:t>〔串連〕第三段第 1 步・三組讀出「我們留下哪三件」（挑戰與聚斂，第 30～34 分鐘）</w:t>
+            </w:r>
+          </w:p>
+          <w:p>
+            <w:pPr>
+              <w:spacing w:after="0"/>
+            </w:pPr>
+            <w:r>
+              <w:rPr>
+                <w:rFonts w:ascii="新細明體" w:hAnsi="新細明體" w:eastAsia="新細明體" w:cs="新細明體"/>
+                <w:b w:val="0"/>
+                <w:sz w:val="24"/>
+                <w:szCs w:val="24"/>
+              </w:rPr>
+              <w:t>高原策略：三組、三種不同的留法，不評價哪一種比較好；收束句把「被刪最多次的那件」變成全班共讀的題目。</w:t>
+            </w:r>
+          </w:p>
+        </w:tc>
+        <w:tc>
+          <w:tcPr>
+            <w:tcW w:type="dxa" w:w="2948"/>
+          </w:tcPr>
+          <w:p>
+            <w:pPr>
+              <w:spacing w:after="0"/>
+            </w:pPr>
+            <w:r>
+              <w:rPr>
+                <w:rFonts w:ascii="新細明體" w:hAnsi="新細明體" w:eastAsia="新細明體" w:cs="新細明體"/>
+                <w:b w:val="0"/>
+                <w:sz w:val="24"/>
+                <w:szCs w:val="24"/>
+              </w:rPr>
+              <w:t>【串連進程】</w:t>
+            </w:r>
+          </w:p>
+          <w:p>
+            <w:pPr>
+              <w:spacing w:after="0"/>
+            </w:pPr>
+            <w:r>
+              <w:rPr>
+                <w:rFonts w:ascii="新細明體" w:hAnsi="新細明體" w:eastAsia="新細明體" w:cs="新細明體"/>
+                <w:b w:val="0"/>
+                <w:sz w:val="24"/>
+                <w:szCs w:val="24"/>
+              </w:rPr>
+              <w:t>1. 生1（第 2 組）：「我們留存點心費買蚊帳、到教堂演講、寄獎狀給富豪。因為這三件都是在募錢。」</w:t>
+            </w:r>
+          </w:p>
+          <w:p>
+            <w:pPr>
+              <w:spacing w:after="0"/>
+            </w:pPr>
+            <w:r>
+              <w:rPr>
+                <w:rFonts w:ascii="新細明體" w:hAnsi="新細明體" w:eastAsia="新細明體" w:cs="新細明體"/>
+                <w:b w:val="0"/>
+                <w:sz w:val="24"/>
+                <w:szCs w:val="24"/>
+              </w:rPr>
+              <w:t>2. 生2（第 5 組）：「我們留買蚊帳、義賣做獎狀、寄獎狀給富豪。演講可以刪，跟義賣一樣都是募款。」</w:t>
+            </w:r>
+          </w:p>
+          <w:p>
+            <w:pPr>
+              <w:spacing w:after="0"/>
+            </w:pPr>
+            <w:r>
+              <w:rPr>
+                <w:rFonts w:ascii="新細明體" w:hAnsi="新細明體" w:eastAsia="新細明體" w:cs="新細明體"/>
+                <w:b w:val="0"/>
+                <w:sz w:val="24"/>
+                <w:szCs w:val="24"/>
+              </w:rPr>
+              <w:t>3. 生3（第 4 組）：「我們留義賣做獎狀、寄獎狀給貝克漢、寄獎狀給富豪。因為獎狀是一條線。」</w:t>
+            </w:r>
+          </w:p>
+        </w:tc>
+        <w:tc>
+          <w:tcPr>
+            <w:tcW w:type="dxa" w:w="2835"/>
+          </w:tcPr>
+          <w:p>
+            <w:pPr>
+              <w:spacing w:after="0"/>
+            </w:pPr>
+            <w:r>
+              <w:rPr>
+                <w:rFonts w:ascii="新細明體" w:hAnsi="新細明體" w:eastAsia="新細明體" w:cs="新細明體"/>
+                <w:b w:val="0"/>
+                <w:sz w:val="24"/>
+                <w:szCs w:val="24"/>
+              </w:rPr>
+              <w:t>【串連進程】</w:t>
+            </w:r>
+          </w:p>
+          <w:p>
+            <w:pPr>
+              <w:spacing w:after="0"/>
+            </w:pPr>
+            <w:r>
+              <w:rPr>
+                <w:rFonts w:ascii="新細明體" w:hAnsi="新細明體" w:eastAsia="新細明體" w:cs="新細明體"/>
+                <w:b w:val="0"/>
+                <w:sz w:val="24"/>
+                <w:szCs w:val="24"/>
+              </w:rPr>
+              <w:t>1. 不評價。只複述留了哪三件，把發言權交給下一組。</w:t>
+            </w:r>
+          </w:p>
+          <w:p>
+            <w:pPr>
+              <w:spacing w:after="0"/>
+            </w:pPr>
+            <w:r>
+              <w:rPr>
+                <w:rFonts w:ascii="新細明體" w:hAnsi="新細明體" w:eastAsia="新細明體" w:cs="新細明體"/>
+                <w:b w:val="0"/>
+                <w:sz w:val="24"/>
+                <w:szCs w:val="24"/>
+              </w:rPr>
+              <w:t>2. 第二個視點疊上去。兩組都留了「寄獎狀給富豪」、都刪了「寄獎狀給貝克漢」——先不點破。</w:t>
+            </w:r>
+          </w:p>
+          <w:p>
+            <w:pPr>
+              <w:spacing w:after="0"/>
+            </w:pPr>
+            <w:r>
+              <w:rPr>
+                <w:rFonts w:ascii="新細明體" w:hAnsi="新細明體" w:eastAsia="新細明體" w:cs="新細明體"/>
+                <w:b w:val="0"/>
+                <w:sz w:val="24"/>
+                <w:szCs w:val="24"/>
+              </w:rPr>
+              <w:t>3. 三個視點到齊才拋問題。收束句不裁決哪組對，只指出各組白板的交集與分歧，把分歧變成共讀的題目。</w:t>
+            </w:r>
+          </w:p>
+        </w:tc>
+        <w:tc>
+          <w:tcPr>
+            <w:tcW w:type="dxa" w:w="2948"/>
+          </w:tcPr>
+          <w:p>
+            <w:pPr>
+              <w:spacing w:after="0"/>
+            </w:pPr>
+            <w:r>
+              <w:rPr>
+                <w:rFonts w:ascii="新細明體" w:hAnsi="新細明體" w:eastAsia="新細明體" w:cs="新細明體"/>
+                <w:b w:val="0"/>
+                <w:sz w:val="24"/>
+                <w:szCs w:val="24"/>
+              </w:rPr>
+              <w:t>【串連進程】</w:t>
+            </w:r>
+          </w:p>
+          <w:p>
+            <w:pPr>
+              <w:spacing w:after="0"/>
+            </w:pPr>
+            <w:r>
+              <w:rPr>
+                <w:rFonts w:ascii="新細明體" w:hAnsi="新細明體" w:eastAsia="新細明體" w:cs="新細明體"/>
+                <w:b w:val="0"/>
+                <w:sz w:val="24"/>
+                <w:szCs w:val="24"/>
+              </w:rPr>
+              <w:t>1. 【轉引】「第 2 組留的是買蚊帳、演講、寄獎狀給富豪。還有沒有不一樣的留法？」</w:t>
+            </w:r>
+          </w:p>
+          <w:p>
+            <w:pPr>
+              <w:spacing w:after="0"/>
+            </w:pPr>
+            <w:r>
+              <w:rPr>
+                <w:rFonts w:ascii="新細明體" w:hAnsi="新細明體" w:eastAsia="新細明體" w:cs="新細明體"/>
+                <w:b w:val="0"/>
+                <w:sz w:val="24"/>
+                <w:szCs w:val="24"/>
+              </w:rPr>
+              <w:t>2. 【轉引】「多了一種留法：義賣留、演講刪。還有嗎？」</w:t>
+            </w:r>
+          </w:p>
+          <w:p>
+            <w:pPr>
+              <w:spacing w:after="0"/>
+            </w:pPr>
+            <w:r>
+              <w:rPr>
+                <w:rFonts w:ascii="新細明體" w:hAnsi="新細明體" w:eastAsia="新細明體" w:cs="新細明體"/>
+                <w:b w:val="0"/>
+                <w:sz w:val="24"/>
+                <w:szCs w:val="24"/>
+              </w:rPr>
+              <w:t>3. 【轉引・收束】「三種留法。每一組都留了寄獎狀給富豪；被刪最多次的是寄獎狀給貝克漢。現在——回到課文第七段，被刪最多的那件，真的不牽著後面的事嗎？」</w:t>
             </w:r>
           </w:p>
         </w:tc>
@@ -3512,39 +3714,163 @@
       <w:tr>
         <w:tc>
           <w:tcPr>
-            <w:tcW w:type="dxa" w:w="1474"/>
-          </w:tcPr>
-          <w:p>
-            <w:pPr>
-              <w:spacing w:after="0"/>
-            </w:pPr>
-            <w:r>
-              <w:rPr>
-                <w:rFonts w:ascii="新細明體" w:hAnsi="新細明體" w:eastAsia="新細明體" w:cs="新細明體"/>
-                <w:b w:val="0"/>
-                <w:sz w:val="24"/>
-                <w:szCs w:val="24"/>
-              </w:rPr>
-              <w:t>提示</w:t>
-            </w:r>
-          </w:p>
-        </w:tc>
-        <w:tc>
-          <w:tcPr>
-            <w:tcW w:type="dxa" w:w="397"/>
-          </w:tcPr>
-          <w:p>
-            <w:pPr>
-              <w:spacing w:after="0"/>
-            </w:pPr>
-            <w:r>
-              <w:rPr>
-                <w:rFonts w:ascii="新細明體" w:hAnsi="新細明體" w:eastAsia="新細明體" w:cs="新細明體"/>
-                <w:b w:val="0"/>
-                <w:sz w:val="24"/>
-                <w:szCs w:val="24"/>
-              </w:rPr>
-              <w:t>—</w:t>
+            <w:tcW w:type="dxa" w:w="1701"/>
+          </w:tcPr>
+          <w:p>
+            <w:pPr>
+              <w:spacing w:after="0"/>
+            </w:pPr>
+            <w:r>
+              <w:rPr>
+                <w:rFonts w:ascii="新細明體" w:hAnsi="新細明體" w:eastAsia="新細明體" w:cs="新細明體"/>
+                <w:b/>
+                <w:sz w:val="24"/>
+                <w:szCs w:val="24"/>
+              </w:rPr>
+              <w:t>轉問</w:t>
+            </w:r>
+          </w:p>
+          <w:p>
+            <w:pPr>
+              <w:spacing w:after="0"/>
+            </w:pPr>
+            <w:r>
+              <w:rPr>
+                <w:rFonts w:ascii="新細明體" w:hAnsi="新細明體" w:eastAsia="新細明體" w:cs="新細明體"/>
+                <w:b w:val="0"/>
+                <w:sz w:val="24"/>
+                <w:szCs w:val="24"/>
+              </w:rPr>
+            </w:r>
+          </w:p>
+          <w:p>
+            <w:pPr>
+              <w:spacing w:after="0"/>
+            </w:pPr>
+            <w:r>
+              <w:rPr>
+                <w:rFonts w:ascii="新細明體" w:hAnsi="新細明體" w:eastAsia="新細明體" w:cs="新細明體"/>
+                <w:b w:val="0"/>
+                <w:sz w:val="24"/>
+                <w:szCs w:val="24"/>
+              </w:rPr>
+              <w:t>〔串連〕第三段第 2 步・刪法相反的兩組對話（第 34～37 分鐘）</w:t>
+            </w:r>
+          </w:p>
+          <w:p>
+            <w:pPr>
+              <w:spacing w:after="0"/>
+            </w:pPr>
+            <w:r>
+              <w:rPr>
+                <w:rFonts w:ascii="新細明體" w:hAnsi="新細明體" w:eastAsia="新細明體" w:cs="新細明體"/>
+                <w:b w:val="0"/>
+                <w:sz w:val="24"/>
+                <w:szCs w:val="24"/>
+              </w:rPr>
+              <w:t>學生與學生串連：刪了「寄獎狀給貝克漢」的組先講，留下它的組回應，第三位說出兩者的差別；教師不裁決，最後用回歸把裁決交給課文。</w:t>
+            </w:r>
+          </w:p>
+        </w:tc>
+        <w:tc>
+          <w:tcPr>
+            <w:tcW w:type="dxa" w:w="2948"/>
+          </w:tcPr>
+          <w:p>
+            <w:pPr>
+              <w:spacing w:after="0"/>
+            </w:pPr>
+            <w:r>
+              <w:rPr>
+                <w:rFonts w:ascii="新細明體" w:hAnsi="新細明體" w:eastAsia="新細明體" w:cs="新細明體"/>
+                <w:b w:val="0"/>
+                <w:sz w:val="24"/>
+                <w:szCs w:val="24"/>
+              </w:rPr>
+              <w:t>【單步】</w:t>
+            </w:r>
+          </w:p>
+          <w:p>
+            <w:pPr>
+              <w:spacing w:after="0"/>
+            </w:pPr>
+            <w:r>
+              <w:rPr>
+                <w:rFonts w:ascii="新細明體" w:hAnsi="新細明體" w:eastAsia="新細明體" w:cs="新細明體"/>
+                <w:b w:val="0"/>
+                <w:sz w:val="24"/>
+                <w:szCs w:val="24"/>
+              </w:rPr>
+              <w:t>（沉默）被指名後低頭不語，手放在課本上沒有動。</w:t>
+            </w:r>
+          </w:p>
+          <w:p>
+            <w:pPr>
+              <w:spacing w:after="0"/>
+            </w:pPr>
+            <w:r>
+              <w:rPr>
+                <w:rFonts w:ascii="新細明體" w:hAnsi="新細明體" w:eastAsia="新細明體" w:cs="新細明體"/>
+                <w:b w:val="0"/>
+                <w:sz w:val="24"/>
+                <w:szCs w:val="24"/>
+              </w:rPr>
+            </w:r>
+          </w:p>
+          <w:p>
+            <w:pPr>
+              <w:spacing w:after="0"/>
+            </w:pPr>
+            <w:r>
+              <w:rPr>
+                <w:rFonts w:ascii="新細明體" w:hAnsi="新細明體" w:eastAsia="新細明體" w:cs="新細明體"/>
+                <w:b w:val="0"/>
+                <w:sz w:val="24"/>
+                <w:szCs w:val="24"/>
+              </w:rPr>
+              <w:t>【串連進程】</w:t>
+            </w:r>
+          </w:p>
+          <w:p>
+            <w:pPr>
+              <w:spacing w:after="0"/>
+            </w:pPr>
+            <w:r>
+              <w:rPr>
+                <w:rFonts w:ascii="新細明體" w:hAnsi="新細明體" w:eastAsia="新細明體" w:cs="新細明體"/>
+                <w:b w:val="0"/>
+                <w:sz w:val="24"/>
+                <w:szCs w:val="24"/>
+              </w:rPr>
+              <w:t>1. 生1（第 5 組，刪了寄獎狀給貝克漢）：「寄獎狀給貝克漢可以刪，那只是說謝謝而已。」</w:t>
+            </w:r>
+          </w:p>
+          <w:p>
+            <w:pPr>
+              <w:spacing w:after="0"/>
+            </w:pPr>
+            <w:r>
+              <w:rPr>
+                <w:rFonts w:ascii="新細明體" w:hAnsi="新細明體" w:eastAsia="新細明體" w:cs="新細明體"/>
+                <w:b w:val="0"/>
+                <w:sz w:val="24"/>
+                <w:szCs w:val="24"/>
+              </w:rPr>
+              <w:t>2. 生2（第 4 組，留下它）：「因為貝克漢把獎狀貼到網站上，很多人才看到。」</w:t>
+            </w:r>
+          </w:p>
+          <w:p>
+            <w:pPr>
+              <w:spacing w:after="0"/>
+            </w:pPr>
+            <w:r>
+              <w:rPr>
+                <w:rFonts w:ascii="新細明體" w:hAnsi="新細明體" w:eastAsia="新細明體" w:cs="新細明體"/>
+                <w:b w:val="0"/>
+                <w:sz w:val="24"/>
+                <w:szCs w:val="24"/>
+              </w:rPr>
+              <w:t>3. 生3（第 1 組）：「一個覺得獎狀是……說謝謝；一個覺得獎狀……有人看到？」（講得斷斷續續）</w:t>
             </w:r>
           </w:p>
         </w:tc>
@@ -3563,26 +3889,90 @@
                 <w:sz w:val="24"/>
                 <w:szCs w:val="24"/>
               </w:rPr>
-              <w:t>（講錯）「我要刪掉『比爾．蓋茲捐三百萬』，因為那個是最後才發生的。」</w:t>
-            </w:r>
-          </w:p>
-        </w:tc>
-        <w:tc>
-          <w:tcPr>
-            <w:tcW w:type="dxa" w:w="2778"/>
-          </w:tcPr>
-          <w:p>
-            <w:pPr>
-              <w:spacing w:after="0"/>
-            </w:pPr>
-            <w:r>
-              <w:rPr>
-                <w:rFonts w:ascii="新細明體" w:hAnsi="新細明體" w:eastAsia="新細明體" w:cs="新細明體"/>
-                <w:b w:val="0"/>
-                <w:sz w:val="24"/>
-                <w:szCs w:val="24"/>
-              </w:rPr>
-              <w:t>把「別人被打動後的結果」當成凱瑟琳的行動，行動與結果的界線還沒分開。</w:t>
+              <w:t>【單步】</w:t>
+            </w:r>
+          </w:p>
+          <w:p>
+            <w:pPr>
+              <w:spacing w:after="0"/>
+            </w:pPr>
+            <w:r>
+              <w:rPr>
+                <w:rFonts w:ascii="新細明體" w:hAnsi="新細明體" w:eastAsia="新細明體" w:cs="新細明體"/>
+                <w:b w:val="0"/>
+                <w:sz w:val="24"/>
+                <w:szCs w:val="24"/>
+              </w:rPr>
+              <w:t>可能是還沒想完，也可能是不確定自己的刪法能不能講。等待，不催、不換人。</w:t>
+            </w:r>
+          </w:p>
+          <w:p>
+            <w:pPr>
+              <w:spacing w:after="0"/>
+            </w:pPr>
+            <w:r>
+              <w:rPr>
+                <w:rFonts w:ascii="新細明體" w:hAnsi="新細明體" w:eastAsia="新細明體" w:cs="新細明體"/>
+                <w:b w:val="0"/>
+                <w:sz w:val="24"/>
+                <w:szCs w:val="24"/>
+              </w:rPr>
+            </w:r>
+          </w:p>
+          <w:p>
+            <w:pPr>
+              <w:spacing w:after="0"/>
+            </w:pPr>
+            <w:r>
+              <w:rPr>
+                <w:rFonts w:ascii="新細明體" w:hAnsi="新細明體" w:eastAsia="新細明體" w:cs="新細明體"/>
+                <w:b w:val="0"/>
+                <w:sz w:val="24"/>
+                <w:szCs w:val="24"/>
+              </w:rPr>
+              <w:t>【串連進程】</w:t>
+            </w:r>
+          </w:p>
+          <w:p>
+            <w:pPr>
+              <w:spacing w:after="0"/>
+            </w:pPr>
+            <w:r>
+              <w:rPr>
+                <w:rFonts w:ascii="新細明體" w:hAnsi="新細明體" w:eastAsia="新細明體" w:cs="新細明體"/>
+                <w:b w:val="0"/>
+                <w:sz w:val="24"/>
+                <w:szCs w:val="24"/>
+              </w:rPr>
+              <w:t>1. 不回饋生1，直接把發言權轉給留法相反的組。</w:t>
+            </w:r>
+          </w:p>
+          <w:p>
+            <w:pPr>
+              <w:spacing w:after="0"/>
+            </w:pPr>
+            <w:r>
+              <w:rPr>
+                <w:rFonts w:ascii="新細明體" w:hAnsi="新細明體" w:eastAsia="新細明體" w:cs="新細明體"/>
+                <w:b w:val="0"/>
+                <w:sz w:val="24"/>
+                <w:szCs w:val="24"/>
+              </w:rPr>
+              <w:t>2. 不說誰對。找第三位（預定為導入段被記下「只圈到三、四件」的學生）把兩種讀法並排講出來。</w:t>
+            </w:r>
+          </w:p>
+          <w:p>
+            <w:pPr>
+              <w:spacing w:after="0"/>
+            </w:pPr>
+            <w:r>
+              <w:rPr>
+                <w:rFonts w:ascii="新細明體" w:hAnsi="新細明體" w:eastAsia="新細明體" w:cs="新細明體"/>
+                <w:b w:val="0"/>
+                <w:sz w:val="24"/>
+                <w:szCs w:val="24"/>
+              </w:rPr>
+              <w:t>3. 修正的動作留在學生身上。最後不由教師說「獎狀很重要」，由第 7、8 段的文字裁決。</w:t>
             </w:r>
           </w:p>
         </w:tc>
@@ -3601,7 +3991,90 @@
                 <w:sz w:val="24"/>
                 <w:szCs w:val="24"/>
               </w:rPr>
-              <w:t>「回到題目。題目說的是誰做的事？」（不說「錯了」，反覆要求回到題目）</w:t>
+              <w:t>【單步】</w:t>
+            </w:r>
+          </w:p>
+          <w:p>
+            <w:pPr>
+              <w:spacing w:after="0"/>
+            </w:pPr>
+            <w:r>
+              <w:rPr>
+                <w:rFonts w:ascii="新細明體" w:hAnsi="新細明體" w:eastAsia="新細明體" w:cs="新細明體"/>
+                <w:b w:val="0"/>
+                <w:sz w:val="24"/>
+                <w:szCs w:val="24"/>
+              </w:rPr>
+              <w:t>「你需要想一下是嗎？那你可以先找人嗎？」（把求援的主動權交給學生）</w:t>
+            </w:r>
+          </w:p>
+          <w:p>
+            <w:pPr>
+              <w:spacing w:after="0"/>
+            </w:pPr>
+            <w:r>
+              <w:rPr>
+                <w:rFonts w:ascii="新細明體" w:hAnsi="新細明體" w:eastAsia="新細明體" w:cs="新細明體"/>
+                <w:b w:val="0"/>
+                <w:sz w:val="24"/>
+                <w:szCs w:val="24"/>
+              </w:rPr>
+            </w:r>
+          </w:p>
+          <w:p>
+            <w:pPr>
+              <w:spacing w:after="0"/>
+            </w:pPr>
+            <w:r>
+              <w:rPr>
+                <w:rFonts w:ascii="新細明體" w:hAnsi="新細明體" w:eastAsia="新細明體" w:cs="新細明體"/>
+                <w:b w:val="0"/>
+                <w:sz w:val="24"/>
+                <w:szCs w:val="24"/>
+              </w:rPr>
+              <w:t>【串連進程】</w:t>
+            </w:r>
+          </w:p>
+          <w:p>
+            <w:pPr>
+              <w:spacing w:after="0"/>
+            </w:pPr>
+            <w:r>
+              <w:rPr>
+                <w:rFonts w:ascii="新細明體" w:hAnsi="新細明體" w:eastAsia="新細明體" w:cs="新細明體"/>
+                <w:b w:val="0"/>
+                <w:sz w:val="24"/>
+                <w:szCs w:val="24"/>
+              </w:rPr>
+              <w:t>1. 【轉問】「第 4 組，你們把它留下來了。你們當時是怎麼想的？」</w:t>
+            </w:r>
+          </w:p>
+          <w:p>
+            <w:pPr>
+              <w:spacing w:after="0"/>
+            </w:pPr>
+            <w:r>
+              <w:rPr>
+                <w:rFonts w:ascii="新細明體" w:hAnsi="新細明體" w:eastAsia="新細明體" w:cs="新細明體"/>
+                <w:b w:val="0"/>
+                <w:sz w:val="24"/>
+                <w:szCs w:val="24"/>
+              </w:rPr>
+              <w:t>2. 【轉問】「生3，你聽到這兩組的差別在哪裡？」</w:t>
+            </w:r>
+          </w:p>
+          <w:p>
+            <w:pPr>
+              <w:spacing w:after="0"/>
+            </w:pPr>
+            <w:r>
+              <w:rPr>
+                <w:rFonts w:ascii="新細明體" w:hAnsi="新細明體" w:eastAsia="新細明體" w:cs="新細明體"/>
+                <w:b w:val="0"/>
+                <w:sz w:val="24"/>
+                <w:szCs w:val="24"/>
+              </w:rPr>
+              <w:t>3. 【釐清】「再一次。」→（仍卡）【轉問】「有人要幫他修改一下嗎？」→ 生3 自己指名同儕補完 →【回歸】「回到課文。第七段，貝克漢把獎狀貼到哪裡？第八段，誰讀到了？」</w:t>
             </w:r>
           </w:p>
         </w:tc>
@@ -3609,39 +4082,67 @@
       <w:tr>
         <w:tc>
           <w:tcPr>
-            <w:tcW w:type="dxa" w:w="1474"/>
-          </w:tcPr>
-          <w:p>
-            <w:pPr>
-              <w:spacing w:after="0"/>
-            </w:pPr>
-            <w:r>
-              <w:rPr>
-                <w:rFonts w:ascii="新細明體" w:hAnsi="新細明體" w:eastAsia="新細明體" w:cs="新細明體"/>
-                <w:b w:val="0"/>
-                <w:sz w:val="24"/>
-                <w:szCs w:val="24"/>
-              </w:rPr>
-              <w:t>深究</w:t>
-            </w:r>
-          </w:p>
-        </w:tc>
-        <w:tc>
-          <w:tcPr>
-            <w:tcW w:type="dxa" w:w="397"/>
-          </w:tcPr>
-          <w:p>
-            <w:pPr>
-              <w:spacing w:after="0"/>
-            </w:pPr>
-            <w:r>
-              <w:rPr>
-                <w:rFonts w:ascii="新細明體" w:hAnsi="新細明體" w:eastAsia="新細明體" w:cs="新細明體"/>
-                <w:b w:val="0"/>
-                <w:sz w:val="24"/>
-                <w:szCs w:val="24"/>
-              </w:rPr>
-              <w:t>—</w:t>
+            <w:tcW w:type="dxa" w:w="1701"/>
+          </w:tcPr>
+          <w:p>
+            <w:pPr>
+              <w:spacing w:after="0"/>
+            </w:pPr>
+            <w:r>
+              <w:rPr>
+                <w:rFonts w:ascii="新細明體" w:hAnsi="新細明體" w:eastAsia="新細明體" w:cs="新細明體"/>
+                <w:b/>
+                <w:sz w:val="24"/>
+                <w:szCs w:val="24"/>
+              </w:rPr>
+              <w:t>提示</w:t>
+            </w:r>
+          </w:p>
+        </w:tc>
+        <w:tc>
+          <w:tcPr>
+            <w:tcW w:type="dxa" w:w="2948"/>
+          </w:tcPr>
+          <w:p>
+            <w:pPr>
+              <w:spacing w:after="0"/>
+            </w:pPr>
+            <w:r>
+              <w:rPr>
+                <w:rFonts w:ascii="新細明體" w:hAnsi="新細明體" w:eastAsia="新細明體" w:cs="新細明體"/>
+                <w:b w:val="0"/>
+                <w:sz w:val="24"/>
+                <w:szCs w:val="24"/>
+              </w:rPr>
+              <w:t>【單步】</w:t>
+            </w:r>
+          </w:p>
+          <w:p>
+            <w:pPr>
+              <w:spacing w:after="0"/>
+            </w:pPr>
+            <w:r>
+              <w:rPr>
+                <w:rFonts w:ascii="新細明體" w:hAnsi="新細明體" w:eastAsia="新細明體" w:cs="新細明體"/>
+                <w:b w:val="0"/>
+                <w:sz w:val="24"/>
+                <w:szCs w:val="24"/>
+              </w:rPr>
+              <w:t>①（講錯）「我要刪掉『比爾．蓋茲捐三百萬』，因為那個是最後才發生的。」</w:t>
+            </w:r>
+          </w:p>
+          <w:p>
+            <w:pPr>
+              <w:spacing w:after="0"/>
+            </w:pPr>
+            <w:r>
+              <w:rPr>
+                <w:rFonts w:ascii="新細明體" w:hAnsi="新細明體" w:eastAsia="新細明體" w:cs="新細明體"/>
+                <w:b w:val="0"/>
+                <w:sz w:val="24"/>
+                <w:szCs w:val="24"/>
+              </w:rPr>
+              <w:t>②（回歸文本）（離題）「我覺得非洲人很可憐，我們應該要捐錢給他們。」</w:t>
             </w:r>
           </w:p>
         </w:tc>
@@ -3660,54 +4161,35 @@
                 <w:sz w:val="24"/>
                 <w:szCs w:val="24"/>
               </w:rPr>
-              <w:t>①（講錯）「寄獎狀給貝克漢可以刪，那只是說謝謝而已。」</w:t>
-            </w:r>
-          </w:p>
-          <w:p>
-            <w:pPr>
-              <w:spacing w:after="0"/>
-            </w:pPr>
-            <w:r>
-              <w:rPr>
-                <w:rFonts w:ascii="新細明體" w:hAnsi="新細明體" w:eastAsia="新細明體" w:cs="新細明體"/>
-                <w:b w:val="0"/>
-                <w:sz w:val="24"/>
-                <w:szCs w:val="24"/>
-              </w:rPr>
-              <w:t>②（答對但停在表層）「因為一件帶出一件啊。」</w:t>
-            </w:r>
-          </w:p>
-        </w:tc>
-        <w:tc>
-          <w:tcPr>
-            <w:tcW w:type="dxa" w:w="2778"/>
-          </w:tcPr>
-          <w:p>
-            <w:pPr>
-              <w:spacing w:after="0"/>
-            </w:pPr>
-            <w:r>
-              <w:rPr>
-                <w:rFonts w:ascii="新細明體" w:hAnsi="新細明體" w:eastAsia="新細明體" w:cs="新細明體"/>
-                <w:b w:val="0"/>
-                <w:sz w:val="24"/>
-                <w:szCs w:val="24"/>
-              </w:rPr>
-              <w:t>①讀到了第 7 段的表面動作，沒看見獎狀被貼上網站之後引起的關注。</w:t>
-            </w:r>
-          </w:p>
-          <w:p>
-            <w:pPr>
-              <w:spacing w:after="0"/>
-            </w:pPr>
-            <w:r>
-              <w:rPr>
-                <w:rFonts w:ascii="新細明體" w:hAnsi="新細明體" w:eastAsia="新細明體" w:cs="新細明體"/>
-                <w:b w:val="0"/>
-                <w:sz w:val="24"/>
-                <w:szCs w:val="24"/>
-              </w:rPr>
-              <w:t>②已經摸到遞進關係，但說不出是靠什麼帶出來的。</w:t>
+              <w:t>【單步】</w:t>
+            </w:r>
+          </w:p>
+          <w:p>
+            <w:pPr>
+              <w:spacing w:after="0"/>
+            </w:pPr>
+            <w:r>
+              <w:rPr>
+                <w:rFonts w:ascii="新細明體" w:hAnsi="新細明體" w:eastAsia="新細明體" w:cs="新細明體"/>
+                <w:b w:val="0"/>
+                <w:sz w:val="24"/>
+                <w:szCs w:val="24"/>
+              </w:rPr>
+              <w:t>①把「別人被打動後的結果」當成凱瑟琳的行動，行動與結果的界線還沒分開。</w:t>
+            </w:r>
+          </w:p>
+          <w:p>
+            <w:pPr>
+              <w:spacing w:after="0"/>
+            </w:pPr>
+            <w:r>
+              <w:rPr>
+                <w:rFonts w:ascii="新細明體" w:hAnsi="新細明體" w:eastAsia="新細明體" w:cs="新細明體"/>
+                <w:b w:val="0"/>
+                <w:sz w:val="24"/>
+                <w:szCs w:val="24"/>
+              </w:rPr>
+              <w:t>②情感被課文帶起來了，但已經離開文本，退回感想。</w:t>
             </w:r>
           </w:p>
         </w:tc>
@@ -3726,21 +4208,35 @@
                 <w:sz w:val="24"/>
                 <w:szCs w:val="24"/>
               </w:rPr>
-              <w:t>①「貝克漢收到獎狀以後做了什麼？讀給我們聽。」</w:t>
-            </w:r>
-          </w:p>
-          <w:p>
-            <w:pPr>
-              <w:spacing w:after="0"/>
-            </w:pPr>
-            <w:r>
-              <w:rPr>
-                <w:rFonts w:ascii="新細明體" w:hAnsi="新細明體" w:eastAsia="新細明體" w:cs="新細明體"/>
-                <w:b w:val="0"/>
-                <w:sz w:val="24"/>
-                <w:szCs w:val="24"/>
-              </w:rPr>
-              <w:t>②「哪一件帶出哪一件？指給我看。」</w:t>
+              <w:t>【單步】</w:t>
+            </w:r>
+          </w:p>
+          <w:p>
+            <w:pPr>
+              <w:spacing w:after="0"/>
+            </w:pPr>
+            <w:r>
+              <w:rPr>
+                <w:rFonts w:ascii="新細明體" w:hAnsi="新細明體" w:eastAsia="新細明體" w:cs="新細明體"/>
+                <w:b w:val="0"/>
+                <w:sz w:val="24"/>
+                <w:szCs w:val="24"/>
+              </w:rPr>
+              <w:t>①「回到題目。題目說的是誰做的事？」（不說「錯了」，反覆要求回到題目）</w:t>
+            </w:r>
+          </w:p>
+          <w:p>
+            <w:pPr>
+              <w:spacing w:after="0"/>
+            </w:pPr>
+            <w:r>
+              <w:rPr>
+                <w:rFonts w:ascii="新細明體" w:hAnsi="新細明體" w:eastAsia="新細明體" w:cs="新細明體"/>
+                <w:b w:val="0"/>
+                <w:sz w:val="24"/>
+                <w:szCs w:val="24"/>
+              </w:rPr>
+              <w:t>②「回到課文。凱瑟琳做的第一件事是什麼？」</w:t>
             </w:r>
           </w:p>
         </w:tc>
@@ -3748,39 +4244,177 @@
       <w:tr>
         <w:tc>
           <w:tcPr>
-            <w:tcW w:type="dxa" w:w="1474"/>
-          </w:tcPr>
-          <w:p>
-            <w:pPr>
-              <w:spacing w:after="0"/>
-            </w:pPr>
-            <w:r>
-              <w:rPr>
-                <w:rFonts w:ascii="新細明體" w:hAnsi="新細明體" w:eastAsia="新細明體" w:cs="新細明體"/>
-                <w:b w:val="0"/>
-                <w:sz w:val="24"/>
-                <w:szCs w:val="24"/>
-              </w:rPr>
-              <w:t>轉問</w:t>
-            </w:r>
-          </w:p>
-        </w:tc>
-        <w:tc>
-          <w:tcPr>
-            <w:tcW w:type="dxa" w:w="397"/>
-          </w:tcPr>
-          <w:p>
-            <w:pPr>
-              <w:spacing w:after="0"/>
-            </w:pPr>
-            <w:r>
-              <w:rPr>
-                <w:rFonts w:ascii="新細明體" w:hAnsi="新細明體" w:eastAsia="新細明體" w:cs="新細明體"/>
-                <w:b w:val="0"/>
-                <w:sz w:val="24"/>
-                <w:szCs w:val="24"/>
-              </w:rPr>
-              <w:t>—</w:t>
+            <w:tcW w:type="dxa" w:w="1701"/>
+          </w:tcPr>
+          <w:p>
+            <w:pPr>
+              <w:spacing w:after="0"/>
+            </w:pPr>
+            <w:r>
+              <w:rPr>
+                <w:rFonts w:ascii="新細明體" w:hAnsi="新細明體" w:eastAsia="新細明體" w:cs="新細明體"/>
+                <w:b/>
+                <w:sz w:val="24"/>
+                <w:szCs w:val="24"/>
+              </w:rPr>
+              <w:t>深究</w:t>
+            </w:r>
+          </w:p>
+          <w:p>
+            <w:pPr>
+              <w:spacing w:after="0"/>
+            </w:pPr>
+            <w:r>
+              <w:rPr>
+                <w:rFonts w:ascii="新細明體" w:hAnsi="新細明體" w:eastAsia="新細明體" w:cs="新細明體"/>
+                <w:b w:val="0"/>
+                <w:sz w:val="24"/>
+                <w:szCs w:val="24"/>
+              </w:rPr>
+            </w:r>
+          </w:p>
+          <w:p>
+            <w:pPr>
+              <w:spacing w:after="0"/>
+            </w:pPr>
+            <w:r>
+              <w:rPr>
+                <w:rFonts w:ascii="新細明體" w:hAnsi="新細明體" w:eastAsia="新細明體" w:cs="新細明體"/>
+                <w:b w:val="0"/>
+                <w:sz w:val="24"/>
+                <w:szCs w:val="24"/>
+              </w:rPr>
+              <w:t>〔串連〕第三段第 2 步末・答對但停在表層時往下追（第 36～38 分鐘）</w:t>
+            </w:r>
+          </w:p>
+          <w:p>
+            <w:pPr>
+              <w:spacing w:after="0"/>
+            </w:pPr>
+            <w:r>
+              <w:rPr>
+                <w:rFonts w:ascii="新細明體" w:hAnsi="新細明體" w:eastAsia="新細明體" w:cs="新細明體"/>
+                <w:b w:val="0"/>
+                <w:sz w:val="24"/>
+                <w:szCs w:val="24"/>
+              </w:rPr>
+              <w:t>從「一件帶出一件」追到「哪一件帶出哪一件」，再追到「沒有獎狀第八段的信還會不會有人讀」，最後推到歸納句。</w:t>
+            </w:r>
+          </w:p>
+        </w:tc>
+        <w:tc>
+          <w:tcPr>
+            <w:tcW w:type="dxa" w:w="2948"/>
+          </w:tcPr>
+          <w:p>
+            <w:pPr>
+              <w:spacing w:after="0"/>
+            </w:pPr>
+            <w:r>
+              <w:rPr>
+                <w:rFonts w:ascii="新細明體" w:hAnsi="新細明體" w:eastAsia="新細明體" w:cs="新細明體"/>
+                <w:b w:val="0"/>
+                <w:sz w:val="24"/>
+                <w:szCs w:val="24"/>
+              </w:rPr>
+              <w:t>【單步】</w:t>
+            </w:r>
+          </w:p>
+          <w:p>
+            <w:pPr>
+              <w:spacing w:after="0"/>
+            </w:pPr>
+            <w:r>
+              <w:rPr>
+                <w:rFonts w:ascii="新細明體" w:hAnsi="新細明體" w:eastAsia="新細明體" w:cs="新細明體"/>
+                <w:b w:val="0"/>
+                <w:sz w:val="24"/>
+                <w:szCs w:val="24"/>
+              </w:rPr>
+              <w:t>①（講錯）「寄獎狀給貝克漢可以刪，那只是說謝謝而已。」</w:t>
+            </w:r>
+          </w:p>
+          <w:p>
+            <w:pPr>
+              <w:spacing w:after="0"/>
+            </w:pPr>
+            <w:r>
+              <w:rPr>
+                <w:rFonts w:ascii="新細明體" w:hAnsi="新細明體" w:eastAsia="新細明體" w:cs="新細明體"/>
+                <w:b w:val="0"/>
+                <w:sz w:val="24"/>
+                <w:szCs w:val="24"/>
+              </w:rPr>
+              <w:t>②（答對但停在表層）「因為一件帶出一件啊。」</w:t>
+            </w:r>
+          </w:p>
+          <w:p>
+            <w:pPr>
+              <w:spacing w:after="0"/>
+            </w:pPr>
+            <w:r>
+              <w:rPr>
+                <w:rFonts w:ascii="新細明體" w:hAnsi="新細明體" w:eastAsia="新細明體" w:cs="新細明體"/>
+                <w:b w:val="0"/>
+                <w:sz w:val="24"/>
+                <w:szCs w:val="24"/>
+              </w:rPr>
+            </w:r>
+          </w:p>
+          <w:p>
+            <w:pPr>
+              <w:spacing w:after="0"/>
+            </w:pPr>
+            <w:r>
+              <w:rPr>
+                <w:rFonts w:ascii="新細明體" w:hAnsi="新細明體" w:eastAsia="新細明體" w:cs="新細明體"/>
+                <w:b w:val="0"/>
+                <w:sz w:val="24"/>
+                <w:szCs w:val="24"/>
+              </w:rPr>
+              <w:t>【串連進程】</w:t>
+            </w:r>
+          </w:p>
+          <w:p>
+            <w:pPr>
+              <w:spacing w:after="0"/>
+            </w:pPr>
+            <w:r>
+              <w:rPr>
+                <w:rFonts w:ascii="新細明體" w:hAnsi="新細明體" w:eastAsia="新細明體" w:cs="新細明體"/>
+                <w:b w:val="0"/>
+                <w:sz w:val="24"/>
+                <w:szCs w:val="24"/>
+              </w:rPr>
+              <w:t>1. 生1：「因為一件帶出一件啊。」（方向正確，停在表層）</w:t>
+            </w:r>
+          </w:p>
+          <w:p>
+            <w:pPr>
+              <w:spacing w:after="0"/>
+            </w:pPr>
+            <w:r>
+              <w:rPr>
+                <w:rFonts w:ascii="新細明體" w:hAnsi="新細明體" w:eastAsia="新細明體" w:cs="新細明體"/>
+                <w:b w:val="0"/>
+                <w:sz w:val="24"/>
+                <w:szCs w:val="24"/>
+              </w:rPr>
+              <w:t>2. 生2：「第五段做的獎狀，第七段寄給貝克漢，第八段富豪就收到一百張。」</w:t>
+            </w:r>
+          </w:p>
+          <w:p>
+            <w:pPr>
+              <w:spacing w:after="0"/>
+            </w:pPr>
+            <w:r>
+              <w:rPr>
+                <w:rFonts w:ascii="新細明體" w:hAnsi="新細明體" w:eastAsia="新細明體" w:cs="新細明體"/>
+                <w:b w:val="0"/>
+                <w:sz w:val="24"/>
+                <w:szCs w:val="24"/>
+              </w:rPr>
+              <w:t>3. 生3：「不會……沒有貝克漢貼上網，富豪不會認識她，信就……所以獎狀是中間那個？」</w:t>
             </w:r>
           </w:p>
         </w:tc>
@@ -3799,26 +4433,104 @@
                 <w:sz w:val="24"/>
                 <w:szCs w:val="24"/>
               </w:rPr>
-              <w:t>（沉默）被指名後低頭不語，手放在課本上沒有動。</w:t>
-            </w:r>
-          </w:p>
-        </w:tc>
-        <w:tc>
-          <w:tcPr>
-            <w:tcW w:type="dxa" w:w="2778"/>
-          </w:tcPr>
-          <w:p>
-            <w:pPr>
-              <w:spacing w:after="0"/>
-            </w:pPr>
-            <w:r>
-              <w:rPr>
-                <w:rFonts w:ascii="新細明體" w:hAnsi="新細明體" w:eastAsia="新細明體" w:cs="新細明體"/>
-                <w:b w:val="0"/>
-                <w:sz w:val="24"/>
-                <w:szCs w:val="24"/>
-              </w:rPr>
-              <w:t>可能是還沒想完，也可能是不確定自己的刪法能不能講。等待，不催、不換人。</w:t>
+              <w:t>【單步】</w:t>
+            </w:r>
+          </w:p>
+          <w:p>
+            <w:pPr>
+              <w:spacing w:after="0"/>
+            </w:pPr>
+            <w:r>
+              <w:rPr>
+                <w:rFonts w:ascii="新細明體" w:hAnsi="新細明體" w:eastAsia="新細明體" w:cs="新細明體"/>
+                <w:b w:val="0"/>
+                <w:sz w:val="24"/>
+                <w:szCs w:val="24"/>
+              </w:rPr>
+              <w:t>①讀到了第 7 段的表面動作，沒看見獎狀被貼上網站之後引起的關注。</w:t>
+            </w:r>
+          </w:p>
+          <w:p>
+            <w:pPr>
+              <w:spacing w:after="0"/>
+            </w:pPr>
+            <w:r>
+              <w:rPr>
+                <w:rFonts w:ascii="新細明體" w:hAnsi="新細明體" w:eastAsia="新細明體" w:cs="新細明體"/>
+                <w:b w:val="0"/>
+                <w:sz w:val="24"/>
+                <w:szCs w:val="24"/>
+              </w:rPr>
+              <w:t>②已經摸到遞進關係，但說不出是靠什麼帶出來的。</w:t>
+            </w:r>
+          </w:p>
+          <w:p>
+            <w:pPr>
+              <w:spacing w:after="0"/>
+            </w:pPr>
+            <w:r>
+              <w:rPr>
+                <w:rFonts w:ascii="新細明體" w:hAnsi="新細明體" w:eastAsia="新細明體" w:cs="新細明體"/>
+                <w:b w:val="0"/>
+                <w:sz w:val="24"/>
+                <w:szCs w:val="24"/>
+              </w:rPr>
+            </w:r>
+          </w:p>
+          <w:p>
+            <w:pPr>
+              <w:spacing w:after="0"/>
+            </w:pPr>
+            <w:r>
+              <w:rPr>
+                <w:rFonts w:ascii="新細明體" w:hAnsi="新細明體" w:eastAsia="新細明體" w:cs="新細明體"/>
+                <w:b w:val="0"/>
+                <w:sz w:val="24"/>
+                <w:szCs w:val="24"/>
+              </w:rPr>
+              <w:t>【串連進程】</w:t>
+            </w:r>
+          </w:p>
+          <w:p>
+            <w:pPr>
+              <w:spacing w:after="0"/>
+            </w:pPr>
+            <w:r>
+              <w:rPr>
+                <w:rFonts w:ascii="新細明體" w:hAnsi="新細明體" w:eastAsia="新細明體" w:cs="新細明體"/>
+                <w:b w:val="0"/>
+                <w:sz w:val="24"/>
+                <w:szCs w:val="24"/>
+              </w:rPr>
+              <w:t>1. 不肯定、不否定，只要求把「帶出」落到具體的段落。</w:t>
+            </w:r>
+          </w:p>
+          <w:p>
+            <w:pPr>
+              <w:spacing w:after="0"/>
+            </w:pPr>
+            <w:r>
+              <w:rPr>
+                <w:rFonts w:ascii="新細明體" w:hAnsi="新細明體" w:eastAsia="新細明體" w:cs="新細明體"/>
+                <w:b w:val="0"/>
+                <w:sz w:val="24"/>
+                <w:szCs w:val="24"/>
+              </w:rPr>
+              <w:t>2. 把鏈結反過來問（拿掉一環會怎樣），追的是因果，不是順序。</w:t>
+            </w:r>
+          </w:p>
+          <w:p>
+            <w:pPr>
+              <w:spacing w:after="0"/>
+            </w:pPr>
+            <w:r>
+              <w:rPr>
+                <w:rFonts w:ascii="新細明體" w:hAnsi="新細明體" w:eastAsia="新細明體" w:cs="新細明體"/>
+                <w:b w:val="0"/>
+                <w:sz w:val="24"/>
+                <w:szCs w:val="24"/>
+              </w:rPr>
+              <w:t>3. 生3 說出的正是本節主菜（獎狀是整條鏈的樞紐）；教師不宣布「答對」，直接接第 3 步各自書寫歸納句，不公布標準答案。</w:t>
             </w:r>
           </w:p>
         </w:tc>
@@ -3837,1093 +4549,104 @@
                 <w:sz w:val="24"/>
                 <w:szCs w:val="24"/>
               </w:rPr>
-              <w:t>「你需要想一下是嗎？那你可以先找人嗎？」（把求援的主動權交給學生）</w:t>
-            </w:r>
-          </w:p>
-        </w:tc>
-      </w:tr>
-      <w:tr>
-        <w:tc>
-          <w:tcPr>
-            <w:tcW w:type="dxa" w:w="1474"/>
-          </w:tcPr>
-          <w:p>
-            <w:pPr>
-              <w:spacing w:after="0"/>
-            </w:pPr>
-            <w:r>
-              <w:rPr>
-                <w:rFonts w:ascii="新細明體" w:hAnsi="新細明體" w:eastAsia="新細明體" w:cs="新細明體"/>
-                <w:b w:val="0"/>
-                <w:sz w:val="24"/>
-                <w:szCs w:val="24"/>
-              </w:rPr>
-              <w:t>提示（回歸文本）</w:t>
-            </w:r>
-          </w:p>
-        </w:tc>
-        <w:tc>
-          <w:tcPr>
-            <w:tcW w:type="dxa" w:w="397"/>
-          </w:tcPr>
-          <w:p>
-            <w:pPr>
-              <w:spacing w:after="0"/>
-            </w:pPr>
-            <w:r>
-              <w:rPr>
-                <w:rFonts w:ascii="新細明體" w:hAnsi="新細明體" w:eastAsia="新細明體" w:cs="新細明體"/>
-                <w:b w:val="0"/>
-                <w:sz w:val="24"/>
-                <w:szCs w:val="24"/>
-              </w:rPr>
-              <w:t>—</w:t>
-            </w:r>
-          </w:p>
-        </w:tc>
-        <w:tc>
-          <w:tcPr>
-            <w:tcW w:type="dxa" w:w="2835"/>
-          </w:tcPr>
-          <w:p>
-            <w:pPr>
-              <w:spacing w:after="0"/>
-            </w:pPr>
-            <w:r>
-              <w:rPr>
-                <w:rFonts w:ascii="新細明體" w:hAnsi="新細明體" w:eastAsia="新細明體" w:cs="新細明體"/>
-                <w:b w:val="0"/>
-                <w:sz w:val="24"/>
-                <w:szCs w:val="24"/>
-              </w:rPr>
-              <w:t>（離題）「我覺得非洲人很可憐，我們應該要捐錢給他們。」</w:t>
-            </w:r>
-          </w:p>
-        </w:tc>
-        <w:tc>
-          <w:tcPr>
-            <w:tcW w:type="dxa" w:w="2778"/>
-          </w:tcPr>
-          <w:p>
-            <w:pPr>
-              <w:spacing w:after="0"/>
-            </w:pPr>
-            <w:r>
-              <w:rPr>
-                <w:rFonts w:ascii="新細明體" w:hAnsi="新細明體" w:eastAsia="新細明體" w:cs="新細明體"/>
-                <w:b w:val="0"/>
-                <w:sz w:val="24"/>
-                <w:szCs w:val="24"/>
-              </w:rPr>
-              <w:t>情感被課文帶起來了，但已經離開文本，退回感想。</w:t>
-            </w:r>
-          </w:p>
-        </w:tc>
-        <w:tc>
-          <w:tcPr>
-            <w:tcW w:type="dxa" w:w="2948"/>
-          </w:tcPr>
-          <w:p>
-            <w:pPr>
-              <w:spacing w:after="0"/>
-            </w:pPr>
-            <w:r>
-              <w:rPr>
-                <w:rFonts w:ascii="新細明體" w:hAnsi="新細明體" w:eastAsia="新細明體" w:cs="新細明體"/>
-                <w:b w:val="0"/>
-                <w:sz w:val="24"/>
-                <w:szCs w:val="24"/>
-              </w:rPr>
-              <w:t>「回到課文。凱瑟琳做的第一件事是什麼？」</w:t>
-            </w:r>
-          </w:p>
-        </w:tc>
-      </w:tr>
-      <w:tr>
-        <w:tc>
-          <w:tcPr>
-            <w:tcW w:type="dxa" w:w="10432"/>
-            <w:gridSpan w:val="5"/>
-          </w:tcPr>
-          <w:p>
-            <w:pPr>
-              <w:keepNext/>
-              <w:spacing w:after="0"/>
-            </w:pPr>
-            <w:r>
-              <w:rPr>
-                <w:rFonts w:ascii="新細明體" w:hAnsi="新細明體" w:eastAsia="新細明體" w:cs="新細明體"/>
-                <w:b/>
-                <w:sz w:val="24"/>
-                <w:szCs w:val="24"/>
-              </w:rPr>
-              <w:t>二、串連進程（轉引／轉問／深究各一段，三位學生、三段發言）</w:t>
-            </w:r>
-          </w:p>
-        </w:tc>
-      </w:tr>
-      <w:tr>
-        <w:tc>
-          <w:tcPr>
-            <w:tcW w:type="dxa" w:w="1474"/>
-            <w:vMerge w:val="restart"/>
-          </w:tcPr>
-          <w:p>
-            <w:pPr>
-              <w:spacing w:after="0"/>
-            </w:pPr>
-            <w:r>
-              <w:rPr>
-                <w:rFonts w:ascii="新細明體" w:hAnsi="新細明體" w:eastAsia="新細明體" w:cs="新細明體"/>
-                <w:b/>
-                <w:sz w:val="24"/>
-                <w:szCs w:val="24"/>
-              </w:rPr>
-              <w:t>轉引</w:t>
-            </w:r>
-          </w:p>
-          <w:p>
-            <w:pPr>
-              <w:spacing w:after="0"/>
-            </w:pPr>
-            <w:r>
-              <w:rPr>
-                <w:rFonts w:ascii="新細明體" w:hAnsi="新細明體" w:eastAsia="新細明體" w:cs="新細明體"/>
-                <w:b w:val="0"/>
-                <w:sz w:val="24"/>
-                <w:szCs w:val="24"/>
-              </w:rPr>
-            </w:r>
-          </w:p>
-          <w:p>
-            <w:pPr>
-              <w:spacing w:after="0"/>
-            </w:pPr>
-            <w:r>
-              <w:rPr>
-                <w:rFonts w:ascii="新細明體" w:hAnsi="新細明體" w:eastAsia="新細明體" w:cs="新細明體"/>
-                <w:b w:val="0"/>
-                <w:sz w:val="24"/>
-                <w:szCs w:val="24"/>
-              </w:rPr>
-              <w:t>第三段第 1 步・三組讀出「我們留下哪三件」（挑戰與聚斂，第 30～34 分鐘）</w:t>
-            </w:r>
-          </w:p>
-          <w:p>
-            <w:pPr>
-              <w:spacing w:after="0"/>
-            </w:pPr>
-            <w:r>
-              <w:rPr>
-                <w:rFonts w:ascii="新細明體" w:hAnsi="新細明體" w:eastAsia="新細明體" w:cs="新細明體"/>
-                <w:b w:val="0"/>
-                <w:sz w:val="24"/>
-                <w:szCs w:val="24"/>
-              </w:rPr>
-            </w:r>
-          </w:p>
-          <w:p>
-            <w:pPr>
-              <w:spacing w:after="0"/>
-            </w:pPr>
-            <w:r>
-              <w:rPr>
-                <w:rFonts w:ascii="新細明體" w:hAnsi="新細明體" w:eastAsia="新細明體" w:cs="新細明體"/>
-                <w:b w:val="0"/>
-                <w:sz w:val="24"/>
-                <w:szCs w:val="24"/>
-              </w:rPr>
-              <w:t>高原策略：三組、三種不同的留法，不評價哪一種比較好；收束句把「被刪最多次的那件」變成全班共讀的題目。</w:t>
-            </w:r>
-          </w:p>
-        </w:tc>
-        <w:tc>
-          <w:tcPr>
-            <w:tcW w:type="dxa" w:w="397"/>
-          </w:tcPr>
-          <w:p>
-            <w:pPr>
-              <w:spacing w:after="0"/>
-            </w:pPr>
-            <w:r>
-              <w:rPr>
-                <w:rFonts w:ascii="新細明體" w:hAnsi="新細明體" w:eastAsia="新細明體" w:cs="新細明體"/>
-                <w:b w:val="0"/>
-                <w:sz w:val="24"/>
-                <w:szCs w:val="24"/>
-              </w:rPr>
-              <w:t>1</w:t>
-            </w:r>
-          </w:p>
-        </w:tc>
-        <w:tc>
-          <w:tcPr>
-            <w:tcW w:type="dxa" w:w="2835"/>
-          </w:tcPr>
-          <w:p>
-            <w:pPr>
-              <w:spacing w:after="0"/>
-            </w:pPr>
-            <w:r>
-              <w:rPr>
-                <w:rFonts w:ascii="新細明體" w:hAnsi="新細明體" w:eastAsia="新細明體" w:cs="新細明體"/>
-                <w:b w:val="0"/>
-                <w:sz w:val="24"/>
-                <w:szCs w:val="24"/>
-              </w:rPr>
-              <w:t>生1（第 2 組）：「我們留存點心費買蚊帳、到教堂演講、寄獎狀給富豪。因為這三件都是在募錢。」</w:t>
-            </w:r>
-          </w:p>
-        </w:tc>
-        <w:tc>
-          <w:tcPr>
-            <w:tcW w:type="dxa" w:w="2778"/>
-          </w:tcPr>
-          <w:p>
-            <w:pPr>
-              <w:spacing w:after="0"/>
-            </w:pPr>
-            <w:r>
-              <w:rPr>
-                <w:rFonts w:ascii="新細明體" w:hAnsi="新細明體" w:eastAsia="新細明體" w:cs="新細明體"/>
-                <w:b w:val="0"/>
-                <w:sz w:val="24"/>
-                <w:szCs w:val="24"/>
-              </w:rPr>
-              <w:t>不評價。只複述留了哪三件，把發言權交給下一組。</w:t>
-            </w:r>
-          </w:p>
-        </w:tc>
-        <w:tc>
-          <w:tcPr>
-            <w:tcW w:type="dxa" w:w="2948"/>
-          </w:tcPr>
-          <w:p>
-            <w:pPr>
-              <w:spacing w:after="0"/>
-            </w:pPr>
-            <w:r>
-              <w:rPr>
-                <w:rFonts w:ascii="新細明體" w:hAnsi="新細明體" w:eastAsia="新細明體" w:cs="新細明體"/>
-                <w:b w:val="0"/>
-                <w:sz w:val="24"/>
-                <w:szCs w:val="24"/>
-              </w:rPr>
-              <w:t>【轉引】「第 2 組留的是買蚊帳、演講、寄獎狀給富豪。還有沒有不一樣的留法？」</w:t>
-            </w:r>
-          </w:p>
-        </w:tc>
-      </w:tr>
-      <w:tr>
-        <w:tc>
-          <w:tcPr>
-            <w:tcW w:type="dxa" w:w="1474"/>
-            <w:vMerge/>
-          </w:tcPr>
-          <w:p/>
-        </w:tc>
-        <w:tc>
-          <w:tcPr>
-            <w:tcW w:type="dxa" w:w="397"/>
-          </w:tcPr>
-          <w:p>
-            <w:pPr>
-              <w:spacing w:after="0"/>
-            </w:pPr>
-            <w:r>
-              <w:rPr>
-                <w:rFonts w:ascii="新細明體" w:hAnsi="新細明體" w:eastAsia="新細明體" w:cs="新細明體"/>
-                <w:b w:val="0"/>
-                <w:sz w:val="24"/>
-                <w:szCs w:val="24"/>
-              </w:rPr>
-              <w:t>2</w:t>
-            </w:r>
-          </w:p>
-        </w:tc>
-        <w:tc>
-          <w:tcPr>
-            <w:tcW w:type="dxa" w:w="2835"/>
-          </w:tcPr>
-          <w:p>
-            <w:pPr>
-              <w:spacing w:after="0"/>
-            </w:pPr>
-            <w:r>
-              <w:rPr>
-                <w:rFonts w:ascii="新細明體" w:hAnsi="新細明體" w:eastAsia="新細明體" w:cs="新細明體"/>
-                <w:b w:val="0"/>
-                <w:sz w:val="24"/>
-                <w:szCs w:val="24"/>
-              </w:rPr>
-              <w:t>生2（第 5 組）：「我們留買蚊帳、義賣做獎狀、寄獎狀給富豪。演講可以刪，跟義賣一樣都是募款。」</w:t>
-            </w:r>
-          </w:p>
-        </w:tc>
-        <w:tc>
-          <w:tcPr>
-            <w:tcW w:type="dxa" w:w="2778"/>
-          </w:tcPr>
-          <w:p>
-            <w:pPr>
-              <w:spacing w:after="0"/>
-            </w:pPr>
-            <w:r>
-              <w:rPr>
-                <w:rFonts w:ascii="新細明體" w:hAnsi="新細明體" w:eastAsia="新細明體" w:cs="新細明體"/>
-                <w:b w:val="0"/>
-                <w:sz w:val="24"/>
-                <w:szCs w:val="24"/>
-              </w:rPr>
-              <w:t>第二個視點疊上去。兩組都留了「寄獎狀給富豪」、都刪了「寄獎狀給貝克漢」——先不點破。</w:t>
-            </w:r>
-          </w:p>
-        </w:tc>
-        <w:tc>
-          <w:tcPr>
-            <w:tcW w:type="dxa" w:w="2948"/>
-          </w:tcPr>
-          <w:p>
-            <w:pPr>
-              <w:spacing w:after="0"/>
-            </w:pPr>
-            <w:r>
-              <w:rPr>
-                <w:rFonts w:ascii="新細明體" w:hAnsi="新細明體" w:eastAsia="新細明體" w:cs="新細明體"/>
-                <w:b w:val="0"/>
-                <w:sz w:val="24"/>
-                <w:szCs w:val="24"/>
-              </w:rPr>
-              <w:t>【轉引】「多了一種留法：義賣留、演講刪。還有嗎？」</w:t>
-            </w:r>
-          </w:p>
-        </w:tc>
-      </w:tr>
-      <w:tr>
-        <w:tc>
-          <w:tcPr>
-            <w:tcW w:type="dxa" w:w="1474"/>
-            <w:vMerge/>
-          </w:tcPr>
-          <w:p/>
-        </w:tc>
-        <w:tc>
-          <w:tcPr>
-            <w:tcW w:type="dxa" w:w="397"/>
-          </w:tcPr>
-          <w:p>
-            <w:pPr>
-              <w:spacing w:after="0"/>
-            </w:pPr>
-            <w:r>
-              <w:rPr>
-                <w:rFonts w:ascii="新細明體" w:hAnsi="新細明體" w:eastAsia="新細明體" w:cs="新細明體"/>
-                <w:b w:val="0"/>
-                <w:sz w:val="24"/>
-                <w:szCs w:val="24"/>
-              </w:rPr>
-              <w:t>3</w:t>
-            </w:r>
-          </w:p>
-        </w:tc>
-        <w:tc>
-          <w:tcPr>
-            <w:tcW w:type="dxa" w:w="2835"/>
-          </w:tcPr>
-          <w:p>
-            <w:pPr>
-              <w:spacing w:after="0"/>
-            </w:pPr>
-            <w:r>
-              <w:rPr>
-                <w:rFonts w:ascii="新細明體" w:hAnsi="新細明體" w:eastAsia="新細明體" w:cs="新細明體"/>
-                <w:b w:val="0"/>
-                <w:sz w:val="24"/>
-                <w:szCs w:val="24"/>
-              </w:rPr>
-              <w:t>生3（第 4 組）：「我們留義賣做獎狀、寄獎狀給貝克漢、寄獎狀給富豪。因為獎狀是一條線。」</w:t>
-            </w:r>
-          </w:p>
-        </w:tc>
-        <w:tc>
-          <w:tcPr>
-            <w:tcW w:type="dxa" w:w="2778"/>
-          </w:tcPr>
-          <w:p>
-            <w:pPr>
-              <w:spacing w:after="0"/>
-            </w:pPr>
-            <w:r>
-              <w:rPr>
-                <w:rFonts w:ascii="新細明體" w:hAnsi="新細明體" w:eastAsia="新細明體" w:cs="新細明體"/>
-                <w:b w:val="0"/>
-                <w:sz w:val="24"/>
-                <w:szCs w:val="24"/>
-              </w:rPr>
-              <w:t>三個視點到齊才拋問題。收束句不裁決哪組對，只指出各組白板的交集與分歧，把分歧變成共讀的題目。</w:t>
-            </w:r>
-          </w:p>
-        </w:tc>
-        <w:tc>
-          <w:tcPr>
-            <w:tcW w:type="dxa" w:w="2948"/>
-          </w:tcPr>
-          <w:p>
-            <w:pPr>
-              <w:spacing w:after="0"/>
-            </w:pPr>
-            <w:r>
-              <w:rPr>
-                <w:rFonts w:ascii="新細明體" w:hAnsi="新細明體" w:eastAsia="新細明體" w:cs="新細明體"/>
-                <w:b w:val="0"/>
-                <w:sz w:val="24"/>
-                <w:szCs w:val="24"/>
-              </w:rPr>
-              <w:t>【轉引・收束】「三種留法。每一組都留了寄獎狀給富豪；被刪最多次的是寄獎狀給貝克漢。現在——回到課文第七段，被刪最多的那件，真的不牽著後面的事嗎？」</w:t>
-            </w:r>
-          </w:p>
-        </w:tc>
-      </w:tr>
-      <w:tr>
-        <w:tc>
-          <w:tcPr>
-            <w:tcW w:type="dxa" w:w="1474"/>
-            <w:vMerge w:val="restart"/>
-          </w:tcPr>
-          <w:p>
-            <w:pPr>
-              <w:spacing w:after="0"/>
-            </w:pPr>
-            <w:r>
-              <w:rPr>
-                <w:rFonts w:ascii="新細明體" w:hAnsi="新細明體" w:eastAsia="新細明體" w:cs="新細明體"/>
-                <w:b/>
-                <w:sz w:val="24"/>
-                <w:szCs w:val="24"/>
-              </w:rPr>
-              <w:t>轉問</w:t>
-            </w:r>
-          </w:p>
-          <w:p>
-            <w:pPr>
-              <w:spacing w:after="0"/>
-            </w:pPr>
-            <w:r>
-              <w:rPr>
-                <w:rFonts w:ascii="新細明體" w:hAnsi="新細明體" w:eastAsia="新細明體" w:cs="新細明體"/>
-                <w:b w:val="0"/>
-                <w:sz w:val="24"/>
-                <w:szCs w:val="24"/>
-              </w:rPr>
-            </w:r>
-          </w:p>
-          <w:p>
-            <w:pPr>
-              <w:spacing w:after="0"/>
-            </w:pPr>
-            <w:r>
-              <w:rPr>
-                <w:rFonts w:ascii="新細明體" w:hAnsi="新細明體" w:eastAsia="新細明體" w:cs="新細明體"/>
-                <w:b w:val="0"/>
-                <w:sz w:val="24"/>
-                <w:szCs w:val="24"/>
-              </w:rPr>
-              <w:t>第三段第 2 步・刪法相反的兩組對話（第 34～37 分鐘）</w:t>
-            </w:r>
-          </w:p>
-          <w:p>
-            <w:pPr>
-              <w:spacing w:after="0"/>
-            </w:pPr>
-            <w:r>
-              <w:rPr>
-                <w:rFonts w:ascii="新細明體" w:hAnsi="新細明體" w:eastAsia="新細明體" w:cs="新細明體"/>
-                <w:b w:val="0"/>
-                <w:sz w:val="24"/>
-                <w:szCs w:val="24"/>
-              </w:rPr>
-            </w:r>
-          </w:p>
-          <w:p>
-            <w:pPr>
-              <w:spacing w:after="0"/>
-            </w:pPr>
-            <w:r>
-              <w:rPr>
-                <w:rFonts w:ascii="新細明體" w:hAnsi="新細明體" w:eastAsia="新細明體" w:cs="新細明體"/>
-                <w:b w:val="0"/>
-                <w:sz w:val="24"/>
-                <w:szCs w:val="24"/>
-              </w:rPr>
-              <w:t>學生與學生串連：刪了「寄獎狀給貝克漢」的組先講，留下它的組回應，第三位說出兩者的差別；教師不裁決，最後用回歸把裁決交給課文。</w:t>
-            </w:r>
-          </w:p>
-        </w:tc>
-        <w:tc>
-          <w:tcPr>
-            <w:tcW w:type="dxa" w:w="397"/>
-          </w:tcPr>
-          <w:p>
-            <w:pPr>
-              <w:spacing w:after="0"/>
-            </w:pPr>
-            <w:r>
-              <w:rPr>
-                <w:rFonts w:ascii="新細明體" w:hAnsi="新細明體" w:eastAsia="新細明體" w:cs="新細明體"/>
-                <w:b w:val="0"/>
-                <w:sz w:val="24"/>
-                <w:szCs w:val="24"/>
-              </w:rPr>
-              <w:t>1</w:t>
-            </w:r>
-          </w:p>
-        </w:tc>
-        <w:tc>
-          <w:tcPr>
-            <w:tcW w:type="dxa" w:w="2835"/>
-          </w:tcPr>
-          <w:p>
-            <w:pPr>
-              <w:spacing w:after="0"/>
-            </w:pPr>
-            <w:r>
-              <w:rPr>
-                <w:rFonts w:ascii="新細明體" w:hAnsi="新細明體" w:eastAsia="新細明體" w:cs="新細明體"/>
-                <w:b w:val="0"/>
-                <w:sz w:val="24"/>
-                <w:szCs w:val="24"/>
-              </w:rPr>
-              <w:t>生1（第 5 組，刪了寄獎狀給貝克漢）：「寄獎狀給貝克漢可以刪，那只是說謝謝而已。」</w:t>
-            </w:r>
-          </w:p>
-        </w:tc>
-        <w:tc>
-          <w:tcPr>
-            <w:tcW w:type="dxa" w:w="2778"/>
-          </w:tcPr>
-          <w:p>
-            <w:pPr>
-              <w:spacing w:after="0"/>
-            </w:pPr>
-            <w:r>
-              <w:rPr>
-                <w:rFonts w:ascii="新細明體" w:hAnsi="新細明體" w:eastAsia="新細明體" w:cs="新細明體"/>
-                <w:b w:val="0"/>
-                <w:sz w:val="24"/>
-                <w:szCs w:val="24"/>
-              </w:rPr>
-              <w:t>不回饋生1，直接把發言權轉給留法相反的組。</w:t>
-            </w:r>
-          </w:p>
-        </w:tc>
-        <w:tc>
-          <w:tcPr>
-            <w:tcW w:type="dxa" w:w="2948"/>
-          </w:tcPr>
-          <w:p>
-            <w:pPr>
-              <w:spacing w:after="0"/>
-            </w:pPr>
-            <w:r>
-              <w:rPr>
-                <w:rFonts w:ascii="新細明體" w:hAnsi="新細明體" w:eastAsia="新細明體" w:cs="新細明體"/>
-                <w:b w:val="0"/>
-                <w:sz w:val="24"/>
-                <w:szCs w:val="24"/>
-              </w:rPr>
-              <w:t>【轉問】「第 4 組，你們把它留下來了。你們當時是怎麼想的？」</w:t>
-            </w:r>
-          </w:p>
-        </w:tc>
-      </w:tr>
-      <w:tr>
-        <w:tc>
-          <w:tcPr>
-            <w:tcW w:type="dxa" w:w="1474"/>
-            <w:vMerge/>
-          </w:tcPr>
-          <w:p/>
-        </w:tc>
-        <w:tc>
-          <w:tcPr>
-            <w:tcW w:type="dxa" w:w="397"/>
-          </w:tcPr>
-          <w:p>
-            <w:pPr>
-              <w:spacing w:after="0"/>
-            </w:pPr>
-            <w:r>
-              <w:rPr>
-                <w:rFonts w:ascii="新細明體" w:hAnsi="新細明體" w:eastAsia="新細明體" w:cs="新細明體"/>
-                <w:b w:val="0"/>
-                <w:sz w:val="24"/>
-                <w:szCs w:val="24"/>
-              </w:rPr>
-              <w:t>2</w:t>
-            </w:r>
-          </w:p>
-        </w:tc>
-        <w:tc>
-          <w:tcPr>
-            <w:tcW w:type="dxa" w:w="2835"/>
-          </w:tcPr>
-          <w:p>
-            <w:pPr>
-              <w:spacing w:after="0"/>
-            </w:pPr>
-            <w:r>
-              <w:rPr>
-                <w:rFonts w:ascii="新細明體" w:hAnsi="新細明體" w:eastAsia="新細明體" w:cs="新細明體"/>
-                <w:b w:val="0"/>
-                <w:sz w:val="24"/>
-                <w:szCs w:val="24"/>
-              </w:rPr>
-              <w:t>生2（第 4 組，留下它）：「因為貝克漢把獎狀貼到網站上，很多人才看到。」</w:t>
-            </w:r>
-          </w:p>
-        </w:tc>
-        <w:tc>
-          <w:tcPr>
-            <w:tcW w:type="dxa" w:w="2778"/>
-          </w:tcPr>
-          <w:p>
-            <w:pPr>
-              <w:spacing w:after="0"/>
-            </w:pPr>
-            <w:r>
-              <w:rPr>
-                <w:rFonts w:ascii="新細明體" w:hAnsi="新細明體" w:eastAsia="新細明體" w:cs="新細明體"/>
-                <w:b w:val="0"/>
-                <w:sz w:val="24"/>
-                <w:szCs w:val="24"/>
-              </w:rPr>
-              <w:t>不說誰對。找第三位（預定為導入段被記下「只圈到三、四件」的學生）把兩種讀法並排講出來。</w:t>
-            </w:r>
-          </w:p>
-        </w:tc>
-        <w:tc>
-          <w:tcPr>
-            <w:tcW w:type="dxa" w:w="2948"/>
-          </w:tcPr>
-          <w:p>
-            <w:pPr>
-              <w:spacing w:after="0"/>
-            </w:pPr>
-            <w:r>
-              <w:rPr>
-                <w:rFonts w:ascii="新細明體" w:hAnsi="新細明體" w:eastAsia="新細明體" w:cs="新細明體"/>
-                <w:b w:val="0"/>
-                <w:sz w:val="24"/>
-                <w:szCs w:val="24"/>
-              </w:rPr>
-              <w:t>【轉問】「生3，你聽到這兩組的差別在哪裡？」</w:t>
-            </w:r>
-          </w:p>
-        </w:tc>
-      </w:tr>
-      <w:tr>
-        <w:tc>
-          <w:tcPr>
-            <w:tcW w:type="dxa" w:w="1474"/>
-            <w:vMerge/>
-          </w:tcPr>
-          <w:p/>
-        </w:tc>
-        <w:tc>
-          <w:tcPr>
-            <w:tcW w:type="dxa" w:w="397"/>
-          </w:tcPr>
-          <w:p>
-            <w:pPr>
-              <w:spacing w:after="0"/>
-            </w:pPr>
-            <w:r>
-              <w:rPr>
-                <w:rFonts w:ascii="新細明體" w:hAnsi="新細明體" w:eastAsia="新細明體" w:cs="新細明體"/>
-                <w:b w:val="0"/>
-                <w:sz w:val="24"/>
-                <w:szCs w:val="24"/>
-              </w:rPr>
-              <w:t>3</w:t>
-            </w:r>
-          </w:p>
-        </w:tc>
-        <w:tc>
-          <w:tcPr>
-            <w:tcW w:type="dxa" w:w="2835"/>
-          </w:tcPr>
-          <w:p>
-            <w:pPr>
-              <w:spacing w:after="0"/>
-            </w:pPr>
-            <w:r>
-              <w:rPr>
-                <w:rFonts w:ascii="新細明體" w:hAnsi="新細明體" w:eastAsia="新細明體" w:cs="新細明體"/>
-                <w:b w:val="0"/>
-                <w:sz w:val="24"/>
-                <w:szCs w:val="24"/>
-              </w:rPr>
-              <w:t>生3（第 1 組）：「一個覺得獎狀是……說謝謝；一個覺得獎狀……有人看到？」（講得斷斷續續）</w:t>
-            </w:r>
-          </w:p>
-        </w:tc>
-        <w:tc>
-          <w:tcPr>
-            <w:tcW w:type="dxa" w:w="2778"/>
-          </w:tcPr>
-          <w:p>
-            <w:pPr>
-              <w:spacing w:after="0"/>
-            </w:pPr>
-            <w:r>
-              <w:rPr>
-                <w:rFonts w:ascii="新細明體" w:hAnsi="新細明體" w:eastAsia="新細明體" w:cs="新細明體"/>
-                <w:b w:val="0"/>
-                <w:sz w:val="24"/>
-                <w:szCs w:val="24"/>
-              </w:rPr>
-              <w:t>修正的動作留在學生身上。最後不由教師說「獎狀很重要」，由第 7、8 段的文字裁決。</w:t>
-            </w:r>
-          </w:p>
-        </w:tc>
-        <w:tc>
-          <w:tcPr>
-            <w:tcW w:type="dxa" w:w="2948"/>
-          </w:tcPr>
-          <w:p>
-            <w:pPr>
-              <w:spacing w:after="0"/>
-            </w:pPr>
-            <w:r>
-              <w:rPr>
-                <w:rFonts w:ascii="新細明體" w:hAnsi="新細明體" w:eastAsia="新細明體" w:cs="新細明體"/>
-                <w:b w:val="0"/>
-                <w:sz w:val="24"/>
-                <w:szCs w:val="24"/>
-              </w:rPr>
-              <w:t>【釐清】「再一次。」→（仍卡）【轉問】「有人要幫他修改一下嗎？」→ 生3 自己指名同儕補完 →【回歸】「回到課文。第七段，貝克漢把獎狀貼到哪裡？第八段，誰讀到了？」</w:t>
-            </w:r>
-          </w:p>
-        </w:tc>
-      </w:tr>
-      <w:tr>
-        <w:tc>
-          <w:tcPr>
-            <w:tcW w:type="dxa" w:w="1474"/>
-            <w:vMerge w:val="restart"/>
-          </w:tcPr>
-          <w:p>
-            <w:pPr>
-              <w:spacing w:after="0"/>
-            </w:pPr>
-            <w:r>
-              <w:rPr>
-                <w:rFonts w:ascii="新細明體" w:hAnsi="新細明體" w:eastAsia="新細明體" w:cs="新細明體"/>
-                <w:b/>
-                <w:sz w:val="24"/>
-                <w:szCs w:val="24"/>
-              </w:rPr>
-              <w:t>深究</w:t>
-            </w:r>
-          </w:p>
-          <w:p>
-            <w:pPr>
-              <w:spacing w:after="0"/>
-            </w:pPr>
-            <w:r>
-              <w:rPr>
-                <w:rFonts w:ascii="新細明體" w:hAnsi="新細明體" w:eastAsia="新細明體" w:cs="新細明體"/>
-                <w:b w:val="0"/>
-                <w:sz w:val="24"/>
-                <w:szCs w:val="24"/>
-              </w:rPr>
-            </w:r>
-          </w:p>
-          <w:p>
-            <w:pPr>
-              <w:spacing w:after="0"/>
-            </w:pPr>
-            <w:r>
-              <w:rPr>
-                <w:rFonts w:ascii="新細明體" w:hAnsi="新細明體" w:eastAsia="新細明體" w:cs="新細明體"/>
-                <w:b w:val="0"/>
-                <w:sz w:val="24"/>
-                <w:szCs w:val="24"/>
-              </w:rPr>
-              <w:t>第三段第 2 步末・答對但停在表層時往下追（第 36～38 分鐘）</w:t>
-            </w:r>
-          </w:p>
-          <w:p>
-            <w:pPr>
-              <w:spacing w:after="0"/>
-            </w:pPr>
-            <w:r>
-              <w:rPr>
-                <w:rFonts w:ascii="新細明體" w:hAnsi="新細明體" w:eastAsia="新細明體" w:cs="新細明體"/>
-                <w:b w:val="0"/>
-                <w:sz w:val="24"/>
-                <w:szCs w:val="24"/>
-              </w:rPr>
-            </w:r>
-          </w:p>
-          <w:p>
-            <w:pPr>
-              <w:spacing w:after="0"/>
-            </w:pPr>
-            <w:r>
-              <w:rPr>
-                <w:rFonts w:ascii="新細明體" w:hAnsi="新細明體" w:eastAsia="新細明體" w:cs="新細明體"/>
-                <w:b w:val="0"/>
-                <w:sz w:val="24"/>
-                <w:szCs w:val="24"/>
-              </w:rPr>
-              <w:t>從「一件帶出一件」追到「哪一件帶出哪一件」，再追到「沒有獎狀第八段的信還會不會有人讀」，最後推到歸納句。</w:t>
-            </w:r>
-          </w:p>
-        </w:tc>
-        <w:tc>
-          <w:tcPr>
-            <w:tcW w:type="dxa" w:w="397"/>
-          </w:tcPr>
-          <w:p>
-            <w:pPr>
-              <w:spacing w:after="0"/>
-            </w:pPr>
-            <w:r>
-              <w:rPr>
-                <w:rFonts w:ascii="新細明體" w:hAnsi="新細明體" w:eastAsia="新細明體" w:cs="新細明體"/>
-                <w:b w:val="0"/>
-                <w:sz w:val="24"/>
-                <w:szCs w:val="24"/>
-              </w:rPr>
-              <w:t>1</w:t>
-            </w:r>
-          </w:p>
-        </w:tc>
-        <w:tc>
-          <w:tcPr>
-            <w:tcW w:type="dxa" w:w="2835"/>
-          </w:tcPr>
-          <w:p>
-            <w:pPr>
-              <w:spacing w:after="0"/>
-            </w:pPr>
-            <w:r>
-              <w:rPr>
-                <w:rFonts w:ascii="新細明體" w:hAnsi="新細明體" w:eastAsia="新細明體" w:cs="新細明體"/>
-                <w:b w:val="0"/>
-                <w:sz w:val="24"/>
-                <w:szCs w:val="24"/>
-              </w:rPr>
-              <w:t>生1：「因為一件帶出一件啊。」（方向正確，停在表層）</w:t>
-            </w:r>
-          </w:p>
-        </w:tc>
-        <w:tc>
-          <w:tcPr>
-            <w:tcW w:type="dxa" w:w="2778"/>
-          </w:tcPr>
-          <w:p>
-            <w:pPr>
-              <w:spacing w:after="0"/>
-            </w:pPr>
-            <w:r>
-              <w:rPr>
-                <w:rFonts w:ascii="新細明體" w:hAnsi="新細明體" w:eastAsia="新細明體" w:cs="新細明體"/>
-                <w:b w:val="0"/>
-                <w:sz w:val="24"/>
-                <w:szCs w:val="24"/>
-              </w:rPr>
-              <w:t>不肯定、不否定，只要求把「帶出」落到具體的段落。</w:t>
-            </w:r>
-          </w:p>
-        </w:tc>
-        <w:tc>
-          <w:tcPr>
-            <w:tcW w:type="dxa" w:w="2948"/>
-          </w:tcPr>
-          <w:p>
-            <w:pPr>
-              <w:spacing w:after="0"/>
-            </w:pPr>
-            <w:r>
-              <w:rPr>
-                <w:rFonts w:ascii="新細明體" w:hAnsi="新細明體" w:eastAsia="新細明體" w:cs="新細明體"/>
-                <w:b w:val="0"/>
-                <w:sz w:val="24"/>
-                <w:szCs w:val="24"/>
-              </w:rPr>
-              <w:t>【深究】「哪一件帶出哪一件？指給我看。」</w:t>
-            </w:r>
-          </w:p>
-        </w:tc>
-      </w:tr>
-      <w:tr>
-        <w:tc>
-          <w:tcPr>
-            <w:tcW w:type="dxa" w:w="1474"/>
-            <w:vMerge/>
-          </w:tcPr>
-          <w:p/>
-        </w:tc>
-        <w:tc>
-          <w:tcPr>
-            <w:tcW w:type="dxa" w:w="397"/>
-          </w:tcPr>
-          <w:p>
-            <w:pPr>
-              <w:spacing w:after="0"/>
-            </w:pPr>
-            <w:r>
-              <w:rPr>
-                <w:rFonts w:ascii="新細明體" w:hAnsi="新細明體" w:eastAsia="新細明體" w:cs="新細明體"/>
-                <w:b w:val="0"/>
-                <w:sz w:val="24"/>
-                <w:szCs w:val="24"/>
-              </w:rPr>
-              <w:t>2</w:t>
-            </w:r>
-          </w:p>
-        </w:tc>
-        <w:tc>
-          <w:tcPr>
-            <w:tcW w:type="dxa" w:w="2835"/>
-          </w:tcPr>
-          <w:p>
-            <w:pPr>
-              <w:spacing w:after="0"/>
-            </w:pPr>
-            <w:r>
-              <w:rPr>
-                <w:rFonts w:ascii="新細明體" w:hAnsi="新細明體" w:eastAsia="新細明體" w:cs="新細明體"/>
-                <w:b w:val="0"/>
-                <w:sz w:val="24"/>
-                <w:szCs w:val="24"/>
-              </w:rPr>
-              <w:t>生2：「第五段做的獎狀，第七段寄給貝克漢，第八段富豪就收到一百張。」</w:t>
-            </w:r>
-          </w:p>
-        </w:tc>
-        <w:tc>
-          <w:tcPr>
-            <w:tcW w:type="dxa" w:w="2778"/>
-          </w:tcPr>
-          <w:p>
-            <w:pPr>
-              <w:spacing w:after="0"/>
-            </w:pPr>
-            <w:r>
-              <w:rPr>
-                <w:rFonts w:ascii="新細明體" w:hAnsi="新細明體" w:eastAsia="新細明體" w:cs="新細明體"/>
-                <w:b w:val="0"/>
-                <w:sz w:val="24"/>
-                <w:szCs w:val="24"/>
-              </w:rPr>
-              <w:t>把鏈結反過來問（拿掉一環會怎樣），追的是因果，不是順序。</w:t>
-            </w:r>
-          </w:p>
-        </w:tc>
-        <w:tc>
-          <w:tcPr>
-            <w:tcW w:type="dxa" w:w="2948"/>
-          </w:tcPr>
-          <w:p>
-            <w:pPr>
-              <w:spacing w:after="0"/>
-            </w:pPr>
-            <w:r>
-              <w:rPr>
-                <w:rFonts w:ascii="新細明體" w:hAnsi="新細明體" w:eastAsia="新細明體" w:cs="新細明體"/>
-                <w:b w:val="0"/>
-                <w:sz w:val="24"/>
-                <w:szCs w:val="24"/>
-              </w:rPr>
-              <w:t>【深究】「如果沒有那張獎狀，第八段那封信還會有人讀嗎？」</w:t>
-            </w:r>
-          </w:p>
-        </w:tc>
-      </w:tr>
-      <w:tr>
-        <w:tc>
-          <w:tcPr>
-            <w:tcW w:type="dxa" w:w="1474"/>
-            <w:vMerge/>
-          </w:tcPr>
-          <w:p/>
-        </w:tc>
-        <w:tc>
-          <w:tcPr>
-            <w:tcW w:type="dxa" w:w="397"/>
-          </w:tcPr>
-          <w:p>
-            <w:pPr>
-              <w:spacing w:after="0"/>
-            </w:pPr>
-            <w:r>
-              <w:rPr>
-                <w:rFonts w:ascii="新細明體" w:hAnsi="新細明體" w:eastAsia="新細明體" w:cs="新細明體"/>
-                <w:b w:val="0"/>
-                <w:sz w:val="24"/>
-                <w:szCs w:val="24"/>
-              </w:rPr>
-              <w:t>3</w:t>
-            </w:r>
-          </w:p>
-        </w:tc>
-        <w:tc>
-          <w:tcPr>
-            <w:tcW w:type="dxa" w:w="2835"/>
-          </w:tcPr>
-          <w:p>
-            <w:pPr>
-              <w:spacing w:after="0"/>
-            </w:pPr>
-            <w:r>
-              <w:rPr>
-                <w:rFonts w:ascii="新細明體" w:hAnsi="新細明體" w:eastAsia="新細明體" w:cs="新細明體"/>
-                <w:b w:val="0"/>
-                <w:sz w:val="24"/>
-                <w:szCs w:val="24"/>
-              </w:rPr>
-              <w:t>生3：「不會……沒有貝克漢貼上網，富豪不會認識她，信就……所以獎狀是中間那個？」</w:t>
-            </w:r>
-          </w:p>
-        </w:tc>
-        <w:tc>
-          <w:tcPr>
-            <w:tcW w:type="dxa" w:w="2778"/>
-          </w:tcPr>
-          <w:p>
-            <w:pPr>
-              <w:spacing w:after="0"/>
-            </w:pPr>
-            <w:r>
-              <w:rPr>
-                <w:rFonts w:ascii="新細明體" w:hAnsi="新細明體" w:eastAsia="新細明體" w:cs="新細明體"/>
-                <w:b w:val="0"/>
-                <w:sz w:val="24"/>
-                <w:szCs w:val="24"/>
-              </w:rPr>
-              <w:t>生3 說出的正是本節主菜（獎狀是整條鏈的樞紐）；教師不宣布「答對」，直接接第 3 步各自書寫歸納句，不公布標準答案。</w:t>
-            </w:r>
-          </w:p>
-        </w:tc>
-        <w:tc>
-          <w:tcPr>
-            <w:tcW w:type="dxa" w:w="2948"/>
-          </w:tcPr>
-          <w:p>
-            <w:pPr>
-              <w:spacing w:after="0"/>
-            </w:pPr>
-            <w:r>
-              <w:rPr>
-                <w:rFonts w:ascii="新細明體" w:hAnsi="新細明體" w:eastAsia="新細明體" w:cs="新細明體"/>
-                <w:b w:val="0"/>
-                <w:sz w:val="24"/>
-                <w:szCs w:val="24"/>
-              </w:rPr>
-              <w:t>【深究】「那你的歸納句要怎麼寫？回到學習單最後一行，自己寫。」</w:t>
+              <w:t>【單步】</w:t>
+            </w:r>
+          </w:p>
+          <w:p>
+            <w:pPr>
+              <w:spacing w:after="0"/>
+            </w:pPr>
+            <w:r>
+              <w:rPr>
+                <w:rFonts w:ascii="新細明體" w:hAnsi="新細明體" w:eastAsia="新細明體" w:cs="新細明體"/>
+                <w:b w:val="0"/>
+                <w:sz w:val="24"/>
+                <w:szCs w:val="24"/>
+              </w:rPr>
+              <w:t>①「貝克漢收到獎狀以後做了什麼？讀給我們聽。」</w:t>
+            </w:r>
+          </w:p>
+          <w:p>
+            <w:pPr>
+              <w:spacing w:after="0"/>
+            </w:pPr>
+            <w:r>
+              <w:rPr>
+                <w:rFonts w:ascii="新細明體" w:hAnsi="新細明體" w:eastAsia="新細明體" w:cs="新細明體"/>
+                <w:b w:val="0"/>
+                <w:sz w:val="24"/>
+                <w:szCs w:val="24"/>
+              </w:rPr>
+              <w:t>②「哪一件帶出哪一件？指給我看。」</w:t>
+            </w:r>
+          </w:p>
+          <w:p>
+            <w:pPr>
+              <w:spacing w:after="0"/>
+            </w:pPr>
+            <w:r>
+              <w:rPr>
+                <w:rFonts w:ascii="新細明體" w:hAnsi="新細明體" w:eastAsia="新細明體" w:cs="新細明體"/>
+                <w:b w:val="0"/>
+                <w:sz w:val="24"/>
+                <w:szCs w:val="24"/>
+              </w:rPr>
+            </w:r>
+          </w:p>
+          <w:p>
+            <w:pPr>
+              <w:spacing w:after="0"/>
+            </w:pPr>
+            <w:r>
+              <w:rPr>
+                <w:rFonts w:ascii="新細明體" w:hAnsi="新細明體" w:eastAsia="新細明體" w:cs="新細明體"/>
+                <w:b w:val="0"/>
+                <w:sz w:val="24"/>
+                <w:szCs w:val="24"/>
+              </w:rPr>
+              <w:t>【串連進程】</w:t>
+            </w:r>
+          </w:p>
+          <w:p>
+            <w:pPr>
+              <w:spacing w:after="0"/>
+            </w:pPr>
+            <w:r>
+              <w:rPr>
+                <w:rFonts w:ascii="新細明體" w:hAnsi="新細明體" w:eastAsia="新細明體" w:cs="新細明體"/>
+                <w:b w:val="0"/>
+                <w:sz w:val="24"/>
+                <w:szCs w:val="24"/>
+              </w:rPr>
+              <w:t>1. 【深究】「哪一件帶出哪一件？指給我看。」</w:t>
+            </w:r>
+          </w:p>
+          <w:p>
+            <w:pPr>
+              <w:spacing w:after="0"/>
+            </w:pPr>
+            <w:r>
+              <w:rPr>
+                <w:rFonts w:ascii="新細明體" w:hAnsi="新細明體" w:eastAsia="新細明體" w:cs="新細明體"/>
+                <w:b w:val="0"/>
+                <w:sz w:val="24"/>
+                <w:szCs w:val="24"/>
+              </w:rPr>
+              <w:t>2. 【深究】「如果沒有那張獎狀，第八段那封信還會有人讀嗎？」</w:t>
+            </w:r>
+          </w:p>
+          <w:p>
+            <w:pPr>
+              <w:spacing w:after="0"/>
+            </w:pPr>
+            <w:r>
+              <w:rPr>
+                <w:rFonts w:ascii="新細明體" w:hAnsi="新細明體" w:eastAsia="新細明體" w:cs="新細明體"/>
+                <w:b w:val="0"/>
+                <w:sz w:val="24"/>
+                <w:szCs w:val="24"/>
+              </w:rPr>
+              <w:t>3. 【深究】「那你的歸納句要怎麼寫？回到學習單最後一行，自己寫。」</w:t>
             </w:r>
           </w:p>
         </w:tc>
